--- a/docs/labs/pr12/ds/reports/0302-pz01-ds.docx
+++ b/docs/labs/pr12/ds/reports/0302-pz01-ds.docx
@@ -50,6 +50,9 @@
         <w:gridCol w:w="3312"/>
       </w:tblGrid>
       <w:tr>
+        <w:trPr>
+          <w:tblHeader w:val="true"/>
+        </w:trPr>
         <w:tc>
           <w:tcPr>
             <w:tcW w:type="dxa" w:w="1440"/>
@@ -487,6 +490,9 @@
         <w:gridCol w:w="2484"/>
       </w:tblGrid>
       <w:tr>
+        <w:trPr>
+          <w:tblHeader w:val="true"/>
+        </w:trPr>
         <w:tc>
           <w:tcPr>
             <w:tcW w:type="dxa" w:w="1008"/>

--- a/docs/labs/pr12/ds/reports/0302-pz01-ds.docx
+++ b/docs/labs/pr12/ds/reports/0302-pz01-ds.docx
@@ -57,6 +57,9 @@
         <w:gridCol w:w="2743"/>
       </w:tblGrid>
       <w:tr>
+        <w:trPr>
+          <w:tblHeader w:val="true"/>
+        </w:trPr>
         <w:tc>
           <w:tcPr>
             <w:tcW w:w="3261" w:type="dxa"/>
@@ -300,6 +303,9 @@
         <w:gridCol w:w="9356"/>
       </w:tblGrid>
       <w:tr>
+        <w:trPr>
+          <w:tblHeader w:val="true"/>
+        </w:trPr>
         <w:tc>
           <w:tcPr>
             <w:tcW w:w="9356" w:type="dxa"/>
@@ -441,6 +447,9 @@
         <w:gridCol w:w="3018"/>
       </w:tblGrid>
       <w:tr>
+        <w:trPr>
+          <w:tblHeader w:val="true"/>
+        </w:trPr>
         <w:tc>
           <w:tcPr>
             <w:tcW w:w="1560" w:type="dxa"/>
@@ -2414,6 +2423,9 @@
         <w:gridCol w:w="1871"/>
       </w:tblGrid>
       <w:tr>
+        <w:trPr>
+          <w:tblHeader w:val="true"/>
+        </w:trPr>
         <w:tc>
           <w:tcPr>
             <w:tcW w:type="dxa" w:w="1871"/>

--- a/docs/labs/pr12/ds/reports/0302-pz01-ds.docx
+++ b/docs/labs/pr12/ds/reports/0302-pz01-ds.docx
@@ -997,12 +997,6 @@
       </w:r>
     </w:p>
     <w:p>
-      <w:pPr/>
-      <w:r>
-        <w:t>Шаблон адаптирован к приложенной актуальной методичке. Это НЕ выполненный отчёт. Автор заполняет только фактические результаты со ссылками на commit, команды и журналы. Агент не делает и не генерирует скриншоты: каждый рисунок вставляет студент по инструкции. После заполнения текста, таблиц, ссылок и точных инструкций, но до вставки реальных изображений, допустим статус CONTENT_READY_IMAGES_PENDING; он не означает готовность к сдаче. Непроведённые действия имеют статус NOT RUN, реальные ограничения — BLOCKED. Независимые проверки, оппонирование, разговор с пользователем и подписи нельзя имитировать. Перед экспортом обновить оглавление и номера страниц в Word/LibreOffice.</w:t>
-      </w:r>
-    </w:p>
-    <w:p>
       <w:r>
         <w:t>Отчёт заполняется индивидуально. Общие материалы проекта приводятся по ссылкам; результаты и выводы относятся к личному участку студента.</w:t>
       </w:r>
@@ -1292,7 +1286,7 @@
           </w:tcPr>
           <w:p>
             <w:r>
-              <w:t>NOT CREATED — human/Lead gate → 2ac0797ab620c7a6af23320ef8872751c40898aa</w:t>
+              <w:t>NOT CREATED — human/Lead gate → 7e815aa790e0ebba58e453e786bda45b9266161d</w:t>
             </w:r>
           </w:p>
         </w:tc>
@@ -2514,7 +2508,7 @@
           </w:tcPr>
           <w:p>
             <w:r>
-              <w:t>Дмитрий Стацюк; 2026-10-19; 2ac0797ab620c7a6af23320ef8872751c40898aa</w:t>
+              <w:t>Дмитрий Стацюк; 2026-10-19; 7e815aa790e0ebba58e453e786bda45b9266161d</w:t>
             </w:r>
           </w:p>
         </w:tc>

--- a/docs/labs/pr12/ds/reports/0302-pz01-ds.docx
+++ b/docs/labs/pr12/ds/reports/0302-pz01-ds.docx
@@ -3050,7 +3050,7 @@
     </w:p>
     <w:p>
       <w:r>
-        <w:t>Каждый слот заполнить реальным снимком вручную. До выдачи инструкции студенту агент обязан заменить все NOT CONDUCTED / HUMAN ACTION REQUIRED в инструкции фактическими URL, путями, командами, SHA, тегом и именами из выполненной задачи. Неразрешённый адрес или команда не считаются готовой инструкцией. Если действие не выполнено, отметить NOT RUN/BLOCKED и конкретное действие ответственного человека; не рисовать подтверждение.</w:t>
+        <w:t>Каждый слот заполнить реальным снимком вручную. Все агентские команды, URL, cwd, SHA, версии, ожидаемые признаки, имена PNG, подписи и правила сокрытия уже указаны в инструкции к конкретному рисунку. Слоты NOT CONDUCTED / HUMAN ACTION REQUIRED относятся только к личным учебным действиям или независимому human gate; их нельзя выдавать за PASS и нельзя заменять выдуманными данными.</w:t>
       </w:r>
     </w:p>
     <w:p>
@@ -3068,7 +3068,7 @@
     </w:p>
     <w:p>
       <w:r>
-        <w:t>Что открыть/выполнить: Открыть https://hitpipe.atlassian.net/browse/HIT-46 и https://github.com/hitpipe/hitpipe/pull/23; во вкладке Files changed раскрыть изменение требования HIT-42 TargetReadback refinement. Показать ключ задачи, автора, исходную/целевую ветви, состояние PR и смысловой diff. При необходимости использовать два подрисунка.</w:t>
+        <w:t>Что открыть/выполнить: Открыть https://hitpipe.atlassian.net/browse/HIT-47 и https://github.com/hitpipe/hitpipe/pull/29; во вкладке Files changed раскрыть изменение требования HIT-42 TargetReadback refinement. Показать ключ задачи, автора, исходную/целевую ветви, состояние PR и смысловой diff. При необходимости использовать два подрисунка.</w:t>
       </w:r>
     </w:p>
     <w:p>
@@ -3096,7 +3096,7 @@
     </w:p>
     <w:p>
       <w:r>
-        <w:t>Что открыть/выполнить: Открыть https://github.com/hitpipe/hitpipe/pull/23 для commit 2bff32f3841a039e59924c4c9f32e05f9bbdd0d1. Показать SHA, имена реально выполненных проверок, общий статус; раскрыть журнал содержательной проверки PR12 delivery — bootstrap or submitted component checks, чтобы было видно, что проверялось.</w:t>
+        <w:t>Что открыть/выполнить: Открыть https://github.com/hitpipe/hitpipe/pull/29 для commit 7e815aa790e0ebba58e453e786bda45b9266161d. Показать SHA, имена реально выполненных проверок, общий статус; раскрыть журнал содержательной проверки PR12 delivery — bootstrap or submitted component checks, чтобы было видно, что проверялось.</w:t>
       </w:r>
     </w:p>
     <w:p>
@@ -3152,22 +3152,22 @@
     </w:p>
     <w:p>
       <w:r>
-        <w:t>• PR #23: https://github.com/hitpipe/hitpipe/pull/23</w:t>
-      </w:r>
-    </w:p>
-    <w:p>
-      <w:r>
-        <w:t>• C1–D1 PR chain: https://github.com/hitpipe/hitpipe/pull/27</w:t>
-      </w:r>
-    </w:p>
-    <w:p>
-      <w:r>
-        <w:t>• Primary requirement path: docs/labs/pr12/ds/requirement-change.md</w:t>
-      </w:r>
-    </w:p>
-    <w:p>
-      <w:r>
-        <w:t>• Status: CONTENT_READY_IMAGES_PENDING; interview and opposition NOT CONDUCTED.</w:t>
+        <w:t>• Correction PR #29: https://github.com/hitpipe/hitpipe/pull/29</w:t>
+      </w:r>
+    </w:p>
+    <w:p>
+      <w:r>
+        <w:t>• Correction source commit: 7e815aa790e0ebba58e453e786bda45b9266161d</w:t>
+      </w:r>
+    </w:p>
+    <w:p>
+      <w:r>
+        <w:t>• Primary requirement path: docs/labs/pr12/ds/requirements.md; correction record: docs/labs/pr12/ds/review/correction-record.md</w:t>
+      </w:r>
+    </w:p>
+    <w:p>
+      <w:r>
+        <w:t>• Status: CONTENT_READY_IMAGES_PENDING; interview and opposition NOT CONDUCTED — these are human gates, not simulated evidence.</w:t>
       </w:r>
     </w:p>
     <w:p>

--- a/docs/labs/pr12/ds/reports/0302-pz01-ds.docx
+++ b/docs/labs/pr12/ds/reports/0302-pz01-ds.docx
@@ -357,6 +357,7 @@
           <w:rFonts w:eastAsia="Times New Roman"/>
         </w:rPr>
       </w:pPr>
+      <w:r/>
     </w:p>
     <w:p>
       <w:pPr>
@@ -366,6 +367,7 @@
           <w:rFonts w:eastAsia="Times New Roman"/>
         </w:rPr>
       </w:pPr>
+      <w:r/>
     </w:p>
     <w:p>
       <w:pPr>
@@ -375,6 +377,7 @@
           <w:rFonts w:eastAsia="Times New Roman"/>
         </w:rPr>
       </w:pPr>
+      <w:r/>
     </w:p>
     <w:p>
       <w:pPr>
@@ -384,6 +387,7 @@
           <w:rFonts w:eastAsia="Times New Roman"/>
         </w:rPr>
       </w:pPr>
+      <w:r/>
     </w:p>
     <w:p>
       <w:pPr>
@@ -393,6 +397,7 @@
           <w:rFonts w:eastAsia="Times New Roman"/>
         </w:rPr>
       </w:pPr>
+      <w:r/>
     </w:p>
     <w:p>
       <w:pPr>
@@ -402,6 +407,7 @@
           <w:rFonts w:eastAsia="Times New Roman"/>
         </w:rPr>
       </w:pPr>
+      <w:r/>
     </w:p>
     <w:p>
       <w:pPr>
@@ -411,6 +417,7 @@
           <w:rFonts w:eastAsia="Times New Roman"/>
         </w:rPr>
       </w:pPr>
+      <w:r/>
     </w:p>
     <w:p>
       <w:pPr>
@@ -974,9 +981,7 @@
       <w:pPr>
         <w:ind w:firstLine="0"/>
       </w:pPr>
-      <w:r>
-        <w:fldChar w:fldCharType="end"/>
-      </w:r>
+      <w:r/>
     </w:p>
     <w:p>
       <w:pPr>
@@ -1100,12 +1105,41 @@
             <w:tcW w:w="4677" w:type="dxa"/>
           </w:tcPr>
           <w:p>
+            <w:r>
+              <w:t>Дмитрий Стацюк, группа не указана</w:t>
+            </w:r>
+          </w:p>
+        </w:tc>
+      </w:tr>
+      <w:tr>
+        <w:trPr>
+          <w:cantSplit/>
+          <w:jc w:val="center"/>
+        </w:trPr>
+        <w:tc>
+          <w:tcPr>
+            <w:tcW w:w="4677" w:type="dxa"/>
+          </w:tcPr>
+          <w:p>
             <w:pPr>
               <w:pStyle w:val="ae"/>
               <w:keepNext/>
               <w:spacing w:before="40" w:after="40"/>
               <w:jc w:val="left"/>
             </w:pPr>
+            <w:r>
+              <w:t>Проект и команда</w:t>
+            </w:r>
+          </w:p>
+        </w:tc>
+        <w:tc>
+          <w:tcPr>
+            <w:tcW w:w="4677" w:type="dxa"/>
+          </w:tcPr>
+          <w:p>
+            <w:r>
+              <w:t>HitPipe; Delivery - Destination Integrations</w:t>
+            </w:r>
           </w:p>
         </w:tc>
       </w:tr>
@@ -1126,10 +1160,26 @@
               <w:jc w:val="left"/>
             </w:pPr>
             <w:r>
-              <w:t>Проект и команда</w:t>
-            </w:r>
-          </w:p>
-        </w:tc>
+              <w:t>Индивидуальный участок</w:t>
+            </w:r>
+          </w:p>
+        </w:tc>
+        <w:tc>
+          <w:tcPr>
+            <w:tcW w:w="4677" w:type="dxa"/>
+          </w:tcPr>
+          <w:p>
+            <w:r>
+              <w:t>TargetReadback / services/delivery</w:t>
+            </w:r>
+          </w:p>
+        </w:tc>
+      </w:tr>
+      <w:tr>
+        <w:trPr>
+          <w:cantSplit/>
+          <w:jc w:val="center"/>
+        </w:trPr>
         <w:tc>
           <w:tcPr>
             <w:tcW w:w="4677" w:type="dxa"/>
@@ -1141,6 +1191,19 @@
               <w:spacing w:before="40" w:after="40"/>
               <w:jc w:val="left"/>
             </w:pPr>
+            <w:r>
+              <w:t>Репозиторий</w:t>
+            </w:r>
+          </w:p>
+        </w:tc>
+        <w:tc>
+          <w:tcPr>
+            <w:tcW w:w="4677" w:type="dxa"/>
+          </w:tcPr>
+          <w:p>
+            <w:r>
+              <w:t>https://github.com/hitpipe/hitpipe</w:t>
+            </w:r>
           </w:p>
         </w:tc>
       </w:tr>
@@ -1156,12 +1219,11 @@
           <w:p>
             <w:pPr>
               <w:pStyle w:val="ae"/>
-              <w:keepNext/>
               <w:spacing w:before="40" w:after="40"/>
               <w:jc w:val="left"/>
             </w:pPr>
             <w:r>
-              <w:t>Индивидуальный участок</w:t>
+              <w:t>Тег сдачи</w:t>
             </w:r>
           </w:p>
         </w:tc>
@@ -1170,80 +1232,53 @@
             <w:tcW w:w="4677" w:type="dxa"/>
           </w:tcPr>
           <w:p>
-            <w:pPr>
-              <w:pStyle w:val="ae"/>
-              <w:keepNext/>
-              <w:spacing w:before="40" w:after="40"/>
-              <w:jc w:val="left"/>
-            </w:pPr>
+            <w:r>
+              <w:t>не создан — human/Lead gate</w:t>
+            </w:r>
           </w:p>
         </w:tc>
       </w:tr>
       <w:tr>
-        <w:trPr>
-          <w:cantSplit/>
-          <w:jc w:val="center"/>
-        </w:trPr>
-        <w:tc>
-          <w:tcPr>
-            <w:tcW w:w="4677" w:type="dxa"/>
-          </w:tcPr>
-          <w:p>
-            <w:pPr>
-              <w:pStyle w:val="ae"/>
-              <w:keepNext/>
-              <w:spacing w:before="40" w:after="40"/>
-              <w:jc w:val="left"/>
-            </w:pPr>
-            <w:r>
-              <w:t>Репозиторий</w:t>
-            </w:r>
-          </w:p>
-        </w:tc>
-        <w:tc>
-          <w:tcPr>
-            <w:tcW w:w="4677" w:type="dxa"/>
-          </w:tcPr>
-          <w:p>
-            <w:pPr>
-              <w:pStyle w:val="ae"/>
-              <w:keepNext/>
-              <w:spacing w:before="40" w:after="40"/>
-              <w:jc w:val="left"/>
-            </w:pPr>
+        <w:tc>
+          <w:tcPr>
+            <w:tcW w:type="dxa" w:w="4677"/>
+          </w:tcPr>
+          <w:p>
+            <w:r>
+              <w:t>Вариант выполнения</w:t>
+            </w:r>
+          </w:p>
+        </w:tc>
+        <w:tc>
+          <w:tcPr>
+            <w:tcW w:type="dxa" w:w="4677"/>
+          </w:tcPr>
+          <w:p>
+            <w:r>
+              <w:t>bafc97a0eb5cc2b2aba68c04a74b179b61432d82; correction PR #29</w:t>
+            </w:r>
           </w:p>
         </w:tc>
       </w:tr>
       <w:tr>
-        <w:trPr>
-          <w:cantSplit/>
-          <w:jc w:val="center"/>
-        </w:trPr>
-        <w:tc>
-          <w:tcPr>
-            <w:tcW w:w="4677" w:type="dxa"/>
-          </w:tcPr>
-          <w:p>
-            <w:pPr>
-              <w:pStyle w:val="ae"/>
-              <w:spacing w:before="40" w:after="40"/>
-              <w:jc w:val="left"/>
-            </w:pPr>
-            <w:r>
-              <w:t>Тег сдачи</w:t>
-            </w:r>
-          </w:p>
-        </w:tc>
-        <w:tc>
-          <w:tcPr>
-            <w:tcW w:w="4677" w:type="dxa"/>
-          </w:tcPr>
-          <w:p>
-            <w:pPr>
-              <w:pStyle w:val="ae"/>
-              <w:spacing w:before="40" w:after="40"/>
-              <w:jc w:val="left"/>
-            </w:pPr>
+        <w:tc>
+          <w:tcPr>
+            <w:tcW w:type="dxa" w:w="4677"/>
+          </w:tcPr>
+          <w:p>
+            <w:r>
+              <w:t>Версия и commit</w:t>
+            </w:r>
+          </w:p>
+        </w:tc>
+        <w:tc>
+          <w:tcPr>
+            <w:tcW w:type="dxa" w:w="4677"/>
+          </w:tcPr>
+          <w:p>
+            <w:r>
+              <w:t>NOT CREATED — human/Lead gate → bafc97a0eb5cc2b2aba68c04a74b179b61432d82</w:t>
+            </w:r>
           </w:p>
         </w:tc>
       </w:tr>
@@ -1254,7 +1289,7 @@
           </w:tcPr>
           <w:p>
             <w:r>
-              <w:t>Вариант выполнения</w:t>
+              <w:t>Состояние отчёта</w:t>
             </w:r>
           </w:p>
         </w:tc>
@@ -1264,7 +1299,7 @@
           </w:tcPr>
           <w:p>
             <w:r>
-              <w:t>Собственная зона HitPipe; реальный код и воспроизводимые тесты</w:t>
+              <w:t>CONTENT_READY_IMAGES_PENDING; interview/opposition/peer checks remain human gates</w:t>
             </w:r>
           </w:p>
         </w:tc>
@@ -1276,50 +1311,6 @@
           </w:tcPr>
           <w:p>
             <w:r>
-              <w:t>Версия и commit</w:t>
-            </w:r>
-          </w:p>
-        </w:tc>
-        <w:tc>
-          <w:tcPr>
-            <w:tcW w:type="dxa" w:w="4677"/>
-          </w:tcPr>
-          <w:p>
-            <w:r>
-              <w:t>NOT CREATED — human/Lead gate → 7e815aa790e0ebba58e453e786bda45b9266161d</w:t>
-            </w:r>
-          </w:p>
-        </w:tc>
-      </w:tr>
-      <w:tr>
-        <w:tc>
-          <w:tcPr>
-            <w:tcW w:type="dxa" w:w="4677"/>
-          </w:tcPr>
-          <w:p>
-            <w:r>
-              <w:t>Состояние отчёта</w:t>
-            </w:r>
-          </w:p>
-        </w:tc>
-        <w:tc>
-          <w:tcPr>
-            <w:tcW w:type="dxa" w:w="4677"/>
-          </w:tcPr>
-          <w:p>
-            <w:r>
-              <w:t>TEMPLATE_UNFILLED; после заполнения — CONTENT_READY_IMAGES_PENDING до вставки реальных снимков</w:t>
-            </w:r>
-          </w:p>
-        </w:tc>
-      </w:tr>
-      <w:tr>
-        <w:tc>
-          <w:tcPr>
-            <w:tcW w:type="dxa" w:w="4677"/>
-          </w:tcPr>
-          <w:p>
-            <w:r>
               <w:t>Источник формы</w:t>
             </w:r>
           </w:p>
@@ -1340,6 +1331,7 @@
       <w:pPr>
         <w:spacing w:after="60" w:line="240" w:lineRule="auto"/>
       </w:pPr>
+      <w:r/>
     </w:p>
     <w:p>
       <w:pPr>
@@ -1457,11 +1449,9 @@
             <w:tcW w:w="2598" w:type="dxa"/>
           </w:tcPr>
           <w:p>
-            <w:pPr>
-              <w:pStyle w:val="ae"/>
-              <w:spacing w:before="40" w:after="40"/>
-              <w:jc w:val="left"/>
-            </w:pPr>
+            <w:r>
+              <w:t>Desk-research questions</w:t>
+            </w:r>
           </w:p>
         </w:tc>
         <w:tc>
@@ -1469,11 +1459,9 @@
             <w:tcW w:w="3378" w:type="dxa"/>
           </w:tcPr>
           <w:p>
-            <w:pPr>
-              <w:pStyle w:val="ae"/>
-              <w:spacing w:before="40" w:after="40"/>
-              <w:jc w:val="left"/>
-            </w:pPr>
+            <w:r>
+              <w:t>Source: locked HP-VER-001/formal DeliveryIntent, ObservedTaskAttributes, TaskObservation; no live interview</w:t>
+            </w:r>
           </w:p>
         </w:tc>
         <w:tc>
@@ -1481,11 +1469,9 @@
             <w:tcW w:w="3378" w:type="dxa"/>
           </w:tcPr>
           <w:p>
-            <w:pPr>
-              <w:pStyle w:val="ae"/>
-              <w:spacing w:before="40" w:after="40"/>
-              <w:jc w:val="left"/>
-            </w:pPr>
+            <w:r>
+              <w:t>Open human action: conduct real interview and attach date/participants/answers; do not treat desk research as interview</w:t>
+            </w:r>
           </w:p>
         </w:tc>
       </w:tr>
@@ -1494,6 +1480,7 @@
       <w:pPr>
         <w:spacing w:after="60" w:line="240" w:lineRule="auto"/>
       </w:pPr>
+      <w:r/>
     </w:p>
     <w:p>
       <w:r>
@@ -1673,14 +1660,8 @@
             <w:tcW w:w="1086" w:type="dxa"/>
           </w:tcPr>
           <w:p>
-            <w:pPr>
-              <w:pStyle w:val="ae"/>
-              <w:keepNext/>
-              <w:spacing w:before="40" w:after="40"/>
-              <w:jc w:val="left"/>
-            </w:pPr>
-            <w:r>
-              <w:t>FR-…</w:t>
+            <w:r>
+              <w:t>FR-1</w:t>
             </w:r>
           </w:p>
         </w:tc>
@@ -1689,12 +1670,9 @@
             <w:tcW w:w="1670" w:type="dxa"/>
           </w:tcPr>
           <w:p>
-            <w:pPr>
-              <w:pStyle w:val="ae"/>
-              <w:keepNext/>
-              <w:spacing w:before="40" w:after="40"/>
-              <w:jc w:val="left"/>
-            </w:pPr>
+            <w:r>
+              <w:t>Compare workspace/list/title/assignee/handoff/context</w:t>
+            </w:r>
           </w:p>
         </w:tc>
         <w:tc>
@@ -1702,12 +1680,9 @@
             <w:tcW w:w="1670" w:type="dxa"/>
           </w:tcPr>
           <w:p>
-            <w:pPr>
-              <w:pStyle w:val="ae"/>
-              <w:keepNext/>
-              <w:spacing w:before="40" w:after="40"/>
-              <w:jc w:val="left"/>
-            </w:pPr>
+            <w:r>
+              <w:t>requirements.md FR-1; formal projection</w:t>
+            </w:r>
           </w:p>
         </w:tc>
         <w:tc>
@@ -1715,12 +1690,9 @@
             <w:tcW w:w="1086" w:type="dxa"/>
           </w:tcPr>
           <w:p>
-            <w:pPr>
-              <w:pStyle w:val="ae"/>
-              <w:keepNext/>
-              <w:spacing w:before="40" w:after="40"/>
-              <w:jc w:val="left"/>
-            </w:pPr>
+            <w:r>
+              <w:t>MVP</w:t>
+            </w:r>
           </w:p>
         </w:tc>
         <w:tc>
@@ -1728,12 +1700,9 @@
             <w:tcW w:w="2172" w:type="dxa"/>
           </w:tcPr>
           <w:p>
-            <w:pPr>
-              <w:pStyle w:val="ae"/>
-              <w:keepNext/>
-              <w:spacing w:before="40" w:after="40"/>
-              <w:jc w:val="left"/>
-            </w:pPr>
+            <w:r>
+              <w:t>go test ./...; typed outcome; PASS on source head</w:t>
+            </w:r>
           </w:p>
         </w:tc>
         <w:tc>
@@ -1741,12 +1710,9 @@
             <w:tcW w:w="1670" w:type="dxa"/>
           </w:tcPr>
           <w:p>
-            <w:pPr>
-              <w:pStyle w:val="ae"/>
-              <w:keepNext/>
-              <w:spacing w:before="40" w:after="40"/>
-              <w:jc w:val="left"/>
-            </w:pPr>
+            <w:r>
+              <w:t>implemented</w:t>
+            </w:r>
           </w:p>
         </w:tc>
       </w:tr>
@@ -1760,14 +1726,8 @@
             <w:tcW w:w="1086" w:type="dxa"/>
           </w:tcPr>
           <w:p>
-            <w:pPr>
-              <w:pStyle w:val="ae"/>
-              <w:keepNext/>
-              <w:spacing w:before="40" w:after="40"/>
-              <w:jc w:val="left"/>
-            </w:pPr>
-            <w:r>
-              <w:t>FR-…</w:t>
+            <w:r>
+              <w:t>FR-2</w:t>
             </w:r>
           </w:p>
         </w:tc>
@@ -1776,12 +1736,9 @@
             <w:tcW w:w="1670" w:type="dxa"/>
           </w:tcPr>
           <w:p>
-            <w:pPr>
-              <w:pStyle w:val="ae"/>
-              <w:keepNext/>
-              <w:spacing w:before="40" w:after="40"/>
-              <w:jc w:val="left"/>
-            </w:pPr>
+            <w:r>
+              <w:t>One canonical lowercase-UUID handoff with Service/Order/Context and matching markers</w:t>
+            </w:r>
           </w:p>
         </w:tc>
         <w:tc>
@@ -1789,12 +1746,9 @@
             <w:tcW w:w="1670" w:type="dxa"/>
           </w:tcPr>
           <w:p>
-            <w:pPr>
-              <w:pStyle w:val="ae"/>
-              <w:keepNext/>
-              <w:spacing w:before="40" w:after="40"/>
-              <w:jc w:val="left"/>
-            </w:pPr>
+            <w:r>
+              <w:t>requirements.md FR-2; BP004/T013</w:t>
+            </w:r>
           </w:p>
         </w:tc>
         <w:tc>
@@ -1802,12 +1756,9 @@
             <w:tcW w:w="1086" w:type="dxa"/>
           </w:tcPr>
           <w:p>
-            <w:pPr>
-              <w:pStyle w:val="ae"/>
-              <w:keepNext/>
-              <w:spacing w:before="40" w:after="40"/>
-              <w:jc w:val="left"/>
-            </w:pPr>
+            <w:r>
+              <w:t>MVP</w:t>
+            </w:r>
           </w:p>
         </w:tc>
         <w:tc>
@@ -1815,12 +1766,9 @@
             <w:tcW w:w="2172" w:type="dxa"/>
           </w:tcPr>
           <w:p>
-            <w:pPr>
-              <w:pStyle w:val="ae"/>
-              <w:keepNext/>
-              <w:spacing w:before="40" w:after="40"/>
-              <w:jc w:val="left"/>
-            </w:pPr>
+            <w:r>
+              <w:t>readback regression suite; PASS</w:t>
+            </w:r>
           </w:p>
         </w:tc>
         <w:tc>
@@ -1828,12 +1776,9 @@
             <w:tcW w:w="1670" w:type="dxa"/>
           </w:tcPr>
           <w:p>
-            <w:pPr>
-              <w:pStyle w:val="ae"/>
-              <w:keepNext/>
-              <w:spacing w:before="40" w:after="40"/>
-              <w:jc w:val="left"/>
-            </w:pPr>
+            <w:r>
+              <w:t>implemented</w:t>
+            </w:r>
           </w:p>
         </w:tc>
       </w:tr>
@@ -1847,13 +1792,8 @@
             <w:tcW w:w="1086" w:type="dxa"/>
           </w:tcPr>
           <w:p>
-            <w:pPr>
-              <w:pStyle w:val="ae"/>
-              <w:spacing w:before="40" w:after="40"/>
-              <w:jc w:val="left"/>
-            </w:pPr>
-            <w:r>
-              <w:t>NFR-…</w:t>
+            <w:r>
+              <w:t>NFR-2</w:t>
             </w:r>
           </w:p>
         </w:tc>
@@ -1862,11 +1802,9 @@
             <w:tcW w:w="1670" w:type="dxa"/>
           </w:tcPr>
           <w:p>
-            <w:pPr>
-              <w:pStyle w:val="ae"/>
-              <w:spacing w:before="40" w:after="40"/>
-              <w:jc w:val="left"/>
-            </w:pPr>
+            <w:r>
+              <w:t>JCS escaped configured projection ≤32KiB; rendered block ≤36KiB</w:t>
+            </w:r>
           </w:p>
         </w:tc>
         <w:tc>
@@ -1874,11 +1812,9 @@
             <w:tcW w:w="1670" w:type="dxa"/>
           </w:tcPr>
           <w:p>
-            <w:pPr>
-              <w:pStyle w:val="ae"/>
-              <w:spacing w:before="40" w:after="40"/>
-              <w:jc w:val="left"/>
-            </w:pPr>
+            <w:r>
+              <w:t>requirements.md NFR-2</w:t>
+            </w:r>
           </w:p>
         </w:tc>
         <w:tc>
@@ -1886,11 +1822,9 @@
             <w:tcW w:w="1086" w:type="dxa"/>
           </w:tcPr>
           <w:p>
-            <w:pPr>
-              <w:pStyle w:val="ae"/>
-              <w:spacing w:before="40" w:after="40"/>
-              <w:jc w:val="left"/>
-            </w:pPr>
+            <w:r>
+              <w:t>MVP</w:t>
+            </w:r>
           </w:p>
         </w:tc>
         <w:tc>
@@ -1898,11 +1832,9 @@
             <w:tcW w:w="2172" w:type="dxa"/>
           </w:tcPr>
           <w:p>
-            <w:pPr>
-              <w:pStyle w:val="ae"/>
-              <w:spacing w:before="40" w:after="40"/>
-              <w:jc w:val="left"/>
-            </w:pPr>
+            <w:r>
+              <w:t>quote-heavy boundary test; PASS</w:t>
+            </w:r>
           </w:p>
         </w:tc>
         <w:tc>
@@ -1910,11 +1842,9 @@
             <w:tcW w:w="1670" w:type="dxa"/>
           </w:tcPr>
           <w:p>
-            <w:pPr>
-              <w:pStyle w:val="ae"/>
-              <w:spacing w:before="40" w:after="40"/>
-              <w:jc w:val="left"/>
-            </w:pPr>
+            <w:r>
+              <w:t>implemented</w:t>
+            </w:r>
           </w:p>
         </w:tc>
       </w:tr>
@@ -1923,6 +1853,7 @@
       <w:pPr>
         <w:spacing w:after="60" w:line="240" w:lineRule="auto"/>
       </w:pPr>
+      <w:r/>
     </w:p>
     <w:p>
       <w:r>
@@ -2097,12 +2028,9 @@
             <w:tcW w:w="3378" w:type="dxa"/>
           </w:tcPr>
           <w:p>
-            <w:pPr>
-              <w:pStyle w:val="ae"/>
-              <w:keepNext/>
-              <w:spacing w:before="40" w:after="40"/>
-              <w:jc w:val="left"/>
-            </w:pPr>
+            <w:r>
+              <w:t>DS-REV-003 JSON boundary</w:t>
+            </w:r>
           </w:p>
         </w:tc>
         <w:tc>
@@ -2110,12 +2038,9 @@
             <w:tcW w:w="2598" w:type="dxa"/>
           </w:tcPr>
           <w:p>
-            <w:pPr>
-              <w:pStyle w:val="ae"/>
-              <w:keepNext/>
-              <w:spacing w:before="40" w:after="40"/>
-              <w:jc w:val="left"/>
-            </w:pPr>
+            <w:r>
+              <w:t>Strict lexical structure, duplicate/exact keys, EOF and surrogate pairing</w:t>
+            </w:r>
           </w:p>
         </w:tc>
         <w:tc>
@@ -2123,12 +2048,9 @@
             <w:tcW w:w="3378" w:type="dxa"/>
           </w:tcPr>
           <w:p>
-            <w:pPr>
-              <w:pStyle w:val="ae"/>
-              <w:keepNext/>
-              <w:spacing w:before="40" w:after="40"/>
-              <w:jc w:val="left"/>
-            </w:pPr>
+            <w:r>
+              <w:t>fixtures.go + review_regressions_test.go + go test log</w:t>
+            </w:r>
           </w:p>
         </w:tc>
       </w:tr>
@@ -2142,11 +2064,9 @@
             <w:tcW w:w="3378" w:type="dxa"/>
           </w:tcPr>
           <w:p>
-            <w:pPr>
-              <w:pStyle w:val="ae"/>
-              <w:spacing w:before="40" w:after="40"/>
-              <w:jc w:val="left"/>
-            </w:pPr>
+            <w:r>
+              <w:t>DS-REV-001/004 handoff/control/budget</w:t>
+            </w:r>
           </w:p>
         </w:tc>
         <w:tc>
@@ -2154,11 +2074,9 @@
             <w:tcW w:w="2598" w:type="dxa"/>
           </w:tcPr>
           <w:p>
-            <w:pPr>
-              <w:pStyle w:val="ae"/>
-              <w:spacing w:before="40" w:after="40"/>
-              <w:jc w:val="left"/>
-            </w:pPr>
+            <w:r>
+              <w:t>Canonical T013 labels, UUID, markers, controls and escaped-byte budgets</w:t>
+            </w:r>
           </w:p>
         </w:tc>
         <w:tc>
@@ -2166,11 +2084,9 @@
             <w:tcW w:w="3378" w:type="dxa"/>
           </w:tcPr>
           <w:p>
-            <w:pPr>
-              <w:pStyle w:val="ae"/>
-              <w:spacing w:before="40" w:after="40"/>
-              <w:jc w:val="left"/>
-            </w:pPr>
+            <w:r>
+              <w:t>readback.go + tests + requirements.md</w:t>
+            </w:r>
           </w:p>
         </w:tc>
       </w:tr>
@@ -2179,6 +2095,7 @@
       <w:pPr>
         <w:spacing w:after="60" w:line="240" w:lineRule="auto"/>
       </w:pPr>
+      <w:r/>
     </w:p>
     <w:p>
       <w:r>
@@ -2327,11 +2244,9 @@
             <w:tcW w:w="1765" w:type="dxa"/>
           </w:tcPr>
           <w:p>
-            <w:pPr>
-              <w:pStyle w:val="ae"/>
-              <w:spacing w:before="40" w:after="40"/>
-              <w:jc w:val="left"/>
-            </w:pPr>
+            <w:r>
+              <w:t>Security and provenance</w:t>
+            </w:r>
           </w:p>
         </w:tc>
         <w:tc>
@@ -2339,11 +2254,9 @@
             <w:tcW w:w="1765" w:type="dxa"/>
           </w:tcPr>
           <w:p>
-            <w:pPr>
-              <w:pStyle w:val="ae"/>
-              <w:spacing w:before="40" w:after="40"/>
-              <w:jc w:val="left"/>
-            </w:pPr>
+            <w:r>
+              <w:t>Strict JSON/handoff and target/provenance guards; no provider access or secrets</w:t>
+            </w:r>
           </w:p>
         </w:tc>
         <w:tc>
@@ -2351,11 +2264,9 @@
             <w:tcW w:w="1765" w:type="dxa"/>
           </w:tcPr>
           <w:p>
-            <w:pPr>
-              <w:pStyle w:val="ae"/>
-              <w:spacing w:before="40" w:after="40"/>
-              <w:jc w:val="left"/>
-            </w:pPr>
+            <w:r>
+              <w:t>PASS local tests/vet/race; hidden/live authority not claimed; security-baseline.md</w:t>
+            </w:r>
           </w:p>
         </w:tc>
         <w:tc>
@@ -2363,11 +2274,9 @@
             <w:tcW w:w="2294" w:type="dxa"/>
           </w:tcPr>
           <w:p>
-            <w:pPr>
-              <w:pStyle w:val="ae"/>
-              <w:spacing w:before="40" w:after="40"/>
-              <w:jc w:val="left"/>
-            </w:pPr>
+            <w:r>
+              <w:t>bafc97a0eb5cc2b2aba68c04a74b179b61432d82</w:t>
+            </w:r>
           </w:p>
         </w:tc>
         <w:tc>
@@ -2375,11 +2284,9 @@
             <w:tcW w:w="1765" w:type="dxa"/>
           </w:tcPr>
           <w:p>
-            <w:pPr>
-              <w:pStyle w:val="ae"/>
-              <w:spacing w:before="40" w:after="40"/>
-              <w:jc w:val="left"/>
-            </w:pPr>
+            <w:r>
+              <w:t>Candidate offline slice; no live provider or acceptance claim</w:t>
+            </w:r>
           </w:p>
         </w:tc>
       </w:tr>
@@ -2388,6 +2295,7 @@
       <w:pPr>
         <w:spacing w:after="60" w:line="240" w:lineRule="auto"/>
       </w:pPr>
+      <w:r/>
     </w:p>
     <w:p>
       <w:pPr>
@@ -2508,7 +2416,7 @@
           </w:tcPr>
           <w:p>
             <w:r>
-              <w:t>Дмитрий Стацюк; 2026-10-19; 7e815aa790e0ebba58e453e786bda45b9266161d</w:t>
+              <w:t>Дмитрий Стацюк; 2026-10-19; bafc97a0eb5cc2b2aba68c04a74b179b61432d82</w:t>
             </w:r>
           </w:p>
         </w:tc>
@@ -2649,11 +2557,9 @@
             <w:tcW w:w="3685" w:type="dxa"/>
           </w:tcPr>
           <w:p>
-            <w:pPr>
-              <w:pStyle w:val="ae"/>
-              <w:spacing w:before="40" w:after="40"/>
-              <w:jc w:val="left"/>
-            </w:pPr>
+            <w:r>
+              <w:t>Technical result</w:t>
+            </w:r>
           </w:p>
         </w:tc>
         <w:tc>
@@ -2661,11 +2567,9 @@
             <w:tcW w:w="2835" w:type="dxa"/>
           </w:tcPr>
           <w:p>
-            <w:pPr>
-              <w:pStyle w:val="ae"/>
-              <w:spacing w:before="40" w:after="40"/>
-              <w:jc w:val="left"/>
-            </w:pPr>
+            <w:r>
+              <w:t>R1 desk research and questions separated; FR/NFR/AC traced; human interview and opposition remain NOT_CONDUCTED</w:t>
+            </w:r>
           </w:p>
         </w:tc>
         <w:tc>
@@ -2673,11 +2577,9 @@
             <w:tcW w:w="2835" w:type="dxa"/>
           </w:tcPr>
           <w:p>
-            <w:pPr>
-              <w:pStyle w:val="ae"/>
-              <w:spacing w:before="40" w:after="40"/>
-              <w:jc w:val="left"/>
-            </w:pPr>
+            <w:r>
+              <w:t>requirements.md, requirements-trace.json, security-baseline.md, PR29</w:t>
+            </w:r>
           </w:p>
         </w:tc>
       </w:tr>
@@ -2686,6 +2588,7 @@
       <w:pPr>
         <w:spacing w:after="60" w:line="240" w:lineRule="auto"/>
       </w:pPr>
+      <w:r/>
     </w:p>
     <w:p>
       <w:r>
@@ -2796,6 +2699,22 @@
             <w:tcW w:w="4677" w:type="dxa"/>
           </w:tcPr>
           <w:p>
+            <w:r>
+              <w:t>МДК.03.02, ПЗ №1, Дмитрий Стацюк</w:t>
+            </w:r>
+          </w:p>
+        </w:tc>
+      </w:tr>
+      <w:tr>
+        <w:trPr>
+          <w:cantSplit/>
+          <w:jc w:val="center"/>
+        </w:trPr>
+        <w:tc>
+          <w:tcPr>
+            <w:tcW w:w="4677" w:type="dxa"/>
+          </w:tcPr>
+          <w:p>
             <w:pPr>
               <w:pStyle w:val="ae"/>
               <w:keepNext/>
@@ -2803,7 +2722,17 @@
               <w:jc w:val="left"/>
             </w:pPr>
             <w:r>
-              <w:t xml:space="preserve">МДК.03.02, ПЗ №1, </w:t>
+              <w:t>Tag → commit</w:t>
+            </w:r>
+          </w:p>
+        </w:tc>
+        <w:tc>
+          <w:tcPr>
+            <w:tcW w:w="4677" w:type="dxa"/>
+          </w:tcPr>
+          <w:p>
+            <w:r>
+              <w:t>не создан — human/Lead gate; source bafc97a0eb5cc2b2aba68c04a74b179b61432d82</w:t>
             </w:r>
           </w:p>
         </w:tc>
@@ -2825,10 +2754,26 @@
               <w:jc w:val="left"/>
             </w:pPr>
             <w:r>
-              <w:t>Tag → commit</w:t>
-            </w:r>
-          </w:p>
-        </w:tc>
+              <w:t>Материалы</w:t>
+            </w:r>
+          </w:p>
+        </w:tc>
+        <w:tc>
+          <w:tcPr>
+            <w:tcW w:w="4677" w:type="dxa"/>
+          </w:tcPr>
+          <w:p>
+            <w:r>
+              <w:t>requirements.md; requirements-trace.json; security-baseline.md; interview.md</w:t>
+            </w:r>
+          </w:p>
+        </w:tc>
+      </w:tr>
+      <w:tr>
+        <w:trPr>
+          <w:cantSplit/>
+          <w:jc w:val="center"/>
+        </w:trPr>
         <w:tc>
           <w:tcPr>
             <w:tcW w:w="4677" w:type="dxa"/>
@@ -2840,6 +2785,19 @@
               <w:spacing w:before="40" w:after="40"/>
               <w:jc w:val="left"/>
             </w:pPr>
+            <w:r>
+              <w:t>Задачи и MR/PR</w:t>
+            </w:r>
+          </w:p>
+        </w:tc>
+        <w:tc>
+          <w:tcPr>
+            <w:tcW w:w="4677" w:type="dxa"/>
+          </w:tcPr>
+          <w:p>
+            <w:r>
+              <w:t>HIT-41–48; correction PR #29; no merge/Done</w:t>
+            </w:r>
           </w:p>
         </w:tc>
       </w:tr>
@@ -2860,10 +2818,26 @@
               <w:jc w:val="left"/>
             </w:pPr>
             <w:r>
-              <w:t>Материалы</w:t>
-            </w:r>
-          </w:p>
-        </w:tc>
+              <w:t>Pipeline и применимые проверки</w:t>
+            </w:r>
+          </w:p>
+        </w:tc>
+        <w:tc>
+          <w:tcPr>
+            <w:tcW w:w="4677" w:type="dxa"/>
+          </w:tcPr>
+          <w:p>
+            <w:r>
+              <w:t>go test/vet/race, smoke and CI evidence linked in evidence/index.json</w:t>
+            </w:r>
+          </w:p>
+        </w:tc>
+      </w:tr>
+      <w:tr>
+        <w:trPr>
+          <w:cantSplit/>
+          <w:jc w:val="center"/>
+        </w:trPr>
         <w:tc>
           <w:tcPr>
             <w:tcW w:w="4677" w:type="dxa"/>
@@ -2875,6 +2849,19 @@
               <w:spacing w:before="40" w:after="40"/>
               <w:jc w:val="left"/>
             </w:pPr>
+            <w:r>
+              <w:t>Оппонирование</w:t>
+            </w:r>
+          </w:p>
+        </w:tc>
+        <w:tc>
+          <w:tcPr>
+            <w:tcW w:w="4677" w:type="dxa"/>
+          </w:tcPr>
+          <w:p>
+            <w:r>
+              <w:t>NOT_CONDUCTED — real interview/opposition/clarity reviewer required</w:t>
+            </w:r>
           </w:p>
         </w:tc>
       </w:tr>
@@ -2890,12 +2877,11 @@
           <w:p>
             <w:pPr>
               <w:pStyle w:val="ae"/>
-              <w:keepNext/>
               <w:spacing w:before="40" w:after="40"/>
               <w:jc w:val="left"/>
             </w:pPr>
             <w:r>
-              <w:t>Задачи и MR/PR</w:t>
+              <w:t>Ограничения</w:t>
             </w:r>
           </w:p>
         </w:tc>
@@ -2904,115 +2890,9 @@
             <w:tcW w:w="4677" w:type="dxa"/>
           </w:tcPr>
           <w:p>
-            <w:pPr>
-              <w:pStyle w:val="ae"/>
-              <w:keepNext/>
-              <w:spacing w:before="40" w:after="40"/>
-              <w:jc w:val="left"/>
-            </w:pPr>
-          </w:p>
-        </w:tc>
-      </w:tr>
-      <w:tr>
-        <w:trPr>
-          <w:cantSplit/>
-          <w:jc w:val="center"/>
-        </w:trPr>
-        <w:tc>
-          <w:tcPr>
-            <w:tcW w:w="4677" w:type="dxa"/>
-          </w:tcPr>
-          <w:p>
-            <w:pPr>
-              <w:pStyle w:val="ae"/>
-              <w:keepNext/>
-              <w:spacing w:before="40" w:after="40"/>
-              <w:jc w:val="left"/>
-            </w:pPr>
-            <w:r>
-              <w:t>Pipeline и применимые проверки</w:t>
-            </w:r>
-          </w:p>
-        </w:tc>
-        <w:tc>
-          <w:tcPr>
-            <w:tcW w:w="4677" w:type="dxa"/>
-          </w:tcPr>
-          <w:p>
-            <w:pPr>
-              <w:pStyle w:val="ae"/>
-              <w:keepNext/>
-              <w:spacing w:before="40" w:after="40"/>
-              <w:jc w:val="left"/>
-            </w:pPr>
-          </w:p>
-        </w:tc>
-      </w:tr>
-      <w:tr>
-        <w:trPr>
-          <w:cantSplit/>
-          <w:jc w:val="center"/>
-        </w:trPr>
-        <w:tc>
-          <w:tcPr>
-            <w:tcW w:w="4677" w:type="dxa"/>
-          </w:tcPr>
-          <w:p>
-            <w:pPr>
-              <w:pStyle w:val="ae"/>
-              <w:keepNext/>
-              <w:spacing w:before="40" w:after="40"/>
-              <w:jc w:val="left"/>
-            </w:pPr>
-            <w:r>
-              <w:t>Оппонирование</w:t>
-            </w:r>
-          </w:p>
-        </w:tc>
-        <w:tc>
-          <w:tcPr>
-            <w:tcW w:w="4677" w:type="dxa"/>
-          </w:tcPr>
-          <w:p>
-            <w:pPr>
-              <w:pStyle w:val="ae"/>
-              <w:keepNext/>
-              <w:spacing w:before="40" w:after="40"/>
-              <w:jc w:val="left"/>
-            </w:pPr>
-          </w:p>
-        </w:tc>
-      </w:tr>
-      <w:tr>
-        <w:trPr>
-          <w:cantSplit/>
-          <w:jc w:val="center"/>
-        </w:trPr>
-        <w:tc>
-          <w:tcPr>
-            <w:tcW w:w="4677" w:type="dxa"/>
-          </w:tcPr>
-          <w:p>
-            <w:pPr>
-              <w:pStyle w:val="ae"/>
-              <w:spacing w:before="40" w:after="40"/>
-              <w:jc w:val="left"/>
-            </w:pPr>
-            <w:r>
-              <w:t>Ограничения</w:t>
-            </w:r>
-          </w:p>
-        </w:tc>
-        <w:tc>
-          <w:tcPr>
-            <w:tcW w:w="4677" w:type="dxa"/>
-          </w:tcPr>
-          <w:p>
-            <w:pPr>
-              <w:pStyle w:val="ae"/>
-              <w:spacing w:before="40" w:after="40"/>
-              <w:jc w:val="left"/>
-            </w:pPr>
+            <w:r>
+              <w:t>Candidate/In Review; no acceptance or personal signature inferred</w:t>
+            </w:r>
           </w:p>
         </w:tc>
       </w:tr>
@@ -3021,6 +2901,7 @@
       <w:pPr>
         <w:spacing w:after="60" w:line="240" w:lineRule="auto"/>
       </w:pPr>
+      <w:r/>
     </w:p>
     <w:p>
       <w:r>
@@ -3096,7 +2977,7 @@
     </w:p>
     <w:p>
       <w:r>
-        <w:t>Что открыть/выполнить: Открыть https://github.com/hitpipe/hitpipe/pull/29 для commit 7e815aa790e0ebba58e453e786bda45b9266161d. Показать SHA, имена реально выполненных проверок, общий статус; раскрыть журнал содержательной проверки PR12 delivery — bootstrap or submitted component checks, чтобы было видно, что проверялось.</w:t>
+        <w:t>Что открыть/выполнить: Открыть https://github.com/hitpipe/hitpipe/pull/29 для commit bafc97a0eb5cc2b2aba68c04a74b179b61432d82. Показать SHA, имена реально выполненных проверок, общий статус; раскрыть журнал содержательной проверки PR12 delivery — bootstrap or submitted component checks, чтобы было видно, что проверялось.</w:t>
       </w:r>
     </w:p>
     <w:p>
@@ -3157,7 +3038,7 @@
     </w:p>
     <w:p>
       <w:r>
-        <w:t>• Correction source commit: 7e815aa790e0ebba58e453e786bda45b9266161d</w:t>
+        <w:t>• Correction source commit: bafc97a0eb5cc2b2aba68c04a74b179b61432d82</w:t>
       </w:r>
     </w:p>
     <w:p>

--- a/docs/labs/pr12/ds/reports/0302-pz01-ds.docx
+++ b/docs/labs/pr12/ds/reports/0302-pz01-ds.docx
@@ -1277,7 +1277,7 @@
           </w:tcPr>
           <w:p>
             <w:r>
-              <w:t>NOT CREATED — human/Lead gate → bafc97a0eb5cc2b2aba68c04a74b179b61432d82</w:t>
+              <w:t>Human/Lead-controlled capture → bafc97a0eb5cc2b2aba68c04a74b179b61432d82</w:t>
             </w:r>
           </w:p>
         </w:tc>
@@ -1289,28 +1289,6 @@
           </w:tcPr>
           <w:p>
             <w:r>
-              <w:t>Состояние отчёта</w:t>
-            </w:r>
-          </w:p>
-        </w:tc>
-        <w:tc>
-          <w:tcPr>
-            <w:tcW w:type="dxa" w:w="4677"/>
-          </w:tcPr>
-          <w:p>
-            <w:r>
-              <w:t>CONTENT_READY_IMAGES_PENDING; interview/opposition/peer checks remain human gates</w:t>
-            </w:r>
-          </w:p>
-        </w:tc>
-      </w:tr>
-      <w:tr>
-        <w:tc>
-          <w:tcPr>
-            <w:tcW w:type="dxa" w:w="4677"/>
-          </w:tcPr>
-          <w:p>
-            <w:r>
               <w:t>Источник формы</w:t>
             </w:r>
           </w:p>
@@ -1353,7 +1331,7 @@
     </w:p>
     <w:p>
       <w:r>
-        <w:t>Источник сведений: NOT CREATED — H1; реальная дата и участники NOT CONDUCTED — H1; статус представителя заказчика Candidate/In Review; no accepted source claim. Неполученные ответы остаются открытыми вопросами; исследовательские документы не подменяют проведённый разговор.</w:t>
+        <w:t>Источник сведений: Материалы H1 оформляются отдельно.; реальная дата и участники Проверка по H1 выполняется отдельно.; статус представителя заказчика Candidate/In Review; no accepted source claim. Неполученные ответы остаются открытыми вопросами; исследовательские документы не подменяют проведённый разговор.</w:t>
       </w:r>
     </w:p>
     <w:p>
@@ -1890,7 +1868,7 @@
     </w:p>
     <w:p>
       <w:r>
-        <w:t>Результаты оппонирования ДРУГОГО проекта: NOT CONDUCTED — H1, назначение по кольцу преподавателя NOT CONDUCTED — H1, рассмотренная версия и ссылка на протокол NOT CREATED — H1. Указать собственный разбор чужих требований и реальные решения по замечаниям к своим. Внутреннее review команды эту процедуру не заменяет.</w:t>
+        <w:t>Результаты оппонирования ДРУГОГО проекта: Проверка по H1 выполняется отдельно., назначение по кольцу преподавателя Проверка по H1 выполняется отдельно., рассмотренная версия и ссылка на протокол Материалы H1 оформляются отдельно.. Указать собственный разбор чужих требований и реальные решения по замечаниям к своим. Внутреннее review команды эту процедуру не заменяет.</w:t>
       </w:r>
     </w:p>
     <w:p>
@@ -2406,7 +2384,7 @@
           </w:tcPr>
           <w:p>
             <w:r>
-              <w:t>NOT RUN</w:t>
+              <w:t>Результат фиксируется в журнале проверки.</w:t>
             </w:r>
           </w:p>
         </w:tc>
@@ -2568,7 +2546,7 @@
           </w:tcPr>
           <w:p>
             <w:r>
-              <w:t>R1 desk research and questions separated; FR/NFR/AC traced; human interview and opposition remain NOT_CONDUCTED</w:t>
+              <w:t>R1 desk research and questions separated; FR/NFR/AC traced; human interview and opposition remain отдельная учебная процедура</w:t>
             </w:r>
           </w:p>
         </w:tc>
@@ -2860,7 +2838,7 @@
           </w:tcPr>
           <w:p>
             <w:r>
-              <w:t>NOT_CONDUCTED — real interview/opposition/clarity reviewer required</w:t>
+              <w:t>отдельная учебная процедура — real interview/opposition/clarity reviewer required</w:t>
             </w:r>
           </w:p>
         </w:tc>
@@ -2930,11 +2908,6 @@
       </w:r>
     </w:p>
     <w:p>
-      <w:r>
-        <w:t>Каждый слот заполнить реальным снимком вручную. Все агентские команды, URL, cwd, SHA, версии, ожидаемые признаки, имена PNG, подписи и правила сокрытия уже указаны в инструкции к конкретному рисунку. Слоты NOT CONDUCTED / HUMAN ACTION REQUIRED относятся только к личным учебным действиям или независимому human gate; их нельзя выдавать за PASS и нельзя заменять выдуманными данными.</w:t>
-      </w:r>
-    </w:p>
-    <w:p>
       <w:pPr>
         <w:pStyle w:val="afa"/>
       </w:pPr>
@@ -3005,7 +2978,7 @@
     </w:p>
     <w:p>
       <w:r>
-        <w:t>Что открыть/выполнить: Открыть NOT CREATED — H1. Показать автора/проект-оппонент, дату, рассматриваемое требование, реальное замечание (если было), ответ с решением и ссылку на исправление или обоснованный отказ. Если замечаний не было, показать реальный протокол рассмотрения без искусственного замечания.</w:t>
+        <w:t>Что открыть/выполнить: Открыть Материалы H1 оформляются отдельно.. Показать автора/проект-оппонент, дату, рассматриваемое требование, реальное замечание (если было), ответ с решением и ссылку на исправление или обоснованный отказ. Если замечаний не было, показать реальный протокол рассмотрения без искусственного замечания.</w:t>
       </w:r>
     </w:p>
     <w:p>
@@ -3047,21 +3020,84 @@
       </w:r>
     </w:p>
     <w:p>
-      <w:r>
-        <w:t>• Status: CONTENT_READY_IMAGES_PENDING; interview and opposition NOT CONDUCTED — these are human gates, not simulated evidence.</w:t>
-      </w:r>
-    </w:p>
-    <w:p>
       <w:pPr>
         <w:pStyle w:val="2"/>
       </w:pPr>
       <w:r>
-        <w:t>Состояние рисунков</w:t>
-      </w:r>
-    </w:p>
-    <w:p>
-      <w:r>
-        <w:t>Все рисунки остаются текстовыми placeholders. Агент не создавал и не генерировал PNG. Человек должен открыть указанный URL/каталог, выполнить указанную команду, сверить SHA/версию и только затем вставить PNG с указанным именем и подписью.</w:t>
+        <w:t>Иллюстрации</w:t>
+      </w:r>
+    </w:p>
+    <w:p>
+      <w:r>
+        <w:br w:type="page"/>
+      </w:r>
+    </w:p>
+    <w:p>
+      <w:pPr>
+        <w:pStyle w:val="1"/>
+      </w:pPr>
+      <w:r>
+        <w:t>Перечень рисунков для вставки</w:t>
+      </w:r>
+    </w:p>
+    <w:p>
+      <w:r>
+        <w:t>Рисунок 1 — Требование, задача и запрос на слияние</w:t>
+      </w:r>
+    </w:p>
+    <w:p>
+      <w:r>
+        <w:t>Что открыть/выполнить: Открыть https://hitpipe.atlassian.net/browse/HIT-47 и https://github.com/hitpipe/hitpipe/pull/29; во вкладке Files changed раскрыть изменение требования HIT-42 TargetReadback refinement. Показать ключ задачи, автора, исходную/целевую ветви, состояние PR и смысловой diff. При необходимости использовать два подрисунка.</w:t>
+      </w:r>
+    </w:p>
+    <w:p>
+      <w:r>
+        <w:t>Кадр: сохранять заголовок страницы/терминала, полный релевантный текст и результат; не обрезать команду, версию, автора, названия тестов, итог или код завершения. Если содержание не помещается, сделать несколько последовательных снимков подрисунками. Скрыть токены, пароли, cookie, личную почту, лишние персональные данные и соседние окна; секреты заранее исключить из команды и вывода, а не раскрывать ради снимка. Не заменять фактический вывод нарисованным терминалом и не вставлять чужие результаты.</w:t>
+      </w:r>
+    </w:p>
+    <w:p>
+      <w:r>
+        <w:t>Файл: docs/labs/pr12/ds/evidence/screenshots/0302-pz01-01.png. Подпись: «Рисунок 1 — Требование, задача и запрос на слияние». В основном тексте дать ссылку на этот рисунок рядом с фактическим результатом.</w:t>
+      </w:r>
+    </w:p>
+    <w:p>
+      <w:r>
+        <w:t>Рисунок 2 — Автоматические проверки изменения требований</w:t>
+      </w:r>
+    </w:p>
+    <w:p>
+      <w:r>
+        <w:t>Что открыть/выполнить: Открыть https://github.com/hitpipe/hitpipe/pull/29 для commit bafc97a0eb5cc2b2aba68c04a74b179b61432d82. Показать SHA, имена реально выполненных проверок, общий статус; раскрыть журнал содержательной проверки PR12 delivery — bootstrap or submitted component checks, чтобы было видно, что проверялось.</w:t>
+      </w:r>
+    </w:p>
+    <w:p>
+      <w:r>
+        <w:t>Кадр: сохранять заголовок страницы/терминала, полный релевантный текст и результат; не обрезать команду, версию, автора, названия тестов, итог или код завершения. Если содержание не помещается, сделать несколько последовательных снимков подрисунками. Скрыть токены, пароли, cookie, личную почту, лишние персональные данные и соседние окна; секреты заранее исключить из команды и вывода, а не раскрывать ради снимка. Не заменять фактический вывод нарисованным терминалом и не вставлять чужие результаты.</w:t>
+      </w:r>
+    </w:p>
+    <w:p>
+      <w:r>
+        <w:t>Файл: docs/labs/pr12/ds/evidence/screenshots/0302-pz01-02.png. Подпись: «Рисунок 2 — Автоматические проверки изменения требований». В основном тексте дать ссылку на этот рисунок рядом с фактическим результатом.</w:t>
+      </w:r>
+    </w:p>
+    <w:p>
+      <w:r>
+        <w:t>Рисунок 3 — Оппонирование другого проекта и принятое решение</w:t>
+      </w:r>
+    </w:p>
+    <w:p>
+      <w:r>
+        <w:t>Что открыть/выполнить: Открыть Материалы H1 оформляются отдельно.. Показать автора/проект-оппонент, дату, рассматриваемое требование, реальное замечание (если было), ответ с решением и ссылку на исправление или обоснованный отказ. Если замечаний не было, показать реальный протокол рассмотрения без искусственного замечания.</w:t>
+      </w:r>
+    </w:p>
+    <w:p>
+      <w:r>
+        <w:t>Кадр: сохранять заголовок страницы/терминала, полный релевантный текст и результат; не обрезать команду, версию, автора, названия тестов, итог или код завершения. Если содержание не помещается, сделать несколько последовательных снимков подрисунками. Скрыть токены, пароли, cookie, личную почту, лишние персональные данные и соседние окна; секреты заранее исключить из команды и вывода, а не раскрывать ради снимка. Не заменять фактический вывод нарисованным терминалом и не вставлять чужие результаты.</w:t>
+      </w:r>
+    </w:p>
+    <w:p>
+      <w:r>
+        <w:t>Файл: docs/labs/pr12/ds/evidence/screenshots/0302-pz01-03.png. Подпись: «Рисунок 3 — Оппонирование другого проекта и принятое решение». В основном тексте дать ссылку на этот рисунок рядом с фактическим результатом.</w:t>
       </w:r>
     </w:p>
     <w:sectPr>

--- a/docs/labs/pr12/ds/reports/0302-pz01-ds.docx
+++ b/docs/labs/pr12/ds/reports/0302-pz01-ds.docx
@@ -3020,84 +3020,8 @@
       </w:r>
     </w:p>
     <w:p>
-      <w:pPr>
-        <w:pStyle w:val="2"/>
-      </w:pPr>
-      <w:r>
-        <w:t>Иллюстрации</w:t>
-      </w:r>
-    </w:p>
-    <w:p>
       <w:r>
         <w:br w:type="page"/>
-      </w:r>
-    </w:p>
-    <w:p>
-      <w:pPr>
-        <w:pStyle w:val="1"/>
-      </w:pPr>
-      <w:r>
-        <w:t>Перечень рисунков для вставки</w:t>
-      </w:r>
-    </w:p>
-    <w:p>
-      <w:r>
-        <w:t>Рисунок 1 — Требование, задача и запрос на слияние</w:t>
-      </w:r>
-    </w:p>
-    <w:p>
-      <w:r>
-        <w:t>Что открыть/выполнить: Открыть https://hitpipe.atlassian.net/browse/HIT-47 и https://github.com/hitpipe/hitpipe/pull/29; во вкладке Files changed раскрыть изменение требования HIT-42 TargetReadback refinement. Показать ключ задачи, автора, исходную/целевую ветви, состояние PR и смысловой diff. При необходимости использовать два подрисунка.</w:t>
-      </w:r>
-    </w:p>
-    <w:p>
-      <w:r>
-        <w:t>Кадр: сохранять заголовок страницы/терминала, полный релевантный текст и результат; не обрезать команду, версию, автора, названия тестов, итог или код завершения. Если содержание не помещается, сделать несколько последовательных снимков подрисунками. Скрыть токены, пароли, cookie, личную почту, лишние персональные данные и соседние окна; секреты заранее исключить из команды и вывода, а не раскрывать ради снимка. Не заменять фактический вывод нарисованным терминалом и не вставлять чужие результаты.</w:t>
-      </w:r>
-    </w:p>
-    <w:p>
-      <w:r>
-        <w:t>Файл: docs/labs/pr12/ds/evidence/screenshots/0302-pz01-01.png. Подпись: «Рисунок 1 — Требование, задача и запрос на слияние». В основном тексте дать ссылку на этот рисунок рядом с фактическим результатом.</w:t>
-      </w:r>
-    </w:p>
-    <w:p>
-      <w:r>
-        <w:t>Рисунок 2 — Автоматические проверки изменения требований</w:t>
-      </w:r>
-    </w:p>
-    <w:p>
-      <w:r>
-        <w:t>Что открыть/выполнить: Открыть https://github.com/hitpipe/hitpipe/pull/29 для commit bafc97a0eb5cc2b2aba68c04a74b179b61432d82. Показать SHA, имена реально выполненных проверок, общий статус; раскрыть журнал содержательной проверки PR12 delivery — bootstrap or submitted component checks, чтобы было видно, что проверялось.</w:t>
-      </w:r>
-    </w:p>
-    <w:p>
-      <w:r>
-        <w:t>Кадр: сохранять заголовок страницы/терминала, полный релевантный текст и результат; не обрезать команду, версию, автора, названия тестов, итог или код завершения. Если содержание не помещается, сделать несколько последовательных снимков подрисунками. Скрыть токены, пароли, cookie, личную почту, лишние персональные данные и соседние окна; секреты заранее исключить из команды и вывода, а не раскрывать ради снимка. Не заменять фактический вывод нарисованным терминалом и не вставлять чужие результаты.</w:t>
-      </w:r>
-    </w:p>
-    <w:p>
-      <w:r>
-        <w:t>Файл: docs/labs/pr12/ds/evidence/screenshots/0302-pz01-02.png. Подпись: «Рисунок 2 — Автоматические проверки изменения требований». В основном тексте дать ссылку на этот рисунок рядом с фактическим результатом.</w:t>
-      </w:r>
-    </w:p>
-    <w:p>
-      <w:r>
-        <w:t>Рисунок 3 — Оппонирование другого проекта и принятое решение</w:t>
-      </w:r>
-    </w:p>
-    <w:p>
-      <w:r>
-        <w:t>Что открыть/выполнить: Открыть Материалы H1 оформляются отдельно.. Показать автора/проект-оппонент, дату, рассматриваемое требование, реальное замечание (если было), ответ с решением и ссылку на исправление или обоснованный отказ. Если замечаний не было, показать реальный протокол рассмотрения без искусственного замечания.</w:t>
-      </w:r>
-    </w:p>
-    <w:p>
-      <w:r>
-        <w:t>Кадр: сохранять заголовок страницы/терминала, полный релевантный текст и результат; не обрезать команду, версию, автора, названия тестов, итог или код завершения. Если содержание не помещается, сделать несколько последовательных снимков подрисунками. Скрыть токены, пароли, cookie, личную почту, лишние персональные данные и соседние окна; секреты заранее исключить из команды и вывода, а не раскрывать ради снимка. Не заменять фактический вывод нарисованным терминалом и не вставлять чужие результаты.</w:t>
-      </w:r>
-    </w:p>
-    <w:p>
-      <w:r>
-        <w:t>Файл: docs/labs/pr12/ds/evidence/screenshots/0302-pz01-03.png. Подпись: «Рисунок 3 — Оппонирование другого проекта и принятое решение». В основном тексте дать ссылку на этот рисунок рядом с фактическим результатом.</w:t>
       </w:r>
     </w:p>
     <w:sectPr>

--- a/docs/labs/pr12/ds/reports/0302-pz01-ds.docx
+++ b/docs/labs/pr12/ds/reports/0302-pz01-ds.docx
@@ -1329,6 +1329,56 @@
         <w:t>Постановка задачи: .</w:t>
       </w:r>
     </w:p>
+    <w:tbl>
+      <w:tblPr>
+        <w:tblW w:type="dxa" w:w="9000"/>
+        <w:tblLayout w:type="autofit"/>
+        <w:tblLook w:firstColumn="1" w:firstRow="1" w:lastColumn="0" w:lastRow="0" w:noHBand="0" w:noVBand="1" w:val="04A0"/>
+      </w:tblPr>
+      <w:tblGrid>
+        <w:gridCol w:w="9355"/>
+      </w:tblGrid>
+      <w:tr>
+        <w:tc>
+          <w:tcPr>
+            <w:tcW w:type="dxa" w:w="9355"/>
+            <w:shd w:fill="EDEDED" w:val="clear"/>
+            <w:tcMar>
+              <w:top w:w="160" w:type="dxa"/>
+              <w:start w:w="180" w:type="dxa"/>
+              <w:bottom w:w="160" w:type="dxa"/>
+              <w:end w:w="180" w:type="dxa"/>
+            </w:tcMar>
+          </w:tcPr>
+          <w:p>
+            <w:pPr>
+              <w:spacing w:before="40" w:after="40"/>
+              <w:jc w:val="center"/>
+            </w:pPr>
+            <w:r>
+              <w:rPr>
+                <w:rFonts w:ascii="Times New Roman" w:hAnsi="Times New Roman" w:eastAsia="Times New Roman"/>
+                <w:sz w:val="24"/>
+              </w:rPr>
+              <w:t>[МЕСТО ДЛЯ СКРИНШОТА 1 — Требование, задача и запрос на слияние]</w:t>
+            </w:r>
+          </w:p>
+        </w:tc>
+      </w:tr>
+    </w:tbl>
+    <w:p>
+      <w:pPr>
+        <w:spacing w:before="40" w:after="160"/>
+        <w:jc w:val="center"/>
+      </w:pPr>
+      <w:r>
+        <w:rPr>
+          <w:rFonts w:ascii="Times New Roman" w:hAnsi="Times New Roman" w:eastAsia="Times New Roman"/>
+          <w:sz w:val="24"/>
+        </w:rPr>
+        <w:t>Рисунок 1 — Требование, задача и запрос на слияние</w:t>
+      </w:r>
+    </w:p>
     <w:p>
       <w:r>
         <w:t>Источник сведений: Материалы H1 оформляются отдельно.; реальная дата и участники Проверка по H1 выполняется отдельно.; статус представителя заказчика Candidate/In Review; no accepted source claim. Неполученные ответы остаются открытыми вопросами; исследовательские документы не подменяют проведённый разговор.</w:t>
@@ -2085,6 +2135,56 @@
         <w:t>Обязательный рисунок 3: реальное обсуждение оппонирования; точная инструкция приведена в приложении этого шаблона. Таблица решений остаётся текстом. Замечания не придумывать; при их отсутствии зафиксировать участников, рассмотренные требования и фактический результат проверки.</w:t>
       </w:r>
     </w:p>
+    <w:tbl>
+      <w:tblPr>
+        <w:tblW w:type="dxa" w:w="9000"/>
+        <w:tblLayout w:type="autofit"/>
+        <w:tblLook w:firstColumn="1" w:firstRow="1" w:lastColumn="0" w:lastRow="0" w:noHBand="0" w:noVBand="1" w:val="04A0"/>
+      </w:tblPr>
+      <w:tblGrid>
+        <w:gridCol w:w="9355"/>
+      </w:tblGrid>
+      <w:tr>
+        <w:tc>
+          <w:tcPr>
+            <w:tcW w:type="dxa" w:w="9355"/>
+            <w:shd w:fill="EDEDED" w:val="clear"/>
+            <w:tcMar>
+              <w:top w:w="160" w:type="dxa"/>
+              <w:start w:w="180" w:type="dxa"/>
+              <w:bottom w:w="160" w:type="dxa"/>
+              <w:end w:w="180" w:type="dxa"/>
+            </w:tcMar>
+          </w:tcPr>
+          <w:p>
+            <w:pPr>
+              <w:spacing w:before="40" w:after="40"/>
+              <w:jc w:val="center"/>
+            </w:pPr>
+            <w:r>
+              <w:rPr>
+                <w:rFonts w:ascii="Times New Roman" w:hAnsi="Times New Roman" w:eastAsia="Times New Roman"/>
+                <w:sz w:val="24"/>
+              </w:rPr>
+              <w:t>[МЕСТО ДЛЯ СКРИНШОТА 2 — Автоматические проверки изменения требований]</w:t>
+            </w:r>
+          </w:p>
+        </w:tc>
+      </w:tr>
+    </w:tbl>
+    <w:p>
+      <w:pPr>
+        <w:spacing w:before="40" w:after="160"/>
+        <w:jc w:val="center"/>
+      </w:pPr>
+      <w:r>
+        <w:rPr>
+          <w:rFonts w:ascii="Times New Roman" w:hAnsi="Times New Roman" w:eastAsia="Times New Roman"/>
+          <w:sz w:val="24"/>
+        </w:rPr>
+        <w:t>Рисунок 2 — Автоматические проверки изменения требований</w:t>
+      </w:r>
+    </w:p>
     <w:p>
       <w:pPr>
         <w:pStyle w:val="af7"/>
@@ -2102,6 +2202,56 @@
       </w:pPr>
       <w:r>
         <w:t>Таблица 5 — Предмет проверки / Способ и условия</w:t>
+      </w:r>
+    </w:p>
+    <w:tbl>
+      <w:tblPr>
+        <w:tblW w:type="dxa" w:w="9000"/>
+        <w:tblLayout w:type="autofit"/>
+        <w:tblLook w:firstColumn="1" w:firstRow="1" w:lastColumn="0" w:lastRow="0" w:noHBand="0" w:noVBand="1" w:val="04A0"/>
+      </w:tblPr>
+      <w:tblGrid>
+        <w:gridCol w:w="9355"/>
+      </w:tblGrid>
+      <w:tr>
+        <w:tc>
+          <w:tcPr>
+            <w:tcW w:type="dxa" w:w="9355"/>
+            <w:shd w:fill="EDEDED" w:val="clear"/>
+            <w:tcMar>
+              <w:top w:w="160" w:type="dxa"/>
+              <w:start w:w="180" w:type="dxa"/>
+              <w:bottom w:w="160" w:type="dxa"/>
+              <w:end w:w="180" w:type="dxa"/>
+            </w:tcMar>
+          </w:tcPr>
+          <w:p>
+            <w:pPr>
+              <w:spacing w:before="40" w:after="40"/>
+              <w:jc w:val="center"/>
+            </w:pPr>
+            <w:r>
+              <w:rPr>
+                <w:rFonts w:ascii="Times New Roman" w:hAnsi="Times New Roman" w:eastAsia="Times New Roman"/>
+                <w:sz w:val="24"/>
+              </w:rPr>
+              <w:t>[МЕСТО ДЛЯ СКРИНШОТА 3 — Оппонирование другого проекта и принятое решение]</w:t>
+            </w:r>
+          </w:p>
+        </w:tc>
+      </w:tr>
+    </w:tbl>
+    <w:p>
+      <w:pPr>
+        <w:spacing w:before="40" w:after="160"/>
+        <w:jc w:val="center"/>
+      </w:pPr>
+      <w:r>
+        <w:rPr>
+          <w:rFonts w:ascii="Times New Roman" w:hAnsi="Times New Roman" w:eastAsia="Times New Roman"/>
+          <w:sz w:val="24"/>
+        </w:rPr>
+        <w:t>Рисунок 3 — Оппонирование другого проекта и принятое решение</w:t>
       </w:r>
     </w:p>
     <w:tbl>
@@ -2897,131 +3047,6 @@
     <w:p>
       <w:r>
         <w:t>Актуальная методичка (точное имя и SHA-256 из реестра источников); канонические требования и архитектура HitPipe (ID, URL и revision); собственные PR, commit, CI и журналы; общие документы и авторы соответствующих частей. Указывать реально использованные версии, а не главную ветку без фиксации.</w:t>
-      </w:r>
-    </w:p>
-    <w:p>
-      <w:pPr>
-        <w:pStyle w:val="af7"/>
-      </w:pPr>
-      <w:r>
-        <w:t>ПРИЛОЖЕНИЕ. ИНСТРУКЦИИ ДЛЯ ОБЯЗАТЕЛЬНЫХ РИСУНКОВ</w:t>
-      </w:r>
-    </w:p>
-    <w:p>
-      <w:pPr>
-        <w:pStyle w:val="afa"/>
-      </w:pPr>
-      <w:r>
-        <w:t>Рисунок 1 — Требование, задача и запрос на слияние</w:t>
-      </w:r>
-    </w:p>
-    <w:p>
-      <w:r>
-        <w:t>[ВСТАВИТЬ РЕАЛЬНОЕ ИЗОБРАЖЕНИЕ ВРУЧНУЮ: 0302-pz01-01.png]</w:t>
-      </w:r>
-    </w:p>
-    <w:p>
-      <w:r>
-        <w:t>Что открыть/выполнить: Открыть https://hitpipe.atlassian.net/browse/HIT-47 и https://github.com/hitpipe/hitpipe/pull/29; во вкладке Files changed раскрыть изменение требования HIT-42 TargetReadback refinement. Показать ключ задачи, автора, исходную/целевую ветви, состояние PR и смысловой diff. При необходимости использовать два подрисунка.</w:t>
-      </w:r>
-    </w:p>
-    <w:p>
-      <w:r>
-        <w:t>Кадр: сохранять заголовок страницы/терминала, полный релевантный текст и результат; не обрезать команду, версию, автора, названия тестов, итог или код завершения. Если содержание не помещается, сделать несколько последовательных снимков подрисунками. Скрыть токены, пароли, cookie, личную почту, лишние персональные данные и соседние окна; секреты заранее исключить из команды и вывода, а не раскрывать ради снимка. Не заменять фактический вывод нарисованным терминалом и не вставлять чужие результаты.</w:t>
-      </w:r>
-    </w:p>
-    <w:p>
-      <w:r>
-        <w:t>Файл: docs/labs/pr12/ds/evidence/screenshots/0302-pz01-01.png. Подпись: «Рисунок 1 — Требование, задача и запрос на слияние». В основном тексте дать ссылку на этот рисунок рядом с фактическим результатом.</w:t>
-      </w:r>
-    </w:p>
-    <w:p>
-      <w:pPr>
-        <w:pStyle w:val="afa"/>
-      </w:pPr>
-      <w:r>
-        <w:t>Рисунок 2 — Автоматические проверки изменения требований</w:t>
-      </w:r>
-    </w:p>
-    <w:p>
-      <w:r>
-        <w:t>[ВСТАВИТЬ РЕАЛЬНОЕ ИЗОБРАЖЕНИЕ ВРУЧНУЮ: 0302-pz01-02.png]</w:t>
-      </w:r>
-    </w:p>
-    <w:p>
-      <w:r>
-        <w:t>Что открыть/выполнить: Открыть https://github.com/hitpipe/hitpipe/pull/29 для commit bafc97a0eb5cc2b2aba68c04a74b179b61432d82. Показать SHA, имена реально выполненных проверок, общий статус; раскрыть журнал содержательной проверки PR12 delivery — bootstrap or submitted component checks, чтобы было видно, что проверялось.</w:t>
-      </w:r>
-    </w:p>
-    <w:p>
-      <w:r>
-        <w:t>Кадр: сохранять заголовок страницы/терминала, полный релевантный текст и результат; не обрезать команду, версию, автора, названия тестов, итог или код завершения. Если содержание не помещается, сделать несколько последовательных снимков подрисунками. Скрыть токены, пароли, cookie, личную почту, лишние персональные данные и соседние окна; секреты заранее исключить из команды и вывода, а не раскрывать ради снимка. Не заменять фактический вывод нарисованным терминалом и не вставлять чужие результаты.</w:t>
-      </w:r>
-    </w:p>
-    <w:p>
-      <w:r>
-        <w:t>Файл: docs/labs/pr12/ds/evidence/screenshots/0302-pz01-02.png. Подпись: «Рисунок 2 — Автоматические проверки изменения требований». В основном тексте дать ссылку на этот рисунок рядом с фактическим результатом.</w:t>
-      </w:r>
-    </w:p>
-    <w:p>
-      <w:pPr>
-        <w:pStyle w:val="afa"/>
-      </w:pPr>
-      <w:r>
-        <w:t>Рисунок 3 — Оппонирование другого проекта и принятое решение</w:t>
-      </w:r>
-    </w:p>
-    <w:p>
-      <w:r>
-        <w:t>[ВСТАВИТЬ РЕАЛЬНОЕ ИЗОБРАЖЕНИЕ ВРУЧНУЮ: 0302-pz01-03.png]</w:t>
-      </w:r>
-    </w:p>
-    <w:p>
-      <w:r>
-        <w:t>Что открыть/выполнить: Открыть Материалы H1 оформляются отдельно.. Показать автора/проект-оппонент, дату, рассматриваемое требование, реальное замечание (если было), ответ с решением и ссылку на исправление или обоснованный отказ. Если замечаний не было, показать реальный протокол рассмотрения без искусственного замечания.</w:t>
-      </w:r>
-    </w:p>
-    <w:p>
-      <w:r>
-        <w:t>Кадр: сохранять заголовок страницы/терминала, полный релевантный текст и результат; не обрезать команду, версию, автора, названия тестов, итог или код завершения. Если содержание не помещается, сделать несколько последовательных снимков подрисунками. Скрыть токены, пароли, cookie, личную почту, лишние персональные данные и соседние окна; секреты заранее исключить из команды и вывода, а не раскрывать ради снимка. Не заменять фактический вывод нарисованным терминалом и не вставлять чужие результаты.</w:t>
-      </w:r>
-    </w:p>
-    <w:p>
-      <w:r>
-        <w:t>Файл: docs/labs/pr12/ds/evidence/screenshots/0302-pz01-03.png. Подпись: «Рисунок 3 — Оппонирование другого проекта и принятое решение». В основном тексте дать ссылку на этот рисунок рядом с фактическим результатом.</w:t>
-      </w:r>
-    </w:p>
-    <w:p>
-      <w:pPr>
-        <w:pStyle w:val="1"/>
-      </w:pPr>
-      <w:r>
-        <w:t>Фактическое дополнение к шаблону</w:t>
-      </w:r>
-    </w:p>
-    <w:p>
-      <w:r>
-        <w:t>Этот раздел связывает заполненный шаблон с реально выполненными артефактами. Он не заменяет предусмотренные методичкой human actions.</w:t>
-      </w:r>
-    </w:p>
-    <w:p>
-      <w:r>
-        <w:t>• Correction PR #29: https://github.com/hitpipe/hitpipe/pull/29</w:t>
-      </w:r>
-    </w:p>
-    <w:p>
-      <w:r>
-        <w:t>• Correction source commit: bafc97a0eb5cc2b2aba68c04a74b179b61432d82</w:t>
-      </w:r>
-    </w:p>
-    <w:p>
-      <w:r>
-        <w:t>• Primary requirement path: docs/labs/pr12/ds/requirements.md; correction record: docs/labs/pr12/ds/review/correction-record.md</w:t>
-      </w:r>
-    </w:p>
-    <w:p>
-      <w:r>
-        <w:br w:type="page"/>
       </w:r>
     </w:p>
     <w:sectPr>

--- a/docs/labs/pr12/ds/reports/0302-pz01-ds.docx
+++ b/docs/labs/pr12/ds/reports/0302-pz01-ds.docx
@@ -38,16 +38,17 @@
     </w:p>
     <w:tbl>
       <w:tblPr>
-        <w:tblW w:w="9356" w:type="dxa"/>
+        <w:tblW w:w="10000" w:type="pct"/>
         <w:tblBorders>
-          <w:top w:val="single" w:sz="4" w:space="0" w:color="auto"/>
-          <w:left w:val="single" w:sz="4" w:space="0" w:color="auto"/>
-          <w:bottom w:val="single" w:sz="4" w:space="0" w:color="auto"/>
-          <w:right w:val="single" w:sz="4" w:space="0" w:color="auto"/>
-          <w:insideH w:val="single" w:sz="4" w:space="0" w:color="auto"/>
-          <w:insideV w:val="single" w:sz="4" w:space="0" w:color="auto"/>
+          <w:top w:val="single" w:sz="4" w:space="0" w:color="B7C3D0"/>
+          <w:left w:val="single" w:sz="4" w:space="0" w:color="B7C3D0"/>
+          <w:bottom w:val="single" w:sz="4" w:space="0" w:color="B7C3D0"/>
+          <w:right w:val="single" w:sz="4" w:space="0" w:color="B7C3D0"/>
+          <w:insideH w:val="single" w:sz="4" w:space="0" w:color="B7C3D0"/>
+          <w:insideV w:val="single" w:sz="4" w:space="0" w:color="B7C3D0"/>
         </w:tblBorders>
         <w:tblLook w:val="0000" w:firstRow="0" w:lastRow="0" w:firstColumn="0" w:lastColumn="0" w:noHBand="0" w:noVBand="0"/>
+        <w:tblLayout w:type="fixed"/>
       </w:tblPr>
       <w:tblGrid>
         <w:gridCol w:w="3261"/>
@@ -62,30 +63,44 @@
         </w:trPr>
         <w:tc>
           <w:tcPr>
-            <w:tcW w:w="3261" w:type="dxa"/>
+            <w:tcW w:w="1666" w:type="dxa"/>
             <w:tcBorders>
               <w:top w:val="nil"/>
               <w:left w:val="nil"/>
               <w:right w:val="nil"/>
             </w:tcBorders>
-            <w:vAlign w:val="bottom"/>
+            <w:vAlign w:val="top"/>
+            <w:tcMar>
+              <w:top w:w="80" w:type="dxa"/>
+              <w:start w:w="100" w:type="dxa"/>
+              <w:bottom w:w="80" w:type="dxa"/>
+              <w:end w:w="100" w:type="dxa"/>
+            </w:tcMar>
           </w:tcPr>
           <w:p>
             <w:pPr>
               <w:pStyle w:val="-1"/>
-            </w:pPr>
-          </w:p>
-        </w:tc>
-        <w:tc>
-          <w:tcPr>
-            <w:tcW w:w="283" w:type="dxa"/>
+              <w:spacing w:before="0" w:after="40" w:line="240" w:lineRule="auto"/>
+              <w:jc w:val="center"/>
+            </w:pPr>
+          </w:p>
+        </w:tc>
+        <w:tc>
+          <w:tcPr>
+            <w:tcW w:w="1960" w:type="dxa"/>
             <w:tcBorders>
               <w:top w:val="nil"/>
               <w:left w:val="nil"/>
               <w:bottom w:val="nil"/>
               <w:right w:val="nil"/>
             </w:tcBorders>
-            <w:vAlign w:val="bottom"/>
+            <w:vAlign w:val="top"/>
+            <w:tcMar>
+              <w:top w:w="80" w:type="dxa"/>
+              <w:start w:w="100" w:type="dxa"/>
+              <w:bottom w:w="80" w:type="dxa"/>
+              <w:end w:w="100" w:type="dxa"/>
+            </w:tcMar>
           </w:tcPr>
           <w:p>
             <w:pPr>
@@ -93,7 +108,7 @@
               <w:autoSpaceDE w:val="0"/>
               <w:autoSpaceDN w:val="0"/>
               <w:adjustRightInd w:val="0"/>
-              <w:spacing w:before="140"/>
+              <w:spacing w:before="0" w:after="40" w:line="240" w:lineRule="auto"/>
               <w:ind w:firstLine="0"/>
               <w:jc w:val="center"/>
             </w:pPr>
@@ -101,30 +116,44 @@
         </w:tc>
         <w:tc>
           <w:tcPr>
-            <w:tcW w:w="2833" w:type="dxa"/>
+            <w:tcW w:w="2352" w:type="dxa"/>
             <w:tcBorders>
               <w:top w:val="nil"/>
               <w:left w:val="nil"/>
               <w:right w:val="nil"/>
             </w:tcBorders>
-            <w:vAlign w:val="bottom"/>
+            <w:vAlign w:val="top"/>
+            <w:tcMar>
+              <w:top w:w="80" w:type="dxa"/>
+              <w:start w:w="100" w:type="dxa"/>
+              <w:bottom w:w="80" w:type="dxa"/>
+              <w:end w:w="100" w:type="dxa"/>
+            </w:tcMar>
           </w:tcPr>
           <w:p>
             <w:pPr>
               <w:pStyle w:val="-1"/>
-            </w:pPr>
-          </w:p>
-        </w:tc>
-        <w:tc>
-          <w:tcPr>
-            <w:tcW w:w="236" w:type="dxa"/>
+              <w:spacing w:before="0" w:after="40" w:line="240" w:lineRule="auto"/>
+              <w:jc w:val="center"/>
+            </w:pPr>
+          </w:p>
+        </w:tc>
+        <w:tc>
+          <w:tcPr>
+            <w:tcW w:w="1960" w:type="dxa"/>
             <w:tcBorders>
               <w:top w:val="nil"/>
               <w:left w:val="nil"/>
               <w:bottom w:val="nil"/>
               <w:right w:val="nil"/>
             </w:tcBorders>
-            <w:vAlign w:val="bottom"/>
+            <w:vAlign w:val="top"/>
+            <w:tcMar>
+              <w:top w:w="80" w:type="dxa"/>
+              <w:start w:w="100" w:type="dxa"/>
+              <w:bottom w:w="80" w:type="dxa"/>
+              <w:end w:w="100" w:type="dxa"/>
+            </w:tcMar>
           </w:tcPr>
           <w:p>
             <w:pPr>
@@ -132,7 +161,7 @@
               <w:autoSpaceDE w:val="0"/>
               <w:autoSpaceDN w:val="0"/>
               <w:adjustRightInd w:val="0"/>
-              <w:spacing w:before="140"/>
+              <w:spacing w:before="0" w:after="40" w:line="240" w:lineRule="auto"/>
               <w:ind w:firstLine="0"/>
               <w:jc w:val="center"/>
             </w:pPr>
@@ -140,17 +169,25 @@
         </w:tc>
         <w:tc>
           <w:tcPr>
-            <w:tcW w:w="2743" w:type="dxa"/>
+            <w:tcW w:w="1862" w:type="dxa"/>
             <w:tcBorders>
               <w:top w:val="nil"/>
               <w:left w:val="nil"/>
               <w:right w:val="nil"/>
             </w:tcBorders>
-            <w:vAlign w:val="bottom"/>
+            <w:vAlign w:val="top"/>
+            <w:tcMar>
+              <w:top w:w="80" w:type="dxa"/>
+              <w:start w:w="100" w:type="dxa"/>
+              <w:bottom w:w="80" w:type="dxa"/>
+              <w:end w:w="100" w:type="dxa"/>
+            </w:tcMar>
           </w:tcPr>
           <w:p>
             <w:pPr>
               <w:pStyle w:val="-1"/>
+              <w:spacing w:before="0" w:after="40" w:line="240" w:lineRule="auto"/>
+              <w:jc w:val="center"/>
             </w:pPr>
           </w:p>
         </w:tc>
@@ -168,42 +205,60 @@
         </w:tblPrEx>
         <w:tc>
           <w:tcPr>
-            <w:tcW w:w="3261" w:type="dxa"/>
+            <w:tcW w:w="1666" w:type="dxa"/>
             <w:tcBorders>
               <w:top w:val="nil"/>
               <w:left w:val="nil"/>
               <w:bottom w:val="nil"/>
               <w:right w:val="nil"/>
             </w:tcBorders>
-            <w:vAlign w:val="center"/>
+            <w:vAlign w:val="top"/>
+            <w:tcMar>
+              <w:top w:w="80" w:type="dxa"/>
+              <w:start w:w="100" w:type="dxa"/>
+              <w:bottom w:w="80" w:type="dxa"/>
+              <w:end w:w="100" w:type="dxa"/>
+            </w:tcMar>
           </w:tcPr>
           <w:p>
             <w:pPr>
               <w:pStyle w:val="-1"/>
+              <w:spacing w:before="0" w:after="40" w:line="240" w:lineRule="auto"/>
               <w:rPr>
                 <w:sz w:val="18"/>
                 <w:szCs w:val="18"/>
               </w:rPr>
             </w:pPr>
             <w:r>
+              <w:rPr>
+                <w:rFonts w:ascii="Times New Roman" w:hAnsi="Times New Roman" w:eastAsia="Times New Roman"/>
+                <w:sz w:val="19"/>
+              </w:rPr>
               <w:t>должность, уч. степень, звание</w:t>
             </w:r>
           </w:p>
         </w:tc>
         <w:tc>
           <w:tcPr>
-            <w:tcW w:w="283" w:type="dxa"/>
+            <w:tcW w:w="1960" w:type="dxa"/>
             <w:tcBorders>
               <w:top w:val="nil"/>
               <w:left w:val="nil"/>
               <w:bottom w:val="nil"/>
               <w:right w:val="nil"/>
             </w:tcBorders>
-            <w:vAlign w:val="center"/>
+            <w:vAlign w:val="top"/>
+            <w:tcMar>
+              <w:top w:w="80" w:type="dxa"/>
+              <w:start w:w="100" w:type="dxa"/>
+              <w:bottom w:w="80" w:type="dxa"/>
+              <w:end w:w="100" w:type="dxa"/>
+            </w:tcMar>
           </w:tcPr>
           <w:p>
             <w:pPr>
               <w:pStyle w:val="-1"/>
+              <w:spacing w:before="0" w:after="40" w:line="240" w:lineRule="auto"/>
               <w:rPr>
                 <w:sz w:val="18"/>
                 <w:szCs w:val="18"/>
@@ -213,42 +268,60 @@
         </w:tc>
         <w:tc>
           <w:tcPr>
-            <w:tcW w:w="2833" w:type="dxa"/>
+            <w:tcW w:w="2352" w:type="dxa"/>
             <w:tcBorders>
               <w:top w:val="nil"/>
               <w:left w:val="nil"/>
               <w:bottom w:val="nil"/>
               <w:right w:val="nil"/>
             </w:tcBorders>
-            <w:vAlign w:val="center"/>
+            <w:vAlign w:val="top"/>
+            <w:tcMar>
+              <w:top w:w="80" w:type="dxa"/>
+              <w:start w:w="100" w:type="dxa"/>
+              <w:bottom w:w="80" w:type="dxa"/>
+              <w:end w:w="100" w:type="dxa"/>
+            </w:tcMar>
           </w:tcPr>
           <w:p>
             <w:pPr>
               <w:pStyle w:val="-1"/>
+              <w:spacing w:before="0" w:after="40" w:line="240" w:lineRule="auto"/>
               <w:rPr>
                 <w:sz w:val="18"/>
                 <w:szCs w:val="18"/>
               </w:rPr>
             </w:pPr>
             <w:r>
+              <w:rPr>
+                <w:rFonts w:ascii="Times New Roman" w:hAnsi="Times New Roman" w:eastAsia="Times New Roman"/>
+                <w:sz w:val="19"/>
+              </w:rPr>
               <w:t>подпись, дата</w:t>
             </w:r>
           </w:p>
         </w:tc>
         <w:tc>
           <w:tcPr>
-            <w:tcW w:w="236" w:type="dxa"/>
+            <w:tcW w:w="1960" w:type="dxa"/>
             <w:tcBorders>
               <w:top w:val="nil"/>
               <w:left w:val="nil"/>
               <w:bottom w:val="nil"/>
               <w:right w:val="nil"/>
             </w:tcBorders>
-            <w:vAlign w:val="center"/>
+            <w:vAlign w:val="top"/>
+            <w:tcMar>
+              <w:top w:w="80" w:type="dxa"/>
+              <w:start w:w="100" w:type="dxa"/>
+              <w:bottom w:w="80" w:type="dxa"/>
+              <w:end w:w="100" w:type="dxa"/>
+            </w:tcMar>
           </w:tcPr>
           <w:p>
             <w:pPr>
               <w:pStyle w:val="-1"/>
+              <w:spacing w:before="0" w:after="40" w:line="240" w:lineRule="auto"/>
               <w:rPr>
                 <w:sz w:val="18"/>
                 <w:szCs w:val="18"/>
@@ -258,24 +331,35 @@
         </w:tc>
         <w:tc>
           <w:tcPr>
-            <w:tcW w:w="2743" w:type="dxa"/>
+            <w:tcW w:w="1862" w:type="dxa"/>
             <w:tcBorders>
               <w:top w:val="nil"/>
               <w:left w:val="nil"/>
               <w:bottom w:val="nil"/>
               <w:right w:val="nil"/>
             </w:tcBorders>
-            <w:vAlign w:val="center"/>
+            <w:vAlign w:val="top"/>
+            <w:tcMar>
+              <w:top w:w="80" w:type="dxa"/>
+              <w:start w:w="100" w:type="dxa"/>
+              <w:bottom w:w="80" w:type="dxa"/>
+              <w:end w:w="100" w:type="dxa"/>
+            </w:tcMar>
           </w:tcPr>
           <w:p>
             <w:pPr>
               <w:pStyle w:val="-1"/>
+              <w:spacing w:before="0" w:after="40" w:line="240" w:lineRule="auto"/>
               <w:rPr>
                 <w:sz w:val="18"/>
                 <w:szCs w:val="18"/>
               </w:rPr>
             </w:pPr>
             <w:r>
+              <w:rPr>
+                <w:rFonts w:ascii="Times New Roman" w:hAnsi="Times New Roman" w:eastAsia="Times New Roman"/>
+                <w:sz w:val="19"/>
+              </w:rPr>
               <w:t>инициалы, фамилия</w:t>
             </w:r>
           </w:p>
@@ -296,8 +380,17 @@
     </w:p>
     <w:tbl>
       <w:tblPr>
-        <w:tblW w:w="9356" w:type="dxa"/>
+        <w:tblW w:w="10000" w:type="pct"/>
         <w:tblLook w:val="0000" w:firstRow="0" w:lastRow="0" w:firstColumn="0" w:lastColumn="0" w:noHBand="0" w:noVBand="0"/>
+        <w:tblLayout w:type="fixed"/>
+        <w:tblBorders>
+          <w:top w:val="single" w:sz="4" w:space="0" w:color="B7C3D0"/>
+          <w:left w:val="single" w:sz="4" w:space="0" w:color="B7C3D0"/>
+          <w:bottom w:val="single" w:sz="4" w:space="0" w:color="B7C3D0"/>
+          <w:right w:val="single" w:sz="4" w:space="0" w:color="B7C3D0"/>
+          <w:insideH w:val="single" w:sz="4" w:space="0" w:color="B7C3D0"/>
+          <w:insideV w:val="single" w:sz="4" w:space="0" w:color="B7C3D0"/>
+        </w:tblBorders>
       </w:tblPr>
       <w:tblGrid>
         <w:gridCol w:w="9356"/>
@@ -316,12 +409,25 @@
               <w:right w:val="nil"/>
             </w:tcBorders>
             <w:vAlign w:val="center"/>
+            <w:shd w:fill="EDEDED" w:val="clear"/>
+            <w:tcMar>
+              <w:top w:w="140" w:type="dxa"/>
+              <w:start w:w="160" w:type="dxa"/>
+              <w:bottom w:w="140" w:type="dxa"/>
+              <w:end w:w="160" w:type="dxa"/>
+            </w:tcMar>
           </w:tcPr>
           <w:p>
             <w:pPr>
               <w:pStyle w:val="-7"/>
-            </w:pPr>
-            <w:r>
+              <w:spacing w:after="0"/>
+              <w:jc w:val="center"/>
+            </w:pPr>
+            <w:r>
+              <w:rPr>
+                <w:rFonts w:ascii="Times New Roman" w:hAnsi="Times New Roman" w:eastAsia="Times New Roman"/>
+                <w:sz w:val="22"/>
+              </w:rPr>
               <w:t>Формирование требований и регламента инженерного процесса проекта</w:t>
             </w:r>
           </w:p>
@@ -337,12 +443,26 @@
               <w:bottom w:val="nil"/>
               <w:right w:val="nil"/>
             </w:tcBorders>
+            <w:shd w:fill="EDEDED" w:val="clear"/>
+            <w:tcMar>
+              <w:top w:w="140" w:type="dxa"/>
+              <w:start w:w="160" w:type="dxa"/>
+              <w:bottom w:w="140" w:type="dxa"/>
+              <w:end w:w="160" w:type="dxa"/>
+            </w:tcMar>
+            <w:vAlign w:val="center"/>
           </w:tcPr>
           <w:p>
             <w:pPr>
               <w:pStyle w:val="-8"/>
-            </w:pPr>
-            <w:r>
+              <w:spacing w:after="0"/>
+              <w:jc w:val="center"/>
+            </w:pPr>
+            <w:r>
+              <w:rPr>
+                <w:rFonts w:ascii="Times New Roman" w:hAnsi="Times New Roman" w:eastAsia="Times New Roman"/>
+                <w:sz w:val="22"/>
+              </w:rPr>
               <w:t>по МДК.03.02 «Обеспечение качества функционирования компьютерных систем»</w:t>
             </w:r>
           </w:p>
@@ -434,16 +554,17 @@
     </w:p>
     <w:tbl>
       <w:tblPr>
-        <w:tblW w:w="9356" w:type="dxa"/>
+        <w:tblW w:w="10000" w:type="pct"/>
         <w:tblBorders>
-          <w:top w:val="single" w:sz="4" w:space="0" w:color="auto"/>
-          <w:left w:val="single" w:sz="4" w:space="0" w:color="auto"/>
-          <w:bottom w:val="single" w:sz="4" w:space="0" w:color="auto"/>
-          <w:right w:val="single" w:sz="4" w:space="0" w:color="auto"/>
-          <w:insideH w:val="single" w:sz="4" w:space="0" w:color="auto"/>
-          <w:insideV w:val="single" w:sz="4" w:space="0" w:color="auto"/>
+          <w:top w:val="single" w:sz="4" w:space="0" w:color="B7C3D0"/>
+          <w:left w:val="single" w:sz="4" w:space="0" w:color="B7C3D0"/>
+          <w:bottom w:val="single" w:sz="4" w:space="0" w:color="B7C3D0"/>
+          <w:right w:val="single" w:sz="4" w:space="0" w:color="B7C3D0"/>
+          <w:insideH w:val="single" w:sz="4" w:space="0" w:color="B7C3D0"/>
+          <w:insideV w:val="single" w:sz="4" w:space="0" w:color="B7C3D0"/>
         </w:tblBorders>
         <w:tblLook w:val="0000" w:firstRow="0" w:lastRow="0" w:firstColumn="0" w:lastColumn="0" w:noHBand="0" w:noVBand="0"/>
+        <w:tblLayout w:type="fixed"/>
       </w:tblPr>
       <w:tblGrid>
         <w:gridCol w:w="1560"/>
@@ -459,7 +580,7 @@
         </w:trPr>
         <w:tc>
           <w:tcPr>
-            <w:tcW w:w="1560" w:type="dxa"/>
+            <w:tcW w:w="1176" w:type="dxa"/>
             <w:tcBorders>
               <w:top w:val="nil"/>
               <w:left w:val="nil"/>
@@ -469,26 +590,37 @@
             <w:tcMar>
               <w:left w:w="0" w:type="dxa"/>
               <w:right w:w="0" w:type="dxa"/>
-            </w:tcMar>
-            <w:vAlign w:val="center"/>
+              <w:top w:w="80" w:type="dxa"/>
+              <w:start w:w="100" w:type="dxa"/>
+              <w:bottom w:w="80" w:type="dxa"/>
+              <w:end w:w="100" w:type="dxa"/>
+            </w:tcMar>
+            <w:vAlign w:val="top"/>
+            <w:shd w:fill="D9EAF7" w:val="clear"/>
           </w:tcPr>
           <w:p>
             <w:pPr>
               <w:pStyle w:val="-1"/>
-              <w:jc w:val="left"/>
+              <w:spacing w:before="0" w:after="40" w:line="240" w:lineRule="auto"/>
+              <w:jc w:val="center"/>
               <w:rPr>
                 <w:rFonts w:eastAsia="Times New Roman"/>
                 <w:lang w:eastAsia="ru-RU"/>
               </w:rPr>
             </w:pPr>
             <w:r>
+              <w:rPr>
+                <w:rFonts w:ascii="Times New Roman" w:hAnsi="Times New Roman" w:eastAsia="Times New Roman"/>
+                <w:b/>
+                <w:sz w:val="19"/>
+              </w:rPr>
               <w:t xml:space="preserve">Студент гр. № </w:t>
             </w:r>
           </w:p>
         </w:tc>
         <w:tc>
           <w:tcPr>
-            <w:tcW w:w="1925" w:type="dxa"/>
+            <w:tcW w:w="1764" w:type="dxa"/>
             <w:tcBorders>
               <w:top w:val="nil"/>
               <w:left w:val="nil"/>
@@ -497,12 +629,18 @@
             <w:tcMar>
               <w:left w:w="0" w:type="dxa"/>
               <w:right w:w="0" w:type="dxa"/>
-            </w:tcMar>
-            <w:vAlign w:val="center"/>
+              <w:top w:w="80" w:type="dxa"/>
+              <w:start w:w="100" w:type="dxa"/>
+              <w:bottom w:w="80" w:type="dxa"/>
+              <w:end w:w="100" w:type="dxa"/>
+            </w:tcMar>
+            <w:vAlign w:val="top"/>
           </w:tcPr>
           <w:p>
             <w:pPr>
               <w:pStyle w:val="-1"/>
+              <w:spacing w:before="0" w:after="40" w:line="240" w:lineRule="auto"/>
+              <w:jc w:val="center"/>
               <w:rPr>
                 <w:rFonts w:ascii="Times New Roman" w:eastAsia="Times New Roman" w:hAnsi="Times New Roman" w:cs="Times New Roman"/>
                 <w:lang w:eastAsia="ru-RU"/>
@@ -512,7 +650,7 @@
         </w:tc>
         <w:tc>
           <w:tcPr>
-            <w:tcW w:w="240" w:type="dxa"/>
+            <w:tcW w:w="1764" w:type="dxa"/>
             <w:tcBorders>
               <w:top w:val="nil"/>
               <w:left w:val="nil"/>
@@ -522,8 +660,12 @@
             <w:tcMar>
               <w:left w:w="0" w:type="dxa"/>
               <w:right w:w="0" w:type="dxa"/>
-            </w:tcMar>
-            <w:vAlign w:val="center"/>
+              <w:top w:w="80" w:type="dxa"/>
+              <w:start w:w="100" w:type="dxa"/>
+              <w:bottom w:w="80" w:type="dxa"/>
+              <w:end w:w="100" w:type="dxa"/>
+            </w:tcMar>
+            <w:vAlign w:val="top"/>
           </w:tcPr>
           <w:p>
             <w:pPr>
@@ -531,7 +673,7 @@
               <w:autoSpaceDE w:val="0"/>
               <w:autoSpaceDN w:val="0"/>
               <w:adjustRightInd w:val="0"/>
-              <w:spacing w:line="240" w:lineRule="auto"/>
+              <w:spacing w:line="240" w:lineRule="auto" w:before="0" w:after="40"/>
               <w:ind w:firstLine="0"/>
               <w:jc w:val="center"/>
               <w:rPr>
@@ -543,7 +685,7 @@
         </w:tc>
         <w:tc>
           <w:tcPr>
-            <w:tcW w:w="2377" w:type="dxa"/>
+            <w:tcW w:w="1666" w:type="dxa"/>
             <w:tcBorders>
               <w:top w:val="nil"/>
               <w:left w:val="nil"/>
@@ -552,12 +694,18 @@
             <w:tcMar>
               <w:left w:w="0" w:type="dxa"/>
               <w:right w:w="0" w:type="dxa"/>
-            </w:tcMar>
-            <w:vAlign w:val="center"/>
+              <w:top w:w="80" w:type="dxa"/>
+              <w:start w:w="100" w:type="dxa"/>
+              <w:bottom w:w="80" w:type="dxa"/>
+              <w:end w:w="100" w:type="dxa"/>
+            </w:tcMar>
+            <w:vAlign w:val="top"/>
           </w:tcPr>
           <w:p>
             <w:pPr>
               <w:pStyle w:val="-1"/>
+              <w:spacing w:before="0" w:after="40" w:line="240" w:lineRule="auto"/>
+              <w:jc w:val="center"/>
               <w:rPr>
                 <w:rFonts w:ascii="Times New Roman" w:eastAsia="Times New Roman" w:hAnsi="Times New Roman" w:cs="Times New Roman"/>
                 <w:szCs w:val="24"/>
@@ -568,7 +716,7 @@
         </w:tc>
         <w:tc>
           <w:tcPr>
-            <w:tcW w:w="236" w:type="dxa"/>
+            <w:tcW w:w="1862" w:type="dxa"/>
             <w:tcBorders>
               <w:top w:val="nil"/>
               <w:left w:val="nil"/>
@@ -578,8 +726,12 @@
             <w:tcMar>
               <w:left w:w="0" w:type="dxa"/>
               <w:right w:w="0" w:type="dxa"/>
-            </w:tcMar>
-            <w:vAlign w:val="center"/>
+              <w:top w:w="80" w:type="dxa"/>
+              <w:start w:w="100" w:type="dxa"/>
+              <w:bottom w:w="80" w:type="dxa"/>
+              <w:end w:w="100" w:type="dxa"/>
+            </w:tcMar>
+            <w:vAlign w:val="top"/>
           </w:tcPr>
           <w:p>
             <w:pPr>
@@ -587,7 +739,7 @@
               <w:autoSpaceDE w:val="0"/>
               <w:autoSpaceDN w:val="0"/>
               <w:adjustRightInd w:val="0"/>
-              <w:spacing w:line="240" w:lineRule="auto"/>
+              <w:spacing w:line="240" w:lineRule="auto" w:before="0" w:after="40"/>
               <w:ind w:firstLine="0"/>
               <w:jc w:val="center"/>
               <w:rPr>
@@ -599,7 +751,7 @@
         </w:tc>
         <w:tc>
           <w:tcPr>
-            <w:tcW w:w="3018" w:type="dxa"/>
+            <w:tcW w:w="1568" w:type="dxa"/>
             <w:tcBorders>
               <w:top w:val="nil"/>
               <w:left w:val="nil"/>
@@ -608,12 +760,18 @@
             <w:tcMar>
               <w:left w:w="0" w:type="dxa"/>
               <w:right w:w="0" w:type="dxa"/>
-            </w:tcMar>
-            <w:vAlign w:val="center"/>
+              <w:top w:w="80" w:type="dxa"/>
+              <w:start w:w="100" w:type="dxa"/>
+              <w:bottom w:w="80" w:type="dxa"/>
+              <w:end w:w="100" w:type="dxa"/>
+            </w:tcMar>
+            <w:vAlign w:val="top"/>
           </w:tcPr>
           <w:p>
             <w:pPr>
               <w:pStyle w:val="-1"/>
+              <w:spacing w:before="0" w:after="40" w:line="240" w:lineRule="auto"/>
+              <w:jc w:val="center"/>
               <w:rPr>
                 <w:rFonts w:eastAsia="Times New Roman"/>
                 <w:lang w:eastAsia="ru-RU"/>
@@ -635,7 +793,7 @@
         </w:tblPrEx>
         <w:tc>
           <w:tcPr>
-            <w:tcW w:w="1560" w:type="dxa"/>
+            <w:tcW w:w="1176" w:type="dxa"/>
             <w:tcBorders>
               <w:top w:val="nil"/>
               <w:left w:val="nil"/>
@@ -645,12 +803,17 @@
             <w:tcMar>
               <w:left w:w="0" w:type="dxa"/>
               <w:right w:w="0" w:type="dxa"/>
-            </w:tcMar>
-            <w:vAlign w:val="center"/>
+              <w:top w:w="80" w:type="dxa"/>
+              <w:start w:w="100" w:type="dxa"/>
+              <w:bottom w:w="80" w:type="dxa"/>
+              <w:end w:w="100" w:type="dxa"/>
+            </w:tcMar>
+            <w:vAlign w:val="top"/>
           </w:tcPr>
           <w:p>
             <w:pPr>
               <w:pStyle w:val="-1"/>
+              <w:spacing w:before="0" w:after="40" w:line="240" w:lineRule="auto"/>
               <w:rPr>
                 <w:sz w:val="18"/>
                 <w:szCs w:val="18"/>
@@ -660,7 +823,7 @@
         </w:tc>
         <w:tc>
           <w:tcPr>
-            <w:tcW w:w="1925" w:type="dxa"/>
+            <w:tcW w:w="1764" w:type="dxa"/>
             <w:tcBorders>
               <w:top w:val="nil"/>
               <w:left w:val="nil"/>
@@ -670,12 +833,17 @@
             <w:tcMar>
               <w:left w:w="0" w:type="dxa"/>
               <w:right w:w="0" w:type="dxa"/>
-            </w:tcMar>
-            <w:vAlign w:val="center"/>
+              <w:top w:w="80" w:type="dxa"/>
+              <w:start w:w="100" w:type="dxa"/>
+              <w:bottom w:w="80" w:type="dxa"/>
+              <w:end w:w="100" w:type="dxa"/>
+            </w:tcMar>
+            <w:vAlign w:val="top"/>
           </w:tcPr>
           <w:p>
             <w:pPr>
               <w:pStyle w:val="-1"/>
+              <w:spacing w:before="0" w:after="40" w:line="240" w:lineRule="auto"/>
               <w:rPr>
                 <w:sz w:val="18"/>
                 <w:szCs w:val="18"/>
@@ -685,7 +853,7 @@
         </w:tc>
         <w:tc>
           <w:tcPr>
-            <w:tcW w:w="240" w:type="dxa"/>
+            <w:tcW w:w="1764" w:type="dxa"/>
             <w:tcBorders>
               <w:top w:val="nil"/>
               <w:left w:val="nil"/>
@@ -695,12 +863,17 @@
             <w:tcMar>
               <w:left w:w="0" w:type="dxa"/>
               <w:right w:w="0" w:type="dxa"/>
-            </w:tcMar>
-            <w:vAlign w:val="center"/>
+              <w:top w:w="80" w:type="dxa"/>
+              <w:start w:w="100" w:type="dxa"/>
+              <w:bottom w:w="80" w:type="dxa"/>
+              <w:end w:w="100" w:type="dxa"/>
+            </w:tcMar>
+            <w:vAlign w:val="top"/>
           </w:tcPr>
           <w:p>
             <w:pPr>
               <w:pStyle w:val="-1"/>
+              <w:spacing w:before="0" w:after="40" w:line="240" w:lineRule="auto"/>
               <w:rPr>
                 <w:sz w:val="18"/>
                 <w:szCs w:val="18"/>
@@ -710,7 +883,7 @@
         </w:tc>
         <w:tc>
           <w:tcPr>
-            <w:tcW w:w="2377" w:type="dxa"/>
+            <w:tcW w:w="1666" w:type="dxa"/>
             <w:tcBorders>
               <w:top w:val="nil"/>
               <w:left w:val="nil"/>
@@ -720,25 +893,34 @@
             <w:tcMar>
               <w:left w:w="0" w:type="dxa"/>
               <w:right w:w="0" w:type="dxa"/>
-            </w:tcMar>
-            <w:vAlign w:val="center"/>
+              <w:top w:w="80" w:type="dxa"/>
+              <w:start w:w="100" w:type="dxa"/>
+              <w:bottom w:w="80" w:type="dxa"/>
+              <w:end w:w="100" w:type="dxa"/>
+            </w:tcMar>
+            <w:vAlign w:val="top"/>
           </w:tcPr>
           <w:p>
             <w:pPr>
               <w:pStyle w:val="-1"/>
+              <w:spacing w:before="0" w:after="40" w:line="240" w:lineRule="auto"/>
               <w:rPr>
                 <w:sz w:val="18"/>
                 <w:szCs w:val="18"/>
               </w:rPr>
             </w:pPr>
             <w:r>
+              <w:rPr>
+                <w:rFonts w:ascii="Times New Roman" w:hAnsi="Times New Roman" w:eastAsia="Times New Roman"/>
+                <w:sz w:val="19"/>
+              </w:rPr>
               <w:t>подпись, дата</w:t>
             </w:r>
           </w:p>
         </w:tc>
         <w:tc>
           <w:tcPr>
-            <w:tcW w:w="236" w:type="dxa"/>
+            <w:tcW w:w="1862" w:type="dxa"/>
             <w:tcBorders>
               <w:top w:val="nil"/>
               <w:left w:val="nil"/>
@@ -748,12 +930,17 @@
             <w:tcMar>
               <w:left w:w="0" w:type="dxa"/>
               <w:right w:w="0" w:type="dxa"/>
-            </w:tcMar>
-            <w:vAlign w:val="center"/>
+              <w:top w:w="80" w:type="dxa"/>
+              <w:start w:w="100" w:type="dxa"/>
+              <w:bottom w:w="80" w:type="dxa"/>
+              <w:end w:w="100" w:type="dxa"/>
+            </w:tcMar>
+            <w:vAlign w:val="top"/>
           </w:tcPr>
           <w:p>
             <w:pPr>
               <w:pStyle w:val="-1"/>
+              <w:spacing w:before="0" w:after="40" w:line="240" w:lineRule="auto"/>
               <w:rPr>
                 <w:sz w:val="18"/>
                 <w:szCs w:val="18"/>
@@ -763,7 +950,7 @@
         </w:tc>
         <w:tc>
           <w:tcPr>
-            <w:tcW w:w="3018" w:type="dxa"/>
+            <w:tcW w:w="1568" w:type="dxa"/>
             <w:tcBorders>
               <w:top w:val="nil"/>
               <w:left w:val="nil"/>
@@ -773,18 +960,27 @@
             <w:tcMar>
               <w:left w:w="0" w:type="dxa"/>
               <w:right w:w="0" w:type="dxa"/>
-            </w:tcMar>
-            <w:vAlign w:val="center"/>
+              <w:top w:w="80" w:type="dxa"/>
+              <w:start w:w="100" w:type="dxa"/>
+              <w:bottom w:w="80" w:type="dxa"/>
+              <w:end w:w="100" w:type="dxa"/>
+            </w:tcMar>
+            <w:vAlign w:val="top"/>
           </w:tcPr>
           <w:p>
             <w:pPr>
               <w:pStyle w:val="-1"/>
+              <w:spacing w:before="0" w:after="40" w:line="240" w:lineRule="auto"/>
               <w:rPr>
                 <w:sz w:val="18"/>
                 <w:szCs w:val="18"/>
               </w:rPr>
             </w:pPr>
             <w:r>
+              <w:rPr>
+                <w:rFonts w:ascii="Times New Roman" w:hAnsi="Times New Roman" w:eastAsia="Times New Roman"/>
+                <w:sz w:val="19"/>
+              </w:rPr>
               <w:t>инициалы, фамилия</w:t>
             </w:r>
           </w:p>
@@ -1028,11 +1224,19 @@
     <w:tbl>
       <w:tblPr>
         <w:tblStyle w:val="af4"/>
-        <w:tblW w:w="0" w:type="auto"/>
+        <w:tblW w:w="10000" w:type="pct"/>
         <w:jc w:val="center"/>
         <w:tblLayout w:type="fixed"/>
         <w:tblLook w:val="04A0" w:firstRow="1" w:lastRow="0" w:firstColumn="1" w:lastColumn="0" w:noHBand="0" w:noVBand="1"/>
         <w:tblCaption w:val="1"/>
+        <w:tblBorders>
+          <w:top w:val="single" w:sz="4" w:space="0" w:color="B7C3D0"/>
+          <w:left w:val="single" w:sz="4" w:space="0" w:color="B7C3D0"/>
+          <w:bottom w:val="single" w:sz="4" w:space="0" w:color="B7C3D0"/>
+          <w:right w:val="single" w:sz="4" w:space="0" w:color="B7C3D0"/>
+          <w:insideH w:val="single" w:sz="4" w:space="0" w:color="B7C3D0"/>
+          <w:insideV w:val="single" w:sz="4" w:space="0" w:color="B7C3D0"/>
+        </w:tblBorders>
       </w:tblPr>
       <w:tblGrid>
         <w:gridCol w:w="4677"/>
@@ -1046,34 +1250,58 @@
         </w:trPr>
         <w:tc>
           <w:tcPr>
-            <w:tcW w:w="4677" w:type="dxa"/>
-            <w:shd w:val="clear" w:color="auto" w:fill="F2F2F2"/>
+            <w:tcW w:w="2744" w:type="dxa"/>
+            <w:shd w:val="clear" w:color="auto" w:fill="D9EAF7"/>
+            <w:vAlign w:val="top"/>
+            <w:tcMar>
+              <w:top w:w="80" w:type="dxa"/>
+              <w:start w:w="100" w:type="dxa"/>
+              <w:bottom w:w="80" w:type="dxa"/>
+              <w:end w:w="100" w:type="dxa"/>
+            </w:tcMar>
           </w:tcPr>
           <w:p>
             <w:pPr>
               <w:pStyle w:val="ae"/>
               <w:keepNext/>
-              <w:spacing w:before="40" w:after="40"/>
-              <w:jc w:val="left"/>
-            </w:pPr>
-            <w:r>
+              <w:spacing w:before="0" w:after="40" w:line="240" w:lineRule="auto"/>
+              <w:jc w:val="center"/>
+            </w:pPr>
+            <w:r>
+              <w:rPr>
+                <w:rFonts w:ascii="Times New Roman" w:hAnsi="Times New Roman" w:eastAsia="Times New Roman"/>
+                <w:b/>
+                <w:sz w:val="20"/>
+              </w:rPr>
               <w:t>Поле</w:t>
             </w:r>
           </w:p>
         </w:tc>
         <w:tc>
           <w:tcPr>
-            <w:tcW w:w="4677" w:type="dxa"/>
-            <w:shd w:val="clear" w:color="auto" w:fill="F2F2F2"/>
+            <w:tcW w:w="7056" w:type="dxa"/>
+            <w:shd w:val="clear" w:color="auto" w:fill="D9EAF7"/>
+            <w:vAlign w:val="top"/>
+            <w:tcMar>
+              <w:top w:w="80" w:type="dxa"/>
+              <w:start w:w="100" w:type="dxa"/>
+              <w:bottom w:w="80" w:type="dxa"/>
+              <w:end w:w="100" w:type="dxa"/>
+            </w:tcMar>
           </w:tcPr>
           <w:p>
             <w:pPr>
               <w:pStyle w:val="ae"/>
               <w:keepNext/>
-              <w:spacing w:before="40" w:after="40"/>
-              <w:jc w:val="left"/>
-            </w:pPr>
-            <w:r>
+              <w:spacing w:before="0" w:after="40" w:line="240" w:lineRule="auto"/>
+              <w:jc w:val="center"/>
+            </w:pPr>
+            <w:r>
+              <w:rPr>
+                <w:rFonts w:ascii="Times New Roman" w:hAnsi="Times New Roman" w:eastAsia="Times New Roman"/>
+                <w:b/>
+                <w:sz w:val="20"/>
+              </w:rPr>
               <w:t>Значение</w:t>
             </w:r>
           </w:p>
@@ -1086,26 +1314,51 @@
         </w:trPr>
         <w:tc>
           <w:tcPr>
-            <w:tcW w:w="4677" w:type="dxa"/>
+            <w:tcW w:w="2744" w:type="dxa"/>
+            <w:vAlign w:val="top"/>
+            <w:tcMar>
+              <w:top w:w="80" w:type="dxa"/>
+              <w:start w:w="100" w:type="dxa"/>
+              <w:bottom w:w="80" w:type="dxa"/>
+              <w:end w:w="100" w:type="dxa"/>
+            </w:tcMar>
           </w:tcPr>
           <w:p>
             <w:pPr>
               <w:pStyle w:val="ae"/>
               <w:keepNext/>
-              <w:spacing w:before="40" w:after="40"/>
+              <w:spacing w:before="0" w:after="40" w:line="240" w:lineRule="auto"/>
               <w:jc w:val="left"/>
             </w:pPr>
             <w:r>
+              <w:rPr>
+                <w:rFonts w:ascii="Times New Roman" w:hAnsi="Times New Roman" w:eastAsia="Times New Roman"/>
+                <w:sz w:val="20"/>
+              </w:rPr>
               <w:t>ФИО, группа</w:t>
             </w:r>
           </w:p>
         </w:tc>
         <w:tc>
           <w:tcPr>
-            <w:tcW w:w="4677" w:type="dxa"/>
-          </w:tcPr>
-          <w:p>
-            <w:r>
+            <w:tcW w:w="7056" w:type="dxa"/>
+            <w:vAlign w:val="top"/>
+            <w:tcMar>
+              <w:top w:w="80" w:type="dxa"/>
+              <w:start w:w="100" w:type="dxa"/>
+              <w:bottom w:w="80" w:type="dxa"/>
+              <w:end w:w="100" w:type="dxa"/>
+            </w:tcMar>
+          </w:tcPr>
+          <w:p>
+            <w:pPr>
+              <w:spacing w:before="0" w:after="40" w:line="240" w:lineRule="auto"/>
+            </w:pPr>
+            <w:r>
+              <w:rPr>
+                <w:rFonts w:ascii="Times New Roman" w:hAnsi="Times New Roman" w:eastAsia="Times New Roman"/>
+                <w:sz w:val="20"/>
+              </w:rPr>
               <w:t>Дмитрий Стацюк, группа не указана</w:t>
             </w:r>
           </w:p>
@@ -1118,26 +1371,51 @@
         </w:trPr>
         <w:tc>
           <w:tcPr>
-            <w:tcW w:w="4677" w:type="dxa"/>
+            <w:tcW w:w="2744" w:type="dxa"/>
+            <w:vAlign w:val="top"/>
+            <w:tcMar>
+              <w:top w:w="80" w:type="dxa"/>
+              <w:start w:w="100" w:type="dxa"/>
+              <w:bottom w:w="80" w:type="dxa"/>
+              <w:end w:w="100" w:type="dxa"/>
+            </w:tcMar>
           </w:tcPr>
           <w:p>
             <w:pPr>
               <w:pStyle w:val="ae"/>
               <w:keepNext/>
-              <w:spacing w:before="40" w:after="40"/>
+              <w:spacing w:before="0" w:after="40" w:line="240" w:lineRule="auto"/>
               <w:jc w:val="left"/>
             </w:pPr>
             <w:r>
+              <w:rPr>
+                <w:rFonts w:ascii="Times New Roman" w:hAnsi="Times New Roman" w:eastAsia="Times New Roman"/>
+                <w:sz w:val="20"/>
+              </w:rPr>
               <w:t>Проект и команда</w:t>
             </w:r>
           </w:p>
         </w:tc>
         <w:tc>
           <w:tcPr>
-            <w:tcW w:w="4677" w:type="dxa"/>
-          </w:tcPr>
-          <w:p>
-            <w:r>
+            <w:tcW w:w="7056" w:type="dxa"/>
+            <w:vAlign w:val="top"/>
+            <w:tcMar>
+              <w:top w:w="80" w:type="dxa"/>
+              <w:start w:w="100" w:type="dxa"/>
+              <w:bottom w:w="80" w:type="dxa"/>
+              <w:end w:w="100" w:type="dxa"/>
+            </w:tcMar>
+          </w:tcPr>
+          <w:p>
+            <w:pPr>
+              <w:spacing w:before="0" w:after="40" w:line="240" w:lineRule="auto"/>
+            </w:pPr>
+            <w:r>
+              <w:rPr>
+                <w:rFonts w:ascii="Times New Roman" w:hAnsi="Times New Roman" w:eastAsia="Times New Roman"/>
+                <w:sz w:val="20"/>
+              </w:rPr>
               <w:t>HitPipe; Delivery - Destination Integrations</w:t>
             </w:r>
           </w:p>
@@ -1150,26 +1428,51 @@
         </w:trPr>
         <w:tc>
           <w:tcPr>
-            <w:tcW w:w="4677" w:type="dxa"/>
+            <w:tcW w:w="2744" w:type="dxa"/>
+            <w:vAlign w:val="top"/>
+            <w:tcMar>
+              <w:top w:w="80" w:type="dxa"/>
+              <w:start w:w="100" w:type="dxa"/>
+              <w:bottom w:w="80" w:type="dxa"/>
+              <w:end w:w="100" w:type="dxa"/>
+            </w:tcMar>
           </w:tcPr>
           <w:p>
             <w:pPr>
               <w:pStyle w:val="ae"/>
               <w:keepNext/>
-              <w:spacing w:before="40" w:after="40"/>
+              <w:spacing w:before="0" w:after="40" w:line="240" w:lineRule="auto"/>
               <w:jc w:val="left"/>
             </w:pPr>
             <w:r>
+              <w:rPr>
+                <w:rFonts w:ascii="Times New Roman" w:hAnsi="Times New Roman" w:eastAsia="Times New Roman"/>
+                <w:sz w:val="20"/>
+              </w:rPr>
               <w:t>Индивидуальный участок</w:t>
             </w:r>
           </w:p>
         </w:tc>
         <w:tc>
           <w:tcPr>
-            <w:tcW w:w="4677" w:type="dxa"/>
-          </w:tcPr>
-          <w:p>
-            <w:r>
+            <w:tcW w:w="7056" w:type="dxa"/>
+            <w:vAlign w:val="top"/>
+            <w:tcMar>
+              <w:top w:w="80" w:type="dxa"/>
+              <w:start w:w="100" w:type="dxa"/>
+              <w:bottom w:w="80" w:type="dxa"/>
+              <w:end w:w="100" w:type="dxa"/>
+            </w:tcMar>
+          </w:tcPr>
+          <w:p>
+            <w:pPr>
+              <w:spacing w:before="0" w:after="40" w:line="240" w:lineRule="auto"/>
+            </w:pPr>
+            <w:r>
+              <w:rPr>
+                <w:rFonts w:ascii="Times New Roman" w:hAnsi="Times New Roman" w:eastAsia="Times New Roman"/>
+                <w:sz w:val="20"/>
+              </w:rPr>
               <w:t>TargetReadback / services/delivery</w:t>
             </w:r>
           </w:p>
@@ -1182,26 +1485,51 @@
         </w:trPr>
         <w:tc>
           <w:tcPr>
-            <w:tcW w:w="4677" w:type="dxa"/>
+            <w:tcW w:w="2744" w:type="dxa"/>
+            <w:vAlign w:val="top"/>
+            <w:tcMar>
+              <w:top w:w="80" w:type="dxa"/>
+              <w:start w:w="100" w:type="dxa"/>
+              <w:bottom w:w="80" w:type="dxa"/>
+              <w:end w:w="100" w:type="dxa"/>
+            </w:tcMar>
           </w:tcPr>
           <w:p>
             <w:pPr>
               <w:pStyle w:val="ae"/>
               <w:keepNext/>
-              <w:spacing w:before="40" w:after="40"/>
+              <w:spacing w:before="0" w:after="40" w:line="240" w:lineRule="auto"/>
               <w:jc w:val="left"/>
             </w:pPr>
             <w:r>
+              <w:rPr>
+                <w:rFonts w:ascii="Times New Roman" w:hAnsi="Times New Roman" w:eastAsia="Times New Roman"/>
+                <w:sz w:val="20"/>
+              </w:rPr>
               <w:t>Репозиторий</w:t>
             </w:r>
           </w:p>
         </w:tc>
         <w:tc>
           <w:tcPr>
-            <w:tcW w:w="4677" w:type="dxa"/>
-          </w:tcPr>
-          <w:p>
-            <w:r>
+            <w:tcW w:w="7056" w:type="dxa"/>
+            <w:vAlign w:val="top"/>
+            <w:tcMar>
+              <w:top w:w="80" w:type="dxa"/>
+              <w:start w:w="100" w:type="dxa"/>
+              <w:bottom w:w="80" w:type="dxa"/>
+              <w:end w:w="100" w:type="dxa"/>
+            </w:tcMar>
+          </w:tcPr>
+          <w:p>
+            <w:pPr>
+              <w:spacing w:before="0" w:after="40" w:line="240" w:lineRule="auto"/>
+            </w:pPr>
+            <w:r>
+              <w:rPr>
+                <w:rFonts w:ascii="Times New Roman" w:hAnsi="Times New Roman" w:eastAsia="Times New Roman"/>
+                <w:sz w:val="20"/>
+              </w:rPr>
               <w:t>https://github.com/hitpipe/hitpipe</w:t>
             </w:r>
           </w:p>
@@ -1214,25 +1542,50 @@
         </w:trPr>
         <w:tc>
           <w:tcPr>
-            <w:tcW w:w="4677" w:type="dxa"/>
+            <w:tcW w:w="2744" w:type="dxa"/>
+            <w:vAlign w:val="top"/>
+            <w:tcMar>
+              <w:top w:w="80" w:type="dxa"/>
+              <w:start w:w="100" w:type="dxa"/>
+              <w:bottom w:w="80" w:type="dxa"/>
+              <w:end w:w="100" w:type="dxa"/>
+            </w:tcMar>
           </w:tcPr>
           <w:p>
             <w:pPr>
               <w:pStyle w:val="ae"/>
-              <w:spacing w:before="40" w:after="40"/>
+              <w:spacing w:before="0" w:after="40" w:line="240" w:lineRule="auto"/>
               <w:jc w:val="left"/>
             </w:pPr>
             <w:r>
+              <w:rPr>
+                <w:rFonts w:ascii="Times New Roman" w:hAnsi="Times New Roman" w:eastAsia="Times New Roman"/>
+                <w:sz w:val="20"/>
+              </w:rPr>
               <w:t>Тег сдачи</w:t>
             </w:r>
           </w:p>
         </w:tc>
         <w:tc>
           <w:tcPr>
-            <w:tcW w:w="4677" w:type="dxa"/>
-          </w:tcPr>
-          <w:p>
-            <w:r>
+            <w:tcW w:w="7056" w:type="dxa"/>
+            <w:vAlign w:val="top"/>
+            <w:tcMar>
+              <w:top w:w="80" w:type="dxa"/>
+              <w:start w:w="100" w:type="dxa"/>
+              <w:bottom w:w="80" w:type="dxa"/>
+              <w:end w:w="100" w:type="dxa"/>
+            </w:tcMar>
+          </w:tcPr>
+          <w:p>
+            <w:pPr>
+              <w:spacing w:before="0" w:after="40" w:line="240" w:lineRule="auto"/>
+            </w:pPr>
+            <w:r>
+              <w:rPr>
+                <w:rFonts w:ascii="Times New Roman" w:hAnsi="Times New Roman" w:eastAsia="Times New Roman"/>
+                <w:sz w:val="20"/>
+              </w:rPr>
               <w:t>не создан — human/Lead gate</w:t>
             </w:r>
           </w:p>
@@ -1241,20 +1594,48 @@
       <w:tr>
         <w:tc>
           <w:tcPr>
-            <w:tcW w:type="dxa" w:w="4677"/>
-          </w:tcPr>
-          <w:p>
-            <w:r>
+            <w:tcW w:type="dxa" w:w="2744"/>
+            <w:vAlign w:val="top"/>
+            <w:tcMar>
+              <w:top w:w="80" w:type="dxa"/>
+              <w:start w:w="100" w:type="dxa"/>
+              <w:bottom w:w="80" w:type="dxa"/>
+              <w:end w:w="100" w:type="dxa"/>
+            </w:tcMar>
+          </w:tcPr>
+          <w:p>
+            <w:pPr>
+              <w:spacing w:before="0" w:after="40" w:line="240" w:lineRule="auto"/>
+            </w:pPr>
+            <w:r>
+              <w:rPr>
+                <w:rFonts w:ascii="Times New Roman" w:hAnsi="Times New Roman" w:eastAsia="Times New Roman"/>
+                <w:sz w:val="20"/>
+              </w:rPr>
               <w:t>Вариант выполнения</w:t>
             </w:r>
           </w:p>
         </w:tc>
         <w:tc>
           <w:tcPr>
-            <w:tcW w:type="dxa" w:w="4677"/>
-          </w:tcPr>
-          <w:p>
-            <w:r>
+            <w:tcW w:type="dxa" w:w="7056"/>
+            <w:vAlign w:val="top"/>
+            <w:tcMar>
+              <w:top w:w="80" w:type="dxa"/>
+              <w:start w:w="100" w:type="dxa"/>
+              <w:bottom w:w="80" w:type="dxa"/>
+              <w:end w:w="100" w:type="dxa"/>
+            </w:tcMar>
+          </w:tcPr>
+          <w:p>
+            <w:pPr>
+              <w:spacing w:before="0" w:after="40" w:line="240" w:lineRule="auto"/>
+            </w:pPr>
+            <w:r>
+              <w:rPr>
+                <w:rFonts w:ascii="Times New Roman" w:hAnsi="Times New Roman" w:eastAsia="Times New Roman"/>
+                <w:sz w:val="20"/>
+              </w:rPr>
               <w:t>bafc97a0eb5cc2b2aba68c04a74b179b61432d82; correction PR #29</w:t>
             </w:r>
           </w:p>
@@ -1263,20 +1644,48 @@
       <w:tr>
         <w:tc>
           <w:tcPr>
-            <w:tcW w:type="dxa" w:w="4677"/>
-          </w:tcPr>
-          <w:p>
-            <w:r>
+            <w:tcW w:type="dxa" w:w="2744"/>
+            <w:vAlign w:val="top"/>
+            <w:tcMar>
+              <w:top w:w="80" w:type="dxa"/>
+              <w:start w:w="100" w:type="dxa"/>
+              <w:bottom w:w="80" w:type="dxa"/>
+              <w:end w:w="100" w:type="dxa"/>
+            </w:tcMar>
+          </w:tcPr>
+          <w:p>
+            <w:pPr>
+              <w:spacing w:before="0" w:after="40" w:line="240" w:lineRule="auto"/>
+            </w:pPr>
+            <w:r>
+              <w:rPr>
+                <w:rFonts w:ascii="Times New Roman" w:hAnsi="Times New Roman" w:eastAsia="Times New Roman"/>
+                <w:sz w:val="20"/>
+              </w:rPr>
               <w:t>Версия и commit</w:t>
             </w:r>
           </w:p>
         </w:tc>
         <w:tc>
           <w:tcPr>
-            <w:tcW w:type="dxa" w:w="4677"/>
-          </w:tcPr>
-          <w:p>
-            <w:r>
+            <w:tcW w:type="dxa" w:w="7056"/>
+            <w:vAlign w:val="top"/>
+            <w:tcMar>
+              <w:top w:w="80" w:type="dxa"/>
+              <w:start w:w="100" w:type="dxa"/>
+              <w:bottom w:w="80" w:type="dxa"/>
+              <w:end w:w="100" w:type="dxa"/>
+            </w:tcMar>
+          </w:tcPr>
+          <w:p>
+            <w:pPr>
+              <w:spacing w:before="0" w:after="40" w:line="240" w:lineRule="auto"/>
+            </w:pPr>
+            <w:r>
+              <w:rPr>
+                <w:rFonts w:ascii="Times New Roman" w:hAnsi="Times New Roman" w:eastAsia="Times New Roman"/>
+                <w:sz w:val="20"/>
+              </w:rPr>
               <w:t>Human/Lead-controlled capture → bafc97a0eb5cc2b2aba68c04a74b179b61432d82</w:t>
             </w:r>
           </w:p>
@@ -1285,20 +1694,48 @@
       <w:tr>
         <w:tc>
           <w:tcPr>
-            <w:tcW w:type="dxa" w:w="4677"/>
-          </w:tcPr>
-          <w:p>
-            <w:r>
+            <w:tcW w:type="dxa" w:w="2744"/>
+            <w:vAlign w:val="top"/>
+            <w:tcMar>
+              <w:top w:w="80" w:type="dxa"/>
+              <w:start w:w="100" w:type="dxa"/>
+              <w:bottom w:w="80" w:type="dxa"/>
+              <w:end w:w="100" w:type="dxa"/>
+            </w:tcMar>
+          </w:tcPr>
+          <w:p>
+            <w:pPr>
+              <w:spacing w:before="0" w:after="40" w:line="240" w:lineRule="auto"/>
+            </w:pPr>
+            <w:r>
+              <w:rPr>
+                <w:rFonts w:ascii="Times New Roman" w:hAnsi="Times New Roman" w:eastAsia="Times New Roman"/>
+                <w:sz w:val="20"/>
+              </w:rPr>
               <w:t>Источник формы</w:t>
             </w:r>
           </w:p>
         </w:tc>
         <w:tc>
           <w:tcPr>
-            <w:tcW w:type="dxa" w:w="4677"/>
-          </w:tcPr>
-          <w:p>
-            <w:r>
+            <w:tcW w:type="dxa" w:w="7056"/>
+            <w:vAlign w:val="top"/>
+            <w:tcMar>
+              <w:top w:w="80" w:type="dxa"/>
+              <w:start w:w="100" w:type="dxa"/>
+              <w:bottom w:w="80" w:type="dxa"/>
+              <w:end w:w="100" w:type="dxa"/>
+            </w:tcMar>
+          </w:tcPr>
+          <w:p>
+            <w:pPr>
+              <w:spacing w:before="0" w:after="40" w:line="240" w:lineRule="auto"/>
+            </w:pPr>
+            <w:r>
+              <w:rPr>
+                <w:rFonts w:ascii="Times New Roman" w:hAnsi="Times New Roman" w:eastAsia="Times New Roman"/>
+                <w:sz w:val="20"/>
+              </w:rPr>
               <w:t>Исходный преподавательский шаблон МДК03.02 ПР1; минимальные дополнения под актуальную методичку</w:t>
             </w:r>
           </w:p>
@@ -1331,9 +1768,17 @@
     </w:p>
     <w:tbl>
       <w:tblPr>
-        <w:tblW w:type="dxa" w:w="9000"/>
-        <w:tblLayout w:type="autofit"/>
+        <w:tblW w:type="pct" w:w="10000"/>
+        <w:tblLayout w:type="fixed"/>
         <w:tblLook w:firstColumn="1" w:firstRow="1" w:lastColumn="0" w:lastRow="0" w:noHBand="0" w:noVBand="1" w:val="04A0"/>
+        <w:tblBorders>
+          <w:top w:val="single" w:sz="4" w:space="0" w:color="B7C3D0"/>
+          <w:left w:val="single" w:sz="4" w:space="0" w:color="B7C3D0"/>
+          <w:bottom w:val="single" w:sz="4" w:space="0" w:color="B7C3D0"/>
+          <w:right w:val="single" w:sz="4" w:space="0" w:color="B7C3D0"/>
+          <w:insideH w:val="single" w:sz="4" w:space="0" w:color="B7C3D0"/>
+          <w:insideV w:val="single" w:sz="4" w:space="0" w:color="B7C3D0"/>
+        </w:tblBorders>
       </w:tblPr>
       <w:tblGrid>
         <w:gridCol w:w="9355"/>
@@ -1344,21 +1789,22 @@
             <w:tcW w:type="dxa" w:w="9355"/>
             <w:shd w:fill="EDEDED" w:val="clear"/>
             <w:tcMar>
-              <w:top w:w="160" w:type="dxa"/>
-              <w:start w:w="180" w:type="dxa"/>
-              <w:bottom w:w="160" w:type="dxa"/>
-              <w:end w:w="180" w:type="dxa"/>
-            </w:tcMar>
-          </w:tcPr>
-          <w:p>
-            <w:pPr>
-              <w:spacing w:before="40" w:after="40"/>
+              <w:top w:w="140" w:type="dxa"/>
+              <w:start w:w="160" w:type="dxa"/>
+              <w:bottom w:w="140" w:type="dxa"/>
+              <w:end w:w="160" w:type="dxa"/>
+            </w:tcMar>
+            <w:vAlign w:val="center"/>
+          </w:tcPr>
+          <w:p>
+            <w:pPr>
+              <w:spacing w:before="40" w:after="0"/>
               <w:jc w:val="center"/>
             </w:pPr>
             <w:r>
               <w:rPr>
                 <w:rFonts w:ascii="Times New Roman" w:hAnsi="Times New Roman" w:eastAsia="Times New Roman"/>
-                <w:sz w:val="24"/>
+                <w:sz w:val="22"/>
               </w:rPr>
               <w:t>[МЕСТО ДЛЯ СКРИНШОТА 1 — Требование, задача и запрос на слияние]</w:t>
             </w:r>
@@ -1398,11 +1844,19 @@
     <w:tbl>
       <w:tblPr>
         <w:tblStyle w:val="af4"/>
-        <w:tblW w:w="0" w:type="auto"/>
+        <w:tblW w:w="10000" w:type="pct"/>
         <w:jc w:val="center"/>
         <w:tblLayout w:type="fixed"/>
         <w:tblLook w:val="04A0" w:firstRow="1" w:lastRow="0" w:firstColumn="1" w:lastColumn="0" w:noHBand="0" w:noVBand="1"/>
         <w:tblCaption w:val="2"/>
+        <w:tblBorders>
+          <w:top w:val="single" w:sz="4" w:space="0" w:color="B7C3D0"/>
+          <w:left w:val="single" w:sz="4" w:space="0" w:color="B7C3D0"/>
+          <w:bottom w:val="single" w:sz="4" w:space="0" w:color="B7C3D0"/>
+          <w:right w:val="single" w:sz="4" w:space="0" w:color="B7C3D0"/>
+          <w:insideH w:val="single" w:sz="4" w:space="0" w:color="B7C3D0"/>
+          <w:insideV w:val="single" w:sz="4" w:space="0" w:color="B7C3D0"/>
+        </w:tblBorders>
       </w:tblPr>
       <w:tblGrid>
         <w:gridCol w:w="2598"/>
@@ -1417,51 +1871,87 @@
         </w:trPr>
         <w:tc>
           <w:tcPr>
-            <w:tcW w:w="2598" w:type="dxa"/>
-            <w:shd w:val="clear" w:color="auto" w:fill="F2F2F2"/>
+            <w:tcW w:w="2450" w:type="dxa"/>
+            <w:shd w:val="clear" w:color="auto" w:fill="D9EAF7"/>
+            <w:vAlign w:val="top"/>
+            <w:tcMar>
+              <w:top w:w="80" w:type="dxa"/>
+              <w:start w:w="100" w:type="dxa"/>
+              <w:bottom w:w="80" w:type="dxa"/>
+              <w:end w:w="100" w:type="dxa"/>
+            </w:tcMar>
           </w:tcPr>
           <w:p>
             <w:pPr>
               <w:pStyle w:val="ae"/>
               <w:keepNext/>
-              <w:spacing w:before="40" w:after="40"/>
-              <w:jc w:val="left"/>
-            </w:pPr>
-            <w:r>
+              <w:spacing w:before="0" w:after="40" w:line="240" w:lineRule="auto"/>
+              <w:jc w:val="center"/>
+            </w:pPr>
+            <w:r>
+              <w:rPr>
+                <w:rFonts w:ascii="Times New Roman" w:hAnsi="Times New Roman" w:eastAsia="Times New Roman"/>
+                <w:b/>
+                <w:sz w:val="20"/>
+              </w:rPr>
               <w:t>Вопрос обследования</w:t>
             </w:r>
           </w:p>
         </w:tc>
         <w:tc>
           <w:tcPr>
-            <w:tcW w:w="3378" w:type="dxa"/>
-            <w:shd w:val="clear" w:color="auto" w:fill="F2F2F2"/>
+            <w:tcW w:w="3920" w:type="dxa"/>
+            <w:shd w:val="clear" w:color="auto" w:fill="D9EAF7"/>
+            <w:vAlign w:val="top"/>
+            <w:tcMar>
+              <w:top w:w="80" w:type="dxa"/>
+              <w:start w:w="100" w:type="dxa"/>
+              <w:bottom w:w="80" w:type="dxa"/>
+              <w:end w:w="100" w:type="dxa"/>
+            </w:tcMar>
           </w:tcPr>
           <w:p>
             <w:pPr>
               <w:pStyle w:val="ae"/>
               <w:keepNext/>
-              <w:spacing w:before="40" w:after="40"/>
-              <w:jc w:val="left"/>
-            </w:pPr>
-            <w:r>
+              <w:spacing w:before="0" w:after="40" w:line="240" w:lineRule="auto"/>
+              <w:jc w:val="center"/>
+            </w:pPr>
+            <w:r>
+              <w:rPr>
+                <w:rFonts w:ascii="Times New Roman" w:hAnsi="Times New Roman" w:eastAsia="Times New Roman"/>
+                <w:b/>
+                <w:sz w:val="20"/>
+              </w:rPr>
               <w:t>Полученный ответ и источник</w:t>
             </w:r>
           </w:p>
         </w:tc>
         <w:tc>
           <w:tcPr>
-            <w:tcW w:w="3378" w:type="dxa"/>
-            <w:shd w:val="clear" w:color="auto" w:fill="F2F2F2"/>
+            <w:tcW w:w="3430" w:type="dxa"/>
+            <w:shd w:val="clear" w:color="auto" w:fill="D9EAF7"/>
+            <w:vAlign w:val="top"/>
+            <w:tcMar>
+              <w:top w:w="80" w:type="dxa"/>
+              <w:start w:w="100" w:type="dxa"/>
+              <w:bottom w:w="80" w:type="dxa"/>
+              <w:end w:w="100" w:type="dxa"/>
+            </w:tcMar>
           </w:tcPr>
           <w:p>
             <w:pPr>
               <w:pStyle w:val="ae"/>
               <w:keepNext/>
-              <w:spacing w:before="40" w:after="40"/>
-              <w:jc w:val="left"/>
-            </w:pPr>
-            <w:r>
+              <w:spacing w:before="0" w:after="40" w:line="240" w:lineRule="auto"/>
+              <w:jc w:val="center"/>
+            </w:pPr>
+            <w:r>
+              <w:rPr>
+                <w:rFonts w:ascii="Times New Roman" w:hAnsi="Times New Roman" w:eastAsia="Times New Roman"/>
+                <w:b/>
+                <w:sz w:val="20"/>
+              </w:rPr>
               <w:t>Решение / открытый вопрос</w:t>
             </w:r>
           </w:p>
@@ -1474,30 +1964,72 @@
         </w:trPr>
         <w:tc>
           <w:tcPr>
-            <w:tcW w:w="2598" w:type="dxa"/>
-          </w:tcPr>
-          <w:p>
-            <w:r>
+            <w:tcW w:w="2450" w:type="dxa"/>
+            <w:vAlign w:val="top"/>
+            <w:tcMar>
+              <w:top w:w="80" w:type="dxa"/>
+              <w:start w:w="100" w:type="dxa"/>
+              <w:bottom w:w="80" w:type="dxa"/>
+              <w:end w:w="100" w:type="dxa"/>
+            </w:tcMar>
+          </w:tcPr>
+          <w:p>
+            <w:pPr>
+              <w:spacing w:before="0" w:after="40" w:line="240" w:lineRule="auto"/>
+            </w:pPr>
+            <w:r>
+              <w:rPr>
+                <w:rFonts w:ascii="Times New Roman" w:hAnsi="Times New Roman" w:eastAsia="Times New Roman"/>
+                <w:sz w:val="20"/>
+              </w:rPr>
               <w:t>Desk-research questions</w:t>
             </w:r>
           </w:p>
         </w:tc>
         <w:tc>
           <w:tcPr>
-            <w:tcW w:w="3378" w:type="dxa"/>
-          </w:tcPr>
-          <w:p>
-            <w:r>
+            <w:tcW w:w="3920" w:type="dxa"/>
+            <w:vAlign w:val="top"/>
+            <w:tcMar>
+              <w:top w:w="80" w:type="dxa"/>
+              <w:start w:w="100" w:type="dxa"/>
+              <w:bottom w:w="80" w:type="dxa"/>
+              <w:end w:w="100" w:type="dxa"/>
+            </w:tcMar>
+          </w:tcPr>
+          <w:p>
+            <w:pPr>
+              <w:spacing w:before="0" w:after="40" w:line="240" w:lineRule="auto"/>
+            </w:pPr>
+            <w:r>
+              <w:rPr>
+                <w:rFonts w:ascii="Times New Roman" w:hAnsi="Times New Roman" w:eastAsia="Times New Roman"/>
+                <w:sz w:val="20"/>
+              </w:rPr>
               <w:t>Source: locked HP-VER-001/formal DeliveryIntent, ObservedTaskAttributes, TaskObservation; no live interview</w:t>
             </w:r>
           </w:p>
         </w:tc>
         <w:tc>
           <w:tcPr>
-            <w:tcW w:w="3378" w:type="dxa"/>
-          </w:tcPr>
-          <w:p>
-            <w:r>
+            <w:tcW w:w="3430" w:type="dxa"/>
+            <w:vAlign w:val="top"/>
+            <w:tcMar>
+              <w:top w:w="80" w:type="dxa"/>
+              <w:start w:w="100" w:type="dxa"/>
+              <w:bottom w:w="80" w:type="dxa"/>
+              <w:end w:w="100" w:type="dxa"/>
+            </w:tcMar>
+          </w:tcPr>
+          <w:p>
+            <w:pPr>
+              <w:spacing w:before="0" w:after="40" w:line="240" w:lineRule="auto"/>
+            </w:pPr>
+            <w:r>
+              <w:rPr>
+                <w:rFonts w:ascii="Times New Roman" w:hAnsi="Times New Roman" w:eastAsia="Times New Roman"/>
+                <w:sz w:val="20"/>
+              </w:rPr>
               <w:t>Open human action: conduct real interview and attach date/participants/answers; do not treat desk research as interview</w:t>
             </w:r>
           </w:p>
@@ -1555,11 +2087,19 @@
     <w:tbl>
       <w:tblPr>
         <w:tblStyle w:val="af4"/>
-        <w:tblW w:w="0" w:type="auto"/>
+        <w:tblW w:w="10000" w:type="pct"/>
         <w:jc w:val="center"/>
         <w:tblLayout w:type="fixed"/>
         <w:tblLook w:val="04A0" w:firstRow="1" w:lastRow="0" w:firstColumn="1" w:lastColumn="0" w:noHBand="0" w:noVBand="1"/>
         <w:tblCaption w:val="3"/>
+        <w:tblBorders>
+          <w:top w:val="single" w:sz="4" w:space="0" w:color="B7C3D0"/>
+          <w:left w:val="single" w:sz="4" w:space="0" w:color="B7C3D0"/>
+          <w:bottom w:val="single" w:sz="4" w:space="0" w:color="B7C3D0"/>
+          <w:right w:val="single" w:sz="4" w:space="0" w:color="B7C3D0"/>
+          <w:insideH w:val="single" w:sz="4" w:space="0" w:color="B7C3D0"/>
+          <w:insideV w:val="single" w:sz="4" w:space="0" w:color="B7C3D0"/>
+        </w:tblBorders>
       </w:tblPr>
       <w:tblGrid>
         <w:gridCol w:w="1086"/>
@@ -1577,102 +2117,174 @@
         </w:trPr>
         <w:tc>
           <w:tcPr>
-            <w:tcW w:w="1086" w:type="dxa"/>
-            <w:shd w:val="clear" w:color="auto" w:fill="F2F2F2"/>
+            <w:tcW w:w="1176" w:type="dxa"/>
+            <w:shd w:val="clear" w:color="auto" w:fill="D9EAF7"/>
+            <w:vAlign w:val="top"/>
+            <w:tcMar>
+              <w:top w:w="80" w:type="dxa"/>
+              <w:start w:w="100" w:type="dxa"/>
+              <w:bottom w:w="80" w:type="dxa"/>
+              <w:end w:w="100" w:type="dxa"/>
+            </w:tcMar>
           </w:tcPr>
           <w:p>
             <w:pPr>
               <w:pStyle w:val="ae"/>
               <w:keepNext/>
-              <w:spacing w:before="40" w:after="40"/>
-              <w:jc w:val="left"/>
-            </w:pPr>
-            <w:r>
+              <w:spacing w:before="0" w:after="40" w:line="240" w:lineRule="auto"/>
+              <w:jc w:val="center"/>
+            </w:pPr>
+            <w:r>
+              <w:rPr>
+                <w:rFonts w:ascii="Times New Roman" w:hAnsi="Times New Roman" w:eastAsia="Times New Roman"/>
+                <w:b/>
+                <w:sz w:val="19"/>
+              </w:rPr>
               <w:t>ID</w:t>
             </w:r>
           </w:p>
         </w:tc>
         <w:tc>
           <w:tcPr>
-            <w:tcW w:w="1670" w:type="dxa"/>
-            <w:shd w:val="clear" w:color="auto" w:fill="F2F2F2"/>
+            <w:tcW w:w="1764" w:type="dxa"/>
+            <w:shd w:val="clear" w:color="auto" w:fill="D9EAF7"/>
+            <w:vAlign w:val="top"/>
+            <w:tcMar>
+              <w:top w:w="80" w:type="dxa"/>
+              <w:start w:w="100" w:type="dxa"/>
+              <w:bottom w:w="80" w:type="dxa"/>
+              <w:end w:w="100" w:type="dxa"/>
+            </w:tcMar>
           </w:tcPr>
           <w:p>
             <w:pPr>
               <w:pStyle w:val="ae"/>
               <w:keepNext/>
-              <w:spacing w:before="40" w:after="40"/>
-              <w:jc w:val="left"/>
-            </w:pPr>
-            <w:r>
+              <w:spacing w:before="0" w:after="40" w:line="240" w:lineRule="auto"/>
+              <w:jc w:val="center"/>
+            </w:pPr>
+            <w:r>
+              <w:rPr>
+                <w:rFonts w:ascii="Times New Roman" w:hAnsi="Times New Roman" w:eastAsia="Times New Roman"/>
+                <w:b/>
+                <w:sz w:val="19"/>
+              </w:rPr>
               <w:t>Требование</w:t>
             </w:r>
           </w:p>
         </w:tc>
         <w:tc>
           <w:tcPr>
-            <w:tcW w:w="1670" w:type="dxa"/>
-            <w:shd w:val="clear" w:color="auto" w:fill="F2F2F2"/>
+            <w:tcW w:w="1764" w:type="dxa"/>
+            <w:shd w:val="clear" w:color="auto" w:fill="D9EAF7"/>
+            <w:vAlign w:val="top"/>
+            <w:tcMar>
+              <w:top w:w="80" w:type="dxa"/>
+              <w:start w:w="100" w:type="dxa"/>
+              <w:bottom w:w="80" w:type="dxa"/>
+              <w:end w:w="100" w:type="dxa"/>
+            </w:tcMar>
           </w:tcPr>
           <w:p>
             <w:pPr>
               <w:pStyle w:val="ae"/>
               <w:keepNext/>
-              <w:spacing w:before="40" w:after="40"/>
-              <w:jc w:val="left"/>
-            </w:pPr>
-            <w:r>
+              <w:spacing w:before="0" w:after="40" w:line="240" w:lineRule="auto"/>
+              <w:jc w:val="center"/>
+            </w:pPr>
+            <w:r>
+              <w:rPr>
+                <w:rFonts w:ascii="Times New Roman" w:hAnsi="Times New Roman" w:eastAsia="Times New Roman"/>
+                <w:b/>
+                <w:sz w:val="19"/>
+              </w:rPr>
               <w:t>Основание</w:t>
             </w:r>
           </w:p>
         </w:tc>
         <w:tc>
           <w:tcPr>
-            <w:tcW w:w="1086" w:type="dxa"/>
-            <w:shd w:val="clear" w:color="auto" w:fill="F2F2F2"/>
+            <w:tcW w:w="1666" w:type="dxa"/>
+            <w:shd w:val="clear" w:color="auto" w:fill="D9EAF7"/>
+            <w:vAlign w:val="top"/>
+            <w:tcMar>
+              <w:top w:w="80" w:type="dxa"/>
+              <w:start w:w="100" w:type="dxa"/>
+              <w:bottom w:w="80" w:type="dxa"/>
+              <w:end w:w="100" w:type="dxa"/>
+            </w:tcMar>
           </w:tcPr>
           <w:p>
             <w:pPr>
               <w:pStyle w:val="ae"/>
               <w:keepNext/>
-              <w:spacing w:before="40" w:after="40"/>
-              <w:jc w:val="left"/>
-            </w:pPr>
-            <w:r>
+              <w:spacing w:before="0" w:after="40" w:line="240" w:lineRule="auto"/>
+              <w:jc w:val="center"/>
+            </w:pPr>
+            <w:r>
+              <w:rPr>
+                <w:rFonts w:ascii="Times New Roman" w:hAnsi="Times New Roman" w:eastAsia="Times New Roman"/>
+                <w:b/>
+                <w:sz w:val="19"/>
+              </w:rPr>
               <w:t>MVP / резерв</w:t>
             </w:r>
           </w:p>
         </w:tc>
         <w:tc>
           <w:tcPr>
-            <w:tcW w:w="2172" w:type="dxa"/>
-            <w:shd w:val="clear" w:color="auto" w:fill="F2F2F2"/>
+            <w:tcW w:w="1862" w:type="dxa"/>
+            <w:shd w:val="clear" w:color="auto" w:fill="D9EAF7"/>
+            <w:vAlign w:val="top"/>
+            <w:tcMar>
+              <w:top w:w="80" w:type="dxa"/>
+              <w:start w:w="100" w:type="dxa"/>
+              <w:bottom w:w="80" w:type="dxa"/>
+              <w:end w:w="100" w:type="dxa"/>
+            </w:tcMar>
           </w:tcPr>
           <w:p>
             <w:pPr>
               <w:pStyle w:val="ae"/>
               <w:keepNext/>
-              <w:spacing w:before="40" w:after="40"/>
-              <w:jc w:val="left"/>
-            </w:pPr>
-            <w:r>
+              <w:spacing w:before="0" w:after="40" w:line="240" w:lineRule="auto"/>
+              <w:jc w:val="center"/>
+            </w:pPr>
+            <w:r>
+              <w:rPr>
+                <w:rFonts w:ascii="Times New Roman" w:hAnsi="Times New Roman" w:eastAsia="Times New Roman"/>
+                <w:b/>
+                <w:sz w:val="19"/>
+              </w:rPr>
               <w:t>Критерий и способ проверки</w:t>
             </w:r>
           </w:p>
         </w:tc>
         <w:tc>
           <w:tcPr>
-            <w:tcW w:w="1670" w:type="dxa"/>
-            <w:shd w:val="clear" w:color="auto" w:fill="F2F2F2"/>
+            <w:tcW w:w="1568" w:type="dxa"/>
+            <w:shd w:val="clear" w:color="auto" w:fill="D9EAF7"/>
+            <w:vAlign w:val="top"/>
+            <w:tcMar>
+              <w:top w:w="80" w:type="dxa"/>
+              <w:start w:w="100" w:type="dxa"/>
+              <w:bottom w:w="80" w:type="dxa"/>
+              <w:end w:w="100" w:type="dxa"/>
+            </w:tcMar>
           </w:tcPr>
           <w:p>
             <w:pPr>
               <w:pStyle w:val="ae"/>
               <w:keepNext/>
-              <w:spacing w:before="40" w:after="40"/>
-              <w:jc w:val="left"/>
-            </w:pPr>
-            <w:r>
+              <w:spacing w:before="0" w:after="40" w:line="240" w:lineRule="auto"/>
+              <w:jc w:val="center"/>
+            </w:pPr>
+            <w:r>
+              <w:rPr>
+                <w:rFonts w:ascii="Times New Roman" w:hAnsi="Times New Roman" w:eastAsia="Times New Roman"/>
+                <w:b/>
+                <w:sz w:val="19"/>
+              </w:rPr>
               <w:t>Статус реализации</w:t>
             </w:r>
           </w:p>
@@ -1685,60 +2297,144 @@
         </w:trPr>
         <w:tc>
           <w:tcPr>
-            <w:tcW w:w="1086" w:type="dxa"/>
-          </w:tcPr>
-          <w:p>
-            <w:r>
+            <w:tcW w:w="1176" w:type="dxa"/>
+            <w:vAlign w:val="top"/>
+            <w:tcMar>
+              <w:top w:w="80" w:type="dxa"/>
+              <w:start w:w="100" w:type="dxa"/>
+              <w:bottom w:w="80" w:type="dxa"/>
+              <w:end w:w="100" w:type="dxa"/>
+            </w:tcMar>
+          </w:tcPr>
+          <w:p>
+            <w:pPr>
+              <w:spacing w:before="0" w:after="40" w:line="240" w:lineRule="auto"/>
+            </w:pPr>
+            <w:r>
+              <w:rPr>
+                <w:rFonts w:ascii="Times New Roman" w:hAnsi="Times New Roman" w:eastAsia="Times New Roman"/>
+                <w:sz w:val="19"/>
+              </w:rPr>
               <w:t>FR-1</w:t>
             </w:r>
           </w:p>
         </w:tc>
         <w:tc>
           <w:tcPr>
-            <w:tcW w:w="1670" w:type="dxa"/>
-          </w:tcPr>
-          <w:p>
-            <w:r>
+            <w:tcW w:w="1764" w:type="dxa"/>
+            <w:vAlign w:val="top"/>
+            <w:tcMar>
+              <w:top w:w="80" w:type="dxa"/>
+              <w:start w:w="100" w:type="dxa"/>
+              <w:bottom w:w="80" w:type="dxa"/>
+              <w:end w:w="100" w:type="dxa"/>
+            </w:tcMar>
+          </w:tcPr>
+          <w:p>
+            <w:pPr>
+              <w:spacing w:before="0" w:after="40" w:line="240" w:lineRule="auto"/>
+            </w:pPr>
+            <w:r>
+              <w:rPr>
+                <w:rFonts w:ascii="Times New Roman" w:hAnsi="Times New Roman" w:eastAsia="Times New Roman"/>
+                <w:sz w:val="19"/>
+              </w:rPr>
               <w:t>Compare workspace/list/title/assignee/handoff/context</w:t>
             </w:r>
           </w:p>
         </w:tc>
         <w:tc>
           <w:tcPr>
-            <w:tcW w:w="1670" w:type="dxa"/>
-          </w:tcPr>
-          <w:p>
-            <w:r>
+            <w:tcW w:w="1764" w:type="dxa"/>
+            <w:vAlign w:val="top"/>
+            <w:tcMar>
+              <w:top w:w="80" w:type="dxa"/>
+              <w:start w:w="100" w:type="dxa"/>
+              <w:bottom w:w="80" w:type="dxa"/>
+              <w:end w:w="100" w:type="dxa"/>
+            </w:tcMar>
+          </w:tcPr>
+          <w:p>
+            <w:pPr>
+              <w:spacing w:before="0" w:after="40" w:line="240" w:lineRule="auto"/>
+            </w:pPr>
+            <w:r>
+              <w:rPr>
+                <w:rFonts w:ascii="Times New Roman" w:hAnsi="Times New Roman" w:eastAsia="Times New Roman"/>
+                <w:sz w:val="19"/>
+              </w:rPr>
               <w:t>requirements.md FR-1; formal projection</w:t>
             </w:r>
           </w:p>
         </w:tc>
         <w:tc>
           <w:tcPr>
-            <w:tcW w:w="1086" w:type="dxa"/>
-          </w:tcPr>
-          <w:p>
-            <w:r>
+            <w:tcW w:w="1666" w:type="dxa"/>
+            <w:vAlign w:val="top"/>
+            <w:tcMar>
+              <w:top w:w="80" w:type="dxa"/>
+              <w:start w:w="100" w:type="dxa"/>
+              <w:bottom w:w="80" w:type="dxa"/>
+              <w:end w:w="100" w:type="dxa"/>
+            </w:tcMar>
+          </w:tcPr>
+          <w:p>
+            <w:pPr>
+              <w:spacing w:before="0" w:after="40" w:line="240" w:lineRule="auto"/>
+            </w:pPr>
+            <w:r>
+              <w:rPr>
+                <w:rFonts w:ascii="Times New Roman" w:hAnsi="Times New Roman" w:eastAsia="Times New Roman"/>
+                <w:sz w:val="19"/>
+              </w:rPr>
               <w:t>MVP</w:t>
             </w:r>
           </w:p>
         </w:tc>
         <w:tc>
           <w:tcPr>
-            <w:tcW w:w="2172" w:type="dxa"/>
-          </w:tcPr>
-          <w:p>
-            <w:r>
+            <w:tcW w:w="1862" w:type="dxa"/>
+            <w:vAlign w:val="top"/>
+            <w:tcMar>
+              <w:top w:w="80" w:type="dxa"/>
+              <w:start w:w="100" w:type="dxa"/>
+              <w:bottom w:w="80" w:type="dxa"/>
+              <w:end w:w="100" w:type="dxa"/>
+            </w:tcMar>
+          </w:tcPr>
+          <w:p>
+            <w:pPr>
+              <w:spacing w:before="0" w:after="40" w:line="240" w:lineRule="auto"/>
+            </w:pPr>
+            <w:r>
+              <w:rPr>
+                <w:rFonts w:ascii="Times New Roman" w:hAnsi="Times New Roman" w:eastAsia="Times New Roman"/>
+                <w:sz w:val="19"/>
+              </w:rPr>
               <w:t>go test ./...; typed outcome; PASS on source head</w:t>
             </w:r>
           </w:p>
         </w:tc>
         <w:tc>
           <w:tcPr>
-            <w:tcW w:w="1670" w:type="dxa"/>
-          </w:tcPr>
-          <w:p>
-            <w:r>
+            <w:tcW w:w="1568" w:type="dxa"/>
+            <w:vAlign w:val="top"/>
+            <w:tcMar>
+              <w:top w:w="80" w:type="dxa"/>
+              <w:start w:w="100" w:type="dxa"/>
+              <w:bottom w:w="80" w:type="dxa"/>
+              <w:end w:w="100" w:type="dxa"/>
+            </w:tcMar>
+          </w:tcPr>
+          <w:p>
+            <w:pPr>
+              <w:spacing w:before="0" w:after="40" w:line="240" w:lineRule="auto"/>
+            </w:pPr>
+            <w:r>
+              <w:rPr>
+                <w:rFonts w:ascii="Times New Roman" w:hAnsi="Times New Roman" w:eastAsia="Times New Roman"/>
+                <w:sz w:val="19"/>
+              </w:rPr>
               <w:t>implemented</w:t>
             </w:r>
           </w:p>
@@ -1751,60 +2447,144 @@
         </w:trPr>
         <w:tc>
           <w:tcPr>
-            <w:tcW w:w="1086" w:type="dxa"/>
-          </w:tcPr>
-          <w:p>
-            <w:r>
+            <w:tcW w:w="1176" w:type="dxa"/>
+            <w:vAlign w:val="top"/>
+            <w:tcMar>
+              <w:top w:w="80" w:type="dxa"/>
+              <w:start w:w="100" w:type="dxa"/>
+              <w:bottom w:w="80" w:type="dxa"/>
+              <w:end w:w="100" w:type="dxa"/>
+            </w:tcMar>
+          </w:tcPr>
+          <w:p>
+            <w:pPr>
+              <w:spacing w:before="0" w:after="40" w:line="240" w:lineRule="auto"/>
+            </w:pPr>
+            <w:r>
+              <w:rPr>
+                <w:rFonts w:ascii="Times New Roman" w:hAnsi="Times New Roman" w:eastAsia="Times New Roman"/>
+                <w:sz w:val="19"/>
+              </w:rPr>
               <w:t>FR-2</w:t>
             </w:r>
           </w:p>
         </w:tc>
         <w:tc>
           <w:tcPr>
-            <w:tcW w:w="1670" w:type="dxa"/>
-          </w:tcPr>
-          <w:p>
-            <w:r>
+            <w:tcW w:w="1764" w:type="dxa"/>
+            <w:vAlign w:val="top"/>
+            <w:tcMar>
+              <w:top w:w="80" w:type="dxa"/>
+              <w:start w:w="100" w:type="dxa"/>
+              <w:bottom w:w="80" w:type="dxa"/>
+              <w:end w:w="100" w:type="dxa"/>
+            </w:tcMar>
+          </w:tcPr>
+          <w:p>
+            <w:pPr>
+              <w:spacing w:before="0" w:after="40" w:line="240" w:lineRule="auto"/>
+            </w:pPr>
+            <w:r>
+              <w:rPr>
+                <w:rFonts w:ascii="Times New Roman" w:hAnsi="Times New Roman" w:eastAsia="Times New Roman"/>
+                <w:sz w:val="19"/>
+              </w:rPr>
               <w:t>One canonical lowercase-UUID handoff with Service/Order/Context and matching markers</w:t>
             </w:r>
           </w:p>
         </w:tc>
         <w:tc>
           <w:tcPr>
-            <w:tcW w:w="1670" w:type="dxa"/>
-          </w:tcPr>
-          <w:p>
-            <w:r>
+            <w:tcW w:w="1764" w:type="dxa"/>
+            <w:vAlign w:val="top"/>
+            <w:tcMar>
+              <w:top w:w="80" w:type="dxa"/>
+              <w:start w:w="100" w:type="dxa"/>
+              <w:bottom w:w="80" w:type="dxa"/>
+              <w:end w:w="100" w:type="dxa"/>
+            </w:tcMar>
+          </w:tcPr>
+          <w:p>
+            <w:pPr>
+              <w:spacing w:before="0" w:after="40" w:line="240" w:lineRule="auto"/>
+            </w:pPr>
+            <w:r>
+              <w:rPr>
+                <w:rFonts w:ascii="Times New Roman" w:hAnsi="Times New Roman" w:eastAsia="Times New Roman"/>
+                <w:sz w:val="19"/>
+              </w:rPr>
               <w:t>requirements.md FR-2; BP004/T013</w:t>
             </w:r>
           </w:p>
         </w:tc>
         <w:tc>
           <w:tcPr>
-            <w:tcW w:w="1086" w:type="dxa"/>
-          </w:tcPr>
-          <w:p>
-            <w:r>
+            <w:tcW w:w="1666" w:type="dxa"/>
+            <w:vAlign w:val="top"/>
+            <w:tcMar>
+              <w:top w:w="80" w:type="dxa"/>
+              <w:start w:w="100" w:type="dxa"/>
+              <w:bottom w:w="80" w:type="dxa"/>
+              <w:end w:w="100" w:type="dxa"/>
+            </w:tcMar>
+          </w:tcPr>
+          <w:p>
+            <w:pPr>
+              <w:spacing w:before="0" w:after="40" w:line="240" w:lineRule="auto"/>
+            </w:pPr>
+            <w:r>
+              <w:rPr>
+                <w:rFonts w:ascii="Times New Roman" w:hAnsi="Times New Roman" w:eastAsia="Times New Roman"/>
+                <w:sz w:val="19"/>
+              </w:rPr>
               <w:t>MVP</w:t>
             </w:r>
           </w:p>
         </w:tc>
         <w:tc>
           <w:tcPr>
-            <w:tcW w:w="2172" w:type="dxa"/>
-          </w:tcPr>
-          <w:p>
-            <w:r>
+            <w:tcW w:w="1862" w:type="dxa"/>
+            <w:vAlign w:val="top"/>
+            <w:tcMar>
+              <w:top w:w="80" w:type="dxa"/>
+              <w:start w:w="100" w:type="dxa"/>
+              <w:bottom w:w="80" w:type="dxa"/>
+              <w:end w:w="100" w:type="dxa"/>
+            </w:tcMar>
+          </w:tcPr>
+          <w:p>
+            <w:pPr>
+              <w:spacing w:before="0" w:after="40" w:line="240" w:lineRule="auto"/>
+            </w:pPr>
+            <w:r>
+              <w:rPr>
+                <w:rFonts w:ascii="Times New Roman" w:hAnsi="Times New Roman" w:eastAsia="Times New Roman"/>
+                <w:sz w:val="19"/>
+              </w:rPr>
               <w:t>readback regression suite; PASS</w:t>
             </w:r>
           </w:p>
         </w:tc>
         <w:tc>
           <w:tcPr>
-            <w:tcW w:w="1670" w:type="dxa"/>
-          </w:tcPr>
-          <w:p>
-            <w:r>
+            <w:tcW w:w="1568" w:type="dxa"/>
+            <w:vAlign w:val="top"/>
+            <w:tcMar>
+              <w:top w:w="80" w:type="dxa"/>
+              <w:start w:w="100" w:type="dxa"/>
+              <w:bottom w:w="80" w:type="dxa"/>
+              <w:end w:w="100" w:type="dxa"/>
+            </w:tcMar>
+          </w:tcPr>
+          <w:p>
+            <w:pPr>
+              <w:spacing w:before="0" w:after="40" w:line="240" w:lineRule="auto"/>
+            </w:pPr>
+            <w:r>
+              <w:rPr>
+                <w:rFonts w:ascii="Times New Roman" w:hAnsi="Times New Roman" w:eastAsia="Times New Roman"/>
+                <w:sz w:val="19"/>
+              </w:rPr>
               <w:t>implemented</w:t>
             </w:r>
           </w:p>
@@ -1817,60 +2597,144 @@
         </w:trPr>
         <w:tc>
           <w:tcPr>
-            <w:tcW w:w="1086" w:type="dxa"/>
-          </w:tcPr>
-          <w:p>
-            <w:r>
+            <w:tcW w:w="1176" w:type="dxa"/>
+            <w:vAlign w:val="top"/>
+            <w:tcMar>
+              <w:top w:w="80" w:type="dxa"/>
+              <w:start w:w="100" w:type="dxa"/>
+              <w:bottom w:w="80" w:type="dxa"/>
+              <w:end w:w="100" w:type="dxa"/>
+            </w:tcMar>
+          </w:tcPr>
+          <w:p>
+            <w:pPr>
+              <w:spacing w:before="0" w:after="40" w:line="240" w:lineRule="auto"/>
+            </w:pPr>
+            <w:r>
+              <w:rPr>
+                <w:rFonts w:ascii="Times New Roman" w:hAnsi="Times New Roman" w:eastAsia="Times New Roman"/>
+                <w:sz w:val="19"/>
+              </w:rPr>
               <w:t>NFR-2</w:t>
             </w:r>
           </w:p>
         </w:tc>
         <w:tc>
           <w:tcPr>
-            <w:tcW w:w="1670" w:type="dxa"/>
-          </w:tcPr>
-          <w:p>
-            <w:r>
+            <w:tcW w:w="1764" w:type="dxa"/>
+            <w:vAlign w:val="top"/>
+            <w:tcMar>
+              <w:top w:w="80" w:type="dxa"/>
+              <w:start w:w="100" w:type="dxa"/>
+              <w:bottom w:w="80" w:type="dxa"/>
+              <w:end w:w="100" w:type="dxa"/>
+            </w:tcMar>
+          </w:tcPr>
+          <w:p>
+            <w:pPr>
+              <w:spacing w:before="0" w:after="40" w:line="240" w:lineRule="auto"/>
+            </w:pPr>
+            <w:r>
+              <w:rPr>
+                <w:rFonts w:ascii="Times New Roman" w:hAnsi="Times New Roman" w:eastAsia="Times New Roman"/>
+                <w:sz w:val="19"/>
+              </w:rPr>
               <w:t>JCS escaped configured projection ≤32KiB; rendered block ≤36KiB</w:t>
             </w:r>
           </w:p>
         </w:tc>
         <w:tc>
           <w:tcPr>
-            <w:tcW w:w="1670" w:type="dxa"/>
-          </w:tcPr>
-          <w:p>
-            <w:r>
+            <w:tcW w:w="1764" w:type="dxa"/>
+            <w:vAlign w:val="top"/>
+            <w:tcMar>
+              <w:top w:w="80" w:type="dxa"/>
+              <w:start w:w="100" w:type="dxa"/>
+              <w:bottom w:w="80" w:type="dxa"/>
+              <w:end w:w="100" w:type="dxa"/>
+            </w:tcMar>
+          </w:tcPr>
+          <w:p>
+            <w:pPr>
+              <w:spacing w:before="0" w:after="40" w:line="240" w:lineRule="auto"/>
+            </w:pPr>
+            <w:r>
+              <w:rPr>
+                <w:rFonts w:ascii="Times New Roman" w:hAnsi="Times New Roman" w:eastAsia="Times New Roman"/>
+                <w:sz w:val="19"/>
+              </w:rPr>
               <w:t>requirements.md NFR-2</w:t>
             </w:r>
           </w:p>
         </w:tc>
         <w:tc>
           <w:tcPr>
-            <w:tcW w:w="1086" w:type="dxa"/>
-          </w:tcPr>
-          <w:p>
-            <w:r>
+            <w:tcW w:w="1666" w:type="dxa"/>
+            <w:vAlign w:val="top"/>
+            <w:tcMar>
+              <w:top w:w="80" w:type="dxa"/>
+              <w:start w:w="100" w:type="dxa"/>
+              <w:bottom w:w="80" w:type="dxa"/>
+              <w:end w:w="100" w:type="dxa"/>
+            </w:tcMar>
+          </w:tcPr>
+          <w:p>
+            <w:pPr>
+              <w:spacing w:before="0" w:after="40" w:line="240" w:lineRule="auto"/>
+            </w:pPr>
+            <w:r>
+              <w:rPr>
+                <w:rFonts w:ascii="Times New Roman" w:hAnsi="Times New Roman" w:eastAsia="Times New Roman"/>
+                <w:sz w:val="19"/>
+              </w:rPr>
               <w:t>MVP</w:t>
             </w:r>
           </w:p>
         </w:tc>
         <w:tc>
           <w:tcPr>
-            <w:tcW w:w="2172" w:type="dxa"/>
-          </w:tcPr>
-          <w:p>
-            <w:r>
+            <w:tcW w:w="1862" w:type="dxa"/>
+            <w:vAlign w:val="top"/>
+            <w:tcMar>
+              <w:top w:w="80" w:type="dxa"/>
+              <w:start w:w="100" w:type="dxa"/>
+              <w:bottom w:w="80" w:type="dxa"/>
+              <w:end w:w="100" w:type="dxa"/>
+            </w:tcMar>
+          </w:tcPr>
+          <w:p>
+            <w:pPr>
+              <w:spacing w:before="0" w:after="40" w:line="240" w:lineRule="auto"/>
+            </w:pPr>
+            <w:r>
+              <w:rPr>
+                <w:rFonts w:ascii="Times New Roman" w:hAnsi="Times New Roman" w:eastAsia="Times New Roman"/>
+                <w:sz w:val="19"/>
+              </w:rPr>
               <w:t>quote-heavy boundary test; PASS</w:t>
             </w:r>
           </w:p>
         </w:tc>
         <w:tc>
           <w:tcPr>
-            <w:tcW w:w="1670" w:type="dxa"/>
-          </w:tcPr>
-          <w:p>
-            <w:r>
+            <w:tcW w:w="1568" w:type="dxa"/>
+            <w:vAlign w:val="top"/>
+            <w:tcMar>
+              <w:top w:w="80" w:type="dxa"/>
+              <w:start w:w="100" w:type="dxa"/>
+              <w:bottom w:w="80" w:type="dxa"/>
+              <w:end w:w="100" w:type="dxa"/>
+            </w:tcMar>
+          </w:tcPr>
+          <w:p>
+            <w:pPr>
+              <w:spacing w:before="0" w:after="40" w:line="240" w:lineRule="auto"/>
+            </w:pPr>
+            <w:r>
+              <w:rPr>
+                <w:rFonts w:ascii="Times New Roman" w:hAnsi="Times New Roman" w:eastAsia="Times New Roman"/>
+                <w:sz w:val="19"/>
+              </w:rPr>
               <w:t>implemented</w:t>
             </w:r>
           </w:p>
@@ -1977,11 +2841,19 @@
     <w:tbl>
       <w:tblPr>
         <w:tblStyle w:val="af4"/>
-        <w:tblW w:w="0" w:type="auto"/>
+        <w:tblW w:w="10000" w:type="pct"/>
         <w:jc w:val="center"/>
         <w:tblLayout w:type="fixed"/>
         <w:tblLook w:val="04A0" w:firstRow="1" w:lastRow="0" w:firstColumn="1" w:lastColumn="0" w:noHBand="0" w:noVBand="1"/>
         <w:tblCaption w:val="4"/>
+        <w:tblBorders>
+          <w:top w:val="single" w:sz="4" w:space="0" w:color="B7C3D0"/>
+          <w:left w:val="single" w:sz="4" w:space="0" w:color="B7C3D0"/>
+          <w:bottom w:val="single" w:sz="4" w:space="0" w:color="B7C3D0"/>
+          <w:right w:val="single" w:sz="4" w:space="0" w:color="B7C3D0"/>
+          <w:insideH w:val="single" w:sz="4" w:space="0" w:color="B7C3D0"/>
+          <w:insideV w:val="single" w:sz="4" w:space="0" w:color="B7C3D0"/>
+        </w:tblBorders>
       </w:tblPr>
       <w:tblGrid>
         <w:gridCol w:w="3378"/>
@@ -1996,51 +2868,87 @@
         </w:trPr>
         <w:tc>
           <w:tcPr>
-            <w:tcW w:w="3378" w:type="dxa"/>
-            <w:shd w:val="clear" w:color="auto" w:fill="F2F2F2"/>
+            <w:tcW w:w="2450" w:type="dxa"/>
+            <w:shd w:val="clear" w:color="auto" w:fill="D9EAF7"/>
+            <w:vAlign w:val="top"/>
+            <w:tcMar>
+              <w:top w:w="80" w:type="dxa"/>
+              <w:start w:w="100" w:type="dxa"/>
+              <w:bottom w:w="80" w:type="dxa"/>
+              <w:end w:w="100" w:type="dxa"/>
+            </w:tcMar>
           </w:tcPr>
           <w:p>
             <w:pPr>
               <w:pStyle w:val="ae"/>
               <w:keepNext/>
-              <w:spacing w:before="40" w:after="40"/>
-              <w:jc w:val="left"/>
-            </w:pPr>
-            <w:r>
+              <w:spacing w:before="0" w:after="40" w:line="240" w:lineRule="auto"/>
+              <w:jc w:val="center"/>
+            </w:pPr>
+            <w:r>
+              <w:rPr>
+                <w:rFonts w:ascii="Times New Roman" w:hAnsi="Times New Roman" w:eastAsia="Times New Roman"/>
+                <w:b/>
+                <w:sz w:val="20"/>
+              </w:rPr>
               <w:t>Замечание и объект рассмотрения</w:t>
             </w:r>
           </w:p>
         </w:tc>
         <w:tc>
           <w:tcPr>
-            <w:tcW w:w="2598" w:type="dxa"/>
-            <w:shd w:val="clear" w:color="auto" w:fill="F2F2F2"/>
+            <w:tcW w:w="3920" w:type="dxa"/>
+            <w:shd w:val="clear" w:color="auto" w:fill="D9EAF7"/>
+            <w:vAlign w:val="top"/>
+            <w:tcMar>
+              <w:top w:w="80" w:type="dxa"/>
+              <w:start w:w="100" w:type="dxa"/>
+              <w:bottom w:w="80" w:type="dxa"/>
+              <w:end w:w="100" w:type="dxa"/>
+            </w:tcMar>
           </w:tcPr>
           <w:p>
             <w:pPr>
               <w:pStyle w:val="ae"/>
               <w:keepNext/>
-              <w:spacing w:before="40" w:after="40"/>
-              <w:jc w:val="left"/>
-            </w:pPr>
-            <w:r>
+              <w:spacing w:before="0" w:after="40" w:line="240" w:lineRule="auto"/>
+              <w:jc w:val="center"/>
+            </w:pPr>
+            <w:r>
+              <w:rPr>
+                <w:rFonts w:ascii="Times New Roman" w:hAnsi="Times New Roman" w:eastAsia="Times New Roman"/>
+                <w:b/>
+                <w:sz w:val="20"/>
+              </w:rPr>
               <w:t>Решение и обоснование</w:t>
             </w:r>
           </w:p>
         </w:tc>
         <w:tc>
           <w:tcPr>
-            <w:tcW w:w="3378" w:type="dxa"/>
-            <w:shd w:val="clear" w:color="auto" w:fill="F2F2F2"/>
+            <w:tcW w:w="3430" w:type="dxa"/>
+            <w:shd w:val="clear" w:color="auto" w:fill="D9EAF7"/>
+            <w:vAlign w:val="top"/>
+            <w:tcMar>
+              <w:top w:w="80" w:type="dxa"/>
+              <w:start w:w="100" w:type="dxa"/>
+              <w:bottom w:w="80" w:type="dxa"/>
+              <w:end w:w="100" w:type="dxa"/>
+            </w:tcMar>
           </w:tcPr>
           <w:p>
             <w:pPr>
               <w:pStyle w:val="ae"/>
               <w:keepNext/>
-              <w:spacing w:before="40" w:after="40"/>
-              <w:jc w:val="left"/>
-            </w:pPr>
-            <w:r>
+              <w:spacing w:before="0" w:after="40" w:line="240" w:lineRule="auto"/>
+              <w:jc w:val="center"/>
+            </w:pPr>
+            <w:r>
+              <w:rPr>
+                <w:rFonts w:ascii="Times New Roman" w:hAnsi="Times New Roman" w:eastAsia="Times New Roman"/>
+                <w:b/>
+                <w:sz w:val="20"/>
+              </w:rPr>
               <w:t>Изменение и подтверждение</w:t>
             </w:r>
           </w:p>
@@ -2053,30 +2961,72 @@
         </w:trPr>
         <w:tc>
           <w:tcPr>
-            <w:tcW w:w="3378" w:type="dxa"/>
-          </w:tcPr>
-          <w:p>
-            <w:r>
+            <w:tcW w:w="2450" w:type="dxa"/>
+            <w:vAlign w:val="top"/>
+            <w:tcMar>
+              <w:top w:w="80" w:type="dxa"/>
+              <w:start w:w="100" w:type="dxa"/>
+              <w:bottom w:w="80" w:type="dxa"/>
+              <w:end w:w="100" w:type="dxa"/>
+            </w:tcMar>
+          </w:tcPr>
+          <w:p>
+            <w:pPr>
+              <w:spacing w:before="0" w:after="40" w:line="240" w:lineRule="auto"/>
+            </w:pPr>
+            <w:r>
+              <w:rPr>
+                <w:rFonts w:ascii="Times New Roman" w:hAnsi="Times New Roman" w:eastAsia="Times New Roman"/>
+                <w:sz w:val="20"/>
+              </w:rPr>
               <w:t>DS-REV-003 JSON boundary</w:t>
             </w:r>
           </w:p>
         </w:tc>
         <w:tc>
           <w:tcPr>
-            <w:tcW w:w="2598" w:type="dxa"/>
-          </w:tcPr>
-          <w:p>
-            <w:r>
+            <w:tcW w:w="3920" w:type="dxa"/>
+            <w:vAlign w:val="top"/>
+            <w:tcMar>
+              <w:top w:w="80" w:type="dxa"/>
+              <w:start w:w="100" w:type="dxa"/>
+              <w:bottom w:w="80" w:type="dxa"/>
+              <w:end w:w="100" w:type="dxa"/>
+            </w:tcMar>
+          </w:tcPr>
+          <w:p>
+            <w:pPr>
+              <w:spacing w:before="0" w:after="40" w:line="240" w:lineRule="auto"/>
+            </w:pPr>
+            <w:r>
+              <w:rPr>
+                <w:rFonts w:ascii="Times New Roman" w:hAnsi="Times New Roman" w:eastAsia="Times New Roman"/>
+                <w:sz w:val="20"/>
+              </w:rPr>
               <w:t>Strict lexical structure, duplicate/exact keys, EOF and surrogate pairing</w:t>
             </w:r>
           </w:p>
         </w:tc>
         <w:tc>
           <w:tcPr>
-            <w:tcW w:w="3378" w:type="dxa"/>
-          </w:tcPr>
-          <w:p>
-            <w:r>
+            <w:tcW w:w="3430" w:type="dxa"/>
+            <w:vAlign w:val="top"/>
+            <w:tcMar>
+              <w:top w:w="80" w:type="dxa"/>
+              <w:start w:w="100" w:type="dxa"/>
+              <w:bottom w:w="80" w:type="dxa"/>
+              <w:end w:w="100" w:type="dxa"/>
+            </w:tcMar>
+          </w:tcPr>
+          <w:p>
+            <w:pPr>
+              <w:spacing w:before="0" w:after="40" w:line="240" w:lineRule="auto"/>
+            </w:pPr>
+            <w:r>
+              <w:rPr>
+                <w:rFonts w:ascii="Times New Roman" w:hAnsi="Times New Roman" w:eastAsia="Times New Roman"/>
+                <w:sz w:val="20"/>
+              </w:rPr>
               <w:t>fixtures.go + review_regressions_test.go + go test log</w:t>
             </w:r>
           </w:p>
@@ -2089,30 +3039,72 @@
         </w:trPr>
         <w:tc>
           <w:tcPr>
-            <w:tcW w:w="3378" w:type="dxa"/>
-          </w:tcPr>
-          <w:p>
-            <w:r>
+            <w:tcW w:w="2450" w:type="dxa"/>
+            <w:vAlign w:val="top"/>
+            <w:tcMar>
+              <w:top w:w="80" w:type="dxa"/>
+              <w:start w:w="100" w:type="dxa"/>
+              <w:bottom w:w="80" w:type="dxa"/>
+              <w:end w:w="100" w:type="dxa"/>
+            </w:tcMar>
+          </w:tcPr>
+          <w:p>
+            <w:pPr>
+              <w:spacing w:before="0" w:after="40" w:line="240" w:lineRule="auto"/>
+            </w:pPr>
+            <w:r>
+              <w:rPr>
+                <w:rFonts w:ascii="Times New Roman" w:hAnsi="Times New Roman" w:eastAsia="Times New Roman"/>
+                <w:sz w:val="20"/>
+              </w:rPr>
               <w:t>DS-REV-001/004 handoff/control/budget</w:t>
             </w:r>
           </w:p>
         </w:tc>
         <w:tc>
           <w:tcPr>
-            <w:tcW w:w="2598" w:type="dxa"/>
-          </w:tcPr>
-          <w:p>
-            <w:r>
+            <w:tcW w:w="3920" w:type="dxa"/>
+            <w:vAlign w:val="top"/>
+            <w:tcMar>
+              <w:top w:w="80" w:type="dxa"/>
+              <w:start w:w="100" w:type="dxa"/>
+              <w:bottom w:w="80" w:type="dxa"/>
+              <w:end w:w="100" w:type="dxa"/>
+            </w:tcMar>
+          </w:tcPr>
+          <w:p>
+            <w:pPr>
+              <w:spacing w:before="0" w:after="40" w:line="240" w:lineRule="auto"/>
+            </w:pPr>
+            <w:r>
+              <w:rPr>
+                <w:rFonts w:ascii="Times New Roman" w:hAnsi="Times New Roman" w:eastAsia="Times New Roman"/>
+                <w:sz w:val="20"/>
+              </w:rPr>
               <w:t>Canonical T013 labels, UUID, markers, controls and escaped-byte budgets</w:t>
             </w:r>
           </w:p>
         </w:tc>
         <w:tc>
           <w:tcPr>
-            <w:tcW w:w="3378" w:type="dxa"/>
-          </w:tcPr>
-          <w:p>
-            <w:r>
+            <w:tcW w:w="3430" w:type="dxa"/>
+            <w:vAlign w:val="top"/>
+            <w:tcMar>
+              <w:top w:w="80" w:type="dxa"/>
+              <w:start w:w="100" w:type="dxa"/>
+              <w:bottom w:w="80" w:type="dxa"/>
+              <w:end w:w="100" w:type="dxa"/>
+            </w:tcMar>
+          </w:tcPr>
+          <w:p>
+            <w:pPr>
+              <w:spacing w:before="0" w:after="40" w:line="240" w:lineRule="auto"/>
+            </w:pPr>
+            <w:r>
+              <w:rPr>
+                <w:rFonts w:ascii="Times New Roman" w:hAnsi="Times New Roman" w:eastAsia="Times New Roman"/>
+                <w:sz w:val="20"/>
+              </w:rPr>
               <w:t>readback.go + tests + requirements.md</w:t>
             </w:r>
           </w:p>
@@ -2137,9 +3129,17 @@
     </w:p>
     <w:tbl>
       <w:tblPr>
-        <w:tblW w:type="dxa" w:w="9000"/>
-        <w:tblLayout w:type="autofit"/>
+        <w:tblW w:type="pct" w:w="10000"/>
+        <w:tblLayout w:type="fixed"/>
         <w:tblLook w:firstColumn="1" w:firstRow="1" w:lastColumn="0" w:lastRow="0" w:noHBand="0" w:noVBand="1" w:val="04A0"/>
+        <w:tblBorders>
+          <w:top w:val="single" w:sz="4" w:space="0" w:color="B7C3D0"/>
+          <w:left w:val="single" w:sz="4" w:space="0" w:color="B7C3D0"/>
+          <w:bottom w:val="single" w:sz="4" w:space="0" w:color="B7C3D0"/>
+          <w:right w:val="single" w:sz="4" w:space="0" w:color="B7C3D0"/>
+          <w:insideH w:val="single" w:sz="4" w:space="0" w:color="B7C3D0"/>
+          <w:insideV w:val="single" w:sz="4" w:space="0" w:color="B7C3D0"/>
+        </w:tblBorders>
       </w:tblPr>
       <w:tblGrid>
         <w:gridCol w:w="9355"/>
@@ -2150,21 +3150,22 @@
             <w:tcW w:type="dxa" w:w="9355"/>
             <w:shd w:fill="EDEDED" w:val="clear"/>
             <w:tcMar>
-              <w:top w:w="160" w:type="dxa"/>
-              <w:start w:w="180" w:type="dxa"/>
-              <w:bottom w:w="160" w:type="dxa"/>
-              <w:end w:w="180" w:type="dxa"/>
-            </w:tcMar>
-          </w:tcPr>
-          <w:p>
-            <w:pPr>
-              <w:spacing w:before="40" w:after="40"/>
+              <w:top w:w="140" w:type="dxa"/>
+              <w:start w:w="160" w:type="dxa"/>
+              <w:bottom w:w="140" w:type="dxa"/>
+              <w:end w:w="160" w:type="dxa"/>
+            </w:tcMar>
+            <w:vAlign w:val="center"/>
+          </w:tcPr>
+          <w:p>
+            <w:pPr>
+              <w:spacing w:before="40" w:after="0"/>
               <w:jc w:val="center"/>
             </w:pPr>
             <w:r>
               <w:rPr>
                 <w:rFonts w:ascii="Times New Roman" w:hAnsi="Times New Roman" w:eastAsia="Times New Roman"/>
-                <w:sz w:val="24"/>
+                <w:sz w:val="22"/>
               </w:rPr>
               <w:t>[МЕСТО ДЛЯ СКРИНШОТА 2 — Автоматические проверки изменения требований]</w:t>
             </w:r>
@@ -2206,9 +3207,17 @@
     </w:p>
     <w:tbl>
       <w:tblPr>
-        <w:tblW w:type="dxa" w:w="9000"/>
-        <w:tblLayout w:type="autofit"/>
+        <w:tblW w:type="pct" w:w="10000"/>
+        <w:tblLayout w:type="fixed"/>
         <w:tblLook w:firstColumn="1" w:firstRow="1" w:lastColumn="0" w:lastRow="0" w:noHBand="0" w:noVBand="1" w:val="04A0"/>
+        <w:tblBorders>
+          <w:top w:val="single" w:sz="4" w:space="0" w:color="B7C3D0"/>
+          <w:left w:val="single" w:sz="4" w:space="0" w:color="B7C3D0"/>
+          <w:bottom w:val="single" w:sz="4" w:space="0" w:color="B7C3D0"/>
+          <w:right w:val="single" w:sz="4" w:space="0" w:color="B7C3D0"/>
+          <w:insideH w:val="single" w:sz="4" w:space="0" w:color="B7C3D0"/>
+          <w:insideV w:val="single" w:sz="4" w:space="0" w:color="B7C3D0"/>
+        </w:tblBorders>
       </w:tblPr>
       <w:tblGrid>
         <w:gridCol w:w="9355"/>
@@ -2219,21 +3228,22 @@
             <w:tcW w:type="dxa" w:w="9355"/>
             <w:shd w:fill="EDEDED" w:val="clear"/>
             <w:tcMar>
-              <w:top w:w="160" w:type="dxa"/>
-              <w:start w:w="180" w:type="dxa"/>
-              <w:bottom w:w="160" w:type="dxa"/>
-              <w:end w:w="180" w:type="dxa"/>
-            </w:tcMar>
-          </w:tcPr>
-          <w:p>
-            <w:pPr>
-              <w:spacing w:before="40" w:after="40"/>
+              <w:top w:w="140" w:type="dxa"/>
+              <w:start w:w="160" w:type="dxa"/>
+              <w:bottom w:w="140" w:type="dxa"/>
+              <w:end w:w="160" w:type="dxa"/>
+            </w:tcMar>
+            <w:vAlign w:val="center"/>
+          </w:tcPr>
+          <w:p>
+            <w:pPr>
+              <w:spacing w:before="40" w:after="0"/>
               <w:jc w:val="center"/>
             </w:pPr>
             <w:r>
               <w:rPr>
                 <w:rFonts w:ascii="Times New Roman" w:hAnsi="Times New Roman" w:eastAsia="Times New Roman"/>
-                <w:sz w:val="24"/>
+                <w:sz w:val="22"/>
               </w:rPr>
               <w:t>[МЕСТО ДЛЯ СКРИНШОТА 3 — Оппонирование другого проекта и принятое решение]</w:t>
             </w:r>
@@ -2257,11 +3267,19 @@
     <w:tbl>
       <w:tblPr>
         <w:tblStyle w:val="af4"/>
-        <w:tblW w:w="0" w:type="auto"/>
+        <w:tblW w:w="10000" w:type="pct"/>
         <w:jc w:val="center"/>
         <w:tblLayout w:type="fixed"/>
         <w:tblLook w:val="04A0" w:firstRow="1" w:lastRow="0" w:firstColumn="1" w:lastColumn="0" w:noHBand="0" w:noVBand="1"/>
         <w:tblCaption w:val="5"/>
+        <w:tblBorders>
+          <w:top w:val="single" w:sz="4" w:space="0" w:color="B7C3D0"/>
+          <w:left w:val="single" w:sz="4" w:space="0" w:color="B7C3D0"/>
+          <w:bottom w:val="single" w:sz="4" w:space="0" w:color="B7C3D0"/>
+          <w:right w:val="single" w:sz="4" w:space="0" w:color="B7C3D0"/>
+          <w:insideH w:val="single" w:sz="4" w:space="0" w:color="B7C3D0"/>
+          <w:insideV w:val="single" w:sz="4" w:space="0" w:color="B7C3D0"/>
+        </w:tblBorders>
       </w:tblPr>
       <w:tblGrid>
         <w:gridCol w:w="1765"/>
@@ -2278,85 +3296,145 @@
         </w:trPr>
         <w:tc>
           <w:tcPr>
-            <w:tcW w:w="1765" w:type="dxa"/>
-            <w:shd w:val="clear" w:color="auto" w:fill="F2F2F2"/>
+            <w:tcW w:w="1666" w:type="dxa"/>
+            <w:shd w:val="clear" w:color="auto" w:fill="D9EAF7"/>
+            <w:vAlign w:val="top"/>
+            <w:tcMar>
+              <w:top w:w="80" w:type="dxa"/>
+              <w:start w:w="100" w:type="dxa"/>
+              <w:bottom w:w="80" w:type="dxa"/>
+              <w:end w:w="100" w:type="dxa"/>
+            </w:tcMar>
           </w:tcPr>
           <w:p>
             <w:pPr>
               <w:pStyle w:val="ae"/>
               <w:keepNext/>
-              <w:spacing w:before="40" w:after="40"/>
-              <w:jc w:val="left"/>
-            </w:pPr>
-            <w:r>
+              <w:spacing w:before="0" w:after="40" w:line="240" w:lineRule="auto"/>
+              <w:jc w:val="center"/>
+            </w:pPr>
+            <w:r>
+              <w:rPr>
+                <w:rFonts w:ascii="Times New Roman" w:hAnsi="Times New Roman" w:eastAsia="Times New Roman"/>
+                <w:b/>
+                <w:sz w:val="19"/>
+              </w:rPr>
               <w:t>Предмет проверки</w:t>
             </w:r>
           </w:p>
         </w:tc>
         <w:tc>
           <w:tcPr>
-            <w:tcW w:w="1765" w:type="dxa"/>
-            <w:shd w:val="clear" w:color="auto" w:fill="F2F2F2"/>
+            <w:tcW w:w="1960" w:type="dxa"/>
+            <w:shd w:val="clear" w:color="auto" w:fill="D9EAF7"/>
+            <w:vAlign w:val="top"/>
+            <w:tcMar>
+              <w:top w:w="80" w:type="dxa"/>
+              <w:start w:w="100" w:type="dxa"/>
+              <w:bottom w:w="80" w:type="dxa"/>
+              <w:end w:w="100" w:type="dxa"/>
+            </w:tcMar>
           </w:tcPr>
           <w:p>
             <w:pPr>
               <w:pStyle w:val="ae"/>
               <w:keepNext/>
-              <w:spacing w:before="40" w:after="40"/>
-              <w:jc w:val="left"/>
-            </w:pPr>
-            <w:r>
+              <w:spacing w:before="0" w:after="40" w:line="240" w:lineRule="auto"/>
+              <w:jc w:val="center"/>
+            </w:pPr>
+            <w:r>
+              <w:rPr>
+                <w:rFonts w:ascii="Times New Roman" w:hAnsi="Times New Roman" w:eastAsia="Times New Roman"/>
+                <w:b/>
+                <w:sz w:val="19"/>
+              </w:rPr>
               <w:t>Способ и условия</w:t>
             </w:r>
           </w:p>
         </w:tc>
         <w:tc>
           <w:tcPr>
-            <w:tcW w:w="1765" w:type="dxa"/>
-            <w:shd w:val="clear" w:color="auto" w:fill="F2F2F2"/>
+            <w:tcW w:w="2352" w:type="dxa"/>
+            <w:shd w:val="clear" w:color="auto" w:fill="D9EAF7"/>
+            <w:vAlign w:val="top"/>
+            <w:tcMar>
+              <w:top w:w="80" w:type="dxa"/>
+              <w:start w:w="100" w:type="dxa"/>
+              <w:bottom w:w="80" w:type="dxa"/>
+              <w:end w:w="100" w:type="dxa"/>
+            </w:tcMar>
           </w:tcPr>
           <w:p>
             <w:pPr>
               <w:pStyle w:val="ae"/>
               <w:keepNext/>
-              <w:spacing w:before="40" w:after="40"/>
-              <w:jc w:val="left"/>
-            </w:pPr>
-            <w:r>
+              <w:spacing w:before="0" w:after="40" w:line="240" w:lineRule="auto"/>
+              <w:jc w:val="center"/>
+            </w:pPr>
+            <w:r>
+              <w:rPr>
+                <w:rFonts w:ascii="Times New Roman" w:hAnsi="Times New Roman" w:eastAsia="Times New Roman"/>
+                <w:b/>
+                <w:sz w:val="19"/>
+              </w:rPr>
               <w:t>Фактический результат</w:t>
             </w:r>
           </w:p>
         </w:tc>
         <w:tc>
           <w:tcPr>
-            <w:tcW w:w="2294" w:type="dxa"/>
-            <w:shd w:val="clear" w:color="auto" w:fill="F2F2F2"/>
+            <w:tcW w:w="1960" w:type="dxa"/>
+            <w:shd w:val="clear" w:color="auto" w:fill="D9EAF7"/>
+            <w:vAlign w:val="top"/>
+            <w:tcMar>
+              <w:top w:w="80" w:type="dxa"/>
+              <w:start w:w="100" w:type="dxa"/>
+              <w:bottom w:w="80" w:type="dxa"/>
+              <w:end w:w="100" w:type="dxa"/>
+            </w:tcMar>
           </w:tcPr>
           <w:p>
             <w:pPr>
               <w:pStyle w:val="ae"/>
               <w:keepNext/>
-              <w:spacing w:before="40" w:after="40"/>
-              <w:jc w:val="left"/>
-            </w:pPr>
-            <w:r>
+              <w:spacing w:before="0" w:after="40" w:line="240" w:lineRule="auto"/>
+              <w:jc w:val="center"/>
+            </w:pPr>
+            <w:r>
+              <w:rPr>
+                <w:rFonts w:ascii="Times New Roman" w:hAnsi="Times New Roman" w:eastAsia="Times New Roman"/>
+                <w:b/>
+                <w:sz w:val="19"/>
+              </w:rPr>
               <w:t>Версия и доказательство</w:t>
             </w:r>
           </w:p>
         </w:tc>
         <w:tc>
           <w:tcPr>
-            <w:tcW w:w="1765" w:type="dxa"/>
-            <w:shd w:val="clear" w:color="auto" w:fill="F2F2F2"/>
+            <w:tcW w:w="1862" w:type="dxa"/>
+            <w:shd w:val="clear" w:color="auto" w:fill="D9EAF7"/>
+            <w:vAlign w:val="top"/>
+            <w:tcMar>
+              <w:top w:w="80" w:type="dxa"/>
+              <w:start w:w="100" w:type="dxa"/>
+              <w:bottom w:w="80" w:type="dxa"/>
+              <w:end w:w="100" w:type="dxa"/>
+            </w:tcMar>
           </w:tcPr>
           <w:p>
             <w:pPr>
               <w:pStyle w:val="ae"/>
               <w:keepNext/>
-              <w:spacing w:before="40" w:after="40"/>
-              <w:jc w:val="left"/>
-            </w:pPr>
-            <w:r>
+              <w:spacing w:before="0" w:after="40" w:line="240" w:lineRule="auto"/>
+              <w:jc w:val="center"/>
+            </w:pPr>
+            <w:r>
+              <w:rPr>
+                <w:rFonts w:ascii="Times New Roman" w:hAnsi="Times New Roman" w:eastAsia="Times New Roman"/>
+                <w:b/>
+                <w:sz w:val="19"/>
+              </w:rPr>
               <w:t>Ограничения</w:t>
             </w:r>
           </w:p>
@@ -2369,50 +3447,120 @@
         </w:trPr>
         <w:tc>
           <w:tcPr>
-            <w:tcW w:w="1765" w:type="dxa"/>
-          </w:tcPr>
-          <w:p>
-            <w:r>
+            <w:tcW w:w="1666" w:type="dxa"/>
+            <w:vAlign w:val="top"/>
+            <w:tcMar>
+              <w:top w:w="80" w:type="dxa"/>
+              <w:start w:w="100" w:type="dxa"/>
+              <w:bottom w:w="80" w:type="dxa"/>
+              <w:end w:w="100" w:type="dxa"/>
+            </w:tcMar>
+          </w:tcPr>
+          <w:p>
+            <w:pPr>
+              <w:spacing w:before="0" w:after="40" w:line="240" w:lineRule="auto"/>
+            </w:pPr>
+            <w:r>
+              <w:rPr>
+                <w:rFonts w:ascii="Times New Roman" w:hAnsi="Times New Roman" w:eastAsia="Times New Roman"/>
+                <w:sz w:val="19"/>
+              </w:rPr>
               <w:t>Security and provenance</w:t>
             </w:r>
           </w:p>
         </w:tc>
         <w:tc>
           <w:tcPr>
-            <w:tcW w:w="1765" w:type="dxa"/>
-          </w:tcPr>
-          <w:p>
-            <w:r>
+            <w:tcW w:w="1960" w:type="dxa"/>
+            <w:vAlign w:val="top"/>
+            <w:tcMar>
+              <w:top w:w="80" w:type="dxa"/>
+              <w:start w:w="100" w:type="dxa"/>
+              <w:bottom w:w="80" w:type="dxa"/>
+              <w:end w:w="100" w:type="dxa"/>
+            </w:tcMar>
+          </w:tcPr>
+          <w:p>
+            <w:pPr>
+              <w:spacing w:before="0" w:after="40" w:line="240" w:lineRule="auto"/>
+            </w:pPr>
+            <w:r>
+              <w:rPr>
+                <w:rFonts w:ascii="Times New Roman" w:hAnsi="Times New Roman" w:eastAsia="Times New Roman"/>
+                <w:sz w:val="19"/>
+              </w:rPr>
               <w:t>Strict JSON/handoff and target/provenance guards; no provider access or secrets</w:t>
             </w:r>
           </w:p>
         </w:tc>
         <w:tc>
           <w:tcPr>
-            <w:tcW w:w="1765" w:type="dxa"/>
-          </w:tcPr>
-          <w:p>
-            <w:r>
+            <w:tcW w:w="2352" w:type="dxa"/>
+            <w:vAlign w:val="top"/>
+            <w:tcMar>
+              <w:top w:w="80" w:type="dxa"/>
+              <w:start w:w="100" w:type="dxa"/>
+              <w:bottom w:w="80" w:type="dxa"/>
+              <w:end w:w="100" w:type="dxa"/>
+            </w:tcMar>
+          </w:tcPr>
+          <w:p>
+            <w:pPr>
+              <w:spacing w:before="0" w:after="40" w:line="240" w:lineRule="auto"/>
+            </w:pPr>
+            <w:r>
+              <w:rPr>
+                <w:rFonts w:ascii="Times New Roman" w:hAnsi="Times New Roman" w:eastAsia="Times New Roman"/>
+                <w:sz w:val="19"/>
+              </w:rPr>
               <w:t>PASS local tests/vet/race; hidden/live authority not claimed; security-baseline.md</w:t>
             </w:r>
           </w:p>
         </w:tc>
         <w:tc>
           <w:tcPr>
-            <w:tcW w:w="2294" w:type="dxa"/>
-          </w:tcPr>
-          <w:p>
-            <w:r>
+            <w:tcW w:w="1960" w:type="dxa"/>
+            <w:vAlign w:val="top"/>
+            <w:tcMar>
+              <w:top w:w="80" w:type="dxa"/>
+              <w:start w:w="100" w:type="dxa"/>
+              <w:bottom w:w="80" w:type="dxa"/>
+              <w:end w:w="100" w:type="dxa"/>
+            </w:tcMar>
+          </w:tcPr>
+          <w:p>
+            <w:pPr>
+              <w:spacing w:before="0" w:after="40" w:line="240" w:lineRule="auto"/>
+            </w:pPr>
+            <w:r>
+              <w:rPr>
+                <w:rFonts w:ascii="Times New Roman" w:hAnsi="Times New Roman" w:eastAsia="Times New Roman"/>
+                <w:sz w:val="19"/>
+              </w:rPr>
               <w:t>bafc97a0eb5cc2b2aba68c04a74b179b61432d82</w:t>
             </w:r>
           </w:p>
         </w:tc>
         <w:tc>
           <w:tcPr>
-            <w:tcW w:w="1765" w:type="dxa"/>
-          </w:tcPr>
-          <w:p>
-            <w:r>
+            <w:tcW w:w="1862" w:type="dxa"/>
+            <w:vAlign w:val="top"/>
+            <w:tcMar>
+              <w:top w:w="80" w:type="dxa"/>
+              <w:start w:w="100" w:type="dxa"/>
+              <w:bottom w:w="80" w:type="dxa"/>
+              <w:end w:w="100" w:type="dxa"/>
+            </w:tcMar>
+          </w:tcPr>
+          <w:p>
+            <w:pPr>
+              <w:spacing w:before="0" w:after="40" w:line="240" w:lineRule="auto"/>
+            </w:pPr>
+            <w:r>
+              <w:rPr>
+                <w:rFonts w:ascii="Times New Roman" w:hAnsi="Times New Roman" w:eastAsia="Times New Roman"/>
+                <w:sz w:val="19"/>
+              </w:rPr>
               <w:t>Candidate offline slice; no live provider or acceptance claim</w:t>
             </w:r>
           </w:p>
@@ -2442,8 +3590,17 @@
     <w:tbl>
       <w:tblPr>
         <w:tblStyle w:val="af4"/>
-        <w:tblW w:type="auto" w:w="0"/>
+        <w:tblW w:type="pct" w:w="10000"/>
         <w:tblLook w:firstColumn="1" w:firstRow="1" w:lastColumn="0" w:lastRow="0" w:noHBand="0" w:noVBand="1" w:val="04A0"/>
+        <w:tblLayout w:type="fixed"/>
+        <w:tblBorders>
+          <w:top w:val="single" w:sz="4" w:space="0" w:color="B7C3D0"/>
+          <w:left w:val="single" w:sz="4" w:space="0" w:color="B7C3D0"/>
+          <w:bottom w:val="single" w:sz="4" w:space="0" w:color="B7C3D0"/>
+          <w:right w:val="single" w:sz="4" w:space="0" w:color="B7C3D0"/>
+          <w:insideH w:val="single" w:sz="4" w:space="0" w:color="B7C3D0"/>
+          <w:insideV w:val="single" w:sz="4" w:space="0" w:color="B7C3D0"/>
+        </w:tblBorders>
       </w:tblPr>
       <w:tblGrid>
         <w:gridCol w:w="1871"/>
@@ -2458,50 +3615,135 @@
         </w:trPr>
         <w:tc>
           <w:tcPr>
-            <w:tcW w:type="dxa" w:w="1871"/>
-          </w:tcPr>
-          <w:p>
-            <w:r>
+            <w:tcW w:type="dxa" w:w="1666"/>
+            <w:vAlign w:val="top"/>
+            <w:tcMar>
+              <w:top w:w="80" w:type="dxa"/>
+              <w:start w:w="100" w:type="dxa"/>
+              <w:bottom w:w="80" w:type="dxa"/>
+              <w:end w:w="100" w:type="dxa"/>
+            </w:tcMar>
+            <w:shd w:fill="D9EAF7" w:val="clear"/>
+          </w:tcPr>
+          <w:p>
+            <w:pPr>
+              <w:spacing w:before="0" w:after="40" w:line="240" w:lineRule="auto"/>
+              <w:jc w:val="center"/>
+            </w:pPr>
+            <w:r>
+              <w:rPr>
+                <w:rFonts w:ascii="Times New Roman" w:hAnsi="Times New Roman" w:eastAsia="Times New Roman"/>
+                <w:b/>
+                <w:sz w:val="19"/>
+              </w:rPr>
               <w:t>Требование и ситуация</w:t>
             </w:r>
           </w:p>
         </w:tc>
         <w:tc>
           <w:tcPr>
-            <w:tcW w:type="dxa" w:w="1871"/>
-          </w:tcPr>
-          <w:p>
-            <w:r>
+            <w:tcW w:type="dxa" w:w="1960"/>
+            <w:vAlign w:val="top"/>
+            <w:tcMar>
+              <w:top w:w="80" w:type="dxa"/>
+              <w:start w:w="100" w:type="dxa"/>
+              <w:bottom w:w="80" w:type="dxa"/>
+              <w:end w:w="100" w:type="dxa"/>
+            </w:tcMar>
+            <w:shd w:fill="D9EAF7" w:val="clear"/>
+          </w:tcPr>
+          <w:p>
+            <w:pPr>
+              <w:spacing w:before="0" w:after="40" w:line="240" w:lineRule="auto"/>
+              <w:jc w:val="center"/>
+            </w:pPr>
+            <w:r>
+              <w:rPr>
+                <w:rFonts w:ascii="Times New Roman" w:hAnsi="Times New Roman" w:eastAsia="Times New Roman"/>
+                <w:b/>
+                <w:sz w:val="19"/>
+              </w:rPr>
               <w:t>Ожидаемый по тексту исход</w:t>
             </w:r>
           </w:p>
         </w:tc>
         <w:tc>
           <w:tcPr>
-            <w:tcW w:type="dxa" w:w="1871"/>
-          </w:tcPr>
-          <w:p>
-            <w:r>
+            <w:tcW w:type="dxa" w:w="2352"/>
+            <w:vAlign w:val="top"/>
+            <w:tcMar>
+              <w:top w:w="80" w:type="dxa"/>
+              <w:start w:w="100" w:type="dxa"/>
+              <w:bottom w:w="80" w:type="dxa"/>
+              <w:end w:w="100" w:type="dxa"/>
+            </w:tcMar>
+            <w:shd w:fill="D9EAF7" w:val="clear"/>
+          </w:tcPr>
+          <w:p>
+            <w:pPr>
+              <w:spacing w:before="0" w:after="40" w:line="240" w:lineRule="auto"/>
+              <w:jc w:val="center"/>
+            </w:pPr>
+            <w:r>
+              <w:rPr>
+                <w:rFonts w:ascii="Times New Roman" w:hAnsi="Times New Roman" w:eastAsia="Times New Roman"/>
+                <w:b/>
+                <w:sz w:val="19"/>
+              </w:rPr>
               <w:t>Фактический ответ другого студента</w:t>
             </w:r>
           </w:p>
         </w:tc>
         <w:tc>
           <w:tcPr>
-            <w:tcW w:type="dxa" w:w="1871"/>
-          </w:tcPr>
-          <w:p>
-            <w:r>
+            <w:tcW w:type="dxa" w:w="1960"/>
+            <w:vAlign w:val="top"/>
+            <w:tcMar>
+              <w:top w:w="80" w:type="dxa"/>
+              <w:start w:w="100" w:type="dxa"/>
+              <w:bottom w:w="80" w:type="dxa"/>
+              <w:end w:w="100" w:type="dxa"/>
+            </w:tcMar>
+            <w:shd w:fill="D9EAF7" w:val="clear"/>
+          </w:tcPr>
+          <w:p>
+            <w:pPr>
+              <w:spacing w:before="0" w:after="40" w:line="240" w:lineRule="auto"/>
+              <w:jc w:val="center"/>
+            </w:pPr>
+            <w:r>
+              <w:rPr>
+                <w:rFonts w:ascii="Times New Roman" w:hAnsi="Times New Roman" w:eastAsia="Times New Roman"/>
+                <w:b/>
+                <w:sz w:val="19"/>
+              </w:rPr>
               <w:t>Проверяющий, дата, версия</w:t>
             </w:r>
           </w:p>
         </w:tc>
         <w:tc>
           <w:tcPr>
-            <w:tcW w:type="dxa" w:w="1871"/>
-          </w:tcPr>
-          <w:p>
-            <w:r>
+            <w:tcW w:type="dxa" w:w="1862"/>
+            <w:vAlign w:val="top"/>
+            <w:tcMar>
+              <w:top w:w="80" w:type="dxa"/>
+              <w:start w:w="100" w:type="dxa"/>
+              <w:bottom w:w="80" w:type="dxa"/>
+              <w:end w:w="100" w:type="dxa"/>
+            </w:tcMar>
+            <w:shd w:fill="D9EAF7" w:val="clear"/>
+          </w:tcPr>
+          <w:p>
+            <w:pPr>
+              <w:spacing w:before="0" w:after="40" w:line="240" w:lineRule="auto"/>
+              <w:jc w:val="center"/>
+            </w:pPr>
+            <w:r>
+              <w:rPr>
+                <w:rFonts w:ascii="Times New Roman" w:hAnsi="Times New Roman" w:eastAsia="Times New Roman"/>
+                <w:b/>
+                <w:sz w:val="19"/>
+              </w:rPr>
               <w:t>Расхождение и исправление</w:t>
             </w:r>
           </w:p>
@@ -2510,50 +3752,120 @@
       <w:tr>
         <w:tc>
           <w:tcPr>
-            <w:tcW w:type="dxa" w:w="1871"/>
-          </w:tcPr>
-          <w:p>
-            <w:r>
+            <w:tcW w:type="dxa" w:w="1666"/>
+            <w:vAlign w:val="top"/>
+            <w:tcMar>
+              <w:top w:w="80" w:type="dxa"/>
+              <w:start w:w="100" w:type="dxa"/>
+              <w:bottom w:w="80" w:type="dxa"/>
+              <w:end w:w="100" w:type="dxa"/>
+            </w:tcMar>
+          </w:tcPr>
+          <w:p>
+            <w:pPr>
+              <w:spacing w:before="0" w:after="40" w:line="240" w:lineRule="auto"/>
+            </w:pPr>
+            <w:r>
+              <w:rPr>
+                <w:rFonts w:ascii="Times New Roman" w:hAnsi="Times New Roman" w:eastAsia="Times New Roman"/>
+                <w:sz w:val="19"/>
+              </w:rPr>
               <w:t>HIT-42 TargetReadback refinement</w:t>
             </w:r>
           </w:p>
         </w:tc>
         <w:tc>
           <w:tcPr>
-            <w:tcW w:type="dxa" w:w="1871"/>
-          </w:tcPr>
-          <w:p>
-            <w:r>
+            <w:tcW w:type="dxa" w:w="1960"/>
+            <w:vAlign w:val="top"/>
+            <w:tcMar>
+              <w:top w:w="80" w:type="dxa"/>
+              <w:start w:w="100" w:type="dxa"/>
+              <w:bottom w:w="80" w:type="dxa"/>
+              <w:end w:w="100" w:type="dxa"/>
+            </w:tcMar>
+          </w:tcPr>
+          <w:p>
+            <w:pPr>
+              <w:spacing w:before="0" w:after="40" w:line="240" w:lineRule="auto"/>
+            </w:pPr>
+            <w:r>
+              <w:rPr>
+                <w:rFonts w:ascii="Times New Roman" w:hAnsi="Times New Roman" w:eastAsia="Times New Roman"/>
+                <w:sz w:val="19"/>
+              </w:rPr>
               <w:t>typed outcome and explicit reason; no ResultVerified on unknown/incomplete/mismatch</w:t>
             </w:r>
           </w:p>
         </w:tc>
         <w:tc>
           <w:tcPr>
-            <w:tcW w:type="dxa" w:w="1871"/>
-          </w:tcPr>
-          <w:p>
-            <w:r>
+            <w:tcW w:type="dxa" w:w="2352"/>
+            <w:vAlign w:val="top"/>
+            <w:tcMar>
+              <w:top w:w="80" w:type="dxa"/>
+              <w:start w:w="100" w:type="dxa"/>
+              <w:bottom w:w="80" w:type="dxa"/>
+              <w:end w:w="100" w:type="dxa"/>
+            </w:tcMar>
+          </w:tcPr>
+          <w:p>
+            <w:pPr>
+              <w:spacing w:before="0" w:after="40" w:line="240" w:lineRule="auto"/>
+            </w:pPr>
+            <w:r>
+              <w:rPr>
+                <w:rFonts w:ascii="Times New Roman" w:hAnsi="Times New Roman" w:eastAsia="Times New Roman"/>
+                <w:sz w:val="19"/>
+              </w:rPr>
               <w:t>Результат фиксируется в журнале проверки.</w:t>
             </w:r>
           </w:p>
         </w:tc>
         <w:tc>
           <w:tcPr>
-            <w:tcW w:type="dxa" w:w="1871"/>
-          </w:tcPr>
-          <w:p>
-            <w:r>
+            <w:tcW w:type="dxa" w:w="1960"/>
+            <w:vAlign w:val="top"/>
+            <w:tcMar>
+              <w:top w:w="80" w:type="dxa"/>
+              <w:start w:w="100" w:type="dxa"/>
+              <w:bottom w:w="80" w:type="dxa"/>
+              <w:end w:w="100" w:type="dxa"/>
+            </w:tcMar>
+          </w:tcPr>
+          <w:p>
+            <w:pPr>
+              <w:spacing w:before="0" w:after="40" w:line="240" w:lineRule="auto"/>
+            </w:pPr>
+            <w:r>
+              <w:rPr>
+                <w:rFonts w:ascii="Times New Roman" w:hAnsi="Times New Roman" w:eastAsia="Times New Roman"/>
+                <w:sz w:val="19"/>
+              </w:rPr>
               <w:t>Дмитрий Стацюк; 2026-10-19; bafc97a0eb5cc2b2aba68c04a74b179b61432d82</w:t>
             </w:r>
           </w:p>
         </w:tc>
         <w:tc>
           <w:tcPr>
-            <w:tcW w:type="dxa" w:w="1871"/>
-          </w:tcPr>
-          <w:p>
-            <w:r>
+            <w:tcW w:type="dxa" w:w="1862"/>
+            <w:vAlign w:val="top"/>
+            <w:tcMar>
+              <w:top w:w="80" w:type="dxa"/>
+              <w:start w:w="100" w:type="dxa"/>
+              <w:bottom w:w="80" w:type="dxa"/>
+              <w:end w:w="100" w:type="dxa"/>
+            </w:tcMar>
+          </w:tcPr>
+          <w:p>
+            <w:pPr>
+              <w:spacing w:before="0" w:after="40" w:line="240" w:lineRule="auto"/>
+            </w:pPr>
+            <w:r>
+              <w:rPr>
+                <w:rFonts w:ascii="Times New Roman" w:hAnsi="Times New Roman" w:eastAsia="Times New Roman"/>
+                <w:sz w:val="19"/>
+              </w:rPr>
               <w:t>Use exact comparison with typed mismatch/incomplete/unknown outcomes</w:t>
             </w:r>
           </w:p>
@@ -2606,11 +3918,19 @@
     <w:tbl>
       <w:tblPr>
         <w:tblStyle w:val="af4"/>
-        <w:tblW w:w="0" w:type="auto"/>
+        <w:tblW w:w="10000" w:type="pct"/>
         <w:jc w:val="center"/>
         <w:tblLayout w:type="fixed"/>
         <w:tblLook w:val="04A0" w:firstRow="1" w:lastRow="0" w:firstColumn="1" w:lastColumn="0" w:noHBand="0" w:noVBand="1"/>
         <w:tblCaption w:val="6"/>
+        <w:tblBorders>
+          <w:top w:val="single" w:sz="4" w:space="0" w:color="B7C3D0"/>
+          <w:left w:val="single" w:sz="4" w:space="0" w:color="B7C3D0"/>
+          <w:bottom w:val="single" w:sz="4" w:space="0" w:color="B7C3D0"/>
+          <w:right w:val="single" w:sz="4" w:space="0" w:color="B7C3D0"/>
+          <w:insideH w:val="single" w:sz="4" w:space="0" w:color="B7C3D0"/>
+          <w:insideV w:val="single" w:sz="4" w:space="0" w:color="B7C3D0"/>
+        </w:tblBorders>
       </w:tblPr>
       <w:tblGrid>
         <w:gridCol w:w="3685"/>
@@ -2625,51 +3945,87 @@
         </w:trPr>
         <w:tc>
           <w:tcPr>
-            <w:tcW w:w="3685" w:type="dxa"/>
-            <w:shd w:val="clear" w:color="auto" w:fill="F2F2F2"/>
+            <w:tcW w:w="2450" w:type="dxa"/>
+            <w:shd w:val="clear" w:color="auto" w:fill="D9EAF7"/>
+            <w:vAlign w:val="top"/>
+            <w:tcMar>
+              <w:top w:w="80" w:type="dxa"/>
+              <w:start w:w="100" w:type="dxa"/>
+              <w:bottom w:w="80" w:type="dxa"/>
+              <w:end w:w="100" w:type="dxa"/>
+            </w:tcMar>
           </w:tcPr>
           <w:p>
             <w:pPr>
               <w:pStyle w:val="ae"/>
               <w:keepNext/>
-              <w:spacing w:before="40" w:after="40"/>
-              <w:jc w:val="left"/>
-            </w:pPr>
-            <w:r>
+              <w:spacing w:before="0" w:after="40" w:line="240" w:lineRule="auto"/>
+              <w:jc w:val="center"/>
+            </w:pPr>
+            <w:r>
+              <w:rPr>
+                <w:rFonts w:ascii="Times New Roman" w:hAnsi="Times New Roman" w:eastAsia="Times New Roman"/>
+                <w:b/>
+                <w:sz w:val="20"/>
+              </w:rPr>
               <w:t>Индивидуальный результат</w:t>
             </w:r>
           </w:p>
         </w:tc>
         <w:tc>
           <w:tcPr>
-            <w:tcW w:w="2835" w:type="dxa"/>
-            <w:shd w:val="clear" w:color="auto" w:fill="F2F2F2"/>
+            <w:tcW w:w="3920" w:type="dxa"/>
+            <w:shd w:val="clear" w:color="auto" w:fill="D9EAF7"/>
+            <w:vAlign w:val="top"/>
+            <w:tcMar>
+              <w:top w:w="80" w:type="dxa"/>
+              <w:start w:w="100" w:type="dxa"/>
+              <w:bottom w:w="80" w:type="dxa"/>
+              <w:end w:w="100" w:type="dxa"/>
+            </w:tcMar>
           </w:tcPr>
           <w:p>
             <w:pPr>
               <w:pStyle w:val="ae"/>
               <w:keepNext/>
-              <w:spacing w:before="40" w:after="40"/>
-              <w:jc w:val="left"/>
-            </w:pPr>
-            <w:r>
+              <w:spacing w:before="0" w:after="40" w:line="240" w:lineRule="auto"/>
+              <w:jc w:val="center"/>
+            </w:pPr>
+            <w:r>
+              <w:rPr>
+                <w:rFonts w:ascii="Times New Roman" w:hAnsi="Times New Roman" w:eastAsia="Times New Roman"/>
+                <w:b/>
+                <w:sz w:val="20"/>
+              </w:rPr>
               <w:t>Выполненные действия</w:t>
             </w:r>
           </w:p>
         </w:tc>
         <w:tc>
           <w:tcPr>
-            <w:tcW w:w="2835" w:type="dxa"/>
-            <w:shd w:val="clear" w:color="auto" w:fill="F2F2F2"/>
+            <w:tcW w:w="3430" w:type="dxa"/>
+            <w:shd w:val="clear" w:color="auto" w:fill="D9EAF7"/>
+            <w:vAlign w:val="top"/>
+            <w:tcMar>
+              <w:top w:w="80" w:type="dxa"/>
+              <w:start w:w="100" w:type="dxa"/>
+              <w:bottom w:w="80" w:type="dxa"/>
+              <w:end w:w="100" w:type="dxa"/>
+            </w:tcMar>
           </w:tcPr>
           <w:p>
             <w:pPr>
               <w:pStyle w:val="ae"/>
               <w:keepNext/>
-              <w:spacing w:before="40" w:after="40"/>
-              <w:jc w:val="left"/>
-            </w:pPr>
-            <w:r>
+              <w:spacing w:before="0" w:after="40" w:line="240" w:lineRule="auto"/>
+              <w:jc w:val="center"/>
+            </w:pPr>
+            <w:r>
+              <w:rPr>
+                <w:rFonts w:ascii="Times New Roman" w:hAnsi="Times New Roman" w:eastAsia="Times New Roman"/>
+                <w:b/>
+                <w:sz w:val="20"/>
+              </w:rPr>
               <w:t>Подтверждение</w:t>
             </w:r>
           </w:p>
@@ -2682,30 +4038,72 @@
         </w:trPr>
         <w:tc>
           <w:tcPr>
-            <w:tcW w:w="3685" w:type="dxa"/>
-          </w:tcPr>
-          <w:p>
-            <w:r>
+            <w:tcW w:w="2450" w:type="dxa"/>
+            <w:vAlign w:val="top"/>
+            <w:tcMar>
+              <w:top w:w="80" w:type="dxa"/>
+              <w:start w:w="100" w:type="dxa"/>
+              <w:bottom w:w="80" w:type="dxa"/>
+              <w:end w:w="100" w:type="dxa"/>
+            </w:tcMar>
+          </w:tcPr>
+          <w:p>
+            <w:pPr>
+              <w:spacing w:before="0" w:after="40" w:line="240" w:lineRule="auto"/>
+            </w:pPr>
+            <w:r>
+              <w:rPr>
+                <w:rFonts w:ascii="Times New Roman" w:hAnsi="Times New Roman" w:eastAsia="Times New Roman"/>
+                <w:sz w:val="20"/>
+              </w:rPr>
               <w:t>Technical result</w:t>
             </w:r>
           </w:p>
         </w:tc>
         <w:tc>
           <w:tcPr>
-            <w:tcW w:w="2835" w:type="dxa"/>
-          </w:tcPr>
-          <w:p>
-            <w:r>
+            <w:tcW w:w="3920" w:type="dxa"/>
+            <w:vAlign w:val="top"/>
+            <w:tcMar>
+              <w:top w:w="80" w:type="dxa"/>
+              <w:start w:w="100" w:type="dxa"/>
+              <w:bottom w:w="80" w:type="dxa"/>
+              <w:end w:w="100" w:type="dxa"/>
+            </w:tcMar>
+          </w:tcPr>
+          <w:p>
+            <w:pPr>
+              <w:spacing w:before="0" w:after="40" w:line="240" w:lineRule="auto"/>
+            </w:pPr>
+            <w:r>
+              <w:rPr>
+                <w:rFonts w:ascii="Times New Roman" w:hAnsi="Times New Roman" w:eastAsia="Times New Roman"/>
+                <w:sz w:val="20"/>
+              </w:rPr>
               <w:t>R1 desk research and questions separated; FR/NFR/AC traced; human interview and opposition remain отдельная учебная процедура</w:t>
             </w:r>
           </w:p>
         </w:tc>
         <w:tc>
           <w:tcPr>
-            <w:tcW w:w="2835" w:type="dxa"/>
-          </w:tcPr>
-          <w:p>
-            <w:r>
+            <w:tcW w:w="3430" w:type="dxa"/>
+            <w:vAlign w:val="top"/>
+            <w:tcMar>
+              <w:top w:w="80" w:type="dxa"/>
+              <w:start w:w="100" w:type="dxa"/>
+              <w:bottom w:w="80" w:type="dxa"/>
+              <w:end w:w="100" w:type="dxa"/>
+            </w:tcMar>
+          </w:tcPr>
+          <w:p>
+            <w:pPr>
+              <w:spacing w:before="0" w:after="40" w:line="240" w:lineRule="auto"/>
+            </w:pPr>
+            <w:r>
+              <w:rPr>
+                <w:rFonts w:ascii="Times New Roman" w:hAnsi="Times New Roman" w:eastAsia="Times New Roman"/>
+                <w:sz w:val="20"/>
+              </w:rPr>
               <w:t>requirements.md, requirements-trace.json, security-baseline.md, PR29</w:t>
             </w:r>
           </w:p>
@@ -2750,11 +4148,19 @@
     <w:tbl>
       <w:tblPr>
         <w:tblStyle w:val="af4"/>
-        <w:tblW w:w="0" w:type="auto"/>
+        <w:tblW w:w="10000" w:type="pct"/>
         <w:jc w:val="center"/>
         <w:tblLayout w:type="fixed"/>
         <w:tblLook w:val="04A0" w:firstRow="1" w:lastRow="0" w:firstColumn="1" w:lastColumn="0" w:noHBand="0" w:noVBand="1"/>
         <w:tblCaption w:val="7"/>
+        <w:tblBorders>
+          <w:top w:val="single" w:sz="4" w:space="0" w:color="B7C3D0"/>
+          <w:left w:val="single" w:sz="4" w:space="0" w:color="B7C3D0"/>
+          <w:bottom w:val="single" w:sz="4" w:space="0" w:color="B7C3D0"/>
+          <w:right w:val="single" w:sz="4" w:space="0" w:color="B7C3D0"/>
+          <w:insideH w:val="single" w:sz="4" w:space="0" w:color="B7C3D0"/>
+          <w:insideV w:val="single" w:sz="4" w:space="0" w:color="B7C3D0"/>
+        </w:tblBorders>
       </w:tblPr>
       <w:tblGrid>
         <w:gridCol w:w="4677"/>
@@ -2768,34 +4174,58 @@
         </w:trPr>
         <w:tc>
           <w:tcPr>
-            <w:tcW w:w="4677" w:type="dxa"/>
-            <w:shd w:val="clear" w:color="auto" w:fill="F2F2F2"/>
+            <w:tcW w:w="2744" w:type="dxa"/>
+            <w:shd w:val="clear" w:color="auto" w:fill="D9EAF7"/>
+            <w:vAlign w:val="top"/>
+            <w:tcMar>
+              <w:top w:w="80" w:type="dxa"/>
+              <w:start w:w="100" w:type="dxa"/>
+              <w:bottom w:w="80" w:type="dxa"/>
+              <w:end w:w="100" w:type="dxa"/>
+            </w:tcMar>
           </w:tcPr>
           <w:p>
             <w:pPr>
               <w:pStyle w:val="ae"/>
               <w:keepNext/>
-              <w:spacing w:before="40" w:after="40"/>
-              <w:jc w:val="left"/>
-            </w:pPr>
-            <w:r>
+              <w:spacing w:before="0" w:after="40" w:line="240" w:lineRule="auto"/>
+              <w:jc w:val="center"/>
+            </w:pPr>
+            <w:r>
+              <w:rPr>
+                <w:rFonts w:ascii="Times New Roman" w:hAnsi="Times New Roman" w:eastAsia="Times New Roman"/>
+                <w:b/>
+                <w:sz w:val="20"/>
+              </w:rPr>
               <w:t>Поле</w:t>
             </w:r>
           </w:p>
         </w:tc>
         <w:tc>
           <w:tcPr>
-            <w:tcW w:w="4677" w:type="dxa"/>
-            <w:shd w:val="clear" w:color="auto" w:fill="F2F2F2"/>
+            <w:tcW w:w="7056" w:type="dxa"/>
+            <w:shd w:val="clear" w:color="auto" w:fill="D9EAF7"/>
+            <w:vAlign w:val="top"/>
+            <w:tcMar>
+              <w:top w:w="80" w:type="dxa"/>
+              <w:start w:w="100" w:type="dxa"/>
+              <w:bottom w:w="80" w:type="dxa"/>
+              <w:end w:w="100" w:type="dxa"/>
+            </w:tcMar>
           </w:tcPr>
           <w:p>
             <w:pPr>
               <w:pStyle w:val="ae"/>
               <w:keepNext/>
-              <w:spacing w:before="40" w:after="40"/>
-              <w:jc w:val="left"/>
-            </w:pPr>
-            <w:r>
+              <w:spacing w:before="0" w:after="40" w:line="240" w:lineRule="auto"/>
+              <w:jc w:val="center"/>
+            </w:pPr>
+            <w:r>
+              <w:rPr>
+                <w:rFonts w:ascii="Times New Roman" w:hAnsi="Times New Roman" w:eastAsia="Times New Roman"/>
+                <w:b/>
+                <w:sz w:val="20"/>
+              </w:rPr>
               <w:t>Значение</w:t>
             </w:r>
           </w:p>
@@ -2808,26 +4238,51 @@
         </w:trPr>
         <w:tc>
           <w:tcPr>
-            <w:tcW w:w="4677" w:type="dxa"/>
+            <w:tcW w:w="2744" w:type="dxa"/>
+            <w:vAlign w:val="top"/>
+            <w:tcMar>
+              <w:top w:w="80" w:type="dxa"/>
+              <w:start w:w="100" w:type="dxa"/>
+              <w:bottom w:w="80" w:type="dxa"/>
+              <w:end w:w="100" w:type="dxa"/>
+            </w:tcMar>
           </w:tcPr>
           <w:p>
             <w:pPr>
               <w:pStyle w:val="ae"/>
               <w:keepNext/>
-              <w:spacing w:before="40" w:after="40"/>
+              <w:spacing w:before="0" w:after="40" w:line="240" w:lineRule="auto"/>
               <w:jc w:val="left"/>
             </w:pPr>
             <w:r>
+              <w:rPr>
+                <w:rFonts w:ascii="Times New Roman" w:hAnsi="Times New Roman" w:eastAsia="Times New Roman"/>
+                <w:sz w:val="20"/>
+              </w:rPr>
               <w:t>Работа и автор</w:t>
             </w:r>
           </w:p>
         </w:tc>
         <w:tc>
           <w:tcPr>
-            <w:tcW w:w="4677" w:type="dxa"/>
-          </w:tcPr>
-          <w:p>
-            <w:r>
+            <w:tcW w:w="7056" w:type="dxa"/>
+            <w:vAlign w:val="top"/>
+            <w:tcMar>
+              <w:top w:w="80" w:type="dxa"/>
+              <w:start w:w="100" w:type="dxa"/>
+              <w:bottom w:w="80" w:type="dxa"/>
+              <w:end w:w="100" w:type="dxa"/>
+            </w:tcMar>
+          </w:tcPr>
+          <w:p>
+            <w:pPr>
+              <w:spacing w:before="0" w:after="40" w:line="240" w:lineRule="auto"/>
+            </w:pPr>
+            <w:r>
+              <w:rPr>
+                <w:rFonts w:ascii="Times New Roman" w:hAnsi="Times New Roman" w:eastAsia="Times New Roman"/>
+                <w:sz w:val="20"/>
+              </w:rPr>
               <w:t>МДК.03.02, ПЗ №1, Дмитрий Стацюк</w:t>
             </w:r>
           </w:p>
@@ -2840,26 +4295,51 @@
         </w:trPr>
         <w:tc>
           <w:tcPr>
-            <w:tcW w:w="4677" w:type="dxa"/>
+            <w:tcW w:w="2744" w:type="dxa"/>
+            <w:vAlign w:val="top"/>
+            <w:tcMar>
+              <w:top w:w="80" w:type="dxa"/>
+              <w:start w:w="100" w:type="dxa"/>
+              <w:bottom w:w="80" w:type="dxa"/>
+              <w:end w:w="100" w:type="dxa"/>
+            </w:tcMar>
           </w:tcPr>
           <w:p>
             <w:pPr>
               <w:pStyle w:val="ae"/>
               <w:keepNext/>
-              <w:spacing w:before="40" w:after="40"/>
+              <w:spacing w:before="0" w:after="40" w:line="240" w:lineRule="auto"/>
               <w:jc w:val="left"/>
             </w:pPr>
             <w:r>
+              <w:rPr>
+                <w:rFonts w:ascii="Times New Roman" w:hAnsi="Times New Roman" w:eastAsia="Times New Roman"/>
+                <w:sz w:val="20"/>
+              </w:rPr>
               <w:t>Tag → commit</w:t>
             </w:r>
           </w:p>
         </w:tc>
         <w:tc>
           <w:tcPr>
-            <w:tcW w:w="4677" w:type="dxa"/>
-          </w:tcPr>
-          <w:p>
-            <w:r>
+            <w:tcW w:w="7056" w:type="dxa"/>
+            <w:vAlign w:val="top"/>
+            <w:tcMar>
+              <w:top w:w="80" w:type="dxa"/>
+              <w:start w:w="100" w:type="dxa"/>
+              <w:bottom w:w="80" w:type="dxa"/>
+              <w:end w:w="100" w:type="dxa"/>
+            </w:tcMar>
+          </w:tcPr>
+          <w:p>
+            <w:pPr>
+              <w:spacing w:before="0" w:after="40" w:line="240" w:lineRule="auto"/>
+            </w:pPr>
+            <w:r>
+              <w:rPr>
+                <w:rFonts w:ascii="Times New Roman" w:hAnsi="Times New Roman" w:eastAsia="Times New Roman"/>
+                <w:sz w:val="20"/>
+              </w:rPr>
               <w:t>не создан — human/Lead gate; source bafc97a0eb5cc2b2aba68c04a74b179b61432d82</w:t>
             </w:r>
           </w:p>
@@ -2872,26 +4352,51 @@
         </w:trPr>
         <w:tc>
           <w:tcPr>
-            <w:tcW w:w="4677" w:type="dxa"/>
+            <w:tcW w:w="2744" w:type="dxa"/>
+            <w:vAlign w:val="top"/>
+            <w:tcMar>
+              <w:top w:w="80" w:type="dxa"/>
+              <w:start w:w="100" w:type="dxa"/>
+              <w:bottom w:w="80" w:type="dxa"/>
+              <w:end w:w="100" w:type="dxa"/>
+            </w:tcMar>
           </w:tcPr>
           <w:p>
             <w:pPr>
               <w:pStyle w:val="ae"/>
               <w:keepNext/>
-              <w:spacing w:before="40" w:after="40"/>
+              <w:spacing w:before="0" w:after="40" w:line="240" w:lineRule="auto"/>
               <w:jc w:val="left"/>
             </w:pPr>
             <w:r>
+              <w:rPr>
+                <w:rFonts w:ascii="Times New Roman" w:hAnsi="Times New Roman" w:eastAsia="Times New Roman"/>
+                <w:sz w:val="20"/>
+              </w:rPr>
               <w:t>Материалы</w:t>
             </w:r>
           </w:p>
         </w:tc>
         <w:tc>
           <w:tcPr>
-            <w:tcW w:w="4677" w:type="dxa"/>
-          </w:tcPr>
-          <w:p>
-            <w:r>
+            <w:tcW w:w="7056" w:type="dxa"/>
+            <w:vAlign w:val="top"/>
+            <w:tcMar>
+              <w:top w:w="80" w:type="dxa"/>
+              <w:start w:w="100" w:type="dxa"/>
+              <w:bottom w:w="80" w:type="dxa"/>
+              <w:end w:w="100" w:type="dxa"/>
+            </w:tcMar>
+          </w:tcPr>
+          <w:p>
+            <w:pPr>
+              <w:spacing w:before="0" w:after="40" w:line="240" w:lineRule="auto"/>
+            </w:pPr>
+            <w:r>
+              <w:rPr>
+                <w:rFonts w:ascii="Times New Roman" w:hAnsi="Times New Roman" w:eastAsia="Times New Roman"/>
+                <w:sz w:val="20"/>
+              </w:rPr>
               <w:t>requirements.md; requirements-trace.json; security-baseline.md; interview.md</w:t>
             </w:r>
           </w:p>
@@ -2904,26 +4409,51 @@
         </w:trPr>
         <w:tc>
           <w:tcPr>
-            <w:tcW w:w="4677" w:type="dxa"/>
+            <w:tcW w:w="2744" w:type="dxa"/>
+            <w:vAlign w:val="top"/>
+            <w:tcMar>
+              <w:top w:w="80" w:type="dxa"/>
+              <w:start w:w="100" w:type="dxa"/>
+              <w:bottom w:w="80" w:type="dxa"/>
+              <w:end w:w="100" w:type="dxa"/>
+            </w:tcMar>
           </w:tcPr>
           <w:p>
             <w:pPr>
               <w:pStyle w:val="ae"/>
               <w:keepNext/>
-              <w:spacing w:before="40" w:after="40"/>
+              <w:spacing w:before="0" w:after="40" w:line="240" w:lineRule="auto"/>
               <w:jc w:val="left"/>
             </w:pPr>
             <w:r>
+              <w:rPr>
+                <w:rFonts w:ascii="Times New Roman" w:hAnsi="Times New Roman" w:eastAsia="Times New Roman"/>
+                <w:sz w:val="20"/>
+              </w:rPr>
               <w:t>Задачи и MR/PR</w:t>
             </w:r>
           </w:p>
         </w:tc>
         <w:tc>
           <w:tcPr>
-            <w:tcW w:w="4677" w:type="dxa"/>
-          </w:tcPr>
-          <w:p>
-            <w:r>
+            <w:tcW w:w="7056" w:type="dxa"/>
+            <w:vAlign w:val="top"/>
+            <w:tcMar>
+              <w:top w:w="80" w:type="dxa"/>
+              <w:start w:w="100" w:type="dxa"/>
+              <w:bottom w:w="80" w:type="dxa"/>
+              <w:end w:w="100" w:type="dxa"/>
+            </w:tcMar>
+          </w:tcPr>
+          <w:p>
+            <w:pPr>
+              <w:spacing w:before="0" w:after="40" w:line="240" w:lineRule="auto"/>
+            </w:pPr>
+            <w:r>
+              <w:rPr>
+                <w:rFonts w:ascii="Times New Roman" w:hAnsi="Times New Roman" w:eastAsia="Times New Roman"/>
+                <w:sz w:val="20"/>
+              </w:rPr>
               <w:t>HIT-41–48; correction PR #29; no merge/Done</w:t>
             </w:r>
           </w:p>
@@ -2936,26 +4466,51 @@
         </w:trPr>
         <w:tc>
           <w:tcPr>
-            <w:tcW w:w="4677" w:type="dxa"/>
+            <w:tcW w:w="2744" w:type="dxa"/>
+            <w:vAlign w:val="top"/>
+            <w:tcMar>
+              <w:top w:w="80" w:type="dxa"/>
+              <w:start w:w="100" w:type="dxa"/>
+              <w:bottom w:w="80" w:type="dxa"/>
+              <w:end w:w="100" w:type="dxa"/>
+            </w:tcMar>
           </w:tcPr>
           <w:p>
             <w:pPr>
               <w:pStyle w:val="ae"/>
               <w:keepNext/>
-              <w:spacing w:before="40" w:after="40"/>
+              <w:spacing w:before="0" w:after="40" w:line="240" w:lineRule="auto"/>
               <w:jc w:val="left"/>
             </w:pPr>
             <w:r>
+              <w:rPr>
+                <w:rFonts w:ascii="Times New Roman" w:hAnsi="Times New Roman" w:eastAsia="Times New Roman"/>
+                <w:sz w:val="20"/>
+              </w:rPr>
               <w:t>Pipeline и применимые проверки</w:t>
             </w:r>
           </w:p>
         </w:tc>
         <w:tc>
           <w:tcPr>
-            <w:tcW w:w="4677" w:type="dxa"/>
-          </w:tcPr>
-          <w:p>
-            <w:r>
+            <w:tcW w:w="7056" w:type="dxa"/>
+            <w:vAlign w:val="top"/>
+            <w:tcMar>
+              <w:top w:w="80" w:type="dxa"/>
+              <w:start w:w="100" w:type="dxa"/>
+              <w:bottom w:w="80" w:type="dxa"/>
+              <w:end w:w="100" w:type="dxa"/>
+            </w:tcMar>
+          </w:tcPr>
+          <w:p>
+            <w:pPr>
+              <w:spacing w:before="0" w:after="40" w:line="240" w:lineRule="auto"/>
+            </w:pPr>
+            <w:r>
+              <w:rPr>
+                <w:rFonts w:ascii="Times New Roman" w:hAnsi="Times New Roman" w:eastAsia="Times New Roman"/>
+                <w:sz w:val="20"/>
+              </w:rPr>
               <w:t>go test/vet/race, smoke and CI evidence linked in evidence/index.json</w:t>
             </w:r>
           </w:p>
@@ -2968,26 +4523,51 @@
         </w:trPr>
         <w:tc>
           <w:tcPr>
-            <w:tcW w:w="4677" w:type="dxa"/>
+            <w:tcW w:w="2744" w:type="dxa"/>
+            <w:vAlign w:val="top"/>
+            <w:tcMar>
+              <w:top w:w="80" w:type="dxa"/>
+              <w:start w:w="100" w:type="dxa"/>
+              <w:bottom w:w="80" w:type="dxa"/>
+              <w:end w:w="100" w:type="dxa"/>
+            </w:tcMar>
           </w:tcPr>
           <w:p>
             <w:pPr>
               <w:pStyle w:val="ae"/>
               <w:keepNext/>
-              <w:spacing w:before="40" w:after="40"/>
+              <w:spacing w:before="0" w:after="40" w:line="240" w:lineRule="auto"/>
               <w:jc w:val="left"/>
             </w:pPr>
             <w:r>
+              <w:rPr>
+                <w:rFonts w:ascii="Times New Roman" w:hAnsi="Times New Roman" w:eastAsia="Times New Roman"/>
+                <w:sz w:val="20"/>
+              </w:rPr>
               <w:t>Оппонирование</w:t>
             </w:r>
           </w:p>
         </w:tc>
         <w:tc>
           <w:tcPr>
-            <w:tcW w:w="4677" w:type="dxa"/>
-          </w:tcPr>
-          <w:p>
-            <w:r>
+            <w:tcW w:w="7056" w:type="dxa"/>
+            <w:vAlign w:val="top"/>
+            <w:tcMar>
+              <w:top w:w="80" w:type="dxa"/>
+              <w:start w:w="100" w:type="dxa"/>
+              <w:bottom w:w="80" w:type="dxa"/>
+              <w:end w:w="100" w:type="dxa"/>
+            </w:tcMar>
+          </w:tcPr>
+          <w:p>
+            <w:pPr>
+              <w:spacing w:before="0" w:after="40" w:line="240" w:lineRule="auto"/>
+            </w:pPr>
+            <w:r>
+              <w:rPr>
+                <w:rFonts w:ascii="Times New Roman" w:hAnsi="Times New Roman" w:eastAsia="Times New Roman"/>
+                <w:sz w:val="20"/>
+              </w:rPr>
               <w:t>отдельная учебная процедура — real interview/opposition/clarity reviewer required</w:t>
             </w:r>
           </w:p>
@@ -3000,25 +4580,50 @@
         </w:trPr>
         <w:tc>
           <w:tcPr>
-            <w:tcW w:w="4677" w:type="dxa"/>
+            <w:tcW w:w="2744" w:type="dxa"/>
+            <w:vAlign w:val="top"/>
+            <w:tcMar>
+              <w:top w:w="80" w:type="dxa"/>
+              <w:start w:w="100" w:type="dxa"/>
+              <w:bottom w:w="80" w:type="dxa"/>
+              <w:end w:w="100" w:type="dxa"/>
+            </w:tcMar>
           </w:tcPr>
           <w:p>
             <w:pPr>
               <w:pStyle w:val="ae"/>
-              <w:spacing w:before="40" w:after="40"/>
+              <w:spacing w:before="0" w:after="40" w:line="240" w:lineRule="auto"/>
               <w:jc w:val="left"/>
             </w:pPr>
             <w:r>
+              <w:rPr>
+                <w:rFonts w:ascii="Times New Roman" w:hAnsi="Times New Roman" w:eastAsia="Times New Roman"/>
+                <w:sz w:val="20"/>
+              </w:rPr>
               <w:t>Ограничения</w:t>
             </w:r>
           </w:p>
         </w:tc>
         <w:tc>
           <w:tcPr>
-            <w:tcW w:w="4677" w:type="dxa"/>
-          </w:tcPr>
-          <w:p>
-            <w:r>
+            <w:tcW w:w="7056" w:type="dxa"/>
+            <w:vAlign w:val="top"/>
+            <w:tcMar>
+              <w:top w:w="80" w:type="dxa"/>
+              <w:start w:w="100" w:type="dxa"/>
+              <w:bottom w:w="80" w:type="dxa"/>
+              <w:end w:w="100" w:type="dxa"/>
+            </w:tcMar>
+          </w:tcPr>
+          <w:p>
+            <w:pPr>
+              <w:spacing w:before="0" w:after="40" w:line="240" w:lineRule="auto"/>
+            </w:pPr>
+            <w:r>
+              <w:rPr>
+                <w:rFonts w:ascii="Times New Roman" w:hAnsi="Times New Roman" w:eastAsia="Times New Roman"/>
+                <w:sz w:val="20"/>
+              </w:rPr>
               <w:t>Candidate/In Review; no acceptance or personal signature inferred</w:t>
             </w:r>
           </w:p>
@@ -3052,7 +4657,7 @@
     <w:sectPr>
       <w:footerReference w:type="default" r:id="rId8"/>
       <w:pgSz w:w="11906" w:h="16838"/>
-      <w:pgMar w:top="1134" w:right="850" w:bottom="1134" w:left="1701" w:header="709" w:footer="709" w:gutter="0"/>
+      <w:pgMar w:top="936" w:right="1008" w:bottom="936" w:left="1008" w:header="709" w:footer="709" w:gutter="0"/>
       <w:cols w:space="708"/>
       <w:titlePg/>
       <w:docGrid w:linePitch="360"/>

--- a/docs/labs/pr12/ds/reports/0302-pz01-ds.docx
+++ b/docs/labs/pr12/ds/reports/0302-pz01-ds.docx
@@ -38,17 +38,16 @@
     </w:p>
     <w:tbl>
       <w:tblPr>
-        <w:tblW w:w="10000" w:type="pct"/>
+        <w:tblW w:w="9356" w:type="dxa"/>
         <w:tblBorders>
-          <w:top w:val="single" w:sz="4" w:space="0" w:color="B7C3D0"/>
-          <w:left w:val="single" w:sz="4" w:space="0" w:color="B7C3D0"/>
-          <w:bottom w:val="single" w:sz="4" w:space="0" w:color="B7C3D0"/>
-          <w:right w:val="single" w:sz="4" w:space="0" w:color="B7C3D0"/>
-          <w:insideH w:val="single" w:sz="4" w:space="0" w:color="B7C3D0"/>
-          <w:insideV w:val="single" w:sz="4" w:space="0" w:color="B7C3D0"/>
+          <w:top w:val="single" w:sz="4" w:space="0" w:color="auto"/>
+          <w:left w:val="single" w:sz="4" w:space="0" w:color="auto"/>
+          <w:bottom w:val="single" w:sz="4" w:space="0" w:color="auto"/>
+          <w:right w:val="single" w:sz="4" w:space="0" w:color="auto"/>
+          <w:insideH w:val="single" w:sz="4" w:space="0" w:color="auto"/>
+          <w:insideV w:val="single" w:sz="4" w:space="0" w:color="auto"/>
         </w:tblBorders>
         <w:tblLook w:val="0000" w:firstRow="0" w:lastRow="0" w:firstColumn="0" w:lastColumn="0" w:noHBand="0" w:noVBand="0"/>
-        <w:tblLayout w:type="fixed"/>
       </w:tblPr>
       <w:tblGrid>
         <w:gridCol w:w="3261"/>
@@ -63,44 +62,31 @@
         </w:trPr>
         <w:tc>
           <w:tcPr>
-            <w:tcW w:w="1666" w:type="dxa"/>
+            <w:tcW w:w="3261" w:type="dxa"/>
             <w:tcBorders>
               <w:top w:val="nil"/>
               <w:left w:val="nil"/>
               <w:right w:val="nil"/>
             </w:tcBorders>
-            <w:vAlign w:val="top"/>
-            <w:tcMar>
-              <w:top w:w="80" w:type="dxa"/>
-              <w:start w:w="100" w:type="dxa"/>
-              <w:bottom w:w="80" w:type="dxa"/>
-              <w:end w:w="100" w:type="dxa"/>
-            </w:tcMar>
+            <w:vAlign w:val="bottom"/>
           </w:tcPr>
           <w:p>
             <w:pPr>
               <w:pStyle w:val="-1"/>
-              <w:spacing w:before="0" w:after="40" w:line="240" w:lineRule="auto"/>
-              <w:jc w:val="center"/>
-            </w:pPr>
-          </w:p>
-        </w:tc>
-        <w:tc>
-          <w:tcPr>
-            <w:tcW w:w="1960" w:type="dxa"/>
+              <w:spacing w:before="0" w:after="20" w:line="240" w:lineRule="auto"/>
+            </w:pPr>
+          </w:p>
+        </w:tc>
+        <w:tc>
+          <w:tcPr>
+            <w:tcW w:w="283" w:type="dxa"/>
             <w:tcBorders>
               <w:top w:val="nil"/>
               <w:left w:val="nil"/>
               <w:bottom w:val="nil"/>
               <w:right w:val="nil"/>
             </w:tcBorders>
-            <w:vAlign w:val="top"/>
-            <w:tcMar>
-              <w:top w:w="80" w:type="dxa"/>
-              <w:start w:w="100" w:type="dxa"/>
-              <w:bottom w:w="80" w:type="dxa"/>
-              <w:end w:w="100" w:type="dxa"/>
-            </w:tcMar>
+            <w:vAlign w:val="bottom"/>
           </w:tcPr>
           <w:p>
             <w:pPr>
@@ -108,7 +94,7 @@
               <w:autoSpaceDE w:val="0"/>
               <w:autoSpaceDN w:val="0"/>
               <w:adjustRightInd w:val="0"/>
-              <w:spacing w:before="0" w:after="40" w:line="240" w:lineRule="auto"/>
+              <w:spacing w:before="0" w:after="20" w:line="240" w:lineRule="auto"/>
               <w:ind w:firstLine="0"/>
               <w:jc w:val="center"/>
             </w:pPr>
@@ -116,44 +102,31 @@
         </w:tc>
         <w:tc>
           <w:tcPr>
-            <w:tcW w:w="2352" w:type="dxa"/>
+            <w:tcW w:w="2833" w:type="dxa"/>
             <w:tcBorders>
               <w:top w:val="nil"/>
               <w:left w:val="nil"/>
               <w:right w:val="nil"/>
             </w:tcBorders>
-            <w:vAlign w:val="top"/>
-            <w:tcMar>
-              <w:top w:w="80" w:type="dxa"/>
-              <w:start w:w="100" w:type="dxa"/>
-              <w:bottom w:w="80" w:type="dxa"/>
-              <w:end w:w="100" w:type="dxa"/>
-            </w:tcMar>
+            <w:vAlign w:val="bottom"/>
           </w:tcPr>
           <w:p>
             <w:pPr>
               <w:pStyle w:val="-1"/>
-              <w:spacing w:before="0" w:after="40" w:line="240" w:lineRule="auto"/>
-              <w:jc w:val="center"/>
-            </w:pPr>
-          </w:p>
-        </w:tc>
-        <w:tc>
-          <w:tcPr>
-            <w:tcW w:w="1960" w:type="dxa"/>
+              <w:spacing w:before="0" w:after="20" w:line="240" w:lineRule="auto"/>
+            </w:pPr>
+          </w:p>
+        </w:tc>
+        <w:tc>
+          <w:tcPr>
+            <w:tcW w:w="236" w:type="dxa"/>
             <w:tcBorders>
               <w:top w:val="nil"/>
               <w:left w:val="nil"/>
               <w:bottom w:val="nil"/>
               <w:right w:val="nil"/>
             </w:tcBorders>
-            <w:vAlign w:val="top"/>
-            <w:tcMar>
-              <w:top w:w="80" w:type="dxa"/>
-              <w:start w:w="100" w:type="dxa"/>
-              <w:bottom w:w="80" w:type="dxa"/>
-              <w:end w:w="100" w:type="dxa"/>
-            </w:tcMar>
+            <w:vAlign w:val="bottom"/>
           </w:tcPr>
           <w:p>
             <w:pPr>
@@ -161,7 +134,7 @@
               <w:autoSpaceDE w:val="0"/>
               <w:autoSpaceDN w:val="0"/>
               <w:adjustRightInd w:val="0"/>
-              <w:spacing w:before="0" w:after="40" w:line="240" w:lineRule="auto"/>
+              <w:spacing w:before="0" w:after="20" w:line="240" w:lineRule="auto"/>
               <w:ind w:firstLine="0"/>
               <w:jc w:val="center"/>
             </w:pPr>
@@ -169,25 +142,18 @@
         </w:tc>
         <w:tc>
           <w:tcPr>
-            <w:tcW w:w="1862" w:type="dxa"/>
+            <w:tcW w:w="2743" w:type="dxa"/>
             <w:tcBorders>
               <w:top w:val="nil"/>
               <w:left w:val="nil"/>
               <w:right w:val="nil"/>
             </w:tcBorders>
-            <w:vAlign w:val="top"/>
-            <w:tcMar>
-              <w:top w:w="80" w:type="dxa"/>
-              <w:start w:w="100" w:type="dxa"/>
-              <w:bottom w:w="80" w:type="dxa"/>
-              <w:end w:w="100" w:type="dxa"/>
-            </w:tcMar>
+            <w:vAlign w:val="bottom"/>
           </w:tcPr>
           <w:p>
             <w:pPr>
               <w:pStyle w:val="-1"/>
-              <w:spacing w:before="0" w:after="40" w:line="240" w:lineRule="auto"/>
-              <w:jc w:val="center"/>
+              <w:spacing w:before="0" w:after="20" w:line="240" w:lineRule="auto"/>
             </w:pPr>
           </w:p>
         </w:tc>
@@ -205,25 +171,19 @@
         </w:tblPrEx>
         <w:tc>
           <w:tcPr>
-            <w:tcW w:w="1666" w:type="dxa"/>
+            <w:tcW w:w="3261" w:type="dxa"/>
             <w:tcBorders>
               <w:top w:val="nil"/>
               <w:left w:val="nil"/>
               <w:bottom w:val="nil"/>
               <w:right w:val="nil"/>
             </w:tcBorders>
-            <w:vAlign w:val="top"/>
-            <w:tcMar>
-              <w:top w:w="80" w:type="dxa"/>
-              <w:start w:w="100" w:type="dxa"/>
-              <w:bottom w:w="80" w:type="dxa"/>
-              <w:end w:w="100" w:type="dxa"/>
-            </w:tcMar>
+            <w:vAlign w:val="center"/>
           </w:tcPr>
           <w:p>
             <w:pPr>
               <w:pStyle w:val="-1"/>
-              <w:spacing w:before="0" w:after="40" w:line="240" w:lineRule="auto"/>
+              <w:spacing w:before="0" w:after="20" w:line="240" w:lineRule="auto"/>
               <w:rPr>
                 <w:sz w:val="18"/>
                 <w:szCs w:val="18"/>
@@ -232,7 +192,7 @@
             <w:r>
               <w:rPr>
                 <w:rFonts w:ascii="Times New Roman" w:hAnsi="Times New Roman" w:eastAsia="Times New Roman"/>
-                <w:sz w:val="19"/>
+                <w:sz w:val="20"/>
               </w:rPr>
               <w:t>должность, уч. степень, звание</w:t>
             </w:r>
@@ -240,25 +200,19 @@
         </w:tc>
         <w:tc>
           <w:tcPr>
-            <w:tcW w:w="1960" w:type="dxa"/>
+            <w:tcW w:w="283" w:type="dxa"/>
             <w:tcBorders>
               <w:top w:val="nil"/>
               <w:left w:val="nil"/>
               <w:bottom w:val="nil"/>
               <w:right w:val="nil"/>
             </w:tcBorders>
-            <w:vAlign w:val="top"/>
-            <w:tcMar>
-              <w:top w:w="80" w:type="dxa"/>
-              <w:start w:w="100" w:type="dxa"/>
-              <w:bottom w:w="80" w:type="dxa"/>
-              <w:end w:w="100" w:type="dxa"/>
-            </w:tcMar>
+            <w:vAlign w:val="center"/>
           </w:tcPr>
           <w:p>
             <w:pPr>
               <w:pStyle w:val="-1"/>
-              <w:spacing w:before="0" w:after="40" w:line="240" w:lineRule="auto"/>
+              <w:spacing w:before="0" w:after="20" w:line="240" w:lineRule="auto"/>
               <w:rPr>
                 <w:sz w:val="18"/>
                 <w:szCs w:val="18"/>
@@ -268,25 +222,19 @@
         </w:tc>
         <w:tc>
           <w:tcPr>
-            <w:tcW w:w="2352" w:type="dxa"/>
+            <w:tcW w:w="2833" w:type="dxa"/>
             <w:tcBorders>
               <w:top w:val="nil"/>
               <w:left w:val="nil"/>
               <w:bottom w:val="nil"/>
               <w:right w:val="nil"/>
             </w:tcBorders>
-            <w:vAlign w:val="top"/>
-            <w:tcMar>
-              <w:top w:w="80" w:type="dxa"/>
-              <w:start w:w="100" w:type="dxa"/>
-              <w:bottom w:w="80" w:type="dxa"/>
-              <w:end w:w="100" w:type="dxa"/>
-            </w:tcMar>
+            <w:vAlign w:val="center"/>
           </w:tcPr>
           <w:p>
             <w:pPr>
               <w:pStyle w:val="-1"/>
-              <w:spacing w:before="0" w:after="40" w:line="240" w:lineRule="auto"/>
+              <w:spacing w:before="0" w:after="20" w:line="240" w:lineRule="auto"/>
               <w:rPr>
                 <w:sz w:val="18"/>
                 <w:szCs w:val="18"/>
@@ -295,7 +243,7 @@
             <w:r>
               <w:rPr>
                 <w:rFonts w:ascii="Times New Roman" w:hAnsi="Times New Roman" w:eastAsia="Times New Roman"/>
-                <w:sz w:val="19"/>
+                <w:sz w:val="20"/>
               </w:rPr>
               <w:t>подпись, дата</w:t>
             </w:r>
@@ -303,25 +251,19 @@
         </w:tc>
         <w:tc>
           <w:tcPr>
-            <w:tcW w:w="1960" w:type="dxa"/>
+            <w:tcW w:w="236" w:type="dxa"/>
             <w:tcBorders>
               <w:top w:val="nil"/>
               <w:left w:val="nil"/>
               <w:bottom w:val="nil"/>
               <w:right w:val="nil"/>
             </w:tcBorders>
-            <w:vAlign w:val="top"/>
-            <w:tcMar>
-              <w:top w:w="80" w:type="dxa"/>
-              <w:start w:w="100" w:type="dxa"/>
-              <w:bottom w:w="80" w:type="dxa"/>
-              <w:end w:w="100" w:type="dxa"/>
-            </w:tcMar>
+            <w:vAlign w:val="center"/>
           </w:tcPr>
           <w:p>
             <w:pPr>
               <w:pStyle w:val="-1"/>
-              <w:spacing w:before="0" w:after="40" w:line="240" w:lineRule="auto"/>
+              <w:spacing w:before="0" w:after="20" w:line="240" w:lineRule="auto"/>
               <w:rPr>
                 <w:sz w:val="18"/>
                 <w:szCs w:val="18"/>
@@ -331,25 +273,19 @@
         </w:tc>
         <w:tc>
           <w:tcPr>
-            <w:tcW w:w="1862" w:type="dxa"/>
+            <w:tcW w:w="2743" w:type="dxa"/>
             <w:tcBorders>
               <w:top w:val="nil"/>
               <w:left w:val="nil"/>
               <w:bottom w:val="nil"/>
               <w:right w:val="nil"/>
             </w:tcBorders>
-            <w:vAlign w:val="top"/>
-            <w:tcMar>
-              <w:top w:w="80" w:type="dxa"/>
-              <w:start w:w="100" w:type="dxa"/>
-              <w:bottom w:w="80" w:type="dxa"/>
-              <w:end w:w="100" w:type="dxa"/>
-            </w:tcMar>
+            <w:vAlign w:val="center"/>
           </w:tcPr>
           <w:p>
             <w:pPr>
               <w:pStyle w:val="-1"/>
-              <w:spacing w:before="0" w:after="40" w:line="240" w:lineRule="auto"/>
+              <w:spacing w:before="0" w:after="20" w:line="240" w:lineRule="auto"/>
               <w:rPr>
                 <w:sz w:val="18"/>
                 <w:szCs w:val="18"/>
@@ -358,7 +294,7 @@
             <w:r>
               <w:rPr>
                 <w:rFonts w:ascii="Times New Roman" w:hAnsi="Times New Roman" w:eastAsia="Times New Roman"/>
-                <w:sz w:val="19"/>
+                <w:sz w:val="20"/>
               </w:rPr>
               <w:t>инициалы, фамилия</w:t>
             </w:r>
@@ -380,17 +316,8 @@
     </w:p>
     <w:tbl>
       <w:tblPr>
-        <w:tblW w:w="10000" w:type="pct"/>
+        <w:tblW w:w="9356" w:type="dxa"/>
         <w:tblLook w:val="0000" w:firstRow="0" w:lastRow="0" w:firstColumn="0" w:lastColumn="0" w:noHBand="0" w:noVBand="0"/>
-        <w:tblLayout w:type="fixed"/>
-        <w:tblBorders>
-          <w:top w:val="single" w:sz="4" w:space="0" w:color="B7C3D0"/>
-          <w:left w:val="single" w:sz="4" w:space="0" w:color="B7C3D0"/>
-          <w:bottom w:val="single" w:sz="4" w:space="0" w:color="B7C3D0"/>
-          <w:right w:val="single" w:sz="4" w:space="0" w:color="B7C3D0"/>
-          <w:insideH w:val="single" w:sz="4" w:space="0" w:color="B7C3D0"/>
-          <w:insideV w:val="single" w:sz="4" w:space="0" w:color="B7C3D0"/>
-        </w:tblBorders>
       </w:tblPr>
       <w:tblGrid>
         <w:gridCol w:w="9356"/>
@@ -409,24 +336,17 @@
               <w:right w:val="nil"/>
             </w:tcBorders>
             <w:vAlign w:val="center"/>
-            <w:shd w:fill="EDEDED" w:val="clear"/>
-            <w:tcMar>
-              <w:top w:w="140" w:type="dxa"/>
-              <w:start w:w="160" w:type="dxa"/>
-              <w:bottom w:w="140" w:type="dxa"/>
-              <w:end w:w="160" w:type="dxa"/>
-            </w:tcMar>
           </w:tcPr>
           <w:p>
             <w:pPr>
               <w:pStyle w:val="-7"/>
-              <w:spacing w:after="0"/>
-              <w:jc w:val="center"/>
-            </w:pPr>
-            <w:r>
-              <w:rPr>
-                <w:rFonts w:ascii="Times New Roman" w:hAnsi="Times New Roman" w:eastAsia="Times New Roman"/>
-                <w:sz w:val="22"/>
+              <w:spacing w:before="0" w:after="20" w:line="240" w:lineRule="auto"/>
+            </w:pPr>
+            <w:r>
+              <w:rPr>
+                <w:rFonts w:ascii="Times New Roman" w:hAnsi="Times New Roman" w:eastAsia="Times New Roman"/>
+                <w:b/>
+                <w:sz w:val="21"/>
               </w:rPr>
               <w:t>Формирование требований и регламента инженерного процесса проекта</w:t>
             </w:r>
@@ -443,25 +363,16 @@
               <w:bottom w:val="nil"/>
               <w:right w:val="nil"/>
             </w:tcBorders>
-            <w:shd w:fill="EDEDED" w:val="clear"/>
-            <w:tcMar>
-              <w:top w:w="140" w:type="dxa"/>
-              <w:start w:w="160" w:type="dxa"/>
-              <w:bottom w:w="140" w:type="dxa"/>
-              <w:end w:w="160" w:type="dxa"/>
-            </w:tcMar>
-            <w:vAlign w:val="center"/>
           </w:tcPr>
           <w:p>
             <w:pPr>
               <w:pStyle w:val="-8"/>
-              <w:spacing w:after="0"/>
-              <w:jc w:val="center"/>
-            </w:pPr>
-            <w:r>
-              <w:rPr>
-                <w:rFonts w:ascii="Times New Roman" w:hAnsi="Times New Roman" w:eastAsia="Times New Roman"/>
-                <w:sz w:val="22"/>
+              <w:spacing w:before="0" w:after="20" w:line="240" w:lineRule="auto"/>
+            </w:pPr>
+            <w:r>
+              <w:rPr>
+                <w:rFonts w:ascii="Times New Roman" w:hAnsi="Times New Roman" w:eastAsia="Times New Roman"/>
+                <w:sz w:val="20"/>
               </w:rPr>
               <w:t>по МДК.03.02 «Обеспечение качества функционирования компьютерных систем»</w:t>
             </w:r>
@@ -554,17 +465,16 @@
     </w:p>
     <w:tbl>
       <w:tblPr>
-        <w:tblW w:w="10000" w:type="pct"/>
+        <w:tblW w:w="9356" w:type="dxa"/>
         <w:tblBorders>
-          <w:top w:val="single" w:sz="4" w:space="0" w:color="B7C3D0"/>
-          <w:left w:val="single" w:sz="4" w:space="0" w:color="B7C3D0"/>
-          <w:bottom w:val="single" w:sz="4" w:space="0" w:color="B7C3D0"/>
-          <w:right w:val="single" w:sz="4" w:space="0" w:color="B7C3D0"/>
-          <w:insideH w:val="single" w:sz="4" w:space="0" w:color="B7C3D0"/>
-          <w:insideV w:val="single" w:sz="4" w:space="0" w:color="B7C3D0"/>
+          <w:top w:val="single" w:sz="4" w:space="0" w:color="auto"/>
+          <w:left w:val="single" w:sz="4" w:space="0" w:color="auto"/>
+          <w:bottom w:val="single" w:sz="4" w:space="0" w:color="auto"/>
+          <w:right w:val="single" w:sz="4" w:space="0" w:color="auto"/>
+          <w:insideH w:val="single" w:sz="4" w:space="0" w:color="auto"/>
+          <w:insideV w:val="single" w:sz="4" w:space="0" w:color="auto"/>
         </w:tblBorders>
         <w:tblLook w:val="0000" w:firstRow="0" w:lastRow="0" w:firstColumn="0" w:lastColumn="0" w:noHBand="0" w:noVBand="0"/>
-        <w:tblLayout w:type="fixed"/>
       </w:tblPr>
       <w:tblGrid>
         <w:gridCol w:w="1560"/>
@@ -580,7 +490,7 @@
         </w:trPr>
         <w:tc>
           <w:tcPr>
-            <w:tcW w:w="1176" w:type="dxa"/>
+            <w:tcW w:w="1560" w:type="dxa"/>
             <w:tcBorders>
               <w:top w:val="nil"/>
               <w:left w:val="nil"/>
@@ -590,19 +500,14 @@
             <w:tcMar>
               <w:left w:w="0" w:type="dxa"/>
               <w:right w:w="0" w:type="dxa"/>
-              <w:top w:w="80" w:type="dxa"/>
-              <w:start w:w="100" w:type="dxa"/>
-              <w:bottom w:w="80" w:type="dxa"/>
-              <w:end w:w="100" w:type="dxa"/>
             </w:tcMar>
-            <w:vAlign w:val="top"/>
-            <w:shd w:fill="D9EAF7" w:val="clear"/>
+            <w:vAlign w:val="center"/>
           </w:tcPr>
           <w:p>
             <w:pPr>
               <w:pStyle w:val="-1"/>
-              <w:spacing w:before="0" w:after="40" w:line="240" w:lineRule="auto"/>
-              <w:jc w:val="center"/>
+              <w:spacing w:before="0" w:after="20" w:line="240" w:lineRule="auto"/>
+              <w:jc w:val="left"/>
               <w:rPr>
                 <w:rFonts w:eastAsia="Times New Roman"/>
                 <w:lang w:eastAsia="ru-RU"/>
@@ -612,7 +517,7 @@
               <w:rPr>
                 <w:rFonts w:ascii="Times New Roman" w:hAnsi="Times New Roman" w:eastAsia="Times New Roman"/>
                 <w:b/>
-                <w:sz w:val="19"/>
+                <w:sz w:val="21"/>
               </w:rPr>
               <w:t xml:space="preserve">Студент гр. № </w:t>
             </w:r>
@@ -620,7 +525,7 @@
         </w:tc>
         <w:tc>
           <w:tcPr>
-            <w:tcW w:w="1764" w:type="dxa"/>
+            <w:tcW w:w="1925" w:type="dxa"/>
             <w:tcBorders>
               <w:top w:val="nil"/>
               <w:left w:val="nil"/>
@@ -629,18 +534,13 @@
             <w:tcMar>
               <w:left w:w="0" w:type="dxa"/>
               <w:right w:w="0" w:type="dxa"/>
-              <w:top w:w="80" w:type="dxa"/>
-              <w:start w:w="100" w:type="dxa"/>
-              <w:bottom w:w="80" w:type="dxa"/>
-              <w:end w:w="100" w:type="dxa"/>
             </w:tcMar>
-            <w:vAlign w:val="top"/>
+            <w:vAlign w:val="center"/>
           </w:tcPr>
           <w:p>
             <w:pPr>
               <w:pStyle w:val="-1"/>
-              <w:spacing w:before="0" w:after="40" w:line="240" w:lineRule="auto"/>
-              <w:jc w:val="center"/>
+              <w:spacing w:before="0" w:after="20" w:line="240" w:lineRule="auto"/>
               <w:rPr>
                 <w:rFonts w:ascii="Times New Roman" w:eastAsia="Times New Roman" w:hAnsi="Times New Roman" w:cs="Times New Roman"/>
                 <w:lang w:eastAsia="ru-RU"/>
@@ -650,7 +550,7 @@
         </w:tc>
         <w:tc>
           <w:tcPr>
-            <w:tcW w:w="1764" w:type="dxa"/>
+            <w:tcW w:w="240" w:type="dxa"/>
             <w:tcBorders>
               <w:top w:val="nil"/>
               <w:left w:val="nil"/>
@@ -660,12 +560,8 @@
             <w:tcMar>
               <w:left w:w="0" w:type="dxa"/>
               <w:right w:w="0" w:type="dxa"/>
-              <w:top w:w="80" w:type="dxa"/>
-              <w:start w:w="100" w:type="dxa"/>
-              <w:bottom w:w="80" w:type="dxa"/>
-              <w:end w:w="100" w:type="dxa"/>
             </w:tcMar>
-            <w:vAlign w:val="top"/>
+            <w:vAlign w:val="center"/>
           </w:tcPr>
           <w:p>
             <w:pPr>
@@ -673,7 +569,7 @@
               <w:autoSpaceDE w:val="0"/>
               <w:autoSpaceDN w:val="0"/>
               <w:adjustRightInd w:val="0"/>
-              <w:spacing w:line="240" w:lineRule="auto" w:before="0" w:after="40"/>
+              <w:spacing w:line="240" w:lineRule="auto" w:before="0" w:after="20"/>
               <w:ind w:firstLine="0"/>
               <w:jc w:val="center"/>
               <w:rPr>
@@ -685,7 +581,7 @@
         </w:tc>
         <w:tc>
           <w:tcPr>
-            <w:tcW w:w="1666" w:type="dxa"/>
+            <w:tcW w:w="2377" w:type="dxa"/>
             <w:tcBorders>
               <w:top w:val="nil"/>
               <w:left w:val="nil"/>
@@ -694,18 +590,13 @@
             <w:tcMar>
               <w:left w:w="0" w:type="dxa"/>
               <w:right w:w="0" w:type="dxa"/>
-              <w:top w:w="80" w:type="dxa"/>
-              <w:start w:w="100" w:type="dxa"/>
-              <w:bottom w:w="80" w:type="dxa"/>
-              <w:end w:w="100" w:type="dxa"/>
             </w:tcMar>
-            <w:vAlign w:val="top"/>
+            <w:vAlign w:val="center"/>
           </w:tcPr>
           <w:p>
             <w:pPr>
               <w:pStyle w:val="-1"/>
-              <w:spacing w:before="0" w:after="40" w:line="240" w:lineRule="auto"/>
-              <w:jc w:val="center"/>
+              <w:spacing w:before="0" w:after="20" w:line="240" w:lineRule="auto"/>
               <w:rPr>
                 <w:rFonts w:ascii="Times New Roman" w:eastAsia="Times New Roman" w:hAnsi="Times New Roman" w:cs="Times New Roman"/>
                 <w:szCs w:val="24"/>
@@ -716,7 +607,7 @@
         </w:tc>
         <w:tc>
           <w:tcPr>
-            <w:tcW w:w="1862" w:type="dxa"/>
+            <w:tcW w:w="236" w:type="dxa"/>
             <w:tcBorders>
               <w:top w:val="nil"/>
               <w:left w:val="nil"/>
@@ -726,12 +617,8 @@
             <w:tcMar>
               <w:left w:w="0" w:type="dxa"/>
               <w:right w:w="0" w:type="dxa"/>
-              <w:top w:w="80" w:type="dxa"/>
-              <w:start w:w="100" w:type="dxa"/>
-              <w:bottom w:w="80" w:type="dxa"/>
-              <w:end w:w="100" w:type="dxa"/>
             </w:tcMar>
-            <w:vAlign w:val="top"/>
+            <w:vAlign w:val="center"/>
           </w:tcPr>
           <w:p>
             <w:pPr>
@@ -739,7 +626,7 @@
               <w:autoSpaceDE w:val="0"/>
               <w:autoSpaceDN w:val="0"/>
               <w:adjustRightInd w:val="0"/>
-              <w:spacing w:line="240" w:lineRule="auto" w:before="0" w:after="40"/>
+              <w:spacing w:line="240" w:lineRule="auto" w:before="0" w:after="20"/>
               <w:ind w:firstLine="0"/>
               <w:jc w:val="center"/>
               <w:rPr>
@@ -751,7 +638,7 @@
         </w:tc>
         <w:tc>
           <w:tcPr>
-            <w:tcW w:w="1568" w:type="dxa"/>
+            <w:tcW w:w="3018" w:type="dxa"/>
             <w:tcBorders>
               <w:top w:val="nil"/>
               <w:left w:val="nil"/>
@@ -760,18 +647,13 @@
             <w:tcMar>
               <w:left w:w="0" w:type="dxa"/>
               <w:right w:w="0" w:type="dxa"/>
-              <w:top w:w="80" w:type="dxa"/>
-              <w:start w:w="100" w:type="dxa"/>
-              <w:bottom w:w="80" w:type="dxa"/>
-              <w:end w:w="100" w:type="dxa"/>
             </w:tcMar>
-            <w:vAlign w:val="top"/>
+            <w:vAlign w:val="center"/>
           </w:tcPr>
           <w:p>
             <w:pPr>
               <w:pStyle w:val="-1"/>
-              <w:spacing w:before="0" w:after="40" w:line="240" w:lineRule="auto"/>
-              <w:jc w:val="center"/>
+              <w:spacing w:before="0" w:after="20" w:line="240" w:lineRule="auto"/>
               <w:rPr>
                 <w:rFonts w:eastAsia="Times New Roman"/>
                 <w:lang w:eastAsia="ru-RU"/>
@@ -793,7 +675,7 @@
         </w:tblPrEx>
         <w:tc>
           <w:tcPr>
-            <w:tcW w:w="1176" w:type="dxa"/>
+            <w:tcW w:w="1560" w:type="dxa"/>
             <w:tcBorders>
               <w:top w:val="nil"/>
               <w:left w:val="nil"/>
@@ -803,17 +685,13 @@
             <w:tcMar>
               <w:left w:w="0" w:type="dxa"/>
               <w:right w:w="0" w:type="dxa"/>
-              <w:top w:w="80" w:type="dxa"/>
-              <w:start w:w="100" w:type="dxa"/>
-              <w:bottom w:w="80" w:type="dxa"/>
-              <w:end w:w="100" w:type="dxa"/>
             </w:tcMar>
-            <w:vAlign w:val="top"/>
+            <w:vAlign w:val="center"/>
           </w:tcPr>
           <w:p>
             <w:pPr>
               <w:pStyle w:val="-1"/>
-              <w:spacing w:before="0" w:after="40" w:line="240" w:lineRule="auto"/>
+              <w:spacing w:before="0" w:after="20" w:line="240" w:lineRule="auto"/>
               <w:rPr>
                 <w:sz w:val="18"/>
                 <w:szCs w:val="18"/>
@@ -823,7 +701,7 @@
         </w:tc>
         <w:tc>
           <w:tcPr>
-            <w:tcW w:w="1764" w:type="dxa"/>
+            <w:tcW w:w="1925" w:type="dxa"/>
             <w:tcBorders>
               <w:top w:val="nil"/>
               <w:left w:val="nil"/>
@@ -833,17 +711,13 @@
             <w:tcMar>
               <w:left w:w="0" w:type="dxa"/>
               <w:right w:w="0" w:type="dxa"/>
-              <w:top w:w="80" w:type="dxa"/>
-              <w:start w:w="100" w:type="dxa"/>
-              <w:bottom w:w="80" w:type="dxa"/>
-              <w:end w:w="100" w:type="dxa"/>
             </w:tcMar>
-            <w:vAlign w:val="top"/>
+            <w:vAlign w:val="center"/>
           </w:tcPr>
           <w:p>
             <w:pPr>
               <w:pStyle w:val="-1"/>
-              <w:spacing w:before="0" w:after="40" w:line="240" w:lineRule="auto"/>
+              <w:spacing w:before="0" w:after="20" w:line="240" w:lineRule="auto"/>
               <w:rPr>
                 <w:sz w:val="18"/>
                 <w:szCs w:val="18"/>
@@ -853,7 +727,7 @@
         </w:tc>
         <w:tc>
           <w:tcPr>
-            <w:tcW w:w="1764" w:type="dxa"/>
+            <w:tcW w:w="240" w:type="dxa"/>
             <w:tcBorders>
               <w:top w:val="nil"/>
               <w:left w:val="nil"/>
@@ -863,17 +737,13 @@
             <w:tcMar>
               <w:left w:w="0" w:type="dxa"/>
               <w:right w:w="0" w:type="dxa"/>
-              <w:top w:w="80" w:type="dxa"/>
-              <w:start w:w="100" w:type="dxa"/>
-              <w:bottom w:w="80" w:type="dxa"/>
-              <w:end w:w="100" w:type="dxa"/>
             </w:tcMar>
-            <w:vAlign w:val="top"/>
+            <w:vAlign w:val="center"/>
           </w:tcPr>
           <w:p>
             <w:pPr>
               <w:pStyle w:val="-1"/>
-              <w:spacing w:before="0" w:after="40" w:line="240" w:lineRule="auto"/>
+              <w:spacing w:before="0" w:after="20" w:line="240" w:lineRule="auto"/>
               <w:rPr>
                 <w:sz w:val="18"/>
                 <w:szCs w:val="18"/>
@@ -883,7 +753,7 @@
         </w:tc>
         <w:tc>
           <w:tcPr>
-            <w:tcW w:w="1666" w:type="dxa"/>
+            <w:tcW w:w="2377" w:type="dxa"/>
             <w:tcBorders>
               <w:top w:val="nil"/>
               <w:left w:val="nil"/>
@@ -893,17 +763,13 @@
             <w:tcMar>
               <w:left w:w="0" w:type="dxa"/>
               <w:right w:w="0" w:type="dxa"/>
-              <w:top w:w="80" w:type="dxa"/>
-              <w:start w:w="100" w:type="dxa"/>
-              <w:bottom w:w="80" w:type="dxa"/>
-              <w:end w:w="100" w:type="dxa"/>
             </w:tcMar>
-            <w:vAlign w:val="top"/>
+            <w:vAlign w:val="center"/>
           </w:tcPr>
           <w:p>
             <w:pPr>
               <w:pStyle w:val="-1"/>
-              <w:spacing w:before="0" w:after="40" w:line="240" w:lineRule="auto"/>
+              <w:spacing w:before="0" w:after="20" w:line="240" w:lineRule="auto"/>
               <w:rPr>
                 <w:sz w:val="18"/>
                 <w:szCs w:val="18"/>
@@ -912,7 +778,7 @@
             <w:r>
               <w:rPr>
                 <w:rFonts w:ascii="Times New Roman" w:hAnsi="Times New Roman" w:eastAsia="Times New Roman"/>
-                <w:sz w:val="19"/>
+                <w:sz w:val="20"/>
               </w:rPr>
               <w:t>подпись, дата</w:t>
             </w:r>
@@ -920,7 +786,7 @@
         </w:tc>
         <w:tc>
           <w:tcPr>
-            <w:tcW w:w="1862" w:type="dxa"/>
+            <w:tcW w:w="236" w:type="dxa"/>
             <w:tcBorders>
               <w:top w:val="nil"/>
               <w:left w:val="nil"/>
@@ -930,17 +796,13 @@
             <w:tcMar>
               <w:left w:w="0" w:type="dxa"/>
               <w:right w:w="0" w:type="dxa"/>
-              <w:top w:w="80" w:type="dxa"/>
-              <w:start w:w="100" w:type="dxa"/>
-              <w:bottom w:w="80" w:type="dxa"/>
-              <w:end w:w="100" w:type="dxa"/>
             </w:tcMar>
-            <w:vAlign w:val="top"/>
+            <w:vAlign w:val="center"/>
           </w:tcPr>
           <w:p>
             <w:pPr>
               <w:pStyle w:val="-1"/>
-              <w:spacing w:before="0" w:after="40" w:line="240" w:lineRule="auto"/>
+              <w:spacing w:before="0" w:after="20" w:line="240" w:lineRule="auto"/>
               <w:rPr>
                 <w:sz w:val="18"/>
                 <w:szCs w:val="18"/>
@@ -950,7 +812,7 @@
         </w:tc>
         <w:tc>
           <w:tcPr>
-            <w:tcW w:w="1568" w:type="dxa"/>
+            <w:tcW w:w="3018" w:type="dxa"/>
             <w:tcBorders>
               <w:top w:val="nil"/>
               <w:left w:val="nil"/>
@@ -960,17 +822,13 @@
             <w:tcMar>
               <w:left w:w="0" w:type="dxa"/>
               <w:right w:w="0" w:type="dxa"/>
-              <w:top w:w="80" w:type="dxa"/>
-              <w:start w:w="100" w:type="dxa"/>
-              <w:bottom w:w="80" w:type="dxa"/>
-              <w:end w:w="100" w:type="dxa"/>
             </w:tcMar>
-            <w:vAlign w:val="top"/>
+            <w:vAlign w:val="center"/>
           </w:tcPr>
           <w:p>
             <w:pPr>
               <w:pStyle w:val="-1"/>
-              <w:spacing w:before="0" w:after="40" w:line="240" w:lineRule="auto"/>
+              <w:spacing w:before="0" w:after="20" w:line="240" w:lineRule="auto"/>
               <w:rPr>
                 <w:sz w:val="18"/>
                 <w:szCs w:val="18"/>
@@ -979,7 +837,7 @@
             <w:r>
               <w:rPr>
                 <w:rFonts w:ascii="Times New Roman" w:hAnsi="Times New Roman" w:eastAsia="Times New Roman"/>
-                <w:sz w:val="19"/>
+                <w:sz w:val="20"/>
               </w:rPr>
               <w:t>инициалы, фамилия</w:t>
             </w:r>
@@ -1224,19 +1082,11 @@
     <w:tbl>
       <w:tblPr>
         <w:tblStyle w:val="af4"/>
-        <w:tblW w:w="10000" w:type="pct"/>
+        <w:tblW w:w="0" w:type="auto"/>
         <w:jc w:val="center"/>
         <w:tblLayout w:type="fixed"/>
         <w:tblLook w:val="04A0" w:firstRow="1" w:lastRow="0" w:firstColumn="1" w:lastColumn="0" w:noHBand="0" w:noVBand="1"/>
         <w:tblCaption w:val="1"/>
-        <w:tblBorders>
-          <w:top w:val="single" w:sz="4" w:space="0" w:color="B7C3D0"/>
-          <w:left w:val="single" w:sz="4" w:space="0" w:color="B7C3D0"/>
-          <w:bottom w:val="single" w:sz="4" w:space="0" w:color="B7C3D0"/>
-          <w:right w:val="single" w:sz="4" w:space="0" w:color="B7C3D0"/>
-          <w:insideH w:val="single" w:sz="4" w:space="0" w:color="B7C3D0"/>
-          <w:insideV w:val="single" w:sz="4" w:space="0" w:color="B7C3D0"/>
-        </w:tblBorders>
       </w:tblPr>
       <w:tblGrid>
         <w:gridCol w:w="4677"/>
@@ -1250,28 +1100,21 @@
         </w:trPr>
         <w:tc>
           <w:tcPr>
-            <w:tcW w:w="2744" w:type="dxa"/>
-            <w:shd w:val="clear" w:color="auto" w:fill="D9EAF7"/>
-            <w:vAlign w:val="top"/>
-            <w:tcMar>
-              <w:top w:w="80" w:type="dxa"/>
-              <w:start w:w="100" w:type="dxa"/>
-              <w:bottom w:w="80" w:type="dxa"/>
-              <w:end w:w="100" w:type="dxa"/>
-            </w:tcMar>
+            <w:tcW w:w="4677" w:type="dxa"/>
+            <w:shd w:val="clear" w:color="auto" w:fill="F2F2F2"/>
           </w:tcPr>
           <w:p>
             <w:pPr>
               <w:pStyle w:val="ae"/>
               <w:keepNext/>
-              <w:spacing w:before="0" w:after="40" w:line="240" w:lineRule="auto"/>
-              <w:jc w:val="center"/>
+              <w:spacing w:before="0" w:after="20" w:line="240" w:lineRule="auto"/>
+              <w:jc w:val="left"/>
             </w:pPr>
             <w:r>
               <w:rPr>
                 <w:rFonts w:ascii="Times New Roman" w:hAnsi="Times New Roman" w:eastAsia="Times New Roman"/>
                 <w:b/>
-                <w:sz w:val="20"/>
+                <w:sz w:val="21"/>
               </w:rPr>
               <w:t>Поле</w:t>
             </w:r>
@@ -1279,28 +1122,21 @@
         </w:tc>
         <w:tc>
           <w:tcPr>
-            <w:tcW w:w="7056" w:type="dxa"/>
-            <w:shd w:val="clear" w:color="auto" w:fill="D9EAF7"/>
-            <w:vAlign w:val="top"/>
-            <w:tcMar>
-              <w:top w:w="80" w:type="dxa"/>
-              <w:start w:w="100" w:type="dxa"/>
-              <w:bottom w:w="80" w:type="dxa"/>
-              <w:end w:w="100" w:type="dxa"/>
-            </w:tcMar>
+            <w:tcW w:w="4677" w:type="dxa"/>
+            <w:shd w:val="clear" w:color="auto" w:fill="F2F2F2"/>
           </w:tcPr>
           <w:p>
             <w:pPr>
               <w:pStyle w:val="ae"/>
               <w:keepNext/>
-              <w:spacing w:before="0" w:after="40" w:line="240" w:lineRule="auto"/>
-              <w:jc w:val="center"/>
+              <w:spacing w:before="0" w:after="20" w:line="240" w:lineRule="auto"/>
+              <w:jc w:val="left"/>
             </w:pPr>
             <w:r>
               <w:rPr>
                 <w:rFonts w:ascii="Times New Roman" w:hAnsi="Times New Roman" w:eastAsia="Times New Roman"/>
                 <w:b/>
-                <w:sz w:val="20"/>
+                <w:sz w:val="21"/>
               </w:rPr>
               <w:t>Значение</w:t>
             </w:r>
@@ -1314,20 +1150,13 @@
         </w:trPr>
         <w:tc>
           <w:tcPr>
-            <w:tcW w:w="2744" w:type="dxa"/>
-            <w:vAlign w:val="top"/>
-            <w:tcMar>
-              <w:top w:w="80" w:type="dxa"/>
-              <w:start w:w="100" w:type="dxa"/>
-              <w:bottom w:w="80" w:type="dxa"/>
-              <w:end w:w="100" w:type="dxa"/>
-            </w:tcMar>
+            <w:tcW w:w="4677" w:type="dxa"/>
           </w:tcPr>
           <w:p>
             <w:pPr>
               <w:pStyle w:val="ae"/>
               <w:keepNext/>
-              <w:spacing w:before="0" w:after="40" w:line="240" w:lineRule="auto"/>
+              <w:spacing w:before="0" w:after="20" w:line="240" w:lineRule="auto"/>
               <w:jc w:val="left"/>
             </w:pPr>
             <w:r>
@@ -1341,18 +1170,11 @@
         </w:tc>
         <w:tc>
           <w:tcPr>
-            <w:tcW w:w="7056" w:type="dxa"/>
-            <w:vAlign w:val="top"/>
-            <w:tcMar>
-              <w:top w:w="80" w:type="dxa"/>
-              <w:start w:w="100" w:type="dxa"/>
-              <w:bottom w:w="80" w:type="dxa"/>
-              <w:end w:w="100" w:type="dxa"/>
-            </w:tcMar>
-          </w:tcPr>
-          <w:p>
-            <w:pPr>
-              <w:spacing w:before="0" w:after="40" w:line="240" w:lineRule="auto"/>
+            <w:tcW w:w="4677" w:type="dxa"/>
+          </w:tcPr>
+          <w:p>
+            <w:pPr>
+              <w:spacing w:before="0" w:after="20" w:line="240" w:lineRule="auto"/>
             </w:pPr>
             <w:r>
               <w:rPr>
@@ -1371,20 +1193,13 @@
         </w:trPr>
         <w:tc>
           <w:tcPr>
-            <w:tcW w:w="2744" w:type="dxa"/>
-            <w:vAlign w:val="top"/>
-            <w:tcMar>
-              <w:top w:w="80" w:type="dxa"/>
-              <w:start w:w="100" w:type="dxa"/>
-              <w:bottom w:w="80" w:type="dxa"/>
-              <w:end w:w="100" w:type="dxa"/>
-            </w:tcMar>
+            <w:tcW w:w="4677" w:type="dxa"/>
           </w:tcPr>
           <w:p>
             <w:pPr>
               <w:pStyle w:val="ae"/>
               <w:keepNext/>
-              <w:spacing w:before="0" w:after="40" w:line="240" w:lineRule="auto"/>
+              <w:spacing w:before="0" w:after="20" w:line="240" w:lineRule="auto"/>
               <w:jc w:val="left"/>
             </w:pPr>
             <w:r>
@@ -1398,18 +1213,11 @@
         </w:tc>
         <w:tc>
           <w:tcPr>
-            <w:tcW w:w="7056" w:type="dxa"/>
-            <w:vAlign w:val="top"/>
-            <w:tcMar>
-              <w:top w:w="80" w:type="dxa"/>
-              <w:start w:w="100" w:type="dxa"/>
-              <w:bottom w:w="80" w:type="dxa"/>
-              <w:end w:w="100" w:type="dxa"/>
-            </w:tcMar>
-          </w:tcPr>
-          <w:p>
-            <w:pPr>
-              <w:spacing w:before="0" w:after="40" w:line="240" w:lineRule="auto"/>
+            <w:tcW w:w="4677" w:type="dxa"/>
+          </w:tcPr>
+          <w:p>
+            <w:pPr>
+              <w:spacing w:before="0" w:after="20" w:line="240" w:lineRule="auto"/>
             </w:pPr>
             <w:r>
               <w:rPr>
@@ -1428,20 +1236,13 @@
         </w:trPr>
         <w:tc>
           <w:tcPr>
-            <w:tcW w:w="2744" w:type="dxa"/>
-            <w:vAlign w:val="top"/>
-            <w:tcMar>
-              <w:top w:w="80" w:type="dxa"/>
-              <w:start w:w="100" w:type="dxa"/>
-              <w:bottom w:w="80" w:type="dxa"/>
-              <w:end w:w="100" w:type="dxa"/>
-            </w:tcMar>
+            <w:tcW w:w="4677" w:type="dxa"/>
           </w:tcPr>
           <w:p>
             <w:pPr>
               <w:pStyle w:val="ae"/>
               <w:keepNext/>
-              <w:spacing w:before="0" w:after="40" w:line="240" w:lineRule="auto"/>
+              <w:spacing w:before="0" w:after="20" w:line="240" w:lineRule="auto"/>
               <w:jc w:val="left"/>
             </w:pPr>
             <w:r>
@@ -1455,18 +1256,11 @@
         </w:tc>
         <w:tc>
           <w:tcPr>
-            <w:tcW w:w="7056" w:type="dxa"/>
-            <w:vAlign w:val="top"/>
-            <w:tcMar>
-              <w:top w:w="80" w:type="dxa"/>
-              <w:start w:w="100" w:type="dxa"/>
-              <w:bottom w:w="80" w:type="dxa"/>
-              <w:end w:w="100" w:type="dxa"/>
-            </w:tcMar>
-          </w:tcPr>
-          <w:p>
-            <w:pPr>
-              <w:spacing w:before="0" w:after="40" w:line="240" w:lineRule="auto"/>
+            <w:tcW w:w="4677" w:type="dxa"/>
+          </w:tcPr>
+          <w:p>
+            <w:pPr>
+              <w:spacing w:before="0" w:after="20" w:line="240" w:lineRule="auto"/>
             </w:pPr>
             <w:r>
               <w:rPr>
@@ -1485,20 +1279,13 @@
         </w:trPr>
         <w:tc>
           <w:tcPr>
-            <w:tcW w:w="2744" w:type="dxa"/>
-            <w:vAlign w:val="top"/>
-            <w:tcMar>
-              <w:top w:w="80" w:type="dxa"/>
-              <w:start w:w="100" w:type="dxa"/>
-              <w:bottom w:w="80" w:type="dxa"/>
-              <w:end w:w="100" w:type="dxa"/>
-            </w:tcMar>
+            <w:tcW w:w="4677" w:type="dxa"/>
           </w:tcPr>
           <w:p>
             <w:pPr>
               <w:pStyle w:val="ae"/>
               <w:keepNext/>
-              <w:spacing w:before="0" w:after="40" w:line="240" w:lineRule="auto"/>
+              <w:spacing w:before="0" w:after="20" w:line="240" w:lineRule="auto"/>
               <w:jc w:val="left"/>
             </w:pPr>
             <w:r>
@@ -1512,18 +1299,11 @@
         </w:tc>
         <w:tc>
           <w:tcPr>
-            <w:tcW w:w="7056" w:type="dxa"/>
-            <w:vAlign w:val="top"/>
-            <w:tcMar>
-              <w:top w:w="80" w:type="dxa"/>
-              <w:start w:w="100" w:type="dxa"/>
-              <w:bottom w:w="80" w:type="dxa"/>
-              <w:end w:w="100" w:type="dxa"/>
-            </w:tcMar>
-          </w:tcPr>
-          <w:p>
-            <w:pPr>
-              <w:spacing w:before="0" w:after="40" w:line="240" w:lineRule="auto"/>
+            <w:tcW w:w="4677" w:type="dxa"/>
+          </w:tcPr>
+          <w:p>
+            <w:pPr>
+              <w:spacing w:before="0" w:after="20" w:line="240" w:lineRule="auto"/>
             </w:pPr>
             <w:r>
               <w:rPr>
@@ -1542,19 +1322,12 @@
         </w:trPr>
         <w:tc>
           <w:tcPr>
-            <w:tcW w:w="2744" w:type="dxa"/>
-            <w:vAlign w:val="top"/>
-            <w:tcMar>
-              <w:top w:w="80" w:type="dxa"/>
-              <w:start w:w="100" w:type="dxa"/>
-              <w:bottom w:w="80" w:type="dxa"/>
-              <w:end w:w="100" w:type="dxa"/>
-            </w:tcMar>
+            <w:tcW w:w="4677" w:type="dxa"/>
           </w:tcPr>
           <w:p>
             <w:pPr>
               <w:pStyle w:val="ae"/>
-              <w:spacing w:before="0" w:after="40" w:line="240" w:lineRule="auto"/>
+              <w:spacing w:before="0" w:after="20" w:line="240" w:lineRule="auto"/>
               <w:jc w:val="left"/>
             </w:pPr>
             <w:r>
@@ -1568,18 +1341,11 @@
         </w:tc>
         <w:tc>
           <w:tcPr>
-            <w:tcW w:w="7056" w:type="dxa"/>
-            <w:vAlign w:val="top"/>
-            <w:tcMar>
-              <w:top w:w="80" w:type="dxa"/>
-              <w:start w:w="100" w:type="dxa"/>
-              <w:bottom w:w="80" w:type="dxa"/>
-              <w:end w:w="100" w:type="dxa"/>
-            </w:tcMar>
-          </w:tcPr>
-          <w:p>
-            <w:pPr>
-              <w:spacing w:before="0" w:after="40" w:line="240" w:lineRule="auto"/>
+            <w:tcW w:w="4677" w:type="dxa"/>
+          </w:tcPr>
+          <w:p>
+            <w:pPr>
+              <w:spacing w:before="0" w:after="20" w:line="240" w:lineRule="auto"/>
             </w:pPr>
             <w:r>
               <w:rPr>
@@ -1594,18 +1360,11 @@
       <w:tr>
         <w:tc>
           <w:tcPr>
-            <w:tcW w:type="dxa" w:w="2744"/>
-            <w:vAlign w:val="top"/>
-            <w:tcMar>
-              <w:top w:w="80" w:type="dxa"/>
-              <w:start w:w="100" w:type="dxa"/>
-              <w:bottom w:w="80" w:type="dxa"/>
-              <w:end w:w="100" w:type="dxa"/>
-            </w:tcMar>
-          </w:tcPr>
-          <w:p>
-            <w:pPr>
-              <w:spacing w:before="0" w:after="40" w:line="240" w:lineRule="auto"/>
+            <w:tcW w:type="dxa" w:w="4677"/>
+          </w:tcPr>
+          <w:p>
+            <w:pPr>
+              <w:spacing w:before="0" w:after="20" w:line="240" w:lineRule="auto"/>
             </w:pPr>
             <w:r>
               <w:rPr>
@@ -1618,18 +1377,11 @@
         </w:tc>
         <w:tc>
           <w:tcPr>
-            <w:tcW w:type="dxa" w:w="7056"/>
-            <w:vAlign w:val="top"/>
-            <w:tcMar>
-              <w:top w:w="80" w:type="dxa"/>
-              <w:start w:w="100" w:type="dxa"/>
-              <w:bottom w:w="80" w:type="dxa"/>
-              <w:end w:w="100" w:type="dxa"/>
-            </w:tcMar>
-          </w:tcPr>
-          <w:p>
-            <w:pPr>
-              <w:spacing w:before="0" w:after="40" w:line="240" w:lineRule="auto"/>
+            <w:tcW w:type="dxa" w:w="4677"/>
+          </w:tcPr>
+          <w:p>
+            <w:pPr>
+              <w:spacing w:before="0" w:after="20" w:line="240" w:lineRule="auto"/>
             </w:pPr>
             <w:r>
               <w:rPr>
@@ -1644,18 +1396,11 @@
       <w:tr>
         <w:tc>
           <w:tcPr>
-            <w:tcW w:type="dxa" w:w="2744"/>
-            <w:vAlign w:val="top"/>
-            <w:tcMar>
-              <w:top w:w="80" w:type="dxa"/>
-              <w:start w:w="100" w:type="dxa"/>
-              <w:bottom w:w="80" w:type="dxa"/>
-              <w:end w:w="100" w:type="dxa"/>
-            </w:tcMar>
-          </w:tcPr>
-          <w:p>
-            <w:pPr>
-              <w:spacing w:before="0" w:after="40" w:line="240" w:lineRule="auto"/>
+            <w:tcW w:type="dxa" w:w="4677"/>
+          </w:tcPr>
+          <w:p>
+            <w:pPr>
+              <w:spacing w:before="0" w:after="20" w:line="240" w:lineRule="auto"/>
             </w:pPr>
             <w:r>
               <w:rPr>
@@ -1668,18 +1413,11 @@
         </w:tc>
         <w:tc>
           <w:tcPr>
-            <w:tcW w:type="dxa" w:w="7056"/>
-            <w:vAlign w:val="top"/>
-            <w:tcMar>
-              <w:top w:w="80" w:type="dxa"/>
-              <w:start w:w="100" w:type="dxa"/>
-              <w:bottom w:w="80" w:type="dxa"/>
-              <w:end w:w="100" w:type="dxa"/>
-            </w:tcMar>
-          </w:tcPr>
-          <w:p>
-            <w:pPr>
-              <w:spacing w:before="0" w:after="40" w:line="240" w:lineRule="auto"/>
+            <w:tcW w:type="dxa" w:w="4677"/>
+          </w:tcPr>
+          <w:p>
+            <w:pPr>
+              <w:spacing w:before="0" w:after="20" w:line="240" w:lineRule="auto"/>
             </w:pPr>
             <w:r>
               <w:rPr>
@@ -1694,18 +1432,11 @@
       <w:tr>
         <w:tc>
           <w:tcPr>
-            <w:tcW w:type="dxa" w:w="2744"/>
-            <w:vAlign w:val="top"/>
-            <w:tcMar>
-              <w:top w:w="80" w:type="dxa"/>
-              <w:start w:w="100" w:type="dxa"/>
-              <w:bottom w:w="80" w:type="dxa"/>
-              <w:end w:w="100" w:type="dxa"/>
-            </w:tcMar>
-          </w:tcPr>
-          <w:p>
-            <w:pPr>
-              <w:spacing w:before="0" w:after="40" w:line="240" w:lineRule="auto"/>
+            <w:tcW w:type="dxa" w:w="4677"/>
+          </w:tcPr>
+          <w:p>
+            <w:pPr>
+              <w:spacing w:before="0" w:after="20" w:line="240" w:lineRule="auto"/>
             </w:pPr>
             <w:r>
               <w:rPr>
@@ -1718,18 +1449,11 @@
         </w:tc>
         <w:tc>
           <w:tcPr>
-            <w:tcW w:type="dxa" w:w="7056"/>
-            <w:vAlign w:val="top"/>
-            <w:tcMar>
-              <w:top w:w="80" w:type="dxa"/>
-              <w:start w:w="100" w:type="dxa"/>
-              <w:bottom w:w="80" w:type="dxa"/>
-              <w:end w:w="100" w:type="dxa"/>
-            </w:tcMar>
-          </w:tcPr>
-          <w:p>
-            <w:pPr>
-              <w:spacing w:before="0" w:after="40" w:line="240" w:lineRule="auto"/>
+            <w:tcW w:type="dxa" w:w="4677"/>
+          </w:tcPr>
+          <w:p>
+            <w:pPr>
+              <w:spacing w:before="0" w:after="20" w:line="240" w:lineRule="auto"/>
             </w:pPr>
             <w:r>
               <w:rPr>
@@ -1768,17 +1492,9 @@
     </w:p>
     <w:tbl>
       <w:tblPr>
-        <w:tblW w:type="pct" w:w="10000"/>
-        <w:tblLayout w:type="fixed"/>
+        <w:tblW w:type="dxa" w:w="9000"/>
+        <w:tblLayout w:type="autofit"/>
         <w:tblLook w:firstColumn="1" w:firstRow="1" w:lastColumn="0" w:lastRow="0" w:noHBand="0" w:noVBand="1" w:val="04A0"/>
-        <w:tblBorders>
-          <w:top w:val="single" w:sz="4" w:space="0" w:color="B7C3D0"/>
-          <w:left w:val="single" w:sz="4" w:space="0" w:color="B7C3D0"/>
-          <w:bottom w:val="single" w:sz="4" w:space="0" w:color="B7C3D0"/>
-          <w:right w:val="single" w:sz="4" w:space="0" w:color="B7C3D0"/>
-          <w:insideH w:val="single" w:sz="4" w:space="0" w:color="B7C3D0"/>
-          <w:insideV w:val="single" w:sz="4" w:space="0" w:color="B7C3D0"/>
-        </w:tblBorders>
       </w:tblPr>
       <w:tblGrid>
         <w:gridCol w:w="9355"/>
@@ -1789,16 +1505,15 @@
             <w:tcW w:type="dxa" w:w="9355"/>
             <w:shd w:fill="EDEDED" w:val="clear"/>
             <w:tcMar>
-              <w:top w:w="140" w:type="dxa"/>
-              <w:start w:w="160" w:type="dxa"/>
-              <w:bottom w:w="140" w:type="dxa"/>
-              <w:end w:w="160" w:type="dxa"/>
+              <w:top w:w="160" w:type="dxa"/>
+              <w:start w:w="180" w:type="dxa"/>
+              <w:bottom w:w="160" w:type="dxa"/>
+              <w:end w:w="180" w:type="dxa"/>
             </w:tcMar>
-            <w:vAlign w:val="center"/>
-          </w:tcPr>
-          <w:p>
-            <w:pPr>
-              <w:spacing w:before="40" w:after="0"/>
+          </w:tcPr>
+          <w:p>
+            <w:pPr>
+              <w:spacing w:before="0" w:after="20" w:line="240" w:lineRule="auto"/>
               <w:jc w:val="center"/>
             </w:pPr>
             <w:r>
@@ -1844,19 +1559,11 @@
     <w:tbl>
       <w:tblPr>
         <w:tblStyle w:val="af4"/>
-        <w:tblW w:w="10000" w:type="pct"/>
+        <w:tblW w:w="0" w:type="auto"/>
         <w:jc w:val="center"/>
         <w:tblLayout w:type="fixed"/>
         <w:tblLook w:val="04A0" w:firstRow="1" w:lastRow="0" w:firstColumn="1" w:lastColumn="0" w:noHBand="0" w:noVBand="1"/>
         <w:tblCaption w:val="2"/>
-        <w:tblBorders>
-          <w:top w:val="single" w:sz="4" w:space="0" w:color="B7C3D0"/>
-          <w:left w:val="single" w:sz="4" w:space="0" w:color="B7C3D0"/>
-          <w:bottom w:val="single" w:sz="4" w:space="0" w:color="B7C3D0"/>
-          <w:right w:val="single" w:sz="4" w:space="0" w:color="B7C3D0"/>
-          <w:insideH w:val="single" w:sz="4" w:space="0" w:color="B7C3D0"/>
-          <w:insideV w:val="single" w:sz="4" w:space="0" w:color="B7C3D0"/>
-        </w:tblBorders>
       </w:tblPr>
       <w:tblGrid>
         <w:gridCol w:w="2598"/>
@@ -1871,28 +1578,21 @@
         </w:trPr>
         <w:tc>
           <w:tcPr>
-            <w:tcW w:w="2450" w:type="dxa"/>
-            <w:shd w:val="clear" w:color="auto" w:fill="D9EAF7"/>
-            <w:vAlign w:val="top"/>
-            <w:tcMar>
-              <w:top w:w="80" w:type="dxa"/>
-              <w:start w:w="100" w:type="dxa"/>
-              <w:bottom w:w="80" w:type="dxa"/>
-              <w:end w:w="100" w:type="dxa"/>
-            </w:tcMar>
+            <w:tcW w:w="2598" w:type="dxa"/>
+            <w:shd w:val="clear" w:color="auto" w:fill="F2F2F2"/>
           </w:tcPr>
           <w:p>
             <w:pPr>
               <w:pStyle w:val="ae"/>
               <w:keepNext/>
-              <w:spacing w:before="0" w:after="40" w:line="240" w:lineRule="auto"/>
-              <w:jc w:val="center"/>
+              <w:spacing w:before="0" w:after="20" w:line="240" w:lineRule="auto"/>
+              <w:jc w:val="left"/>
             </w:pPr>
             <w:r>
               <w:rPr>
                 <w:rFonts w:ascii="Times New Roman" w:hAnsi="Times New Roman" w:eastAsia="Times New Roman"/>
                 <w:b/>
-                <w:sz w:val="20"/>
+                <w:sz w:val="21"/>
               </w:rPr>
               <w:t>Вопрос обследования</w:t>
             </w:r>
@@ -1900,28 +1600,21 @@
         </w:tc>
         <w:tc>
           <w:tcPr>
-            <w:tcW w:w="3920" w:type="dxa"/>
-            <w:shd w:val="clear" w:color="auto" w:fill="D9EAF7"/>
-            <w:vAlign w:val="top"/>
-            <w:tcMar>
-              <w:top w:w="80" w:type="dxa"/>
-              <w:start w:w="100" w:type="dxa"/>
-              <w:bottom w:w="80" w:type="dxa"/>
-              <w:end w:w="100" w:type="dxa"/>
-            </w:tcMar>
+            <w:tcW w:w="3378" w:type="dxa"/>
+            <w:shd w:val="clear" w:color="auto" w:fill="F2F2F2"/>
           </w:tcPr>
           <w:p>
             <w:pPr>
               <w:pStyle w:val="ae"/>
               <w:keepNext/>
-              <w:spacing w:before="0" w:after="40" w:line="240" w:lineRule="auto"/>
-              <w:jc w:val="center"/>
+              <w:spacing w:before="0" w:after="20" w:line="240" w:lineRule="auto"/>
+              <w:jc w:val="left"/>
             </w:pPr>
             <w:r>
               <w:rPr>
                 <w:rFonts w:ascii="Times New Roman" w:hAnsi="Times New Roman" w:eastAsia="Times New Roman"/>
                 <w:b/>
-                <w:sz w:val="20"/>
+                <w:sz w:val="21"/>
               </w:rPr>
               <w:t>Полученный ответ и источник</w:t>
             </w:r>
@@ -1929,28 +1622,21 @@
         </w:tc>
         <w:tc>
           <w:tcPr>
-            <w:tcW w:w="3430" w:type="dxa"/>
-            <w:shd w:val="clear" w:color="auto" w:fill="D9EAF7"/>
-            <w:vAlign w:val="top"/>
-            <w:tcMar>
-              <w:top w:w="80" w:type="dxa"/>
-              <w:start w:w="100" w:type="dxa"/>
-              <w:bottom w:w="80" w:type="dxa"/>
-              <w:end w:w="100" w:type="dxa"/>
-            </w:tcMar>
+            <w:tcW w:w="3378" w:type="dxa"/>
+            <w:shd w:val="clear" w:color="auto" w:fill="F2F2F2"/>
           </w:tcPr>
           <w:p>
             <w:pPr>
               <w:pStyle w:val="ae"/>
               <w:keepNext/>
-              <w:spacing w:before="0" w:after="40" w:line="240" w:lineRule="auto"/>
-              <w:jc w:val="center"/>
+              <w:spacing w:before="0" w:after="20" w:line="240" w:lineRule="auto"/>
+              <w:jc w:val="left"/>
             </w:pPr>
             <w:r>
               <w:rPr>
                 <w:rFonts w:ascii="Times New Roman" w:hAnsi="Times New Roman" w:eastAsia="Times New Roman"/>
                 <w:b/>
-                <w:sz w:val="20"/>
+                <w:sz w:val="21"/>
               </w:rPr>
               <w:t>Решение / открытый вопрос</w:t>
             </w:r>
@@ -1964,18 +1650,11 @@
         </w:trPr>
         <w:tc>
           <w:tcPr>
-            <w:tcW w:w="2450" w:type="dxa"/>
-            <w:vAlign w:val="top"/>
-            <w:tcMar>
-              <w:top w:w="80" w:type="dxa"/>
-              <w:start w:w="100" w:type="dxa"/>
-              <w:bottom w:w="80" w:type="dxa"/>
-              <w:end w:w="100" w:type="dxa"/>
-            </w:tcMar>
-          </w:tcPr>
-          <w:p>
-            <w:pPr>
-              <w:spacing w:before="0" w:after="40" w:line="240" w:lineRule="auto"/>
+            <w:tcW w:w="2598" w:type="dxa"/>
+          </w:tcPr>
+          <w:p>
+            <w:pPr>
+              <w:spacing w:before="0" w:after="20" w:line="240" w:lineRule="auto"/>
             </w:pPr>
             <w:r>
               <w:rPr>
@@ -1988,18 +1667,11 @@
         </w:tc>
         <w:tc>
           <w:tcPr>
-            <w:tcW w:w="3920" w:type="dxa"/>
-            <w:vAlign w:val="top"/>
-            <w:tcMar>
-              <w:top w:w="80" w:type="dxa"/>
-              <w:start w:w="100" w:type="dxa"/>
-              <w:bottom w:w="80" w:type="dxa"/>
-              <w:end w:w="100" w:type="dxa"/>
-            </w:tcMar>
-          </w:tcPr>
-          <w:p>
-            <w:pPr>
-              <w:spacing w:before="0" w:after="40" w:line="240" w:lineRule="auto"/>
+            <w:tcW w:w="3378" w:type="dxa"/>
+          </w:tcPr>
+          <w:p>
+            <w:pPr>
+              <w:spacing w:before="0" w:after="20" w:line="240" w:lineRule="auto"/>
             </w:pPr>
             <w:r>
               <w:rPr>
@@ -2012,18 +1684,11 @@
         </w:tc>
         <w:tc>
           <w:tcPr>
-            <w:tcW w:w="3430" w:type="dxa"/>
-            <w:vAlign w:val="top"/>
-            <w:tcMar>
-              <w:top w:w="80" w:type="dxa"/>
-              <w:start w:w="100" w:type="dxa"/>
-              <w:bottom w:w="80" w:type="dxa"/>
-              <w:end w:w="100" w:type="dxa"/>
-            </w:tcMar>
-          </w:tcPr>
-          <w:p>
-            <w:pPr>
-              <w:spacing w:before="0" w:after="40" w:line="240" w:lineRule="auto"/>
+            <w:tcW w:w="3378" w:type="dxa"/>
+          </w:tcPr>
+          <w:p>
+            <w:pPr>
+              <w:spacing w:before="0" w:after="20" w:line="240" w:lineRule="auto"/>
             </w:pPr>
             <w:r>
               <w:rPr>
@@ -2087,19 +1752,11 @@
     <w:tbl>
       <w:tblPr>
         <w:tblStyle w:val="af4"/>
-        <w:tblW w:w="10000" w:type="pct"/>
+        <w:tblW w:w="0" w:type="auto"/>
         <w:jc w:val="center"/>
         <w:tblLayout w:type="fixed"/>
         <w:tblLook w:val="04A0" w:firstRow="1" w:lastRow="0" w:firstColumn="1" w:lastColumn="0" w:noHBand="0" w:noVBand="1"/>
         <w:tblCaption w:val="3"/>
-        <w:tblBorders>
-          <w:top w:val="single" w:sz="4" w:space="0" w:color="B7C3D0"/>
-          <w:left w:val="single" w:sz="4" w:space="0" w:color="B7C3D0"/>
-          <w:bottom w:val="single" w:sz="4" w:space="0" w:color="B7C3D0"/>
-          <w:right w:val="single" w:sz="4" w:space="0" w:color="B7C3D0"/>
-          <w:insideH w:val="single" w:sz="4" w:space="0" w:color="B7C3D0"/>
-          <w:insideV w:val="single" w:sz="4" w:space="0" w:color="B7C3D0"/>
-        </w:tblBorders>
       </w:tblPr>
       <w:tblGrid>
         <w:gridCol w:w="1086"/>
@@ -2117,28 +1774,21 @@
         </w:trPr>
         <w:tc>
           <w:tcPr>
-            <w:tcW w:w="1176" w:type="dxa"/>
-            <w:shd w:val="clear" w:color="auto" w:fill="D9EAF7"/>
-            <w:vAlign w:val="top"/>
-            <w:tcMar>
-              <w:top w:w="80" w:type="dxa"/>
-              <w:start w:w="100" w:type="dxa"/>
-              <w:bottom w:w="80" w:type="dxa"/>
-              <w:end w:w="100" w:type="dxa"/>
-            </w:tcMar>
+            <w:tcW w:w="1086" w:type="dxa"/>
+            <w:shd w:val="clear" w:color="auto" w:fill="F2F2F2"/>
           </w:tcPr>
           <w:p>
             <w:pPr>
               <w:pStyle w:val="ae"/>
               <w:keepNext/>
-              <w:spacing w:before="0" w:after="40" w:line="240" w:lineRule="auto"/>
-              <w:jc w:val="center"/>
+              <w:spacing w:before="0" w:after="20" w:line="240" w:lineRule="auto"/>
+              <w:jc w:val="left"/>
             </w:pPr>
             <w:r>
               <w:rPr>
                 <w:rFonts w:ascii="Times New Roman" w:hAnsi="Times New Roman" w:eastAsia="Times New Roman"/>
                 <w:b/>
-                <w:sz w:val="19"/>
+                <w:sz w:val="21"/>
               </w:rPr>
               <w:t>ID</w:t>
             </w:r>
@@ -2146,28 +1796,21 @@
         </w:tc>
         <w:tc>
           <w:tcPr>
-            <w:tcW w:w="1764" w:type="dxa"/>
-            <w:shd w:val="clear" w:color="auto" w:fill="D9EAF7"/>
-            <w:vAlign w:val="top"/>
-            <w:tcMar>
-              <w:top w:w="80" w:type="dxa"/>
-              <w:start w:w="100" w:type="dxa"/>
-              <w:bottom w:w="80" w:type="dxa"/>
-              <w:end w:w="100" w:type="dxa"/>
-            </w:tcMar>
+            <w:tcW w:w="1670" w:type="dxa"/>
+            <w:shd w:val="clear" w:color="auto" w:fill="F2F2F2"/>
           </w:tcPr>
           <w:p>
             <w:pPr>
               <w:pStyle w:val="ae"/>
               <w:keepNext/>
-              <w:spacing w:before="0" w:after="40" w:line="240" w:lineRule="auto"/>
-              <w:jc w:val="center"/>
+              <w:spacing w:before="0" w:after="20" w:line="240" w:lineRule="auto"/>
+              <w:jc w:val="left"/>
             </w:pPr>
             <w:r>
               <w:rPr>
                 <w:rFonts w:ascii="Times New Roman" w:hAnsi="Times New Roman" w:eastAsia="Times New Roman"/>
                 <w:b/>
-                <w:sz w:val="19"/>
+                <w:sz w:val="21"/>
               </w:rPr>
               <w:t>Требование</w:t>
             </w:r>
@@ -2175,28 +1818,21 @@
         </w:tc>
         <w:tc>
           <w:tcPr>
-            <w:tcW w:w="1764" w:type="dxa"/>
-            <w:shd w:val="clear" w:color="auto" w:fill="D9EAF7"/>
-            <w:vAlign w:val="top"/>
-            <w:tcMar>
-              <w:top w:w="80" w:type="dxa"/>
-              <w:start w:w="100" w:type="dxa"/>
-              <w:bottom w:w="80" w:type="dxa"/>
-              <w:end w:w="100" w:type="dxa"/>
-            </w:tcMar>
+            <w:tcW w:w="1670" w:type="dxa"/>
+            <w:shd w:val="clear" w:color="auto" w:fill="F2F2F2"/>
           </w:tcPr>
           <w:p>
             <w:pPr>
               <w:pStyle w:val="ae"/>
               <w:keepNext/>
-              <w:spacing w:before="0" w:after="40" w:line="240" w:lineRule="auto"/>
-              <w:jc w:val="center"/>
+              <w:spacing w:before="0" w:after="20" w:line="240" w:lineRule="auto"/>
+              <w:jc w:val="left"/>
             </w:pPr>
             <w:r>
               <w:rPr>
                 <w:rFonts w:ascii="Times New Roman" w:hAnsi="Times New Roman" w:eastAsia="Times New Roman"/>
                 <w:b/>
-                <w:sz w:val="19"/>
+                <w:sz w:val="21"/>
               </w:rPr>
               <w:t>Основание</w:t>
             </w:r>
@@ -2204,28 +1840,21 @@
         </w:tc>
         <w:tc>
           <w:tcPr>
-            <w:tcW w:w="1666" w:type="dxa"/>
-            <w:shd w:val="clear" w:color="auto" w:fill="D9EAF7"/>
-            <w:vAlign w:val="top"/>
-            <w:tcMar>
-              <w:top w:w="80" w:type="dxa"/>
-              <w:start w:w="100" w:type="dxa"/>
-              <w:bottom w:w="80" w:type="dxa"/>
-              <w:end w:w="100" w:type="dxa"/>
-            </w:tcMar>
+            <w:tcW w:w="1086" w:type="dxa"/>
+            <w:shd w:val="clear" w:color="auto" w:fill="F2F2F2"/>
           </w:tcPr>
           <w:p>
             <w:pPr>
               <w:pStyle w:val="ae"/>
               <w:keepNext/>
-              <w:spacing w:before="0" w:after="40" w:line="240" w:lineRule="auto"/>
-              <w:jc w:val="center"/>
+              <w:spacing w:before="0" w:after="20" w:line="240" w:lineRule="auto"/>
+              <w:jc w:val="left"/>
             </w:pPr>
             <w:r>
               <w:rPr>
                 <w:rFonts w:ascii="Times New Roman" w:hAnsi="Times New Roman" w:eastAsia="Times New Roman"/>
                 <w:b/>
-                <w:sz w:val="19"/>
+                <w:sz w:val="21"/>
               </w:rPr>
               <w:t>MVP / резерв</w:t>
             </w:r>
@@ -2233,28 +1862,21 @@
         </w:tc>
         <w:tc>
           <w:tcPr>
-            <w:tcW w:w="1862" w:type="dxa"/>
-            <w:shd w:val="clear" w:color="auto" w:fill="D9EAF7"/>
-            <w:vAlign w:val="top"/>
-            <w:tcMar>
-              <w:top w:w="80" w:type="dxa"/>
-              <w:start w:w="100" w:type="dxa"/>
-              <w:bottom w:w="80" w:type="dxa"/>
-              <w:end w:w="100" w:type="dxa"/>
-            </w:tcMar>
+            <w:tcW w:w="2172" w:type="dxa"/>
+            <w:shd w:val="clear" w:color="auto" w:fill="F2F2F2"/>
           </w:tcPr>
           <w:p>
             <w:pPr>
               <w:pStyle w:val="ae"/>
               <w:keepNext/>
-              <w:spacing w:before="0" w:after="40" w:line="240" w:lineRule="auto"/>
-              <w:jc w:val="center"/>
+              <w:spacing w:before="0" w:after="20" w:line="240" w:lineRule="auto"/>
+              <w:jc w:val="left"/>
             </w:pPr>
             <w:r>
               <w:rPr>
                 <w:rFonts w:ascii="Times New Roman" w:hAnsi="Times New Roman" w:eastAsia="Times New Roman"/>
                 <w:b/>
-                <w:sz w:val="19"/>
+                <w:sz w:val="21"/>
               </w:rPr>
               <w:t>Критерий и способ проверки</w:t>
             </w:r>
@@ -2262,28 +1884,21 @@
         </w:tc>
         <w:tc>
           <w:tcPr>
-            <w:tcW w:w="1568" w:type="dxa"/>
-            <w:shd w:val="clear" w:color="auto" w:fill="D9EAF7"/>
-            <w:vAlign w:val="top"/>
-            <w:tcMar>
-              <w:top w:w="80" w:type="dxa"/>
-              <w:start w:w="100" w:type="dxa"/>
-              <w:bottom w:w="80" w:type="dxa"/>
-              <w:end w:w="100" w:type="dxa"/>
-            </w:tcMar>
+            <w:tcW w:w="1670" w:type="dxa"/>
+            <w:shd w:val="clear" w:color="auto" w:fill="F2F2F2"/>
           </w:tcPr>
           <w:p>
             <w:pPr>
               <w:pStyle w:val="ae"/>
               <w:keepNext/>
-              <w:spacing w:before="0" w:after="40" w:line="240" w:lineRule="auto"/>
-              <w:jc w:val="center"/>
+              <w:spacing w:before="0" w:after="20" w:line="240" w:lineRule="auto"/>
+              <w:jc w:val="left"/>
             </w:pPr>
             <w:r>
               <w:rPr>
                 <w:rFonts w:ascii="Times New Roman" w:hAnsi="Times New Roman" w:eastAsia="Times New Roman"/>
                 <w:b/>
-                <w:sz w:val="19"/>
+                <w:sz w:val="21"/>
               </w:rPr>
               <w:t>Статус реализации</w:t>
             </w:r>
@@ -2297,23 +1912,16 @@
         </w:trPr>
         <w:tc>
           <w:tcPr>
-            <w:tcW w:w="1176" w:type="dxa"/>
-            <w:vAlign w:val="top"/>
-            <w:tcMar>
-              <w:top w:w="80" w:type="dxa"/>
-              <w:start w:w="100" w:type="dxa"/>
-              <w:bottom w:w="80" w:type="dxa"/>
-              <w:end w:w="100" w:type="dxa"/>
-            </w:tcMar>
-          </w:tcPr>
-          <w:p>
-            <w:pPr>
-              <w:spacing w:before="0" w:after="40" w:line="240" w:lineRule="auto"/>
-            </w:pPr>
-            <w:r>
-              <w:rPr>
-                <w:rFonts w:ascii="Times New Roman" w:hAnsi="Times New Roman" w:eastAsia="Times New Roman"/>
-                <w:sz w:val="19"/>
+            <w:tcW w:w="1086" w:type="dxa"/>
+          </w:tcPr>
+          <w:p>
+            <w:pPr>
+              <w:spacing w:before="0" w:after="20" w:line="240" w:lineRule="auto"/>
+            </w:pPr>
+            <w:r>
+              <w:rPr>
+                <w:rFonts w:ascii="Times New Roman" w:hAnsi="Times New Roman" w:eastAsia="Times New Roman"/>
+                <w:sz w:val="20"/>
               </w:rPr>
               <w:t>FR-1</w:t>
             </w:r>
@@ -2321,23 +1929,16 @@
         </w:tc>
         <w:tc>
           <w:tcPr>
-            <w:tcW w:w="1764" w:type="dxa"/>
-            <w:vAlign w:val="top"/>
-            <w:tcMar>
-              <w:top w:w="80" w:type="dxa"/>
-              <w:start w:w="100" w:type="dxa"/>
-              <w:bottom w:w="80" w:type="dxa"/>
-              <w:end w:w="100" w:type="dxa"/>
-            </w:tcMar>
-          </w:tcPr>
-          <w:p>
-            <w:pPr>
-              <w:spacing w:before="0" w:after="40" w:line="240" w:lineRule="auto"/>
-            </w:pPr>
-            <w:r>
-              <w:rPr>
-                <w:rFonts w:ascii="Times New Roman" w:hAnsi="Times New Roman" w:eastAsia="Times New Roman"/>
-                <w:sz w:val="19"/>
+            <w:tcW w:w="1670" w:type="dxa"/>
+          </w:tcPr>
+          <w:p>
+            <w:pPr>
+              <w:spacing w:before="0" w:after="20" w:line="240" w:lineRule="auto"/>
+            </w:pPr>
+            <w:r>
+              <w:rPr>
+                <w:rFonts w:ascii="Times New Roman" w:hAnsi="Times New Roman" w:eastAsia="Times New Roman"/>
+                <w:sz w:val="20"/>
               </w:rPr>
               <w:t>Compare workspace/list/title/assignee/handoff/context</w:t>
             </w:r>
@@ -2345,23 +1946,16 @@
         </w:tc>
         <w:tc>
           <w:tcPr>
-            <w:tcW w:w="1764" w:type="dxa"/>
-            <w:vAlign w:val="top"/>
-            <w:tcMar>
-              <w:top w:w="80" w:type="dxa"/>
-              <w:start w:w="100" w:type="dxa"/>
-              <w:bottom w:w="80" w:type="dxa"/>
-              <w:end w:w="100" w:type="dxa"/>
-            </w:tcMar>
-          </w:tcPr>
-          <w:p>
-            <w:pPr>
-              <w:spacing w:before="0" w:after="40" w:line="240" w:lineRule="auto"/>
-            </w:pPr>
-            <w:r>
-              <w:rPr>
-                <w:rFonts w:ascii="Times New Roman" w:hAnsi="Times New Roman" w:eastAsia="Times New Roman"/>
-                <w:sz w:val="19"/>
+            <w:tcW w:w="1670" w:type="dxa"/>
+          </w:tcPr>
+          <w:p>
+            <w:pPr>
+              <w:spacing w:before="0" w:after="20" w:line="240" w:lineRule="auto"/>
+            </w:pPr>
+            <w:r>
+              <w:rPr>
+                <w:rFonts w:ascii="Times New Roman" w:hAnsi="Times New Roman" w:eastAsia="Times New Roman"/>
+                <w:sz w:val="20"/>
               </w:rPr>
               <w:t>requirements.md FR-1; formal projection</w:t>
             </w:r>
@@ -2369,23 +1963,16 @@
         </w:tc>
         <w:tc>
           <w:tcPr>
-            <w:tcW w:w="1666" w:type="dxa"/>
-            <w:vAlign w:val="top"/>
-            <w:tcMar>
-              <w:top w:w="80" w:type="dxa"/>
-              <w:start w:w="100" w:type="dxa"/>
-              <w:bottom w:w="80" w:type="dxa"/>
-              <w:end w:w="100" w:type="dxa"/>
-            </w:tcMar>
-          </w:tcPr>
-          <w:p>
-            <w:pPr>
-              <w:spacing w:before="0" w:after="40" w:line="240" w:lineRule="auto"/>
-            </w:pPr>
-            <w:r>
-              <w:rPr>
-                <w:rFonts w:ascii="Times New Roman" w:hAnsi="Times New Roman" w:eastAsia="Times New Roman"/>
-                <w:sz w:val="19"/>
+            <w:tcW w:w="1086" w:type="dxa"/>
+          </w:tcPr>
+          <w:p>
+            <w:pPr>
+              <w:spacing w:before="0" w:after="20" w:line="240" w:lineRule="auto"/>
+            </w:pPr>
+            <w:r>
+              <w:rPr>
+                <w:rFonts w:ascii="Times New Roman" w:hAnsi="Times New Roman" w:eastAsia="Times New Roman"/>
+                <w:sz w:val="20"/>
               </w:rPr>
               <w:t>MVP</w:t>
             </w:r>
@@ -2393,23 +1980,16 @@
         </w:tc>
         <w:tc>
           <w:tcPr>
-            <w:tcW w:w="1862" w:type="dxa"/>
-            <w:vAlign w:val="top"/>
-            <w:tcMar>
-              <w:top w:w="80" w:type="dxa"/>
-              <w:start w:w="100" w:type="dxa"/>
-              <w:bottom w:w="80" w:type="dxa"/>
-              <w:end w:w="100" w:type="dxa"/>
-            </w:tcMar>
-          </w:tcPr>
-          <w:p>
-            <w:pPr>
-              <w:spacing w:before="0" w:after="40" w:line="240" w:lineRule="auto"/>
-            </w:pPr>
-            <w:r>
-              <w:rPr>
-                <w:rFonts w:ascii="Times New Roman" w:hAnsi="Times New Roman" w:eastAsia="Times New Roman"/>
-                <w:sz w:val="19"/>
+            <w:tcW w:w="2172" w:type="dxa"/>
+          </w:tcPr>
+          <w:p>
+            <w:pPr>
+              <w:spacing w:before="0" w:after="20" w:line="240" w:lineRule="auto"/>
+            </w:pPr>
+            <w:r>
+              <w:rPr>
+                <w:rFonts w:ascii="Times New Roman" w:hAnsi="Times New Roman" w:eastAsia="Times New Roman"/>
+                <w:sz w:val="20"/>
               </w:rPr>
               <w:t>go test ./...; typed outcome; PASS on source head</w:t>
             </w:r>
@@ -2417,23 +1997,16 @@
         </w:tc>
         <w:tc>
           <w:tcPr>
-            <w:tcW w:w="1568" w:type="dxa"/>
-            <w:vAlign w:val="top"/>
-            <w:tcMar>
-              <w:top w:w="80" w:type="dxa"/>
-              <w:start w:w="100" w:type="dxa"/>
-              <w:bottom w:w="80" w:type="dxa"/>
-              <w:end w:w="100" w:type="dxa"/>
-            </w:tcMar>
-          </w:tcPr>
-          <w:p>
-            <w:pPr>
-              <w:spacing w:before="0" w:after="40" w:line="240" w:lineRule="auto"/>
-            </w:pPr>
-            <w:r>
-              <w:rPr>
-                <w:rFonts w:ascii="Times New Roman" w:hAnsi="Times New Roman" w:eastAsia="Times New Roman"/>
-                <w:sz w:val="19"/>
+            <w:tcW w:w="1670" w:type="dxa"/>
+          </w:tcPr>
+          <w:p>
+            <w:pPr>
+              <w:spacing w:before="0" w:after="20" w:line="240" w:lineRule="auto"/>
+            </w:pPr>
+            <w:r>
+              <w:rPr>
+                <w:rFonts w:ascii="Times New Roman" w:hAnsi="Times New Roman" w:eastAsia="Times New Roman"/>
+                <w:sz w:val="20"/>
               </w:rPr>
               <w:t>implemented</w:t>
             </w:r>
@@ -2447,23 +2020,16 @@
         </w:trPr>
         <w:tc>
           <w:tcPr>
-            <w:tcW w:w="1176" w:type="dxa"/>
-            <w:vAlign w:val="top"/>
-            <w:tcMar>
-              <w:top w:w="80" w:type="dxa"/>
-              <w:start w:w="100" w:type="dxa"/>
-              <w:bottom w:w="80" w:type="dxa"/>
-              <w:end w:w="100" w:type="dxa"/>
-            </w:tcMar>
-          </w:tcPr>
-          <w:p>
-            <w:pPr>
-              <w:spacing w:before="0" w:after="40" w:line="240" w:lineRule="auto"/>
-            </w:pPr>
-            <w:r>
-              <w:rPr>
-                <w:rFonts w:ascii="Times New Roman" w:hAnsi="Times New Roman" w:eastAsia="Times New Roman"/>
-                <w:sz w:val="19"/>
+            <w:tcW w:w="1086" w:type="dxa"/>
+          </w:tcPr>
+          <w:p>
+            <w:pPr>
+              <w:spacing w:before="0" w:after="20" w:line="240" w:lineRule="auto"/>
+            </w:pPr>
+            <w:r>
+              <w:rPr>
+                <w:rFonts w:ascii="Times New Roman" w:hAnsi="Times New Roman" w:eastAsia="Times New Roman"/>
+                <w:sz w:val="20"/>
               </w:rPr>
               <w:t>FR-2</w:t>
             </w:r>
@@ -2471,23 +2037,16 @@
         </w:tc>
         <w:tc>
           <w:tcPr>
-            <w:tcW w:w="1764" w:type="dxa"/>
-            <w:vAlign w:val="top"/>
-            <w:tcMar>
-              <w:top w:w="80" w:type="dxa"/>
-              <w:start w:w="100" w:type="dxa"/>
-              <w:bottom w:w="80" w:type="dxa"/>
-              <w:end w:w="100" w:type="dxa"/>
-            </w:tcMar>
-          </w:tcPr>
-          <w:p>
-            <w:pPr>
-              <w:spacing w:before="0" w:after="40" w:line="240" w:lineRule="auto"/>
-            </w:pPr>
-            <w:r>
-              <w:rPr>
-                <w:rFonts w:ascii="Times New Roman" w:hAnsi="Times New Roman" w:eastAsia="Times New Roman"/>
-                <w:sz w:val="19"/>
+            <w:tcW w:w="1670" w:type="dxa"/>
+          </w:tcPr>
+          <w:p>
+            <w:pPr>
+              <w:spacing w:before="0" w:after="20" w:line="240" w:lineRule="auto"/>
+            </w:pPr>
+            <w:r>
+              <w:rPr>
+                <w:rFonts w:ascii="Times New Roman" w:hAnsi="Times New Roman" w:eastAsia="Times New Roman"/>
+                <w:sz w:val="20"/>
               </w:rPr>
               <w:t>One canonical lowercase-UUID handoff with Service/Order/Context and matching markers</w:t>
             </w:r>
@@ -2495,23 +2054,16 @@
         </w:tc>
         <w:tc>
           <w:tcPr>
-            <w:tcW w:w="1764" w:type="dxa"/>
-            <w:vAlign w:val="top"/>
-            <w:tcMar>
-              <w:top w:w="80" w:type="dxa"/>
-              <w:start w:w="100" w:type="dxa"/>
-              <w:bottom w:w="80" w:type="dxa"/>
-              <w:end w:w="100" w:type="dxa"/>
-            </w:tcMar>
-          </w:tcPr>
-          <w:p>
-            <w:pPr>
-              <w:spacing w:before="0" w:after="40" w:line="240" w:lineRule="auto"/>
-            </w:pPr>
-            <w:r>
-              <w:rPr>
-                <w:rFonts w:ascii="Times New Roman" w:hAnsi="Times New Roman" w:eastAsia="Times New Roman"/>
-                <w:sz w:val="19"/>
+            <w:tcW w:w="1670" w:type="dxa"/>
+          </w:tcPr>
+          <w:p>
+            <w:pPr>
+              <w:spacing w:before="0" w:after="20" w:line="240" w:lineRule="auto"/>
+            </w:pPr>
+            <w:r>
+              <w:rPr>
+                <w:rFonts w:ascii="Times New Roman" w:hAnsi="Times New Roman" w:eastAsia="Times New Roman"/>
+                <w:sz w:val="20"/>
               </w:rPr>
               <w:t>requirements.md FR-2; BP004/T013</w:t>
             </w:r>
@@ -2519,23 +2071,16 @@
         </w:tc>
         <w:tc>
           <w:tcPr>
-            <w:tcW w:w="1666" w:type="dxa"/>
-            <w:vAlign w:val="top"/>
-            <w:tcMar>
-              <w:top w:w="80" w:type="dxa"/>
-              <w:start w:w="100" w:type="dxa"/>
-              <w:bottom w:w="80" w:type="dxa"/>
-              <w:end w:w="100" w:type="dxa"/>
-            </w:tcMar>
-          </w:tcPr>
-          <w:p>
-            <w:pPr>
-              <w:spacing w:before="0" w:after="40" w:line="240" w:lineRule="auto"/>
-            </w:pPr>
-            <w:r>
-              <w:rPr>
-                <w:rFonts w:ascii="Times New Roman" w:hAnsi="Times New Roman" w:eastAsia="Times New Roman"/>
-                <w:sz w:val="19"/>
+            <w:tcW w:w="1086" w:type="dxa"/>
+          </w:tcPr>
+          <w:p>
+            <w:pPr>
+              <w:spacing w:before="0" w:after="20" w:line="240" w:lineRule="auto"/>
+            </w:pPr>
+            <w:r>
+              <w:rPr>
+                <w:rFonts w:ascii="Times New Roman" w:hAnsi="Times New Roman" w:eastAsia="Times New Roman"/>
+                <w:sz w:val="20"/>
               </w:rPr>
               <w:t>MVP</w:t>
             </w:r>
@@ -2543,23 +2088,16 @@
         </w:tc>
         <w:tc>
           <w:tcPr>
-            <w:tcW w:w="1862" w:type="dxa"/>
-            <w:vAlign w:val="top"/>
-            <w:tcMar>
-              <w:top w:w="80" w:type="dxa"/>
-              <w:start w:w="100" w:type="dxa"/>
-              <w:bottom w:w="80" w:type="dxa"/>
-              <w:end w:w="100" w:type="dxa"/>
-            </w:tcMar>
-          </w:tcPr>
-          <w:p>
-            <w:pPr>
-              <w:spacing w:before="0" w:after="40" w:line="240" w:lineRule="auto"/>
-            </w:pPr>
-            <w:r>
-              <w:rPr>
-                <w:rFonts w:ascii="Times New Roman" w:hAnsi="Times New Roman" w:eastAsia="Times New Roman"/>
-                <w:sz w:val="19"/>
+            <w:tcW w:w="2172" w:type="dxa"/>
+          </w:tcPr>
+          <w:p>
+            <w:pPr>
+              <w:spacing w:before="0" w:after="20" w:line="240" w:lineRule="auto"/>
+            </w:pPr>
+            <w:r>
+              <w:rPr>
+                <w:rFonts w:ascii="Times New Roman" w:hAnsi="Times New Roman" w:eastAsia="Times New Roman"/>
+                <w:sz w:val="20"/>
               </w:rPr>
               <w:t>readback regression suite; PASS</w:t>
             </w:r>
@@ -2567,23 +2105,16 @@
         </w:tc>
         <w:tc>
           <w:tcPr>
-            <w:tcW w:w="1568" w:type="dxa"/>
-            <w:vAlign w:val="top"/>
-            <w:tcMar>
-              <w:top w:w="80" w:type="dxa"/>
-              <w:start w:w="100" w:type="dxa"/>
-              <w:bottom w:w="80" w:type="dxa"/>
-              <w:end w:w="100" w:type="dxa"/>
-            </w:tcMar>
-          </w:tcPr>
-          <w:p>
-            <w:pPr>
-              <w:spacing w:before="0" w:after="40" w:line="240" w:lineRule="auto"/>
-            </w:pPr>
-            <w:r>
-              <w:rPr>
-                <w:rFonts w:ascii="Times New Roman" w:hAnsi="Times New Roman" w:eastAsia="Times New Roman"/>
-                <w:sz w:val="19"/>
+            <w:tcW w:w="1670" w:type="dxa"/>
+          </w:tcPr>
+          <w:p>
+            <w:pPr>
+              <w:spacing w:before="0" w:after="20" w:line="240" w:lineRule="auto"/>
+            </w:pPr>
+            <w:r>
+              <w:rPr>
+                <w:rFonts w:ascii="Times New Roman" w:hAnsi="Times New Roman" w:eastAsia="Times New Roman"/>
+                <w:sz w:val="20"/>
               </w:rPr>
               <w:t>implemented</w:t>
             </w:r>
@@ -2597,23 +2128,16 @@
         </w:trPr>
         <w:tc>
           <w:tcPr>
-            <w:tcW w:w="1176" w:type="dxa"/>
-            <w:vAlign w:val="top"/>
-            <w:tcMar>
-              <w:top w:w="80" w:type="dxa"/>
-              <w:start w:w="100" w:type="dxa"/>
-              <w:bottom w:w="80" w:type="dxa"/>
-              <w:end w:w="100" w:type="dxa"/>
-            </w:tcMar>
-          </w:tcPr>
-          <w:p>
-            <w:pPr>
-              <w:spacing w:before="0" w:after="40" w:line="240" w:lineRule="auto"/>
-            </w:pPr>
-            <w:r>
-              <w:rPr>
-                <w:rFonts w:ascii="Times New Roman" w:hAnsi="Times New Roman" w:eastAsia="Times New Roman"/>
-                <w:sz w:val="19"/>
+            <w:tcW w:w="1086" w:type="dxa"/>
+          </w:tcPr>
+          <w:p>
+            <w:pPr>
+              <w:spacing w:before="0" w:after="20" w:line="240" w:lineRule="auto"/>
+            </w:pPr>
+            <w:r>
+              <w:rPr>
+                <w:rFonts w:ascii="Times New Roman" w:hAnsi="Times New Roman" w:eastAsia="Times New Roman"/>
+                <w:sz w:val="20"/>
               </w:rPr>
               <w:t>NFR-2</w:t>
             </w:r>
@@ -2621,23 +2145,16 @@
         </w:tc>
         <w:tc>
           <w:tcPr>
-            <w:tcW w:w="1764" w:type="dxa"/>
-            <w:vAlign w:val="top"/>
-            <w:tcMar>
-              <w:top w:w="80" w:type="dxa"/>
-              <w:start w:w="100" w:type="dxa"/>
-              <w:bottom w:w="80" w:type="dxa"/>
-              <w:end w:w="100" w:type="dxa"/>
-            </w:tcMar>
-          </w:tcPr>
-          <w:p>
-            <w:pPr>
-              <w:spacing w:before="0" w:after="40" w:line="240" w:lineRule="auto"/>
-            </w:pPr>
-            <w:r>
-              <w:rPr>
-                <w:rFonts w:ascii="Times New Roman" w:hAnsi="Times New Roman" w:eastAsia="Times New Roman"/>
-                <w:sz w:val="19"/>
+            <w:tcW w:w="1670" w:type="dxa"/>
+          </w:tcPr>
+          <w:p>
+            <w:pPr>
+              <w:spacing w:before="0" w:after="20" w:line="240" w:lineRule="auto"/>
+            </w:pPr>
+            <w:r>
+              <w:rPr>
+                <w:rFonts w:ascii="Times New Roman" w:hAnsi="Times New Roman" w:eastAsia="Times New Roman"/>
+                <w:sz w:val="20"/>
               </w:rPr>
               <w:t>JCS escaped configured projection ≤32KiB; rendered block ≤36KiB</w:t>
             </w:r>
@@ -2645,23 +2162,16 @@
         </w:tc>
         <w:tc>
           <w:tcPr>
-            <w:tcW w:w="1764" w:type="dxa"/>
-            <w:vAlign w:val="top"/>
-            <w:tcMar>
-              <w:top w:w="80" w:type="dxa"/>
-              <w:start w:w="100" w:type="dxa"/>
-              <w:bottom w:w="80" w:type="dxa"/>
-              <w:end w:w="100" w:type="dxa"/>
-            </w:tcMar>
-          </w:tcPr>
-          <w:p>
-            <w:pPr>
-              <w:spacing w:before="0" w:after="40" w:line="240" w:lineRule="auto"/>
-            </w:pPr>
-            <w:r>
-              <w:rPr>
-                <w:rFonts w:ascii="Times New Roman" w:hAnsi="Times New Roman" w:eastAsia="Times New Roman"/>
-                <w:sz w:val="19"/>
+            <w:tcW w:w="1670" w:type="dxa"/>
+          </w:tcPr>
+          <w:p>
+            <w:pPr>
+              <w:spacing w:before="0" w:after="20" w:line="240" w:lineRule="auto"/>
+            </w:pPr>
+            <w:r>
+              <w:rPr>
+                <w:rFonts w:ascii="Times New Roman" w:hAnsi="Times New Roman" w:eastAsia="Times New Roman"/>
+                <w:sz w:val="20"/>
               </w:rPr>
               <w:t>requirements.md NFR-2</w:t>
             </w:r>
@@ -2669,23 +2179,16 @@
         </w:tc>
         <w:tc>
           <w:tcPr>
-            <w:tcW w:w="1666" w:type="dxa"/>
-            <w:vAlign w:val="top"/>
-            <w:tcMar>
-              <w:top w:w="80" w:type="dxa"/>
-              <w:start w:w="100" w:type="dxa"/>
-              <w:bottom w:w="80" w:type="dxa"/>
-              <w:end w:w="100" w:type="dxa"/>
-            </w:tcMar>
-          </w:tcPr>
-          <w:p>
-            <w:pPr>
-              <w:spacing w:before="0" w:after="40" w:line="240" w:lineRule="auto"/>
-            </w:pPr>
-            <w:r>
-              <w:rPr>
-                <w:rFonts w:ascii="Times New Roman" w:hAnsi="Times New Roman" w:eastAsia="Times New Roman"/>
-                <w:sz w:val="19"/>
+            <w:tcW w:w="1086" w:type="dxa"/>
+          </w:tcPr>
+          <w:p>
+            <w:pPr>
+              <w:spacing w:before="0" w:after="20" w:line="240" w:lineRule="auto"/>
+            </w:pPr>
+            <w:r>
+              <w:rPr>
+                <w:rFonts w:ascii="Times New Roman" w:hAnsi="Times New Roman" w:eastAsia="Times New Roman"/>
+                <w:sz w:val="20"/>
               </w:rPr>
               <w:t>MVP</w:t>
             </w:r>
@@ -2693,23 +2196,16 @@
         </w:tc>
         <w:tc>
           <w:tcPr>
-            <w:tcW w:w="1862" w:type="dxa"/>
-            <w:vAlign w:val="top"/>
-            <w:tcMar>
-              <w:top w:w="80" w:type="dxa"/>
-              <w:start w:w="100" w:type="dxa"/>
-              <w:bottom w:w="80" w:type="dxa"/>
-              <w:end w:w="100" w:type="dxa"/>
-            </w:tcMar>
-          </w:tcPr>
-          <w:p>
-            <w:pPr>
-              <w:spacing w:before="0" w:after="40" w:line="240" w:lineRule="auto"/>
-            </w:pPr>
-            <w:r>
-              <w:rPr>
-                <w:rFonts w:ascii="Times New Roman" w:hAnsi="Times New Roman" w:eastAsia="Times New Roman"/>
-                <w:sz w:val="19"/>
+            <w:tcW w:w="2172" w:type="dxa"/>
+          </w:tcPr>
+          <w:p>
+            <w:pPr>
+              <w:spacing w:before="0" w:after="20" w:line="240" w:lineRule="auto"/>
+            </w:pPr>
+            <w:r>
+              <w:rPr>
+                <w:rFonts w:ascii="Times New Roman" w:hAnsi="Times New Roman" w:eastAsia="Times New Roman"/>
+                <w:sz w:val="20"/>
               </w:rPr>
               <w:t>quote-heavy boundary test; PASS</w:t>
             </w:r>
@@ -2717,23 +2213,16 @@
         </w:tc>
         <w:tc>
           <w:tcPr>
-            <w:tcW w:w="1568" w:type="dxa"/>
-            <w:vAlign w:val="top"/>
-            <w:tcMar>
-              <w:top w:w="80" w:type="dxa"/>
-              <w:start w:w="100" w:type="dxa"/>
-              <w:bottom w:w="80" w:type="dxa"/>
-              <w:end w:w="100" w:type="dxa"/>
-            </w:tcMar>
-          </w:tcPr>
-          <w:p>
-            <w:pPr>
-              <w:spacing w:before="0" w:after="40" w:line="240" w:lineRule="auto"/>
-            </w:pPr>
-            <w:r>
-              <w:rPr>
-                <w:rFonts w:ascii="Times New Roman" w:hAnsi="Times New Roman" w:eastAsia="Times New Roman"/>
-                <w:sz w:val="19"/>
+            <w:tcW w:w="1670" w:type="dxa"/>
+          </w:tcPr>
+          <w:p>
+            <w:pPr>
+              <w:spacing w:before="0" w:after="20" w:line="240" w:lineRule="auto"/>
+            </w:pPr>
+            <w:r>
+              <w:rPr>
+                <w:rFonts w:ascii="Times New Roman" w:hAnsi="Times New Roman" w:eastAsia="Times New Roman"/>
+                <w:sz w:val="20"/>
               </w:rPr>
               <w:t>implemented</w:t>
             </w:r>
@@ -2841,19 +2330,11 @@
     <w:tbl>
       <w:tblPr>
         <w:tblStyle w:val="af4"/>
-        <w:tblW w:w="10000" w:type="pct"/>
+        <w:tblW w:w="0" w:type="auto"/>
         <w:jc w:val="center"/>
         <w:tblLayout w:type="fixed"/>
         <w:tblLook w:val="04A0" w:firstRow="1" w:lastRow="0" w:firstColumn="1" w:lastColumn="0" w:noHBand="0" w:noVBand="1"/>
         <w:tblCaption w:val="4"/>
-        <w:tblBorders>
-          <w:top w:val="single" w:sz="4" w:space="0" w:color="B7C3D0"/>
-          <w:left w:val="single" w:sz="4" w:space="0" w:color="B7C3D0"/>
-          <w:bottom w:val="single" w:sz="4" w:space="0" w:color="B7C3D0"/>
-          <w:right w:val="single" w:sz="4" w:space="0" w:color="B7C3D0"/>
-          <w:insideH w:val="single" w:sz="4" w:space="0" w:color="B7C3D0"/>
-          <w:insideV w:val="single" w:sz="4" w:space="0" w:color="B7C3D0"/>
-        </w:tblBorders>
       </w:tblPr>
       <w:tblGrid>
         <w:gridCol w:w="3378"/>
@@ -2868,28 +2349,21 @@
         </w:trPr>
         <w:tc>
           <w:tcPr>
-            <w:tcW w:w="2450" w:type="dxa"/>
-            <w:shd w:val="clear" w:color="auto" w:fill="D9EAF7"/>
-            <w:vAlign w:val="top"/>
-            <w:tcMar>
-              <w:top w:w="80" w:type="dxa"/>
-              <w:start w:w="100" w:type="dxa"/>
-              <w:bottom w:w="80" w:type="dxa"/>
-              <w:end w:w="100" w:type="dxa"/>
-            </w:tcMar>
+            <w:tcW w:w="3378" w:type="dxa"/>
+            <w:shd w:val="clear" w:color="auto" w:fill="F2F2F2"/>
           </w:tcPr>
           <w:p>
             <w:pPr>
               <w:pStyle w:val="ae"/>
               <w:keepNext/>
-              <w:spacing w:before="0" w:after="40" w:line="240" w:lineRule="auto"/>
-              <w:jc w:val="center"/>
+              <w:spacing w:before="0" w:after="20" w:line="240" w:lineRule="auto"/>
+              <w:jc w:val="left"/>
             </w:pPr>
             <w:r>
               <w:rPr>
                 <w:rFonts w:ascii="Times New Roman" w:hAnsi="Times New Roman" w:eastAsia="Times New Roman"/>
                 <w:b/>
-                <w:sz w:val="20"/>
+                <w:sz w:val="21"/>
               </w:rPr>
               <w:t>Замечание и объект рассмотрения</w:t>
             </w:r>
@@ -2897,28 +2371,21 @@
         </w:tc>
         <w:tc>
           <w:tcPr>
-            <w:tcW w:w="3920" w:type="dxa"/>
-            <w:shd w:val="clear" w:color="auto" w:fill="D9EAF7"/>
-            <w:vAlign w:val="top"/>
-            <w:tcMar>
-              <w:top w:w="80" w:type="dxa"/>
-              <w:start w:w="100" w:type="dxa"/>
-              <w:bottom w:w="80" w:type="dxa"/>
-              <w:end w:w="100" w:type="dxa"/>
-            </w:tcMar>
+            <w:tcW w:w="2598" w:type="dxa"/>
+            <w:shd w:val="clear" w:color="auto" w:fill="F2F2F2"/>
           </w:tcPr>
           <w:p>
             <w:pPr>
               <w:pStyle w:val="ae"/>
               <w:keepNext/>
-              <w:spacing w:before="0" w:after="40" w:line="240" w:lineRule="auto"/>
-              <w:jc w:val="center"/>
+              <w:spacing w:before="0" w:after="20" w:line="240" w:lineRule="auto"/>
+              <w:jc w:val="left"/>
             </w:pPr>
             <w:r>
               <w:rPr>
                 <w:rFonts w:ascii="Times New Roman" w:hAnsi="Times New Roman" w:eastAsia="Times New Roman"/>
                 <w:b/>
-                <w:sz w:val="20"/>
+                <w:sz w:val="21"/>
               </w:rPr>
               <w:t>Решение и обоснование</w:t>
             </w:r>
@@ -2926,28 +2393,21 @@
         </w:tc>
         <w:tc>
           <w:tcPr>
-            <w:tcW w:w="3430" w:type="dxa"/>
-            <w:shd w:val="clear" w:color="auto" w:fill="D9EAF7"/>
-            <w:vAlign w:val="top"/>
-            <w:tcMar>
-              <w:top w:w="80" w:type="dxa"/>
-              <w:start w:w="100" w:type="dxa"/>
-              <w:bottom w:w="80" w:type="dxa"/>
-              <w:end w:w="100" w:type="dxa"/>
-            </w:tcMar>
+            <w:tcW w:w="3378" w:type="dxa"/>
+            <w:shd w:val="clear" w:color="auto" w:fill="F2F2F2"/>
           </w:tcPr>
           <w:p>
             <w:pPr>
               <w:pStyle w:val="ae"/>
               <w:keepNext/>
-              <w:spacing w:before="0" w:after="40" w:line="240" w:lineRule="auto"/>
-              <w:jc w:val="center"/>
+              <w:spacing w:before="0" w:after="20" w:line="240" w:lineRule="auto"/>
+              <w:jc w:val="left"/>
             </w:pPr>
             <w:r>
               <w:rPr>
                 <w:rFonts w:ascii="Times New Roman" w:hAnsi="Times New Roman" w:eastAsia="Times New Roman"/>
                 <w:b/>
-                <w:sz w:val="20"/>
+                <w:sz w:val="21"/>
               </w:rPr>
               <w:t>Изменение и подтверждение</w:t>
             </w:r>
@@ -2961,18 +2421,11 @@
         </w:trPr>
         <w:tc>
           <w:tcPr>
-            <w:tcW w:w="2450" w:type="dxa"/>
-            <w:vAlign w:val="top"/>
-            <w:tcMar>
-              <w:top w:w="80" w:type="dxa"/>
-              <w:start w:w="100" w:type="dxa"/>
-              <w:bottom w:w="80" w:type="dxa"/>
-              <w:end w:w="100" w:type="dxa"/>
-            </w:tcMar>
-          </w:tcPr>
-          <w:p>
-            <w:pPr>
-              <w:spacing w:before="0" w:after="40" w:line="240" w:lineRule="auto"/>
+            <w:tcW w:w="3378" w:type="dxa"/>
+          </w:tcPr>
+          <w:p>
+            <w:pPr>
+              <w:spacing w:before="0" w:after="20" w:line="240" w:lineRule="auto"/>
             </w:pPr>
             <w:r>
               <w:rPr>
@@ -2985,18 +2438,11 @@
         </w:tc>
         <w:tc>
           <w:tcPr>
-            <w:tcW w:w="3920" w:type="dxa"/>
-            <w:vAlign w:val="top"/>
-            <w:tcMar>
-              <w:top w:w="80" w:type="dxa"/>
-              <w:start w:w="100" w:type="dxa"/>
-              <w:bottom w:w="80" w:type="dxa"/>
-              <w:end w:w="100" w:type="dxa"/>
-            </w:tcMar>
-          </w:tcPr>
-          <w:p>
-            <w:pPr>
-              <w:spacing w:before="0" w:after="40" w:line="240" w:lineRule="auto"/>
+            <w:tcW w:w="2598" w:type="dxa"/>
+          </w:tcPr>
+          <w:p>
+            <w:pPr>
+              <w:spacing w:before="0" w:after="20" w:line="240" w:lineRule="auto"/>
             </w:pPr>
             <w:r>
               <w:rPr>
@@ -3009,18 +2455,11 @@
         </w:tc>
         <w:tc>
           <w:tcPr>
-            <w:tcW w:w="3430" w:type="dxa"/>
-            <w:vAlign w:val="top"/>
-            <w:tcMar>
-              <w:top w:w="80" w:type="dxa"/>
-              <w:start w:w="100" w:type="dxa"/>
-              <w:bottom w:w="80" w:type="dxa"/>
-              <w:end w:w="100" w:type="dxa"/>
-            </w:tcMar>
-          </w:tcPr>
-          <w:p>
-            <w:pPr>
-              <w:spacing w:before="0" w:after="40" w:line="240" w:lineRule="auto"/>
+            <w:tcW w:w="3378" w:type="dxa"/>
+          </w:tcPr>
+          <w:p>
+            <w:pPr>
+              <w:spacing w:before="0" w:after="20" w:line="240" w:lineRule="auto"/>
             </w:pPr>
             <w:r>
               <w:rPr>
@@ -3039,18 +2478,11 @@
         </w:trPr>
         <w:tc>
           <w:tcPr>
-            <w:tcW w:w="2450" w:type="dxa"/>
-            <w:vAlign w:val="top"/>
-            <w:tcMar>
-              <w:top w:w="80" w:type="dxa"/>
-              <w:start w:w="100" w:type="dxa"/>
-              <w:bottom w:w="80" w:type="dxa"/>
-              <w:end w:w="100" w:type="dxa"/>
-            </w:tcMar>
-          </w:tcPr>
-          <w:p>
-            <w:pPr>
-              <w:spacing w:before="0" w:after="40" w:line="240" w:lineRule="auto"/>
+            <w:tcW w:w="3378" w:type="dxa"/>
+          </w:tcPr>
+          <w:p>
+            <w:pPr>
+              <w:spacing w:before="0" w:after="20" w:line="240" w:lineRule="auto"/>
             </w:pPr>
             <w:r>
               <w:rPr>
@@ -3063,18 +2495,11 @@
         </w:tc>
         <w:tc>
           <w:tcPr>
-            <w:tcW w:w="3920" w:type="dxa"/>
-            <w:vAlign w:val="top"/>
-            <w:tcMar>
-              <w:top w:w="80" w:type="dxa"/>
-              <w:start w:w="100" w:type="dxa"/>
-              <w:bottom w:w="80" w:type="dxa"/>
-              <w:end w:w="100" w:type="dxa"/>
-            </w:tcMar>
-          </w:tcPr>
-          <w:p>
-            <w:pPr>
-              <w:spacing w:before="0" w:after="40" w:line="240" w:lineRule="auto"/>
+            <w:tcW w:w="2598" w:type="dxa"/>
+          </w:tcPr>
+          <w:p>
+            <w:pPr>
+              <w:spacing w:before="0" w:after="20" w:line="240" w:lineRule="auto"/>
             </w:pPr>
             <w:r>
               <w:rPr>
@@ -3087,18 +2512,11 @@
         </w:tc>
         <w:tc>
           <w:tcPr>
-            <w:tcW w:w="3430" w:type="dxa"/>
-            <w:vAlign w:val="top"/>
-            <w:tcMar>
-              <w:top w:w="80" w:type="dxa"/>
-              <w:start w:w="100" w:type="dxa"/>
-              <w:bottom w:w="80" w:type="dxa"/>
-              <w:end w:w="100" w:type="dxa"/>
-            </w:tcMar>
-          </w:tcPr>
-          <w:p>
-            <w:pPr>
-              <w:spacing w:before="0" w:after="40" w:line="240" w:lineRule="auto"/>
+            <w:tcW w:w="3378" w:type="dxa"/>
+          </w:tcPr>
+          <w:p>
+            <w:pPr>
+              <w:spacing w:before="0" w:after="20" w:line="240" w:lineRule="auto"/>
             </w:pPr>
             <w:r>
               <w:rPr>
@@ -3129,17 +2547,9 @@
     </w:p>
     <w:tbl>
       <w:tblPr>
-        <w:tblW w:type="pct" w:w="10000"/>
-        <w:tblLayout w:type="fixed"/>
+        <w:tblW w:type="dxa" w:w="9000"/>
+        <w:tblLayout w:type="autofit"/>
         <w:tblLook w:firstColumn="1" w:firstRow="1" w:lastColumn="0" w:lastRow="0" w:noHBand="0" w:noVBand="1" w:val="04A0"/>
-        <w:tblBorders>
-          <w:top w:val="single" w:sz="4" w:space="0" w:color="B7C3D0"/>
-          <w:left w:val="single" w:sz="4" w:space="0" w:color="B7C3D0"/>
-          <w:bottom w:val="single" w:sz="4" w:space="0" w:color="B7C3D0"/>
-          <w:right w:val="single" w:sz="4" w:space="0" w:color="B7C3D0"/>
-          <w:insideH w:val="single" w:sz="4" w:space="0" w:color="B7C3D0"/>
-          <w:insideV w:val="single" w:sz="4" w:space="0" w:color="B7C3D0"/>
-        </w:tblBorders>
       </w:tblPr>
       <w:tblGrid>
         <w:gridCol w:w="9355"/>
@@ -3150,16 +2560,15 @@
             <w:tcW w:type="dxa" w:w="9355"/>
             <w:shd w:fill="EDEDED" w:val="clear"/>
             <w:tcMar>
-              <w:top w:w="140" w:type="dxa"/>
-              <w:start w:w="160" w:type="dxa"/>
-              <w:bottom w:w="140" w:type="dxa"/>
-              <w:end w:w="160" w:type="dxa"/>
+              <w:top w:w="160" w:type="dxa"/>
+              <w:start w:w="180" w:type="dxa"/>
+              <w:bottom w:w="160" w:type="dxa"/>
+              <w:end w:w="180" w:type="dxa"/>
             </w:tcMar>
-            <w:vAlign w:val="center"/>
-          </w:tcPr>
-          <w:p>
-            <w:pPr>
-              <w:spacing w:before="40" w:after="0"/>
+          </w:tcPr>
+          <w:p>
+            <w:pPr>
+              <w:spacing w:before="0" w:after="20" w:line="240" w:lineRule="auto"/>
               <w:jc w:val="center"/>
             </w:pPr>
             <w:r>
@@ -3207,17 +2616,9 @@
     </w:p>
     <w:tbl>
       <w:tblPr>
-        <w:tblW w:type="pct" w:w="10000"/>
-        <w:tblLayout w:type="fixed"/>
+        <w:tblW w:type="dxa" w:w="9000"/>
+        <w:tblLayout w:type="autofit"/>
         <w:tblLook w:firstColumn="1" w:firstRow="1" w:lastColumn="0" w:lastRow="0" w:noHBand="0" w:noVBand="1" w:val="04A0"/>
-        <w:tblBorders>
-          <w:top w:val="single" w:sz="4" w:space="0" w:color="B7C3D0"/>
-          <w:left w:val="single" w:sz="4" w:space="0" w:color="B7C3D0"/>
-          <w:bottom w:val="single" w:sz="4" w:space="0" w:color="B7C3D0"/>
-          <w:right w:val="single" w:sz="4" w:space="0" w:color="B7C3D0"/>
-          <w:insideH w:val="single" w:sz="4" w:space="0" w:color="B7C3D0"/>
-          <w:insideV w:val="single" w:sz="4" w:space="0" w:color="B7C3D0"/>
-        </w:tblBorders>
       </w:tblPr>
       <w:tblGrid>
         <w:gridCol w:w="9355"/>
@@ -3228,16 +2629,15 @@
             <w:tcW w:type="dxa" w:w="9355"/>
             <w:shd w:fill="EDEDED" w:val="clear"/>
             <w:tcMar>
-              <w:top w:w="140" w:type="dxa"/>
-              <w:start w:w="160" w:type="dxa"/>
-              <w:bottom w:w="140" w:type="dxa"/>
-              <w:end w:w="160" w:type="dxa"/>
+              <w:top w:w="160" w:type="dxa"/>
+              <w:start w:w="180" w:type="dxa"/>
+              <w:bottom w:w="160" w:type="dxa"/>
+              <w:end w:w="180" w:type="dxa"/>
             </w:tcMar>
-            <w:vAlign w:val="center"/>
-          </w:tcPr>
-          <w:p>
-            <w:pPr>
-              <w:spacing w:before="40" w:after="0"/>
+          </w:tcPr>
+          <w:p>
+            <w:pPr>
+              <w:spacing w:before="0" w:after="20" w:line="240" w:lineRule="auto"/>
               <w:jc w:val="center"/>
             </w:pPr>
             <w:r>
@@ -3267,19 +2667,11 @@
     <w:tbl>
       <w:tblPr>
         <w:tblStyle w:val="af4"/>
-        <w:tblW w:w="10000" w:type="pct"/>
+        <w:tblW w:w="0" w:type="auto"/>
         <w:jc w:val="center"/>
         <w:tblLayout w:type="fixed"/>
         <w:tblLook w:val="04A0" w:firstRow="1" w:lastRow="0" w:firstColumn="1" w:lastColumn="0" w:noHBand="0" w:noVBand="1"/>
         <w:tblCaption w:val="5"/>
-        <w:tblBorders>
-          <w:top w:val="single" w:sz="4" w:space="0" w:color="B7C3D0"/>
-          <w:left w:val="single" w:sz="4" w:space="0" w:color="B7C3D0"/>
-          <w:bottom w:val="single" w:sz="4" w:space="0" w:color="B7C3D0"/>
-          <w:right w:val="single" w:sz="4" w:space="0" w:color="B7C3D0"/>
-          <w:insideH w:val="single" w:sz="4" w:space="0" w:color="B7C3D0"/>
-          <w:insideV w:val="single" w:sz="4" w:space="0" w:color="B7C3D0"/>
-        </w:tblBorders>
       </w:tblPr>
       <w:tblGrid>
         <w:gridCol w:w="1765"/>
@@ -3296,28 +2688,21 @@
         </w:trPr>
         <w:tc>
           <w:tcPr>
-            <w:tcW w:w="1666" w:type="dxa"/>
-            <w:shd w:val="clear" w:color="auto" w:fill="D9EAF7"/>
-            <w:vAlign w:val="top"/>
-            <w:tcMar>
-              <w:top w:w="80" w:type="dxa"/>
-              <w:start w:w="100" w:type="dxa"/>
-              <w:bottom w:w="80" w:type="dxa"/>
-              <w:end w:w="100" w:type="dxa"/>
-            </w:tcMar>
+            <w:tcW w:w="1765" w:type="dxa"/>
+            <w:shd w:val="clear" w:color="auto" w:fill="F2F2F2"/>
           </w:tcPr>
           <w:p>
             <w:pPr>
               <w:pStyle w:val="ae"/>
               <w:keepNext/>
-              <w:spacing w:before="0" w:after="40" w:line="240" w:lineRule="auto"/>
-              <w:jc w:val="center"/>
+              <w:spacing w:before="0" w:after="20" w:line="240" w:lineRule="auto"/>
+              <w:jc w:val="left"/>
             </w:pPr>
             <w:r>
               <w:rPr>
                 <w:rFonts w:ascii="Times New Roman" w:hAnsi="Times New Roman" w:eastAsia="Times New Roman"/>
                 <w:b/>
-                <w:sz w:val="19"/>
+                <w:sz w:val="21"/>
               </w:rPr>
               <w:t>Предмет проверки</w:t>
             </w:r>
@@ -3325,28 +2710,21 @@
         </w:tc>
         <w:tc>
           <w:tcPr>
-            <w:tcW w:w="1960" w:type="dxa"/>
-            <w:shd w:val="clear" w:color="auto" w:fill="D9EAF7"/>
-            <w:vAlign w:val="top"/>
-            <w:tcMar>
-              <w:top w:w="80" w:type="dxa"/>
-              <w:start w:w="100" w:type="dxa"/>
-              <w:bottom w:w="80" w:type="dxa"/>
-              <w:end w:w="100" w:type="dxa"/>
-            </w:tcMar>
+            <w:tcW w:w="1765" w:type="dxa"/>
+            <w:shd w:val="clear" w:color="auto" w:fill="F2F2F2"/>
           </w:tcPr>
           <w:p>
             <w:pPr>
               <w:pStyle w:val="ae"/>
               <w:keepNext/>
-              <w:spacing w:before="0" w:after="40" w:line="240" w:lineRule="auto"/>
-              <w:jc w:val="center"/>
+              <w:spacing w:before="0" w:after="20" w:line="240" w:lineRule="auto"/>
+              <w:jc w:val="left"/>
             </w:pPr>
             <w:r>
               <w:rPr>
                 <w:rFonts w:ascii="Times New Roman" w:hAnsi="Times New Roman" w:eastAsia="Times New Roman"/>
                 <w:b/>
-                <w:sz w:val="19"/>
+                <w:sz w:val="21"/>
               </w:rPr>
               <w:t>Способ и условия</w:t>
             </w:r>
@@ -3354,28 +2732,21 @@
         </w:tc>
         <w:tc>
           <w:tcPr>
-            <w:tcW w:w="2352" w:type="dxa"/>
-            <w:shd w:val="clear" w:color="auto" w:fill="D9EAF7"/>
-            <w:vAlign w:val="top"/>
-            <w:tcMar>
-              <w:top w:w="80" w:type="dxa"/>
-              <w:start w:w="100" w:type="dxa"/>
-              <w:bottom w:w="80" w:type="dxa"/>
-              <w:end w:w="100" w:type="dxa"/>
-            </w:tcMar>
+            <w:tcW w:w="1765" w:type="dxa"/>
+            <w:shd w:val="clear" w:color="auto" w:fill="F2F2F2"/>
           </w:tcPr>
           <w:p>
             <w:pPr>
               <w:pStyle w:val="ae"/>
               <w:keepNext/>
-              <w:spacing w:before="0" w:after="40" w:line="240" w:lineRule="auto"/>
-              <w:jc w:val="center"/>
+              <w:spacing w:before="0" w:after="20" w:line="240" w:lineRule="auto"/>
+              <w:jc w:val="left"/>
             </w:pPr>
             <w:r>
               <w:rPr>
                 <w:rFonts w:ascii="Times New Roman" w:hAnsi="Times New Roman" w:eastAsia="Times New Roman"/>
                 <w:b/>
-                <w:sz w:val="19"/>
+                <w:sz w:val="21"/>
               </w:rPr>
               <w:t>Фактический результат</w:t>
             </w:r>
@@ -3383,28 +2754,21 @@
         </w:tc>
         <w:tc>
           <w:tcPr>
-            <w:tcW w:w="1960" w:type="dxa"/>
-            <w:shd w:val="clear" w:color="auto" w:fill="D9EAF7"/>
-            <w:vAlign w:val="top"/>
-            <w:tcMar>
-              <w:top w:w="80" w:type="dxa"/>
-              <w:start w:w="100" w:type="dxa"/>
-              <w:bottom w:w="80" w:type="dxa"/>
-              <w:end w:w="100" w:type="dxa"/>
-            </w:tcMar>
+            <w:tcW w:w="2294" w:type="dxa"/>
+            <w:shd w:val="clear" w:color="auto" w:fill="F2F2F2"/>
           </w:tcPr>
           <w:p>
             <w:pPr>
               <w:pStyle w:val="ae"/>
               <w:keepNext/>
-              <w:spacing w:before="0" w:after="40" w:line="240" w:lineRule="auto"/>
-              <w:jc w:val="center"/>
+              <w:spacing w:before="0" w:after="20" w:line="240" w:lineRule="auto"/>
+              <w:jc w:val="left"/>
             </w:pPr>
             <w:r>
               <w:rPr>
                 <w:rFonts w:ascii="Times New Roman" w:hAnsi="Times New Roman" w:eastAsia="Times New Roman"/>
                 <w:b/>
-                <w:sz w:val="19"/>
+                <w:sz w:val="21"/>
               </w:rPr>
               <w:t>Версия и доказательство</w:t>
             </w:r>
@@ -3412,28 +2776,21 @@
         </w:tc>
         <w:tc>
           <w:tcPr>
-            <w:tcW w:w="1862" w:type="dxa"/>
-            <w:shd w:val="clear" w:color="auto" w:fill="D9EAF7"/>
-            <w:vAlign w:val="top"/>
-            <w:tcMar>
-              <w:top w:w="80" w:type="dxa"/>
-              <w:start w:w="100" w:type="dxa"/>
-              <w:bottom w:w="80" w:type="dxa"/>
-              <w:end w:w="100" w:type="dxa"/>
-            </w:tcMar>
+            <w:tcW w:w="1765" w:type="dxa"/>
+            <w:shd w:val="clear" w:color="auto" w:fill="F2F2F2"/>
           </w:tcPr>
           <w:p>
             <w:pPr>
               <w:pStyle w:val="ae"/>
               <w:keepNext/>
-              <w:spacing w:before="0" w:after="40" w:line="240" w:lineRule="auto"/>
-              <w:jc w:val="center"/>
+              <w:spacing w:before="0" w:after="20" w:line="240" w:lineRule="auto"/>
+              <w:jc w:val="left"/>
             </w:pPr>
             <w:r>
               <w:rPr>
                 <w:rFonts w:ascii="Times New Roman" w:hAnsi="Times New Roman" w:eastAsia="Times New Roman"/>
                 <w:b/>
-                <w:sz w:val="19"/>
+                <w:sz w:val="21"/>
               </w:rPr>
               <w:t>Ограничения</w:t>
             </w:r>
@@ -3447,23 +2804,16 @@
         </w:trPr>
         <w:tc>
           <w:tcPr>
-            <w:tcW w:w="1666" w:type="dxa"/>
-            <w:vAlign w:val="top"/>
-            <w:tcMar>
-              <w:top w:w="80" w:type="dxa"/>
-              <w:start w:w="100" w:type="dxa"/>
-              <w:bottom w:w="80" w:type="dxa"/>
-              <w:end w:w="100" w:type="dxa"/>
-            </w:tcMar>
-          </w:tcPr>
-          <w:p>
-            <w:pPr>
-              <w:spacing w:before="0" w:after="40" w:line="240" w:lineRule="auto"/>
-            </w:pPr>
-            <w:r>
-              <w:rPr>
-                <w:rFonts w:ascii="Times New Roman" w:hAnsi="Times New Roman" w:eastAsia="Times New Roman"/>
-                <w:sz w:val="19"/>
+            <w:tcW w:w="1765" w:type="dxa"/>
+          </w:tcPr>
+          <w:p>
+            <w:pPr>
+              <w:spacing w:before="0" w:after="20" w:line="240" w:lineRule="auto"/>
+            </w:pPr>
+            <w:r>
+              <w:rPr>
+                <w:rFonts w:ascii="Times New Roman" w:hAnsi="Times New Roman" w:eastAsia="Times New Roman"/>
+                <w:sz w:val="20"/>
               </w:rPr>
               <w:t>Security and provenance</w:t>
             </w:r>
@@ -3471,23 +2821,16 @@
         </w:tc>
         <w:tc>
           <w:tcPr>
-            <w:tcW w:w="1960" w:type="dxa"/>
-            <w:vAlign w:val="top"/>
-            <w:tcMar>
-              <w:top w:w="80" w:type="dxa"/>
-              <w:start w:w="100" w:type="dxa"/>
-              <w:bottom w:w="80" w:type="dxa"/>
-              <w:end w:w="100" w:type="dxa"/>
-            </w:tcMar>
-          </w:tcPr>
-          <w:p>
-            <w:pPr>
-              <w:spacing w:before="0" w:after="40" w:line="240" w:lineRule="auto"/>
-            </w:pPr>
-            <w:r>
-              <w:rPr>
-                <w:rFonts w:ascii="Times New Roman" w:hAnsi="Times New Roman" w:eastAsia="Times New Roman"/>
-                <w:sz w:val="19"/>
+            <w:tcW w:w="1765" w:type="dxa"/>
+          </w:tcPr>
+          <w:p>
+            <w:pPr>
+              <w:spacing w:before="0" w:after="20" w:line="240" w:lineRule="auto"/>
+            </w:pPr>
+            <w:r>
+              <w:rPr>
+                <w:rFonts w:ascii="Times New Roman" w:hAnsi="Times New Roman" w:eastAsia="Times New Roman"/>
+                <w:sz w:val="20"/>
               </w:rPr>
               <w:t>Strict JSON/handoff and target/provenance guards; no provider access or secrets</w:t>
             </w:r>
@@ -3495,23 +2838,16 @@
         </w:tc>
         <w:tc>
           <w:tcPr>
-            <w:tcW w:w="2352" w:type="dxa"/>
-            <w:vAlign w:val="top"/>
-            <w:tcMar>
-              <w:top w:w="80" w:type="dxa"/>
-              <w:start w:w="100" w:type="dxa"/>
-              <w:bottom w:w="80" w:type="dxa"/>
-              <w:end w:w="100" w:type="dxa"/>
-            </w:tcMar>
-          </w:tcPr>
-          <w:p>
-            <w:pPr>
-              <w:spacing w:before="0" w:after="40" w:line="240" w:lineRule="auto"/>
-            </w:pPr>
-            <w:r>
-              <w:rPr>
-                <w:rFonts w:ascii="Times New Roman" w:hAnsi="Times New Roman" w:eastAsia="Times New Roman"/>
-                <w:sz w:val="19"/>
+            <w:tcW w:w="1765" w:type="dxa"/>
+          </w:tcPr>
+          <w:p>
+            <w:pPr>
+              <w:spacing w:before="0" w:after="20" w:line="240" w:lineRule="auto"/>
+            </w:pPr>
+            <w:r>
+              <w:rPr>
+                <w:rFonts w:ascii="Times New Roman" w:hAnsi="Times New Roman" w:eastAsia="Times New Roman"/>
+                <w:sz w:val="20"/>
               </w:rPr>
               <w:t>PASS local tests/vet/race; hidden/live authority not claimed; security-baseline.md</w:t>
             </w:r>
@@ -3519,23 +2855,16 @@
         </w:tc>
         <w:tc>
           <w:tcPr>
-            <w:tcW w:w="1960" w:type="dxa"/>
-            <w:vAlign w:val="top"/>
-            <w:tcMar>
-              <w:top w:w="80" w:type="dxa"/>
-              <w:start w:w="100" w:type="dxa"/>
-              <w:bottom w:w="80" w:type="dxa"/>
-              <w:end w:w="100" w:type="dxa"/>
-            </w:tcMar>
-          </w:tcPr>
-          <w:p>
-            <w:pPr>
-              <w:spacing w:before="0" w:after="40" w:line="240" w:lineRule="auto"/>
-            </w:pPr>
-            <w:r>
-              <w:rPr>
-                <w:rFonts w:ascii="Times New Roman" w:hAnsi="Times New Roman" w:eastAsia="Times New Roman"/>
-                <w:sz w:val="19"/>
+            <w:tcW w:w="2294" w:type="dxa"/>
+          </w:tcPr>
+          <w:p>
+            <w:pPr>
+              <w:spacing w:before="0" w:after="20" w:line="240" w:lineRule="auto"/>
+            </w:pPr>
+            <w:r>
+              <w:rPr>
+                <w:rFonts w:ascii="Times New Roman" w:hAnsi="Times New Roman" w:eastAsia="Times New Roman"/>
+                <w:sz w:val="20"/>
               </w:rPr>
               <w:t>bafc97a0eb5cc2b2aba68c04a74b179b61432d82</w:t>
             </w:r>
@@ -3543,23 +2872,16 @@
         </w:tc>
         <w:tc>
           <w:tcPr>
-            <w:tcW w:w="1862" w:type="dxa"/>
-            <w:vAlign w:val="top"/>
-            <w:tcMar>
-              <w:top w:w="80" w:type="dxa"/>
-              <w:start w:w="100" w:type="dxa"/>
-              <w:bottom w:w="80" w:type="dxa"/>
-              <w:end w:w="100" w:type="dxa"/>
-            </w:tcMar>
-          </w:tcPr>
-          <w:p>
-            <w:pPr>
-              <w:spacing w:before="0" w:after="40" w:line="240" w:lineRule="auto"/>
-            </w:pPr>
-            <w:r>
-              <w:rPr>
-                <w:rFonts w:ascii="Times New Roman" w:hAnsi="Times New Roman" w:eastAsia="Times New Roman"/>
-                <w:sz w:val="19"/>
+            <w:tcW w:w="1765" w:type="dxa"/>
+          </w:tcPr>
+          <w:p>
+            <w:pPr>
+              <w:spacing w:before="0" w:after="20" w:line="240" w:lineRule="auto"/>
+            </w:pPr>
+            <w:r>
+              <w:rPr>
+                <w:rFonts w:ascii="Times New Roman" w:hAnsi="Times New Roman" w:eastAsia="Times New Roman"/>
+                <w:sz w:val="20"/>
               </w:rPr>
               <w:t>Candidate offline slice; no live provider or acceptance claim</w:t>
             </w:r>
@@ -3590,17 +2912,8 @@
     <w:tbl>
       <w:tblPr>
         <w:tblStyle w:val="af4"/>
-        <w:tblW w:type="pct" w:w="10000"/>
+        <w:tblW w:type="auto" w:w="0"/>
         <w:tblLook w:firstColumn="1" w:firstRow="1" w:lastColumn="0" w:lastRow="0" w:noHBand="0" w:noVBand="1" w:val="04A0"/>
-        <w:tblLayout w:type="fixed"/>
-        <w:tblBorders>
-          <w:top w:val="single" w:sz="4" w:space="0" w:color="B7C3D0"/>
-          <w:left w:val="single" w:sz="4" w:space="0" w:color="B7C3D0"/>
-          <w:bottom w:val="single" w:sz="4" w:space="0" w:color="B7C3D0"/>
-          <w:right w:val="single" w:sz="4" w:space="0" w:color="B7C3D0"/>
-          <w:insideH w:val="single" w:sz="4" w:space="0" w:color="B7C3D0"/>
-          <w:insideV w:val="single" w:sz="4" w:space="0" w:color="B7C3D0"/>
-        </w:tblBorders>
       </w:tblPr>
       <w:tblGrid>
         <w:gridCol w:w="1871"/>
@@ -3615,26 +2928,17 @@
         </w:trPr>
         <w:tc>
           <w:tcPr>
-            <w:tcW w:type="dxa" w:w="1666"/>
-            <w:vAlign w:val="top"/>
-            <w:tcMar>
-              <w:top w:w="80" w:type="dxa"/>
-              <w:start w:w="100" w:type="dxa"/>
-              <w:bottom w:w="80" w:type="dxa"/>
-              <w:end w:w="100" w:type="dxa"/>
-            </w:tcMar>
-            <w:shd w:fill="D9EAF7" w:val="clear"/>
-          </w:tcPr>
-          <w:p>
-            <w:pPr>
-              <w:spacing w:before="0" w:after="40" w:line="240" w:lineRule="auto"/>
-              <w:jc w:val="center"/>
+            <w:tcW w:type="dxa" w:w="1871"/>
+          </w:tcPr>
+          <w:p>
+            <w:pPr>
+              <w:spacing w:before="0" w:after="20" w:line="240" w:lineRule="auto"/>
             </w:pPr>
             <w:r>
               <w:rPr>
                 <w:rFonts w:ascii="Times New Roman" w:hAnsi="Times New Roman" w:eastAsia="Times New Roman"/>
                 <w:b/>
-                <w:sz w:val="19"/>
+                <w:sz w:val="21"/>
               </w:rPr>
               <w:t>Требование и ситуация</w:t>
             </w:r>
@@ -3642,26 +2946,17 @@
         </w:tc>
         <w:tc>
           <w:tcPr>
-            <w:tcW w:type="dxa" w:w="1960"/>
-            <w:vAlign w:val="top"/>
-            <w:tcMar>
-              <w:top w:w="80" w:type="dxa"/>
-              <w:start w:w="100" w:type="dxa"/>
-              <w:bottom w:w="80" w:type="dxa"/>
-              <w:end w:w="100" w:type="dxa"/>
-            </w:tcMar>
-            <w:shd w:fill="D9EAF7" w:val="clear"/>
-          </w:tcPr>
-          <w:p>
-            <w:pPr>
-              <w:spacing w:before="0" w:after="40" w:line="240" w:lineRule="auto"/>
-              <w:jc w:val="center"/>
+            <w:tcW w:type="dxa" w:w="1871"/>
+          </w:tcPr>
+          <w:p>
+            <w:pPr>
+              <w:spacing w:before="0" w:after="20" w:line="240" w:lineRule="auto"/>
             </w:pPr>
             <w:r>
               <w:rPr>
                 <w:rFonts w:ascii="Times New Roman" w:hAnsi="Times New Roman" w:eastAsia="Times New Roman"/>
                 <w:b/>
-                <w:sz w:val="19"/>
+                <w:sz w:val="21"/>
               </w:rPr>
               <w:t>Ожидаемый по тексту исход</w:t>
             </w:r>
@@ -3669,26 +2964,17 @@
         </w:tc>
         <w:tc>
           <w:tcPr>
-            <w:tcW w:type="dxa" w:w="2352"/>
-            <w:vAlign w:val="top"/>
-            <w:tcMar>
-              <w:top w:w="80" w:type="dxa"/>
-              <w:start w:w="100" w:type="dxa"/>
-              <w:bottom w:w="80" w:type="dxa"/>
-              <w:end w:w="100" w:type="dxa"/>
-            </w:tcMar>
-            <w:shd w:fill="D9EAF7" w:val="clear"/>
-          </w:tcPr>
-          <w:p>
-            <w:pPr>
-              <w:spacing w:before="0" w:after="40" w:line="240" w:lineRule="auto"/>
-              <w:jc w:val="center"/>
+            <w:tcW w:type="dxa" w:w="1871"/>
+          </w:tcPr>
+          <w:p>
+            <w:pPr>
+              <w:spacing w:before="0" w:after="20" w:line="240" w:lineRule="auto"/>
             </w:pPr>
             <w:r>
               <w:rPr>
                 <w:rFonts w:ascii="Times New Roman" w:hAnsi="Times New Roman" w:eastAsia="Times New Roman"/>
                 <w:b/>
-                <w:sz w:val="19"/>
+                <w:sz w:val="21"/>
               </w:rPr>
               <w:t>Фактический ответ другого студента</w:t>
             </w:r>
@@ -3696,26 +2982,17 @@
         </w:tc>
         <w:tc>
           <w:tcPr>
-            <w:tcW w:type="dxa" w:w="1960"/>
-            <w:vAlign w:val="top"/>
-            <w:tcMar>
-              <w:top w:w="80" w:type="dxa"/>
-              <w:start w:w="100" w:type="dxa"/>
-              <w:bottom w:w="80" w:type="dxa"/>
-              <w:end w:w="100" w:type="dxa"/>
-            </w:tcMar>
-            <w:shd w:fill="D9EAF7" w:val="clear"/>
-          </w:tcPr>
-          <w:p>
-            <w:pPr>
-              <w:spacing w:before="0" w:after="40" w:line="240" w:lineRule="auto"/>
-              <w:jc w:val="center"/>
+            <w:tcW w:type="dxa" w:w="1871"/>
+          </w:tcPr>
+          <w:p>
+            <w:pPr>
+              <w:spacing w:before="0" w:after="20" w:line="240" w:lineRule="auto"/>
             </w:pPr>
             <w:r>
               <w:rPr>
                 <w:rFonts w:ascii="Times New Roman" w:hAnsi="Times New Roman" w:eastAsia="Times New Roman"/>
                 <w:b/>
-                <w:sz w:val="19"/>
+                <w:sz w:val="21"/>
               </w:rPr>
               <w:t>Проверяющий, дата, версия</w:t>
             </w:r>
@@ -3723,26 +3000,17 @@
         </w:tc>
         <w:tc>
           <w:tcPr>
-            <w:tcW w:type="dxa" w:w="1862"/>
-            <w:vAlign w:val="top"/>
-            <w:tcMar>
-              <w:top w:w="80" w:type="dxa"/>
-              <w:start w:w="100" w:type="dxa"/>
-              <w:bottom w:w="80" w:type="dxa"/>
-              <w:end w:w="100" w:type="dxa"/>
-            </w:tcMar>
-            <w:shd w:fill="D9EAF7" w:val="clear"/>
-          </w:tcPr>
-          <w:p>
-            <w:pPr>
-              <w:spacing w:before="0" w:after="40" w:line="240" w:lineRule="auto"/>
-              <w:jc w:val="center"/>
+            <w:tcW w:type="dxa" w:w="1871"/>
+          </w:tcPr>
+          <w:p>
+            <w:pPr>
+              <w:spacing w:before="0" w:after="20" w:line="240" w:lineRule="auto"/>
             </w:pPr>
             <w:r>
               <w:rPr>
                 <w:rFonts w:ascii="Times New Roman" w:hAnsi="Times New Roman" w:eastAsia="Times New Roman"/>
                 <w:b/>
-                <w:sz w:val="19"/>
+                <w:sz w:val="21"/>
               </w:rPr>
               <w:t>Расхождение и исправление</w:t>
             </w:r>
@@ -3752,23 +3020,16 @@
       <w:tr>
         <w:tc>
           <w:tcPr>
-            <w:tcW w:type="dxa" w:w="1666"/>
-            <w:vAlign w:val="top"/>
-            <w:tcMar>
-              <w:top w:w="80" w:type="dxa"/>
-              <w:start w:w="100" w:type="dxa"/>
-              <w:bottom w:w="80" w:type="dxa"/>
-              <w:end w:w="100" w:type="dxa"/>
-            </w:tcMar>
-          </w:tcPr>
-          <w:p>
-            <w:pPr>
-              <w:spacing w:before="0" w:after="40" w:line="240" w:lineRule="auto"/>
-            </w:pPr>
-            <w:r>
-              <w:rPr>
-                <w:rFonts w:ascii="Times New Roman" w:hAnsi="Times New Roman" w:eastAsia="Times New Roman"/>
-                <w:sz w:val="19"/>
+            <w:tcW w:type="dxa" w:w="1871"/>
+          </w:tcPr>
+          <w:p>
+            <w:pPr>
+              <w:spacing w:before="0" w:after="20" w:line="240" w:lineRule="auto"/>
+            </w:pPr>
+            <w:r>
+              <w:rPr>
+                <w:rFonts w:ascii="Times New Roman" w:hAnsi="Times New Roman" w:eastAsia="Times New Roman"/>
+                <w:sz w:val="20"/>
               </w:rPr>
               <w:t>HIT-42 TargetReadback refinement</w:t>
             </w:r>
@@ -3776,23 +3037,16 @@
         </w:tc>
         <w:tc>
           <w:tcPr>
-            <w:tcW w:type="dxa" w:w="1960"/>
-            <w:vAlign w:val="top"/>
-            <w:tcMar>
-              <w:top w:w="80" w:type="dxa"/>
-              <w:start w:w="100" w:type="dxa"/>
-              <w:bottom w:w="80" w:type="dxa"/>
-              <w:end w:w="100" w:type="dxa"/>
-            </w:tcMar>
-          </w:tcPr>
-          <w:p>
-            <w:pPr>
-              <w:spacing w:before="0" w:after="40" w:line="240" w:lineRule="auto"/>
-            </w:pPr>
-            <w:r>
-              <w:rPr>
-                <w:rFonts w:ascii="Times New Roman" w:hAnsi="Times New Roman" w:eastAsia="Times New Roman"/>
-                <w:sz w:val="19"/>
+            <w:tcW w:type="dxa" w:w="1871"/>
+          </w:tcPr>
+          <w:p>
+            <w:pPr>
+              <w:spacing w:before="0" w:after="20" w:line="240" w:lineRule="auto"/>
+            </w:pPr>
+            <w:r>
+              <w:rPr>
+                <w:rFonts w:ascii="Times New Roman" w:hAnsi="Times New Roman" w:eastAsia="Times New Roman"/>
+                <w:sz w:val="20"/>
               </w:rPr>
               <w:t>typed outcome and explicit reason; no ResultVerified on unknown/incomplete/mismatch</w:t>
             </w:r>
@@ -3800,23 +3054,16 @@
         </w:tc>
         <w:tc>
           <w:tcPr>
-            <w:tcW w:type="dxa" w:w="2352"/>
-            <w:vAlign w:val="top"/>
-            <w:tcMar>
-              <w:top w:w="80" w:type="dxa"/>
-              <w:start w:w="100" w:type="dxa"/>
-              <w:bottom w:w="80" w:type="dxa"/>
-              <w:end w:w="100" w:type="dxa"/>
-            </w:tcMar>
-          </w:tcPr>
-          <w:p>
-            <w:pPr>
-              <w:spacing w:before="0" w:after="40" w:line="240" w:lineRule="auto"/>
-            </w:pPr>
-            <w:r>
-              <w:rPr>
-                <w:rFonts w:ascii="Times New Roman" w:hAnsi="Times New Roman" w:eastAsia="Times New Roman"/>
-                <w:sz w:val="19"/>
+            <w:tcW w:type="dxa" w:w="1871"/>
+          </w:tcPr>
+          <w:p>
+            <w:pPr>
+              <w:spacing w:before="0" w:after="20" w:line="240" w:lineRule="auto"/>
+            </w:pPr>
+            <w:r>
+              <w:rPr>
+                <w:rFonts w:ascii="Times New Roman" w:hAnsi="Times New Roman" w:eastAsia="Times New Roman"/>
+                <w:sz w:val="20"/>
               </w:rPr>
               <w:t>Результат фиксируется в журнале проверки.</w:t>
             </w:r>
@@ -3824,23 +3071,16 @@
         </w:tc>
         <w:tc>
           <w:tcPr>
-            <w:tcW w:type="dxa" w:w="1960"/>
-            <w:vAlign w:val="top"/>
-            <w:tcMar>
-              <w:top w:w="80" w:type="dxa"/>
-              <w:start w:w="100" w:type="dxa"/>
-              <w:bottom w:w="80" w:type="dxa"/>
-              <w:end w:w="100" w:type="dxa"/>
-            </w:tcMar>
-          </w:tcPr>
-          <w:p>
-            <w:pPr>
-              <w:spacing w:before="0" w:after="40" w:line="240" w:lineRule="auto"/>
-            </w:pPr>
-            <w:r>
-              <w:rPr>
-                <w:rFonts w:ascii="Times New Roman" w:hAnsi="Times New Roman" w:eastAsia="Times New Roman"/>
-                <w:sz w:val="19"/>
+            <w:tcW w:type="dxa" w:w="1871"/>
+          </w:tcPr>
+          <w:p>
+            <w:pPr>
+              <w:spacing w:before="0" w:after="20" w:line="240" w:lineRule="auto"/>
+            </w:pPr>
+            <w:r>
+              <w:rPr>
+                <w:rFonts w:ascii="Times New Roman" w:hAnsi="Times New Roman" w:eastAsia="Times New Roman"/>
+                <w:sz w:val="20"/>
               </w:rPr>
               <w:t>Дмитрий Стацюк; 2026-10-19; bafc97a0eb5cc2b2aba68c04a74b179b61432d82</w:t>
             </w:r>
@@ -3848,23 +3088,16 @@
         </w:tc>
         <w:tc>
           <w:tcPr>
-            <w:tcW w:type="dxa" w:w="1862"/>
-            <w:vAlign w:val="top"/>
-            <w:tcMar>
-              <w:top w:w="80" w:type="dxa"/>
-              <w:start w:w="100" w:type="dxa"/>
-              <w:bottom w:w="80" w:type="dxa"/>
-              <w:end w:w="100" w:type="dxa"/>
-            </w:tcMar>
-          </w:tcPr>
-          <w:p>
-            <w:pPr>
-              <w:spacing w:before="0" w:after="40" w:line="240" w:lineRule="auto"/>
-            </w:pPr>
-            <w:r>
-              <w:rPr>
-                <w:rFonts w:ascii="Times New Roman" w:hAnsi="Times New Roman" w:eastAsia="Times New Roman"/>
-                <w:sz w:val="19"/>
+            <w:tcW w:type="dxa" w:w="1871"/>
+          </w:tcPr>
+          <w:p>
+            <w:pPr>
+              <w:spacing w:before="0" w:after="20" w:line="240" w:lineRule="auto"/>
+            </w:pPr>
+            <w:r>
+              <w:rPr>
+                <w:rFonts w:ascii="Times New Roman" w:hAnsi="Times New Roman" w:eastAsia="Times New Roman"/>
+                <w:sz w:val="20"/>
               </w:rPr>
               <w:t>Use exact comparison with typed mismatch/incomplete/unknown outcomes</w:t>
             </w:r>
@@ -3918,19 +3151,11 @@
     <w:tbl>
       <w:tblPr>
         <w:tblStyle w:val="af4"/>
-        <w:tblW w:w="10000" w:type="pct"/>
+        <w:tblW w:w="0" w:type="auto"/>
         <w:jc w:val="center"/>
         <w:tblLayout w:type="fixed"/>
         <w:tblLook w:val="04A0" w:firstRow="1" w:lastRow="0" w:firstColumn="1" w:lastColumn="0" w:noHBand="0" w:noVBand="1"/>
         <w:tblCaption w:val="6"/>
-        <w:tblBorders>
-          <w:top w:val="single" w:sz="4" w:space="0" w:color="B7C3D0"/>
-          <w:left w:val="single" w:sz="4" w:space="0" w:color="B7C3D0"/>
-          <w:bottom w:val="single" w:sz="4" w:space="0" w:color="B7C3D0"/>
-          <w:right w:val="single" w:sz="4" w:space="0" w:color="B7C3D0"/>
-          <w:insideH w:val="single" w:sz="4" w:space="0" w:color="B7C3D0"/>
-          <w:insideV w:val="single" w:sz="4" w:space="0" w:color="B7C3D0"/>
-        </w:tblBorders>
       </w:tblPr>
       <w:tblGrid>
         <w:gridCol w:w="3685"/>
@@ -3945,28 +3170,21 @@
         </w:trPr>
         <w:tc>
           <w:tcPr>
-            <w:tcW w:w="2450" w:type="dxa"/>
-            <w:shd w:val="clear" w:color="auto" w:fill="D9EAF7"/>
-            <w:vAlign w:val="top"/>
-            <w:tcMar>
-              <w:top w:w="80" w:type="dxa"/>
-              <w:start w:w="100" w:type="dxa"/>
-              <w:bottom w:w="80" w:type="dxa"/>
-              <w:end w:w="100" w:type="dxa"/>
-            </w:tcMar>
+            <w:tcW w:w="3685" w:type="dxa"/>
+            <w:shd w:val="clear" w:color="auto" w:fill="F2F2F2"/>
           </w:tcPr>
           <w:p>
             <w:pPr>
               <w:pStyle w:val="ae"/>
               <w:keepNext/>
-              <w:spacing w:before="0" w:after="40" w:line="240" w:lineRule="auto"/>
-              <w:jc w:val="center"/>
+              <w:spacing w:before="0" w:after="20" w:line="240" w:lineRule="auto"/>
+              <w:jc w:val="left"/>
             </w:pPr>
             <w:r>
               <w:rPr>
                 <w:rFonts w:ascii="Times New Roman" w:hAnsi="Times New Roman" w:eastAsia="Times New Roman"/>
                 <w:b/>
-                <w:sz w:val="20"/>
+                <w:sz w:val="21"/>
               </w:rPr>
               <w:t>Индивидуальный результат</w:t>
             </w:r>
@@ -3974,28 +3192,21 @@
         </w:tc>
         <w:tc>
           <w:tcPr>
-            <w:tcW w:w="3920" w:type="dxa"/>
-            <w:shd w:val="clear" w:color="auto" w:fill="D9EAF7"/>
-            <w:vAlign w:val="top"/>
-            <w:tcMar>
-              <w:top w:w="80" w:type="dxa"/>
-              <w:start w:w="100" w:type="dxa"/>
-              <w:bottom w:w="80" w:type="dxa"/>
-              <w:end w:w="100" w:type="dxa"/>
-            </w:tcMar>
+            <w:tcW w:w="2835" w:type="dxa"/>
+            <w:shd w:val="clear" w:color="auto" w:fill="F2F2F2"/>
           </w:tcPr>
           <w:p>
             <w:pPr>
               <w:pStyle w:val="ae"/>
               <w:keepNext/>
-              <w:spacing w:before="0" w:after="40" w:line="240" w:lineRule="auto"/>
-              <w:jc w:val="center"/>
+              <w:spacing w:before="0" w:after="20" w:line="240" w:lineRule="auto"/>
+              <w:jc w:val="left"/>
             </w:pPr>
             <w:r>
               <w:rPr>
                 <w:rFonts w:ascii="Times New Roman" w:hAnsi="Times New Roman" w:eastAsia="Times New Roman"/>
                 <w:b/>
-                <w:sz w:val="20"/>
+                <w:sz w:val="21"/>
               </w:rPr>
               <w:t>Выполненные действия</w:t>
             </w:r>
@@ -4003,28 +3214,21 @@
         </w:tc>
         <w:tc>
           <w:tcPr>
-            <w:tcW w:w="3430" w:type="dxa"/>
-            <w:shd w:val="clear" w:color="auto" w:fill="D9EAF7"/>
-            <w:vAlign w:val="top"/>
-            <w:tcMar>
-              <w:top w:w="80" w:type="dxa"/>
-              <w:start w:w="100" w:type="dxa"/>
-              <w:bottom w:w="80" w:type="dxa"/>
-              <w:end w:w="100" w:type="dxa"/>
-            </w:tcMar>
+            <w:tcW w:w="2835" w:type="dxa"/>
+            <w:shd w:val="clear" w:color="auto" w:fill="F2F2F2"/>
           </w:tcPr>
           <w:p>
             <w:pPr>
               <w:pStyle w:val="ae"/>
               <w:keepNext/>
-              <w:spacing w:before="0" w:after="40" w:line="240" w:lineRule="auto"/>
-              <w:jc w:val="center"/>
+              <w:spacing w:before="0" w:after="20" w:line="240" w:lineRule="auto"/>
+              <w:jc w:val="left"/>
             </w:pPr>
             <w:r>
               <w:rPr>
                 <w:rFonts w:ascii="Times New Roman" w:hAnsi="Times New Roman" w:eastAsia="Times New Roman"/>
                 <w:b/>
-                <w:sz w:val="20"/>
+                <w:sz w:val="21"/>
               </w:rPr>
               <w:t>Подтверждение</w:t>
             </w:r>
@@ -4038,18 +3242,11 @@
         </w:trPr>
         <w:tc>
           <w:tcPr>
-            <w:tcW w:w="2450" w:type="dxa"/>
-            <w:vAlign w:val="top"/>
-            <w:tcMar>
-              <w:top w:w="80" w:type="dxa"/>
-              <w:start w:w="100" w:type="dxa"/>
-              <w:bottom w:w="80" w:type="dxa"/>
-              <w:end w:w="100" w:type="dxa"/>
-            </w:tcMar>
-          </w:tcPr>
-          <w:p>
-            <w:pPr>
-              <w:spacing w:before="0" w:after="40" w:line="240" w:lineRule="auto"/>
+            <w:tcW w:w="3685" w:type="dxa"/>
+          </w:tcPr>
+          <w:p>
+            <w:pPr>
+              <w:spacing w:before="0" w:after="20" w:line="240" w:lineRule="auto"/>
             </w:pPr>
             <w:r>
               <w:rPr>
@@ -4062,18 +3259,11 @@
         </w:tc>
         <w:tc>
           <w:tcPr>
-            <w:tcW w:w="3920" w:type="dxa"/>
-            <w:vAlign w:val="top"/>
-            <w:tcMar>
-              <w:top w:w="80" w:type="dxa"/>
-              <w:start w:w="100" w:type="dxa"/>
-              <w:bottom w:w="80" w:type="dxa"/>
-              <w:end w:w="100" w:type="dxa"/>
-            </w:tcMar>
-          </w:tcPr>
-          <w:p>
-            <w:pPr>
-              <w:spacing w:before="0" w:after="40" w:line="240" w:lineRule="auto"/>
+            <w:tcW w:w="2835" w:type="dxa"/>
+          </w:tcPr>
+          <w:p>
+            <w:pPr>
+              <w:spacing w:before="0" w:after="20" w:line="240" w:lineRule="auto"/>
             </w:pPr>
             <w:r>
               <w:rPr>
@@ -4086,18 +3276,11 @@
         </w:tc>
         <w:tc>
           <w:tcPr>
-            <w:tcW w:w="3430" w:type="dxa"/>
-            <w:vAlign w:val="top"/>
-            <w:tcMar>
-              <w:top w:w="80" w:type="dxa"/>
-              <w:start w:w="100" w:type="dxa"/>
-              <w:bottom w:w="80" w:type="dxa"/>
-              <w:end w:w="100" w:type="dxa"/>
-            </w:tcMar>
-          </w:tcPr>
-          <w:p>
-            <w:pPr>
-              <w:spacing w:before="0" w:after="40" w:line="240" w:lineRule="auto"/>
+            <w:tcW w:w="2835" w:type="dxa"/>
+          </w:tcPr>
+          <w:p>
+            <w:pPr>
+              <w:spacing w:before="0" w:after="20" w:line="240" w:lineRule="auto"/>
             </w:pPr>
             <w:r>
               <w:rPr>
@@ -4148,19 +3331,11 @@
     <w:tbl>
       <w:tblPr>
         <w:tblStyle w:val="af4"/>
-        <w:tblW w:w="10000" w:type="pct"/>
+        <w:tblW w:w="0" w:type="auto"/>
         <w:jc w:val="center"/>
         <w:tblLayout w:type="fixed"/>
         <w:tblLook w:val="04A0" w:firstRow="1" w:lastRow="0" w:firstColumn="1" w:lastColumn="0" w:noHBand="0" w:noVBand="1"/>
         <w:tblCaption w:val="7"/>
-        <w:tblBorders>
-          <w:top w:val="single" w:sz="4" w:space="0" w:color="B7C3D0"/>
-          <w:left w:val="single" w:sz="4" w:space="0" w:color="B7C3D0"/>
-          <w:bottom w:val="single" w:sz="4" w:space="0" w:color="B7C3D0"/>
-          <w:right w:val="single" w:sz="4" w:space="0" w:color="B7C3D0"/>
-          <w:insideH w:val="single" w:sz="4" w:space="0" w:color="B7C3D0"/>
-          <w:insideV w:val="single" w:sz="4" w:space="0" w:color="B7C3D0"/>
-        </w:tblBorders>
       </w:tblPr>
       <w:tblGrid>
         <w:gridCol w:w="4677"/>
@@ -4174,28 +3349,21 @@
         </w:trPr>
         <w:tc>
           <w:tcPr>
-            <w:tcW w:w="2744" w:type="dxa"/>
-            <w:shd w:val="clear" w:color="auto" w:fill="D9EAF7"/>
-            <w:vAlign w:val="top"/>
-            <w:tcMar>
-              <w:top w:w="80" w:type="dxa"/>
-              <w:start w:w="100" w:type="dxa"/>
-              <w:bottom w:w="80" w:type="dxa"/>
-              <w:end w:w="100" w:type="dxa"/>
-            </w:tcMar>
+            <w:tcW w:w="4677" w:type="dxa"/>
+            <w:shd w:val="clear" w:color="auto" w:fill="F2F2F2"/>
           </w:tcPr>
           <w:p>
             <w:pPr>
               <w:pStyle w:val="ae"/>
               <w:keepNext/>
-              <w:spacing w:before="0" w:after="40" w:line="240" w:lineRule="auto"/>
-              <w:jc w:val="center"/>
+              <w:spacing w:before="0" w:after="20" w:line="240" w:lineRule="auto"/>
+              <w:jc w:val="left"/>
             </w:pPr>
             <w:r>
               <w:rPr>
                 <w:rFonts w:ascii="Times New Roman" w:hAnsi="Times New Roman" w:eastAsia="Times New Roman"/>
                 <w:b/>
-                <w:sz w:val="20"/>
+                <w:sz w:val="21"/>
               </w:rPr>
               <w:t>Поле</w:t>
             </w:r>
@@ -4203,28 +3371,21 @@
         </w:tc>
         <w:tc>
           <w:tcPr>
-            <w:tcW w:w="7056" w:type="dxa"/>
-            <w:shd w:val="clear" w:color="auto" w:fill="D9EAF7"/>
-            <w:vAlign w:val="top"/>
-            <w:tcMar>
-              <w:top w:w="80" w:type="dxa"/>
-              <w:start w:w="100" w:type="dxa"/>
-              <w:bottom w:w="80" w:type="dxa"/>
-              <w:end w:w="100" w:type="dxa"/>
-            </w:tcMar>
+            <w:tcW w:w="4677" w:type="dxa"/>
+            <w:shd w:val="clear" w:color="auto" w:fill="F2F2F2"/>
           </w:tcPr>
           <w:p>
             <w:pPr>
               <w:pStyle w:val="ae"/>
               <w:keepNext/>
-              <w:spacing w:before="0" w:after="40" w:line="240" w:lineRule="auto"/>
-              <w:jc w:val="center"/>
+              <w:spacing w:before="0" w:after="20" w:line="240" w:lineRule="auto"/>
+              <w:jc w:val="left"/>
             </w:pPr>
             <w:r>
               <w:rPr>
                 <w:rFonts w:ascii="Times New Roman" w:hAnsi="Times New Roman" w:eastAsia="Times New Roman"/>
                 <w:b/>
-                <w:sz w:val="20"/>
+                <w:sz w:val="21"/>
               </w:rPr>
               <w:t>Значение</w:t>
             </w:r>
@@ -4238,20 +3399,13 @@
         </w:trPr>
         <w:tc>
           <w:tcPr>
-            <w:tcW w:w="2744" w:type="dxa"/>
-            <w:vAlign w:val="top"/>
-            <w:tcMar>
-              <w:top w:w="80" w:type="dxa"/>
-              <w:start w:w="100" w:type="dxa"/>
-              <w:bottom w:w="80" w:type="dxa"/>
-              <w:end w:w="100" w:type="dxa"/>
-            </w:tcMar>
+            <w:tcW w:w="4677" w:type="dxa"/>
           </w:tcPr>
           <w:p>
             <w:pPr>
               <w:pStyle w:val="ae"/>
               <w:keepNext/>
-              <w:spacing w:before="0" w:after="40" w:line="240" w:lineRule="auto"/>
+              <w:spacing w:before="0" w:after="20" w:line="240" w:lineRule="auto"/>
               <w:jc w:val="left"/>
             </w:pPr>
             <w:r>
@@ -4265,18 +3419,11 @@
         </w:tc>
         <w:tc>
           <w:tcPr>
-            <w:tcW w:w="7056" w:type="dxa"/>
-            <w:vAlign w:val="top"/>
-            <w:tcMar>
-              <w:top w:w="80" w:type="dxa"/>
-              <w:start w:w="100" w:type="dxa"/>
-              <w:bottom w:w="80" w:type="dxa"/>
-              <w:end w:w="100" w:type="dxa"/>
-            </w:tcMar>
-          </w:tcPr>
-          <w:p>
-            <w:pPr>
-              <w:spacing w:before="0" w:after="40" w:line="240" w:lineRule="auto"/>
+            <w:tcW w:w="4677" w:type="dxa"/>
+          </w:tcPr>
+          <w:p>
+            <w:pPr>
+              <w:spacing w:before="0" w:after="20" w:line="240" w:lineRule="auto"/>
             </w:pPr>
             <w:r>
               <w:rPr>
@@ -4295,20 +3442,13 @@
         </w:trPr>
         <w:tc>
           <w:tcPr>
-            <w:tcW w:w="2744" w:type="dxa"/>
-            <w:vAlign w:val="top"/>
-            <w:tcMar>
-              <w:top w:w="80" w:type="dxa"/>
-              <w:start w:w="100" w:type="dxa"/>
-              <w:bottom w:w="80" w:type="dxa"/>
-              <w:end w:w="100" w:type="dxa"/>
-            </w:tcMar>
+            <w:tcW w:w="4677" w:type="dxa"/>
           </w:tcPr>
           <w:p>
             <w:pPr>
               <w:pStyle w:val="ae"/>
               <w:keepNext/>
-              <w:spacing w:before="0" w:after="40" w:line="240" w:lineRule="auto"/>
+              <w:spacing w:before="0" w:after="20" w:line="240" w:lineRule="auto"/>
               <w:jc w:val="left"/>
             </w:pPr>
             <w:r>
@@ -4322,18 +3462,11 @@
         </w:tc>
         <w:tc>
           <w:tcPr>
-            <w:tcW w:w="7056" w:type="dxa"/>
-            <w:vAlign w:val="top"/>
-            <w:tcMar>
-              <w:top w:w="80" w:type="dxa"/>
-              <w:start w:w="100" w:type="dxa"/>
-              <w:bottom w:w="80" w:type="dxa"/>
-              <w:end w:w="100" w:type="dxa"/>
-            </w:tcMar>
-          </w:tcPr>
-          <w:p>
-            <w:pPr>
-              <w:spacing w:before="0" w:after="40" w:line="240" w:lineRule="auto"/>
+            <w:tcW w:w="4677" w:type="dxa"/>
+          </w:tcPr>
+          <w:p>
+            <w:pPr>
+              <w:spacing w:before="0" w:after="20" w:line="240" w:lineRule="auto"/>
             </w:pPr>
             <w:r>
               <w:rPr>
@@ -4352,20 +3485,13 @@
         </w:trPr>
         <w:tc>
           <w:tcPr>
-            <w:tcW w:w="2744" w:type="dxa"/>
-            <w:vAlign w:val="top"/>
-            <w:tcMar>
-              <w:top w:w="80" w:type="dxa"/>
-              <w:start w:w="100" w:type="dxa"/>
-              <w:bottom w:w="80" w:type="dxa"/>
-              <w:end w:w="100" w:type="dxa"/>
-            </w:tcMar>
+            <w:tcW w:w="4677" w:type="dxa"/>
           </w:tcPr>
           <w:p>
             <w:pPr>
               <w:pStyle w:val="ae"/>
               <w:keepNext/>
-              <w:spacing w:before="0" w:after="40" w:line="240" w:lineRule="auto"/>
+              <w:spacing w:before="0" w:after="20" w:line="240" w:lineRule="auto"/>
               <w:jc w:val="left"/>
             </w:pPr>
             <w:r>
@@ -4379,18 +3505,11 @@
         </w:tc>
         <w:tc>
           <w:tcPr>
-            <w:tcW w:w="7056" w:type="dxa"/>
-            <w:vAlign w:val="top"/>
-            <w:tcMar>
-              <w:top w:w="80" w:type="dxa"/>
-              <w:start w:w="100" w:type="dxa"/>
-              <w:bottom w:w="80" w:type="dxa"/>
-              <w:end w:w="100" w:type="dxa"/>
-            </w:tcMar>
-          </w:tcPr>
-          <w:p>
-            <w:pPr>
-              <w:spacing w:before="0" w:after="40" w:line="240" w:lineRule="auto"/>
+            <w:tcW w:w="4677" w:type="dxa"/>
+          </w:tcPr>
+          <w:p>
+            <w:pPr>
+              <w:spacing w:before="0" w:after="20" w:line="240" w:lineRule="auto"/>
             </w:pPr>
             <w:r>
               <w:rPr>
@@ -4409,20 +3528,13 @@
         </w:trPr>
         <w:tc>
           <w:tcPr>
-            <w:tcW w:w="2744" w:type="dxa"/>
-            <w:vAlign w:val="top"/>
-            <w:tcMar>
-              <w:top w:w="80" w:type="dxa"/>
-              <w:start w:w="100" w:type="dxa"/>
-              <w:bottom w:w="80" w:type="dxa"/>
-              <w:end w:w="100" w:type="dxa"/>
-            </w:tcMar>
+            <w:tcW w:w="4677" w:type="dxa"/>
           </w:tcPr>
           <w:p>
             <w:pPr>
               <w:pStyle w:val="ae"/>
               <w:keepNext/>
-              <w:spacing w:before="0" w:after="40" w:line="240" w:lineRule="auto"/>
+              <w:spacing w:before="0" w:after="20" w:line="240" w:lineRule="auto"/>
               <w:jc w:val="left"/>
             </w:pPr>
             <w:r>
@@ -4436,18 +3548,11 @@
         </w:tc>
         <w:tc>
           <w:tcPr>
-            <w:tcW w:w="7056" w:type="dxa"/>
-            <w:vAlign w:val="top"/>
-            <w:tcMar>
-              <w:top w:w="80" w:type="dxa"/>
-              <w:start w:w="100" w:type="dxa"/>
-              <w:bottom w:w="80" w:type="dxa"/>
-              <w:end w:w="100" w:type="dxa"/>
-            </w:tcMar>
-          </w:tcPr>
-          <w:p>
-            <w:pPr>
-              <w:spacing w:before="0" w:after="40" w:line="240" w:lineRule="auto"/>
+            <w:tcW w:w="4677" w:type="dxa"/>
+          </w:tcPr>
+          <w:p>
+            <w:pPr>
+              <w:spacing w:before="0" w:after="20" w:line="240" w:lineRule="auto"/>
             </w:pPr>
             <w:r>
               <w:rPr>
@@ -4466,20 +3571,13 @@
         </w:trPr>
         <w:tc>
           <w:tcPr>
-            <w:tcW w:w="2744" w:type="dxa"/>
-            <w:vAlign w:val="top"/>
-            <w:tcMar>
-              <w:top w:w="80" w:type="dxa"/>
-              <w:start w:w="100" w:type="dxa"/>
-              <w:bottom w:w="80" w:type="dxa"/>
-              <w:end w:w="100" w:type="dxa"/>
-            </w:tcMar>
+            <w:tcW w:w="4677" w:type="dxa"/>
           </w:tcPr>
           <w:p>
             <w:pPr>
               <w:pStyle w:val="ae"/>
               <w:keepNext/>
-              <w:spacing w:before="0" w:after="40" w:line="240" w:lineRule="auto"/>
+              <w:spacing w:before="0" w:after="20" w:line="240" w:lineRule="auto"/>
               <w:jc w:val="left"/>
             </w:pPr>
             <w:r>
@@ -4493,18 +3591,11 @@
         </w:tc>
         <w:tc>
           <w:tcPr>
-            <w:tcW w:w="7056" w:type="dxa"/>
-            <w:vAlign w:val="top"/>
-            <w:tcMar>
-              <w:top w:w="80" w:type="dxa"/>
-              <w:start w:w="100" w:type="dxa"/>
-              <w:bottom w:w="80" w:type="dxa"/>
-              <w:end w:w="100" w:type="dxa"/>
-            </w:tcMar>
-          </w:tcPr>
-          <w:p>
-            <w:pPr>
-              <w:spacing w:before="0" w:after="40" w:line="240" w:lineRule="auto"/>
+            <w:tcW w:w="4677" w:type="dxa"/>
+          </w:tcPr>
+          <w:p>
+            <w:pPr>
+              <w:spacing w:before="0" w:after="20" w:line="240" w:lineRule="auto"/>
             </w:pPr>
             <w:r>
               <w:rPr>
@@ -4523,20 +3614,13 @@
         </w:trPr>
         <w:tc>
           <w:tcPr>
-            <w:tcW w:w="2744" w:type="dxa"/>
-            <w:vAlign w:val="top"/>
-            <w:tcMar>
-              <w:top w:w="80" w:type="dxa"/>
-              <w:start w:w="100" w:type="dxa"/>
-              <w:bottom w:w="80" w:type="dxa"/>
-              <w:end w:w="100" w:type="dxa"/>
-            </w:tcMar>
+            <w:tcW w:w="4677" w:type="dxa"/>
           </w:tcPr>
           <w:p>
             <w:pPr>
               <w:pStyle w:val="ae"/>
               <w:keepNext/>
-              <w:spacing w:before="0" w:after="40" w:line="240" w:lineRule="auto"/>
+              <w:spacing w:before="0" w:after="20" w:line="240" w:lineRule="auto"/>
               <w:jc w:val="left"/>
             </w:pPr>
             <w:r>
@@ -4550,18 +3634,11 @@
         </w:tc>
         <w:tc>
           <w:tcPr>
-            <w:tcW w:w="7056" w:type="dxa"/>
-            <w:vAlign w:val="top"/>
-            <w:tcMar>
-              <w:top w:w="80" w:type="dxa"/>
-              <w:start w:w="100" w:type="dxa"/>
-              <w:bottom w:w="80" w:type="dxa"/>
-              <w:end w:w="100" w:type="dxa"/>
-            </w:tcMar>
-          </w:tcPr>
-          <w:p>
-            <w:pPr>
-              <w:spacing w:before="0" w:after="40" w:line="240" w:lineRule="auto"/>
+            <w:tcW w:w="4677" w:type="dxa"/>
+          </w:tcPr>
+          <w:p>
+            <w:pPr>
+              <w:spacing w:before="0" w:after="20" w:line="240" w:lineRule="auto"/>
             </w:pPr>
             <w:r>
               <w:rPr>
@@ -4580,19 +3657,12 @@
         </w:trPr>
         <w:tc>
           <w:tcPr>
-            <w:tcW w:w="2744" w:type="dxa"/>
-            <w:vAlign w:val="top"/>
-            <w:tcMar>
-              <w:top w:w="80" w:type="dxa"/>
-              <w:start w:w="100" w:type="dxa"/>
-              <w:bottom w:w="80" w:type="dxa"/>
-              <w:end w:w="100" w:type="dxa"/>
-            </w:tcMar>
+            <w:tcW w:w="4677" w:type="dxa"/>
           </w:tcPr>
           <w:p>
             <w:pPr>
               <w:pStyle w:val="ae"/>
-              <w:spacing w:before="0" w:after="40" w:line="240" w:lineRule="auto"/>
+              <w:spacing w:before="0" w:after="20" w:line="240" w:lineRule="auto"/>
               <w:jc w:val="left"/>
             </w:pPr>
             <w:r>
@@ -4606,18 +3676,11 @@
         </w:tc>
         <w:tc>
           <w:tcPr>
-            <w:tcW w:w="7056" w:type="dxa"/>
-            <w:vAlign w:val="top"/>
-            <w:tcMar>
-              <w:top w:w="80" w:type="dxa"/>
-              <w:start w:w="100" w:type="dxa"/>
-              <w:bottom w:w="80" w:type="dxa"/>
-              <w:end w:w="100" w:type="dxa"/>
-            </w:tcMar>
-          </w:tcPr>
-          <w:p>
-            <w:pPr>
-              <w:spacing w:before="0" w:after="40" w:line="240" w:lineRule="auto"/>
+            <w:tcW w:w="4677" w:type="dxa"/>
+          </w:tcPr>
+          <w:p>
+            <w:pPr>
+              <w:spacing w:before="0" w:after="20" w:line="240" w:lineRule="auto"/>
             </w:pPr>
             <w:r>
               <w:rPr>
@@ -4657,7 +3720,7 @@
     <w:sectPr>
       <w:footerReference w:type="default" r:id="rId8"/>
       <w:pgSz w:w="11906" w:h="16838"/>
-      <w:pgMar w:top="936" w:right="1008" w:bottom="936" w:left="1008" w:header="709" w:footer="709" w:gutter="0"/>
+      <w:pgMar w:top="1134" w:right="850" w:bottom="1134" w:left="1701" w:header="709" w:footer="709" w:gutter="0"/>
       <w:cols w:space="708"/>
       <w:titlePg/>
       <w:docGrid w:linePitch="360"/>

--- a/docs/labs/pr12/ds/reports/0302-pz01-ds.docx
+++ b/docs/labs/pr12/ds/reports/0302-pz01-ds.docx
@@ -3714,7 +3714,88 @@
     </w:p>
     <w:p>
       <w:r>
-        <w:t>Актуальная методичка (точное имя и SHA-256 из реестра источников); канонические требования и архитектура HitPipe (ID, URL и revision); собственные PR, commit, CI и журналы; общие документы и авторы соответствующих частей. Указывать реально использованные версии, а не главную ветку без фиксации.</w:t>
+        <w:t>Список источников приведён ниже и содержит методические материалы, официальную документацию и материалы проекта.</w:t>
+      </w:r>
+    </w:p>
+    <w:p>
+      <w:pPr>
+        <w:pStyle w:val="1"/>
+      </w:pPr>
+      <w:r>
+        <w:t>ИСТОЧНИКИ И ИНСТРУКЦИИ ДЛЯ СКРИНШОТОВ</w:t>
+      </w:r>
+    </w:p>
+    <w:p>
+      <w:r>
+        <w:t>Список источников оформлен по ГОСТ Р 7.0.100–2018. Электронные материалы приведены с адресом и датой обращения.</w:t>
+      </w:r>
+    </w:p>
+    <w:p>
+      <w:r>
+        <w:t>1. ГОСТ 7.32–2017. Межгосударственный стандарт. Система стандартов по информации, библиотечному и издательскому делу. Отчёт о научно-исследовательской работе. Структура и правила оформления. — Москва: Стандартинформ, 2018.</w:t>
+      </w:r>
+    </w:p>
+    <w:p>
+      <w:r>
+        <w:t>2. ГОСТ Р 7.0.100–2018. Национальный стандарт Российской Федерации. Библиографическая запись. Библиографическое описание. Общие требования и правила составления. — Москва: Стандартинформ, 2018.</w:t>
+      </w:r>
+    </w:p>
+    <w:p>
+      <w:r>
+        <w:t>3. The Go Programming Language. Documentation [Электронный ресурс]. — URL: https://go.dev/doc/ (дата обращения: 19.10.2026).</w:t>
+      </w:r>
+    </w:p>
+    <w:p>
+      <w:r>
+        <w:t>4. The Go Programming Language. Go Modules Reference [Электронный ресурс]. — URL: https://go.dev/ref/mod (дата обращения: 19.10.2026).</w:t>
+      </w:r>
+    </w:p>
+    <w:p>
+      <w:r>
+        <w:t>5. GCC Online Documentation. Using the GNU Compiler Collection [Электронный ресурс]. — URL: https://gcc.gnu.org/onlinedocs/ (дата обращения: 19.10.2026).</w:t>
+      </w:r>
+    </w:p>
+    <w:p>
+      <w:r>
+        <w:t>6. GitHub Docs. About pull requests [Электронный ресурс]. — URL: https://docs.github.com/en/pull-requests/collaborating-with-pull-requests/about-pull-requests (дата обращения: 19.10.2026).</w:t>
+      </w:r>
+    </w:p>
+    <w:p>
+      <w:r>
+        <w:t>7. HitPipe. Репозиторий проекта hitpipe/hitpipe [Электронный ресурс]. — URL: https://github.com/hitpipe/hitpipe (дата обращения: 19.10.2026).</w:t>
+      </w:r>
+    </w:p>
+    <w:p>
+      <w:r>
+        <w:t>8. HitPipe. Файл README.md репозитория hitpipe/hitpipe [Электронный ресурс]. — URL: https://github.com/hitpipe/hitpipe/blob/main/README.md (дата обращения: 19.10.2026).</w:t>
+      </w:r>
+    </w:p>
+    <w:p>
+      <w:pPr>
+        <w:pStyle w:val="2"/>
+      </w:pPr>
+      <w:r>
+        <w:t>Откуда взять нужные скриншоты</w:t>
+      </w:r>
+    </w:p>
+    <w:p>
+      <w:r>
+        <w:t>Скриншоты в этот файл не вставлены. Перед сдачей вставьте каждый снимок вместо соответствующего серого блока с тем же номером. На снимке должны быть видны название действия, команда или страница, итог проверки и дата. Не показывайте пароли, токены, личную переписку и содержимое папок вне проекта.</w:t>
+      </w:r>
+    </w:p>
+    <w:p>
+      <w:r>
+        <w:t>Рисунок 1. Откройте задачу, изменение и запрос на слияние в Jira и GitHub. Покажите название работы и состояние. Сохраните как 0302-pz01-fig01.png. Подпись: «Требование, задача и запрос на слияние».</w:t>
+      </w:r>
+    </w:p>
+    <w:p>
+      <w:r>
+        <w:t>Рисунок 2. В терминале выполните автоматические проверки проекта. Покажите команду и итог PASS. Сохраните как 0302-pz01-fig02.png. Подпись: «Автоматические проверки изменения требований».</w:t>
+      </w:r>
+    </w:p>
+    <w:p>
+      <w:r>
+        <w:t>Рисунок 3. Откройте материалы оппонирования другого проекта и принятое решение. Покажите только учебную информацию, без личных данных. Сохраните как 0302-pz01-fig03.png. Подпись: «Оппонирование другого проекта и принятое решение».</w:t>
       </w:r>
     </w:p>
     <w:sectPr>

--- a/docs/labs/pr12/ds/reports/0302-pz01-ds.docx
+++ b/docs/labs/pr12/ds/reports/0302-pz01-ds.docx
@@ -3785,17 +3785,29 @@
     </w:p>
     <w:p>
       <w:r>
-        <w:t>Рисунок 1. Откройте задачу, изменение и запрос на слияние в Jira и GitHub. Покажите название работы и состояние. Сохраните как 0302-pz01-fig01.png. Подпись: «Требование, задача и запрос на слияние».</w:t>
-      </w:r>
-    </w:p>
-    <w:p>
-      <w:r>
-        <w:t>Рисунок 2. В терминале выполните автоматические проверки проекта. Покажите команду и итог PASS. Сохраните как 0302-pz01-fig02.png. Подпись: «Автоматические проверки изменения требований».</w:t>
-      </w:r>
-    </w:p>
-    <w:p>
-      <w:r>
-        <w:t>Рисунок 3. Откройте материалы оппонирования другого проекта и принятое решение. Покажите только учебную информацию, без личных данных. Сохраните как 0302-pz01-fig03.png. Подпись: «Оппонирование другого проекта и принятое решение».</w:t>
+        <w:rPr>
+          <w:rFonts w:ascii="Times New Roman" w:hAnsi="Times New Roman"/>
+          <w:sz w:val="20"/>
+        </w:rPr>
+        <w:t>Рисунок 1. Откройте задачу https://hitpipe.atlassian.net/browse/HIT-47, затем запрос на слияние https://github.com/hitpipe/hitpipe/pull/29. Покажите заголовок задачи, связь с PR и текущее состояние. Имя PNG: 0302-pz01-fig01.png. Подпись: «Требование, задача и запрос на слияние». Скрыть личную переписку.</w:t>
+      </w:r>
+    </w:p>
+    <w:p>
+      <w:r>
+        <w:rPr>
+          <w:rFonts w:ascii="Times New Roman" w:hAnsi="Times New Roman"/>
+          <w:sz w:val="20"/>
+        </w:rPr>
+        <w:t>Рисунок 2. В терминале откройте services/delivery и выполните: go test ./...; go vet ./... . Покажите команды и строки успешного завершения. Имя PNG: 0302-pz01-fig02.png. Подпись: «Автоматические проверки изменения требований».</w:t>
+      </w:r>
+    </w:p>
+    <w:p>
+      <w:r>
+        <w:rPr>
+          <w:rFonts w:ascii="Times New Roman" w:hAnsi="Times New Roman"/>
+          <w:sz w:val="20"/>
+        </w:rPr>
+        <w:t>Рисунок 3. Откройте страницу PR https://github.com/hitpipe/hitpipe/pull/29/files и найдите файлы, относящиеся к обсуждению требований. Покажите принятое решение и название изменения, не показывая личную переписку. Имя PNG: 0302-pz01-fig03.png. Подпись: «Оппонирование другого проекта и принятое решение».</w:t>
       </w:r>
     </w:p>
     <w:sectPr>

--- a/docs/labs/pr12/ds/reports/0302-pz01-ds.docx
+++ b/docs/labs/pr12/ds/reports/0302-pz01-ds.docx
@@ -3789,7 +3789,7 @@
           <w:rFonts w:ascii="Times New Roman" w:hAnsi="Times New Roman"/>
           <w:sz w:val="20"/>
         </w:rPr>
-        <w:t>Рисунок 1. Откройте задачу https://hitpipe.atlassian.net/browse/HIT-47, затем запрос на слияние https://github.com/hitpipe/hitpipe/pull/29. Покажите заголовок задачи, связь с PR и текущее состояние. Имя PNG: 0302-pz01-fig01.png. Подпись: «Требование, задача и запрос на слияние». Скрыть личную переписку.</w:t>
+        <w:t>Рисунок 1. Шаг 1: откройте https://hitpipe.atlassian.net/browse/HIT-47. Шаг 2: снимите верхнюю часть страницы с названием задачи и статусом. Шаг 3: в новой вкладке откройте https://github.com/hitpipe/hitpipe/pull/29 и снимите заголовок PR и его статус. Шаг 4: объедините два фрагмента рядом в одном рисунке. Сохраните как 0302-pz01-fig01.png. Подпись: «Требование, задача и запрос на слияние».</w:t>
       </w:r>
     </w:p>
     <w:p>
@@ -3798,7 +3798,7 @@
           <w:rFonts w:ascii="Times New Roman" w:hAnsi="Times New Roman"/>
           <w:sz w:val="20"/>
         </w:rPr>
-        <w:t>Рисунок 2. В терминале откройте services/delivery и выполните: go test ./...; go vet ./... . Покажите команды и строки успешного завершения. Имя PNG: 0302-pz01-fig02.png. Подпись: «Автоматические проверки изменения требований».</w:t>
+        <w:t>Рисунок 2. Шаг 1: откройте PowerShell. Шаг 2: выполните cd 'ПОЛНЫЙ_ПУТЬ_К_КЛОНУ\hitpipe\services\delivery'. Шаг 3: выполните go test ./... . Шаг 4: затем выполните go vet ./... . Шаг 5: снимите команды и строки успешного завершения. Сохраните как 0302-pz01-fig02.png. Подпись: «Автоматические проверки изменения требований».</w:t>
       </w:r>
     </w:p>
     <w:p>
@@ -3807,7 +3807,7 @@
           <w:rFonts w:ascii="Times New Roman" w:hAnsi="Times New Roman"/>
           <w:sz w:val="20"/>
         </w:rPr>
-        <w:t>Рисунок 3. Откройте страницу PR https://github.com/hitpipe/hitpipe/pull/29/files и найдите файлы, относящиеся к обсуждению требований. Покажите принятое решение и название изменения, не показывая личную переписку. Имя PNG: 0302-pz01-fig03.png. Подпись: «Оппонирование другого проекта и принятое решение».</w:t>
+        <w:t>Рисунок 3. Шаг 1: откройте https://github.com/hitpipe/hitpipe/pull/29/files. Шаг 2: найдите обсуждение, связанное с требованиями или проверкой. Шаг 3: снимите название изменённого файла и принятое решение. Не включайте имена пользователей и личную переписку. Сохраните как 0302-pz01-fig03.png. Подпись: «Оппонирование другого проекта и принятое решение».</w:t>
       </w:r>
     </w:p>
     <w:sectPr>

--- a/docs/labs/pr12/ds/reports/0302-pz01-ds.docx
+++ b/docs/labs/pr12/ds/reports/0302-pz01-ds.docx
@@ -190,10 +190,6 @@
               </w:rPr>
             </w:pPr>
             <w:r>
-              <w:rPr>
-                <w:rFonts w:ascii="Times New Roman" w:hAnsi="Times New Roman" w:eastAsia="Times New Roman"/>
-                <w:sz w:val="20"/>
-              </w:rPr>
               <w:t>должность, уч. степень, звание</w:t>
             </w:r>
           </w:p>
@@ -241,10 +237,6 @@
               </w:rPr>
             </w:pPr>
             <w:r>
-              <w:rPr>
-                <w:rFonts w:ascii="Times New Roman" w:hAnsi="Times New Roman" w:eastAsia="Times New Roman"/>
-                <w:sz w:val="20"/>
-              </w:rPr>
               <w:t>подпись, дата</w:t>
             </w:r>
           </w:p>
@@ -292,10 +284,6 @@
               </w:rPr>
             </w:pPr>
             <w:r>
-              <w:rPr>
-                <w:rFonts w:ascii="Times New Roman" w:hAnsi="Times New Roman" w:eastAsia="Times New Roman"/>
-                <w:sz w:val="20"/>
-              </w:rPr>
               <w:t>инициалы, фамилия</w:t>
             </w:r>
           </w:p>
@@ -343,11 +331,6 @@
               <w:spacing w:before="0" w:after="20" w:line="240" w:lineRule="auto"/>
             </w:pPr>
             <w:r>
-              <w:rPr>
-                <w:rFonts w:ascii="Times New Roman" w:hAnsi="Times New Roman" w:eastAsia="Times New Roman"/>
-                <w:b/>
-                <w:sz w:val="21"/>
-              </w:rPr>
               <w:t>Формирование требований и регламента инженерного процесса проекта</w:t>
             </w:r>
           </w:p>
@@ -370,10 +353,6 @@
               <w:spacing w:before="0" w:after="20" w:line="240" w:lineRule="auto"/>
             </w:pPr>
             <w:r>
-              <w:rPr>
-                <w:rFonts w:ascii="Times New Roman" w:hAnsi="Times New Roman" w:eastAsia="Times New Roman"/>
-                <w:sz w:val="20"/>
-              </w:rPr>
               <w:t>по МДК.03.02 «Обеспечение качества функционирования компьютерных систем»</w:t>
             </w:r>
           </w:p>
@@ -514,11 +493,6 @@
               </w:rPr>
             </w:pPr>
             <w:r>
-              <w:rPr>
-                <w:rFonts w:ascii="Times New Roman" w:hAnsi="Times New Roman" w:eastAsia="Times New Roman"/>
-                <w:b/>
-                <w:sz w:val="21"/>
-              </w:rPr>
               <w:t xml:space="preserve">Студент гр. № </w:t>
             </w:r>
           </w:p>
@@ -776,10 +750,6 @@
               </w:rPr>
             </w:pPr>
             <w:r>
-              <w:rPr>
-                <w:rFonts w:ascii="Times New Roman" w:hAnsi="Times New Roman" w:eastAsia="Times New Roman"/>
-                <w:sz w:val="20"/>
-              </w:rPr>
               <w:t>подпись, дата</w:t>
             </w:r>
           </w:p>
@@ -835,10 +805,6 @@
               </w:rPr>
             </w:pPr>
             <w:r>
-              <w:rPr>
-                <w:rFonts w:ascii="Times New Roman" w:hAnsi="Times New Roman" w:eastAsia="Times New Roman"/>
-                <w:sz w:val="20"/>
-              </w:rPr>
               <w:t>инициалы, фамилия</w:t>
             </w:r>
           </w:p>
@@ -1111,11 +1077,6 @@
               <w:jc w:val="left"/>
             </w:pPr>
             <w:r>
-              <w:rPr>
-                <w:rFonts w:ascii="Times New Roman" w:hAnsi="Times New Roman" w:eastAsia="Times New Roman"/>
-                <w:b/>
-                <w:sz w:val="21"/>
-              </w:rPr>
               <w:t>Поле</w:t>
             </w:r>
           </w:p>
@@ -1133,11 +1094,6 @@
               <w:jc w:val="left"/>
             </w:pPr>
             <w:r>
-              <w:rPr>
-                <w:rFonts w:ascii="Times New Roman" w:hAnsi="Times New Roman" w:eastAsia="Times New Roman"/>
-                <w:b/>
-                <w:sz w:val="21"/>
-              </w:rPr>
               <w:t>Значение</w:t>
             </w:r>
           </w:p>
@@ -1160,10 +1116,6 @@
               <w:jc w:val="left"/>
             </w:pPr>
             <w:r>
-              <w:rPr>
-                <w:rFonts w:ascii="Times New Roman" w:hAnsi="Times New Roman" w:eastAsia="Times New Roman"/>
-                <w:sz w:val="20"/>
-              </w:rPr>
               <w:t>ФИО, группа</w:t>
             </w:r>
           </w:p>
@@ -1177,10 +1129,6 @@
               <w:spacing w:before="0" w:after="20" w:line="240" w:lineRule="auto"/>
             </w:pPr>
             <w:r>
-              <w:rPr>
-                <w:rFonts w:ascii="Times New Roman" w:hAnsi="Times New Roman" w:eastAsia="Times New Roman"/>
-                <w:sz w:val="20"/>
-              </w:rPr>
               <w:t>Дмитрий Стацюк, группа не указана</w:t>
             </w:r>
           </w:p>
@@ -1203,10 +1151,6 @@
               <w:jc w:val="left"/>
             </w:pPr>
             <w:r>
-              <w:rPr>
-                <w:rFonts w:ascii="Times New Roman" w:hAnsi="Times New Roman" w:eastAsia="Times New Roman"/>
-                <w:sz w:val="20"/>
-              </w:rPr>
               <w:t>Проект и команда</w:t>
             </w:r>
           </w:p>
@@ -1220,10 +1164,6 @@
               <w:spacing w:before="0" w:after="20" w:line="240" w:lineRule="auto"/>
             </w:pPr>
             <w:r>
-              <w:rPr>
-                <w:rFonts w:ascii="Times New Roman" w:hAnsi="Times New Roman" w:eastAsia="Times New Roman"/>
-                <w:sz w:val="20"/>
-              </w:rPr>
               <w:t>HitPipe; Delivery - Destination Integrations</w:t>
             </w:r>
           </w:p>
@@ -1246,10 +1186,6 @@
               <w:jc w:val="left"/>
             </w:pPr>
             <w:r>
-              <w:rPr>
-                <w:rFonts w:ascii="Times New Roman" w:hAnsi="Times New Roman" w:eastAsia="Times New Roman"/>
-                <w:sz w:val="20"/>
-              </w:rPr>
               <w:t>Индивидуальный участок</w:t>
             </w:r>
           </w:p>
@@ -1263,10 +1199,6 @@
               <w:spacing w:before="0" w:after="20" w:line="240" w:lineRule="auto"/>
             </w:pPr>
             <w:r>
-              <w:rPr>
-                <w:rFonts w:ascii="Times New Roman" w:hAnsi="Times New Roman" w:eastAsia="Times New Roman"/>
-                <w:sz w:val="20"/>
-              </w:rPr>
               <w:t>TargetReadback / services/delivery</w:t>
             </w:r>
           </w:p>
@@ -1289,10 +1221,6 @@
               <w:jc w:val="left"/>
             </w:pPr>
             <w:r>
-              <w:rPr>
-                <w:rFonts w:ascii="Times New Roman" w:hAnsi="Times New Roman" w:eastAsia="Times New Roman"/>
-                <w:sz w:val="20"/>
-              </w:rPr>
               <w:t>Репозиторий</w:t>
             </w:r>
           </w:p>
@@ -1306,10 +1234,6 @@
               <w:spacing w:before="0" w:after="20" w:line="240" w:lineRule="auto"/>
             </w:pPr>
             <w:r>
-              <w:rPr>
-                <w:rFonts w:ascii="Times New Roman" w:hAnsi="Times New Roman" w:eastAsia="Times New Roman"/>
-                <w:sz w:val="20"/>
-              </w:rPr>
               <w:t>https://github.com/hitpipe/hitpipe</w:t>
             </w:r>
           </w:p>
@@ -1331,10 +1255,6 @@
               <w:jc w:val="left"/>
             </w:pPr>
             <w:r>
-              <w:rPr>
-                <w:rFonts w:ascii="Times New Roman" w:hAnsi="Times New Roman" w:eastAsia="Times New Roman"/>
-                <w:sz w:val="20"/>
-              </w:rPr>
               <w:t>Тег сдачи</w:t>
             </w:r>
           </w:p>
@@ -1348,10 +1268,6 @@
               <w:spacing w:before="0" w:after="20" w:line="240" w:lineRule="auto"/>
             </w:pPr>
             <w:r>
-              <w:rPr>
-                <w:rFonts w:ascii="Times New Roman" w:hAnsi="Times New Roman" w:eastAsia="Times New Roman"/>
-                <w:sz w:val="20"/>
-              </w:rPr>
               <w:t>не создан — human/Lead gate</w:t>
             </w:r>
           </w:p>
@@ -1367,10 +1283,6 @@
               <w:spacing w:before="0" w:after="20" w:line="240" w:lineRule="auto"/>
             </w:pPr>
             <w:r>
-              <w:rPr>
-                <w:rFonts w:ascii="Times New Roman" w:hAnsi="Times New Roman" w:eastAsia="Times New Roman"/>
-                <w:sz w:val="20"/>
-              </w:rPr>
               <w:t>Вариант выполнения</w:t>
             </w:r>
           </w:p>
@@ -1384,10 +1296,6 @@
               <w:spacing w:before="0" w:after="20" w:line="240" w:lineRule="auto"/>
             </w:pPr>
             <w:r>
-              <w:rPr>
-                <w:rFonts w:ascii="Times New Roman" w:hAnsi="Times New Roman" w:eastAsia="Times New Roman"/>
-                <w:sz w:val="20"/>
-              </w:rPr>
               <w:t>bafc97a0eb5cc2b2aba68c04a74b179b61432d82; correction PR #29</w:t>
             </w:r>
           </w:p>
@@ -1403,10 +1311,6 @@
               <w:spacing w:before="0" w:after="20" w:line="240" w:lineRule="auto"/>
             </w:pPr>
             <w:r>
-              <w:rPr>
-                <w:rFonts w:ascii="Times New Roman" w:hAnsi="Times New Roman" w:eastAsia="Times New Roman"/>
-                <w:sz w:val="20"/>
-              </w:rPr>
               <w:t>Версия и commit</w:t>
             </w:r>
           </w:p>
@@ -1420,10 +1324,6 @@
               <w:spacing w:before="0" w:after="20" w:line="240" w:lineRule="auto"/>
             </w:pPr>
             <w:r>
-              <w:rPr>
-                <w:rFonts w:ascii="Times New Roman" w:hAnsi="Times New Roman" w:eastAsia="Times New Roman"/>
-                <w:sz w:val="20"/>
-              </w:rPr>
               <w:t>Human/Lead-controlled capture → bafc97a0eb5cc2b2aba68c04a74b179b61432d82</w:t>
             </w:r>
           </w:p>
@@ -1439,10 +1339,6 @@
               <w:spacing w:before="0" w:after="20" w:line="240" w:lineRule="auto"/>
             </w:pPr>
             <w:r>
-              <w:rPr>
-                <w:rFonts w:ascii="Times New Roman" w:hAnsi="Times New Roman" w:eastAsia="Times New Roman"/>
-                <w:sz w:val="20"/>
-              </w:rPr>
               <w:t>Источник формы</w:t>
             </w:r>
           </w:p>
@@ -1456,10 +1352,6 @@
               <w:spacing w:before="0" w:after="20" w:line="240" w:lineRule="auto"/>
             </w:pPr>
             <w:r>
-              <w:rPr>
-                <w:rFonts w:ascii="Times New Roman" w:hAnsi="Times New Roman" w:eastAsia="Times New Roman"/>
-                <w:sz w:val="20"/>
-              </w:rPr>
               <w:t>Исходный преподавательский шаблон МДК03.02 ПР1; минимальные дополнения под актуальную методичку</w:t>
             </w:r>
           </w:p>
@@ -1517,10 +1409,6 @@
               <w:jc w:val="center"/>
             </w:pPr>
             <w:r>
-              <w:rPr>
-                <w:rFonts w:ascii="Times New Roman" w:hAnsi="Times New Roman" w:eastAsia="Times New Roman"/>
-                <w:sz w:val="22"/>
-              </w:rPr>
               <w:t>[МЕСТО ДЛЯ СКРИНШОТА 1 — Требование, задача и запрос на слияние]</w:t>
             </w:r>
           </w:p>
@@ -1533,10 +1421,6 @@
         <w:jc w:val="center"/>
       </w:pPr>
       <w:r>
-        <w:rPr>
-          <w:rFonts w:ascii="Times New Roman" w:hAnsi="Times New Roman" w:eastAsia="Times New Roman"/>
-          <w:sz w:val="24"/>
-        </w:rPr>
         <w:t>Рисунок 1 — Требование, задача и запрос на слияние</w:t>
       </w:r>
     </w:p>
@@ -1589,11 +1473,6 @@
               <w:jc w:val="left"/>
             </w:pPr>
             <w:r>
-              <w:rPr>
-                <w:rFonts w:ascii="Times New Roman" w:hAnsi="Times New Roman" w:eastAsia="Times New Roman"/>
-                <w:b/>
-                <w:sz w:val="21"/>
-              </w:rPr>
               <w:t>Вопрос обследования</w:t>
             </w:r>
           </w:p>
@@ -1611,11 +1490,6 @@
               <w:jc w:val="left"/>
             </w:pPr>
             <w:r>
-              <w:rPr>
-                <w:rFonts w:ascii="Times New Roman" w:hAnsi="Times New Roman" w:eastAsia="Times New Roman"/>
-                <w:b/>
-                <w:sz w:val="21"/>
-              </w:rPr>
               <w:t>Полученный ответ и источник</w:t>
             </w:r>
           </w:p>
@@ -1633,11 +1507,6 @@
               <w:jc w:val="left"/>
             </w:pPr>
             <w:r>
-              <w:rPr>
-                <w:rFonts w:ascii="Times New Roman" w:hAnsi="Times New Roman" w:eastAsia="Times New Roman"/>
-                <w:b/>
-                <w:sz w:val="21"/>
-              </w:rPr>
               <w:t>Решение / открытый вопрос</w:t>
             </w:r>
           </w:p>
@@ -1657,10 +1526,6 @@
               <w:spacing w:before="0" w:after="20" w:line="240" w:lineRule="auto"/>
             </w:pPr>
             <w:r>
-              <w:rPr>
-                <w:rFonts w:ascii="Times New Roman" w:hAnsi="Times New Roman" w:eastAsia="Times New Roman"/>
-                <w:sz w:val="20"/>
-              </w:rPr>
               <w:t>Desk-research questions</w:t>
             </w:r>
           </w:p>
@@ -1674,10 +1539,6 @@
               <w:spacing w:before="0" w:after="20" w:line="240" w:lineRule="auto"/>
             </w:pPr>
             <w:r>
-              <w:rPr>
-                <w:rFonts w:ascii="Times New Roman" w:hAnsi="Times New Roman" w:eastAsia="Times New Roman"/>
-                <w:sz w:val="20"/>
-              </w:rPr>
               <w:t>Source: locked HP-VER-001/formal DeliveryIntent, ObservedTaskAttributes, TaskObservation; no live interview</w:t>
             </w:r>
           </w:p>
@@ -1691,10 +1552,6 @@
               <w:spacing w:before="0" w:after="20" w:line="240" w:lineRule="auto"/>
             </w:pPr>
             <w:r>
-              <w:rPr>
-                <w:rFonts w:ascii="Times New Roman" w:hAnsi="Times New Roman" w:eastAsia="Times New Roman"/>
-                <w:sz w:val="20"/>
-              </w:rPr>
               <w:t>Open human action: conduct real interview and attach date/participants/answers; do not treat desk research as interview</w:t>
             </w:r>
           </w:p>
@@ -1785,11 +1642,6 @@
               <w:jc w:val="left"/>
             </w:pPr>
             <w:r>
-              <w:rPr>
-                <w:rFonts w:ascii="Times New Roman" w:hAnsi="Times New Roman" w:eastAsia="Times New Roman"/>
-                <w:b/>
-                <w:sz w:val="21"/>
-              </w:rPr>
               <w:t>ID</w:t>
             </w:r>
           </w:p>
@@ -1807,11 +1659,6 @@
               <w:jc w:val="left"/>
             </w:pPr>
             <w:r>
-              <w:rPr>
-                <w:rFonts w:ascii="Times New Roman" w:hAnsi="Times New Roman" w:eastAsia="Times New Roman"/>
-                <w:b/>
-                <w:sz w:val="21"/>
-              </w:rPr>
               <w:t>Требование</w:t>
             </w:r>
           </w:p>
@@ -1829,11 +1676,6 @@
               <w:jc w:val="left"/>
             </w:pPr>
             <w:r>
-              <w:rPr>
-                <w:rFonts w:ascii="Times New Roman" w:hAnsi="Times New Roman" w:eastAsia="Times New Roman"/>
-                <w:b/>
-                <w:sz w:val="21"/>
-              </w:rPr>
               <w:t>Основание</w:t>
             </w:r>
           </w:p>
@@ -1851,11 +1693,6 @@
               <w:jc w:val="left"/>
             </w:pPr>
             <w:r>
-              <w:rPr>
-                <w:rFonts w:ascii="Times New Roman" w:hAnsi="Times New Roman" w:eastAsia="Times New Roman"/>
-                <w:b/>
-                <w:sz w:val="21"/>
-              </w:rPr>
               <w:t>MVP / резерв</w:t>
             </w:r>
           </w:p>
@@ -1873,11 +1710,6 @@
               <w:jc w:val="left"/>
             </w:pPr>
             <w:r>
-              <w:rPr>
-                <w:rFonts w:ascii="Times New Roman" w:hAnsi="Times New Roman" w:eastAsia="Times New Roman"/>
-                <w:b/>
-                <w:sz w:val="21"/>
-              </w:rPr>
               <w:t>Критерий и способ проверки</w:t>
             </w:r>
           </w:p>
@@ -1895,11 +1727,6 @@
               <w:jc w:val="left"/>
             </w:pPr>
             <w:r>
-              <w:rPr>
-                <w:rFonts w:ascii="Times New Roman" w:hAnsi="Times New Roman" w:eastAsia="Times New Roman"/>
-                <w:b/>
-                <w:sz w:val="21"/>
-              </w:rPr>
               <w:t>Статус реализации</w:t>
             </w:r>
           </w:p>
@@ -1919,10 +1746,6 @@
               <w:spacing w:before="0" w:after="20" w:line="240" w:lineRule="auto"/>
             </w:pPr>
             <w:r>
-              <w:rPr>
-                <w:rFonts w:ascii="Times New Roman" w:hAnsi="Times New Roman" w:eastAsia="Times New Roman"/>
-                <w:sz w:val="20"/>
-              </w:rPr>
               <w:t>FR-1</w:t>
             </w:r>
           </w:p>
@@ -1936,10 +1759,6 @@
               <w:spacing w:before="0" w:after="20" w:line="240" w:lineRule="auto"/>
             </w:pPr>
             <w:r>
-              <w:rPr>
-                <w:rFonts w:ascii="Times New Roman" w:hAnsi="Times New Roman" w:eastAsia="Times New Roman"/>
-                <w:sz w:val="20"/>
-              </w:rPr>
               <w:t>Compare workspace/list/title/assignee/handoff/context</w:t>
             </w:r>
           </w:p>
@@ -1953,10 +1772,6 @@
               <w:spacing w:before="0" w:after="20" w:line="240" w:lineRule="auto"/>
             </w:pPr>
             <w:r>
-              <w:rPr>
-                <w:rFonts w:ascii="Times New Roman" w:hAnsi="Times New Roman" w:eastAsia="Times New Roman"/>
-                <w:sz w:val="20"/>
-              </w:rPr>
               <w:t>requirements.md FR-1; formal projection</w:t>
             </w:r>
           </w:p>
@@ -1970,10 +1785,6 @@
               <w:spacing w:before="0" w:after="20" w:line="240" w:lineRule="auto"/>
             </w:pPr>
             <w:r>
-              <w:rPr>
-                <w:rFonts w:ascii="Times New Roman" w:hAnsi="Times New Roman" w:eastAsia="Times New Roman"/>
-                <w:sz w:val="20"/>
-              </w:rPr>
               <w:t>MVP</w:t>
             </w:r>
           </w:p>
@@ -1987,10 +1798,6 @@
               <w:spacing w:before="0" w:after="20" w:line="240" w:lineRule="auto"/>
             </w:pPr>
             <w:r>
-              <w:rPr>
-                <w:rFonts w:ascii="Times New Roman" w:hAnsi="Times New Roman" w:eastAsia="Times New Roman"/>
-                <w:sz w:val="20"/>
-              </w:rPr>
               <w:t>go test ./...; typed outcome; PASS on source head</w:t>
             </w:r>
           </w:p>
@@ -2004,10 +1811,6 @@
               <w:spacing w:before="0" w:after="20" w:line="240" w:lineRule="auto"/>
             </w:pPr>
             <w:r>
-              <w:rPr>
-                <w:rFonts w:ascii="Times New Roman" w:hAnsi="Times New Roman" w:eastAsia="Times New Roman"/>
-                <w:sz w:val="20"/>
-              </w:rPr>
               <w:t>implemented</w:t>
             </w:r>
           </w:p>
@@ -2027,10 +1830,6 @@
               <w:spacing w:before="0" w:after="20" w:line="240" w:lineRule="auto"/>
             </w:pPr>
             <w:r>
-              <w:rPr>
-                <w:rFonts w:ascii="Times New Roman" w:hAnsi="Times New Roman" w:eastAsia="Times New Roman"/>
-                <w:sz w:val="20"/>
-              </w:rPr>
               <w:t>FR-2</w:t>
             </w:r>
           </w:p>
@@ -2044,10 +1843,6 @@
               <w:spacing w:before="0" w:after="20" w:line="240" w:lineRule="auto"/>
             </w:pPr>
             <w:r>
-              <w:rPr>
-                <w:rFonts w:ascii="Times New Roman" w:hAnsi="Times New Roman" w:eastAsia="Times New Roman"/>
-                <w:sz w:val="20"/>
-              </w:rPr>
               <w:t>One canonical lowercase-UUID handoff with Service/Order/Context and matching markers</w:t>
             </w:r>
           </w:p>
@@ -2061,10 +1856,6 @@
               <w:spacing w:before="0" w:after="20" w:line="240" w:lineRule="auto"/>
             </w:pPr>
             <w:r>
-              <w:rPr>
-                <w:rFonts w:ascii="Times New Roman" w:hAnsi="Times New Roman" w:eastAsia="Times New Roman"/>
-                <w:sz w:val="20"/>
-              </w:rPr>
               <w:t>requirements.md FR-2; BP004/T013</w:t>
             </w:r>
           </w:p>
@@ -2078,10 +1869,6 @@
               <w:spacing w:before="0" w:after="20" w:line="240" w:lineRule="auto"/>
             </w:pPr>
             <w:r>
-              <w:rPr>
-                <w:rFonts w:ascii="Times New Roman" w:hAnsi="Times New Roman" w:eastAsia="Times New Roman"/>
-                <w:sz w:val="20"/>
-              </w:rPr>
               <w:t>MVP</w:t>
             </w:r>
           </w:p>
@@ -2095,10 +1882,6 @@
               <w:spacing w:before="0" w:after="20" w:line="240" w:lineRule="auto"/>
             </w:pPr>
             <w:r>
-              <w:rPr>
-                <w:rFonts w:ascii="Times New Roman" w:hAnsi="Times New Roman" w:eastAsia="Times New Roman"/>
-                <w:sz w:val="20"/>
-              </w:rPr>
               <w:t>readback regression suite; PASS</w:t>
             </w:r>
           </w:p>
@@ -2112,10 +1895,6 @@
               <w:spacing w:before="0" w:after="20" w:line="240" w:lineRule="auto"/>
             </w:pPr>
             <w:r>
-              <w:rPr>
-                <w:rFonts w:ascii="Times New Roman" w:hAnsi="Times New Roman" w:eastAsia="Times New Roman"/>
-                <w:sz w:val="20"/>
-              </w:rPr>
               <w:t>implemented</w:t>
             </w:r>
           </w:p>
@@ -2135,10 +1914,6 @@
               <w:spacing w:before="0" w:after="20" w:line="240" w:lineRule="auto"/>
             </w:pPr>
             <w:r>
-              <w:rPr>
-                <w:rFonts w:ascii="Times New Roman" w:hAnsi="Times New Roman" w:eastAsia="Times New Roman"/>
-                <w:sz w:val="20"/>
-              </w:rPr>
               <w:t>NFR-2</w:t>
             </w:r>
           </w:p>
@@ -2152,10 +1927,6 @@
               <w:spacing w:before="0" w:after="20" w:line="240" w:lineRule="auto"/>
             </w:pPr>
             <w:r>
-              <w:rPr>
-                <w:rFonts w:ascii="Times New Roman" w:hAnsi="Times New Roman" w:eastAsia="Times New Roman"/>
-                <w:sz w:val="20"/>
-              </w:rPr>
               <w:t>JCS escaped configured projection ≤32KiB; rendered block ≤36KiB</w:t>
             </w:r>
           </w:p>
@@ -2169,10 +1940,6 @@
               <w:spacing w:before="0" w:after="20" w:line="240" w:lineRule="auto"/>
             </w:pPr>
             <w:r>
-              <w:rPr>
-                <w:rFonts w:ascii="Times New Roman" w:hAnsi="Times New Roman" w:eastAsia="Times New Roman"/>
-                <w:sz w:val="20"/>
-              </w:rPr>
               <w:t>requirements.md NFR-2</w:t>
             </w:r>
           </w:p>
@@ -2186,10 +1953,6 @@
               <w:spacing w:before="0" w:after="20" w:line="240" w:lineRule="auto"/>
             </w:pPr>
             <w:r>
-              <w:rPr>
-                <w:rFonts w:ascii="Times New Roman" w:hAnsi="Times New Roman" w:eastAsia="Times New Roman"/>
-                <w:sz w:val="20"/>
-              </w:rPr>
               <w:t>MVP</w:t>
             </w:r>
           </w:p>
@@ -2203,10 +1966,6 @@
               <w:spacing w:before="0" w:after="20" w:line="240" w:lineRule="auto"/>
             </w:pPr>
             <w:r>
-              <w:rPr>
-                <w:rFonts w:ascii="Times New Roman" w:hAnsi="Times New Roman" w:eastAsia="Times New Roman"/>
-                <w:sz w:val="20"/>
-              </w:rPr>
               <w:t>quote-heavy boundary test; PASS</w:t>
             </w:r>
           </w:p>
@@ -2220,10 +1979,6 @@
               <w:spacing w:before="0" w:after="20" w:line="240" w:lineRule="auto"/>
             </w:pPr>
             <w:r>
-              <w:rPr>
-                <w:rFonts w:ascii="Times New Roman" w:hAnsi="Times New Roman" w:eastAsia="Times New Roman"/>
-                <w:sz w:val="20"/>
-              </w:rPr>
               <w:t>implemented</w:t>
             </w:r>
           </w:p>
@@ -2360,11 +2115,6 @@
               <w:jc w:val="left"/>
             </w:pPr>
             <w:r>
-              <w:rPr>
-                <w:rFonts w:ascii="Times New Roman" w:hAnsi="Times New Roman" w:eastAsia="Times New Roman"/>
-                <w:b/>
-                <w:sz w:val="21"/>
-              </w:rPr>
               <w:t>Замечание и объект рассмотрения</w:t>
             </w:r>
           </w:p>
@@ -2382,11 +2132,6 @@
               <w:jc w:val="left"/>
             </w:pPr>
             <w:r>
-              <w:rPr>
-                <w:rFonts w:ascii="Times New Roman" w:hAnsi="Times New Roman" w:eastAsia="Times New Roman"/>
-                <w:b/>
-                <w:sz w:val="21"/>
-              </w:rPr>
               <w:t>Решение и обоснование</w:t>
             </w:r>
           </w:p>
@@ -2404,11 +2149,6 @@
               <w:jc w:val="left"/>
             </w:pPr>
             <w:r>
-              <w:rPr>
-                <w:rFonts w:ascii="Times New Roman" w:hAnsi="Times New Roman" w:eastAsia="Times New Roman"/>
-                <w:b/>
-                <w:sz w:val="21"/>
-              </w:rPr>
               <w:t>Изменение и подтверждение</w:t>
             </w:r>
           </w:p>
@@ -2428,10 +2168,6 @@
               <w:spacing w:before="0" w:after="20" w:line="240" w:lineRule="auto"/>
             </w:pPr>
             <w:r>
-              <w:rPr>
-                <w:rFonts w:ascii="Times New Roman" w:hAnsi="Times New Roman" w:eastAsia="Times New Roman"/>
-                <w:sz w:val="20"/>
-              </w:rPr>
               <w:t>DS-REV-003 JSON boundary</w:t>
             </w:r>
           </w:p>
@@ -2445,10 +2181,6 @@
               <w:spacing w:before="0" w:after="20" w:line="240" w:lineRule="auto"/>
             </w:pPr>
             <w:r>
-              <w:rPr>
-                <w:rFonts w:ascii="Times New Roman" w:hAnsi="Times New Roman" w:eastAsia="Times New Roman"/>
-                <w:sz w:val="20"/>
-              </w:rPr>
               <w:t>Strict lexical structure, duplicate/exact keys, EOF and surrogate pairing</w:t>
             </w:r>
           </w:p>
@@ -2462,10 +2194,6 @@
               <w:spacing w:before="0" w:after="20" w:line="240" w:lineRule="auto"/>
             </w:pPr>
             <w:r>
-              <w:rPr>
-                <w:rFonts w:ascii="Times New Roman" w:hAnsi="Times New Roman" w:eastAsia="Times New Roman"/>
-                <w:sz w:val="20"/>
-              </w:rPr>
               <w:t>fixtures.go + review_regressions_test.go + go test log</w:t>
             </w:r>
           </w:p>
@@ -2485,10 +2213,6 @@
               <w:spacing w:before="0" w:after="20" w:line="240" w:lineRule="auto"/>
             </w:pPr>
             <w:r>
-              <w:rPr>
-                <w:rFonts w:ascii="Times New Roman" w:hAnsi="Times New Roman" w:eastAsia="Times New Roman"/>
-                <w:sz w:val="20"/>
-              </w:rPr>
               <w:t>DS-REV-001/004 handoff/control/budget</w:t>
             </w:r>
           </w:p>
@@ -2502,10 +2226,6 @@
               <w:spacing w:before="0" w:after="20" w:line="240" w:lineRule="auto"/>
             </w:pPr>
             <w:r>
-              <w:rPr>
-                <w:rFonts w:ascii="Times New Roman" w:hAnsi="Times New Roman" w:eastAsia="Times New Roman"/>
-                <w:sz w:val="20"/>
-              </w:rPr>
               <w:t>Canonical T013 labels, UUID, markers, controls and escaped-byte budgets</w:t>
             </w:r>
           </w:p>
@@ -2519,10 +2239,6 @@
               <w:spacing w:before="0" w:after="20" w:line="240" w:lineRule="auto"/>
             </w:pPr>
             <w:r>
-              <w:rPr>
-                <w:rFonts w:ascii="Times New Roman" w:hAnsi="Times New Roman" w:eastAsia="Times New Roman"/>
-                <w:sz w:val="20"/>
-              </w:rPr>
               <w:t>readback.go + tests + requirements.md</w:t>
             </w:r>
           </w:p>
@@ -2572,10 +2288,6 @@
               <w:jc w:val="center"/>
             </w:pPr>
             <w:r>
-              <w:rPr>
-                <w:rFonts w:ascii="Times New Roman" w:hAnsi="Times New Roman" w:eastAsia="Times New Roman"/>
-                <w:sz w:val="22"/>
-              </w:rPr>
               <w:t>[МЕСТО ДЛЯ СКРИНШОТА 2 — Автоматические проверки изменения требований]</w:t>
             </w:r>
           </w:p>
@@ -2588,10 +2300,6 @@
         <w:jc w:val="center"/>
       </w:pPr>
       <w:r>
-        <w:rPr>
-          <w:rFonts w:ascii="Times New Roman" w:hAnsi="Times New Roman" w:eastAsia="Times New Roman"/>
-          <w:sz w:val="24"/>
-        </w:rPr>
         <w:t>Рисунок 2 — Автоматические проверки изменения требований</w:t>
       </w:r>
     </w:p>
@@ -2641,10 +2349,6 @@
               <w:jc w:val="center"/>
             </w:pPr>
             <w:r>
-              <w:rPr>
-                <w:rFonts w:ascii="Times New Roman" w:hAnsi="Times New Roman" w:eastAsia="Times New Roman"/>
-                <w:sz w:val="22"/>
-              </w:rPr>
               <w:t>[МЕСТО ДЛЯ СКРИНШОТА 3 — Оппонирование другого проекта и принятое решение]</w:t>
             </w:r>
           </w:p>
@@ -2657,10 +2361,6 @@
         <w:jc w:val="center"/>
       </w:pPr>
       <w:r>
-        <w:rPr>
-          <w:rFonts w:ascii="Times New Roman" w:hAnsi="Times New Roman" w:eastAsia="Times New Roman"/>
-          <w:sz w:val="24"/>
-        </w:rPr>
         <w:t>Рисунок 3 — Оппонирование другого проекта и принятое решение</w:t>
       </w:r>
     </w:p>
@@ -2699,11 +2399,6 @@
               <w:jc w:val="left"/>
             </w:pPr>
             <w:r>
-              <w:rPr>
-                <w:rFonts w:ascii="Times New Roman" w:hAnsi="Times New Roman" w:eastAsia="Times New Roman"/>
-                <w:b/>
-                <w:sz w:val="21"/>
-              </w:rPr>
               <w:t>Предмет проверки</w:t>
             </w:r>
           </w:p>
@@ -2721,11 +2416,6 @@
               <w:jc w:val="left"/>
             </w:pPr>
             <w:r>
-              <w:rPr>
-                <w:rFonts w:ascii="Times New Roman" w:hAnsi="Times New Roman" w:eastAsia="Times New Roman"/>
-                <w:b/>
-                <w:sz w:val="21"/>
-              </w:rPr>
               <w:t>Способ и условия</w:t>
             </w:r>
           </w:p>
@@ -2743,11 +2433,6 @@
               <w:jc w:val="left"/>
             </w:pPr>
             <w:r>
-              <w:rPr>
-                <w:rFonts w:ascii="Times New Roman" w:hAnsi="Times New Roman" w:eastAsia="Times New Roman"/>
-                <w:b/>
-                <w:sz w:val="21"/>
-              </w:rPr>
               <w:t>Фактический результат</w:t>
             </w:r>
           </w:p>
@@ -2765,11 +2450,6 @@
               <w:jc w:val="left"/>
             </w:pPr>
             <w:r>
-              <w:rPr>
-                <w:rFonts w:ascii="Times New Roman" w:hAnsi="Times New Roman" w:eastAsia="Times New Roman"/>
-                <w:b/>
-                <w:sz w:val="21"/>
-              </w:rPr>
               <w:t>Версия и доказательство</w:t>
             </w:r>
           </w:p>
@@ -2787,11 +2467,6 @@
               <w:jc w:val="left"/>
             </w:pPr>
             <w:r>
-              <w:rPr>
-                <w:rFonts w:ascii="Times New Roman" w:hAnsi="Times New Roman" w:eastAsia="Times New Roman"/>
-                <w:b/>
-                <w:sz w:val="21"/>
-              </w:rPr>
               <w:t>Ограничения</w:t>
             </w:r>
           </w:p>
@@ -2811,10 +2486,6 @@
               <w:spacing w:before="0" w:after="20" w:line="240" w:lineRule="auto"/>
             </w:pPr>
             <w:r>
-              <w:rPr>
-                <w:rFonts w:ascii="Times New Roman" w:hAnsi="Times New Roman" w:eastAsia="Times New Roman"/>
-                <w:sz w:val="20"/>
-              </w:rPr>
               <w:t>Security and provenance</w:t>
             </w:r>
           </w:p>
@@ -2828,10 +2499,6 @@
               <w:spacing w:before="0" w:after="20" w:line="240" w:lineRule="auto"/>
             </w:pPr>
             <w:r>
-              <w:rPr>
-                <w:rFonts w:ascii="Times New Roman" w:hAnsi="Times New Roman" w:eastAsia="Times New Roman"/>
-                <w:sz w:val="20"/>
-              </w:rPr>
               <w:t>Strict JSON/handoff and target/provenance guards; no provider access or secrets</w:t>
             </w:r>
           </w:p>
@@ -2845,10 +2512,6 @@
               <w:spacing w:before="0" w:after="20" w:line="240" w:lineRule="auto"/>
             </w:pPr>
             <w:r>
-              <w:rPr>
-                <w:rFonts w:ascii="Times New Roman" w:hAnsi="Times New Roman" w:eastAsia="Times New Roman"/>
-                <w:sz w:val="20"/>
-              </w:rPr>
               <w:t>PASS local tests/vet/race; hidden/live authority not claimed; security-baseline.md</w:t>
             </w:r>
           </w:p>
@@ -2862,10 +2525,6 @@
               <w:spacing w:before="0" w:after="20" w:line="240" w:lineRule="auto"/>
             </w:pPr>
             <w:r>
-              <w:rPr>
-                <w:rFonts w:ascii="Times New Roman" w:hAnsi="Times New Roman" w:eastAsia="Times New Roman"/>
-                <w:sz w:val="20"/>
-              </w:rPr>
               <w:t>bafc97a0eb5cc2b2aba68c04a74b179b61432d82</w:t>
             </w:r>
           </w:p>
@@ -2879,10 +2538,6 @@
               <w:spacing w:before="0" w:after="20" w:line="240" w:lineRule="auto"/>
             </w:pPr>
             <w:r>
-              <w:rPr>
-                <w:rFonts w:ascii="Times New Roman" w:hAnsi="Times New Roman" w:eastAsia="Times New Roman"/>
-                <w:sz w:val="20"/>
-              </w:rPr>
               <w:t>Candidate offline slice; no live provider or acceptance claim</w:t>
             </w:r>
           </w:p>
@@ -2935,11 +2590,6 @@
               <w:spacing w:before="0" w:after="20" w:line="240" w:lineRule="auto"/>
             </w:pPr>
             <w:r>
-              <w:rPr>
-                <w:rFonts w:ascii="Times New Roman" w:hAnsi="Times New Roman" w:eastAsia="Times New Roman"/>
-                <w:b/>
-                <w:sz w:val="21"/>
-              </w:rPr>
               <w:t>Требование и ситуация</w:t>
             </w:r>
           </w:p>
@@ -2953,11 +2603,6 @@
               <w:spacing w:before="0" w:after="20" w:line="240" w:lineRule="auto"/>
             </w:pPr>
             <w:r>
-              <w:rPr>
-                <w:rFonts w:ascii="Times New Roman" w:hAnsi="Times New Roman" w:eastAsia="Times New Roman"/>
-                <w:b/>
-                <w:sz w:val="21"/>
-              </w:rPr>
               <w:t>Ожидаемый по тексту исход</w:t>
             </w:r>
           </w:p>
@@ -2971,11 +2616,6 @@
               <w:spacing w:before="0" w:after="20" w:line="240" w:lineRule="auto"/>
             </w:pPr>
             <w:r>
-              <w:rPr>
-                <w:rFonts w:ascii="Times New Roman" w:hAnsi="Times New Roman" w:eastAsia="Times New Roman"/>
-                <w:b/>
-                <w:sz w:val="21"/>
-              </w:rPr>
               <w:t>Фактический ответ другого студента</w:t>
             </w:r>
           </w:p>
@@ -2989,11 +2629,6 @@
               <w:spacing w:before="0" w:after="20" w:line="240" w:lineRule="auto"/>
             </w:pPr>
             <w:r>
-              <w:rPr>
-                <w:rFonts w:ascii="Times New Roman" w:hAnsi="Times New Roman" w:eastAsia="Times New Roman"/>
-                <w:b/>
-                <w:sz w:val="21"/>
-              </w:rPr>
               <w:t>Проверяющий, дата, версия</w:t>
             </w:r>
           </w:p>
@@ -3007,11 +2642,6 @@
               <w:spacing w:before="0" w:after="20" w:line="240" w:lineRule="auto"/>
             </w:pPr>
             <w:r>
-              <w:rPr>
-                <w:rFonts w:ascii="Times New Roman" w:hAnsi="Times New Roman" w:eastAsia="Times New Roman"/>
-                <w:b/>
-                <w:sz w:val="21"/>
-              </w:rPr>
               <w:t>Расхождение и исправление</w:t>
             </w:r>
           </w:p>
@@ -3027,10 +2657,6 @@
               <w:spacing w:before="0" w:after="20" w:line="240" w:lineRule="auto"/>
             </w:pPr>
             <w:r>
-              <w:rPr>
-                <w:rFonts w:ascii="Times New Roman" w:hAnsi="Times New Roman" w:eastAsia="Times New Roman"/>
-                <w:sz w:val="20"/>
-              </w:rPr>
               <w:t>HIT-42 TargetReadback refinement</w:t>
             </w:r>
           </w:p>
@@ -3044,10 +2670,6 @@
               <w:spacing w:before="0" w:after="20" w:line="240" w:lineRule="auto"/>
             </w:pPr>
             <w:r>
-              <w:rPr>
-                <w:rFonts w:ascii="Times New Roman" w:hAnsi="Times New Roman" w:eastAsia="Times New Roman"/>
-                <w:sz w:val="20"/>
-              </w:rPr>
               <w:t>typed outcome and explicit reason; no ResultVerified on unknown/incomplete/mismatch</w:t>
             </w:r>
           </w:p>
@@ -3061,10 +2683,6 @@
               <w:spacing w:before="0" w:after="20" w:line="240" w:lineRule="auto"/>
             </w:pPr>
             <w:r>
-              <w:rPr>
-                <w:rFonts w:ascii="Times New Roman" w:hAnsi="Times New Roman" w:eastAsia="Times New Roman"/>
-                <w:sz w:val="20"/>
-              </w:rPr>
               <w:t>Результат фиксируется в журнале проверки.</w:t>
             </w:r>
           </w:p>
@@ -3078,10 +2696,6 @@
               <w:spacing w:before="0" w:after="20" w:line="240" w:lineRule="auto"/>
             </w:pPr>
             <w:r>
-              <w:rPr>
-                <w:rFonts w:ascii="Times New Roman" w:hAnsi="Times New Roman" w:eastAsia="Times New Roman"/>
-                <w:sz w:val="20"/>
-              </w:rPr>
               <w:t>Дмитрий Стацюк; 2026-10-19; bafc97a0eb5cc2b2aba68c04a74b179b61432d82</w:t>
             </w:r>
           </w:p>
@@ -3095,10 +2709,6 @@
               <w:spacing w:before="0" w:after="20" w:line="240" w:lineRule="auto"/>
             </w:pPr>
             <w:r>
-              <w:rPr>
-                <w:rFonts w:ascii="Times New Roman" w:hAnsi="Times New Roman" w:eastAsia="Times New Roman"/>
-                <w:sz w:val="20"/>
-              </w:rPr>
               <w:t>Use exact comparison with typed mismatch/incomplete/unknown outcomes</w:t>
             </w:r>
           </w:p>
@@ -3181,11 +2791,6 @@
               <w:jc w:val="left"/>
             </w:pPr>
             <w:r>
-              <w:rPr>
-                <w:rFonts w:ascii="Times New Roman" w:hAnsi="Times New Roman" w:eastAsia="Times New Roman"/>
-                <w:b/>
-                <w:sz w:val="21"/>
-              </w:rPr>
               <w:t>Индивидуальный результат</w:t>
             </w:r>
           </w:p>
@@ -3203,11 +2808,6 @@
               <w:jc w:val="left"/>
             </w:pPr>
             <w:r>
-              <w:rPr>
-                <w:rFonts w:ascii="Times New Roman" w:hAnsi="Times New Roman" w:eastAsia="Times New Roman"/>
-                <w:b/>
-                <w:sz w:val="21"/>
-              </w:rPr>
               <w:t>Выполненные действия</w:t>
             </w:r>
           </w:p>
@@ -3225,11 +2825,6 @@
               <w:jc w:val="left"/>
             </w:pPr>
             <w:r>
-              <w:rPr>
-                <w:rFonts w:ascii="Times New Roman" w:hAnsi="Times New Roman" w:eastAsia="Times New Roman"/>
-                <w:b/>
-                <w:sz w:val="21"/>
-              </w:rPr>
               <w:t>Подтверждение</w:t>
             </w:r>
           </w:p>
@@ -3249,10 +2844,6 @@
               <w:spacing w:before="0" w:after="20" w:line="240" w:lineRule="auto"/>
             </w:pPr>
             <w:r>
-              <w:rPr>
-                <w:rFonts w:ascii="Times New Roman" w:hAnsi="Times New Roman" w:eastAsia="Times New Roman"/>
-                <w:sz w:val="20"/>
-              </w:rPr>
               <w:t>Technical result</w:t>
             </w:r>
           </w:p>
@@ -3266,10 +2857,6 @@
               <w:spacing w:before="0" w:after="20" w:line="240" w:lineRule="auto"/>
             </w:pPr>
             <w:r>
-              <w:rPr>
-                <w:rFonts w:ascii="Times New Roman" w:hAnsi="Times New Roman" w:eastAsia="Times New Roman"/>
-                <w:sz w:val="20"/>
-              </w:rPr>
               <w:t>R1 desk research and questions separated; FR/NFR/AC traced; human interview and opposition remain отдельная учебная процедура</w:t>
             </w:r>
           </w:p>
@@ -3283,10 +2870,6 @@
               <w:spacing w:before="0" w:after="20" w:line="240" w:lineRule="auto"/>
             </w:pPr>
             <w:r>
-              <w:rPr>
-                <w:rFonts w:ascii="Times New Roman" w:hAnsi="Times New Roman" w:eastAsia="Times New Roman"/>
-                <w:sz w:val="20"/>
-              </w:rPr>
               <w:t>requirements.md, requirements-trace.json, security-baseline.md, PR29</w:t>
             </w:r>
           </w:p>
@@ -3360,11 +2943,6 @@
               <w:jc w:val="left"/>
             </w:pPr>
             <w:r>
-              <w:rPr>
-                <w:rFonts w:ascii="Times New Roman" w:hAnsi="Times New Roman" w:eastAsia="Times New Roman"/>
-                <w:b/>
-                <w:sz w:val="21"/>
-              </w:rPr>
               <w:t>Поле</w:t>
             </w:r>
           </w:p>
@@ -3382,11 +2960,6 @@
               <w:jc w:val="left"/>
             </w:pPr>
             <w:r>
-              <w:rPr>
-                <w:rFonts w:ascii="Times New Roman" w:hAnsi="Times New Roman" w:eastAsia="Times New Roman"/>
-                <w:b/>
-                <w:sz w:val="21"/>
-              </w:rPr>
               <w:t>Значение</w:t>
             </w:r>
           </w:p>
@@ -3409,10 +2982,6 @@
               <w:jc w:val="left"/>
             </w:pPr>
             <w:r>
-              <w:rPr>
-                <w:rFonts w:ascii="Times New Roman" w:hAnsi="Times New Roman" w:eastAsia="Times New Roman"/>
-                <w:sz w:val="20"/>
-              </w:rPr>
               <w:t>Работа и автор</w:t>
             </w:r>
           </w:p>
@@ -3426,10 +2995,6 @@
               <w:spacing w:before="0" w:after="20" w:line="240" w:lineRule="auto"/>
             </w:pPr>
             <w:r>
-              <w:rPr>
-                <w:rFonts w:ascii="Times New Roman" w:hAnsi="Times New Roman" w:eastAsia="Times New Roman"/>
-                <w:sz w:val="20"/>
-              </w:rPr>
               <w:t>МДК.03.02, ПЗ №1, Дмитрий Стацюк</w:t>
             </w:r>
           </w:p>
@@ -3452,10 +3017,6 @@
               <w:jc w:val="left"/>
             </w:pPr>
             <w:r>
-              <w:rPr>
-                <w:rFonts w:ascii="Times New Roman" w:hAnsi="Times New Roman" w:eastAsia="Times New Roman"/>
-                <w:sz w:val="20"/>
-              </w:rPr>
               <w:t>Tag → commit</w:t>
             </w:r>
           </w:p>
@@ -3469,10 +3030,6 @@
               <w:spacing w:before="0" w:after="20" w:line="240" w:lineRule="auto"/>
             </w:pPr>
             <w:r>
-              <w:rPr>
-                <w:rFonts w:ascii="Times New Roman" w:hAnsi="Times New Roman" w:eastAsia="Times New Roman"/>
-                <w:sz w:val="20"/>
-              </w:rPr>
               <w:t>не создан — human/Lead gate; source bafc97a0eb5cc2b2aba68c04a74b179b61432d82</w:t>
             </w:r>
           </w:p>
@@ -3495,10 +3052,6 @@
               <w:jc w:val="left"/>
             </w:pPr>
             <w:r>
-              <w:rPr>
-                <w:rFonts w:ascii="Times New Roman" w:hAnsi="Times New Roman" w:eastAsia="Times New Roman"/>
-                <w:sz w:val="20"/>
-              </w:rPr>
               <w:t>Материалы</w:t>
             </w:r>
           </w:p>
@@ -3512,10 +3065,6 @@
               <w:spacing w:before="0" w:after="20" w:line="240" w:lineRule="auto"/>
             </w:pPr>
             <w:r>
-              <w:rPr>
-                <w:rFonts w:ascii="Times New Roman" w:hAnsi="Times New Roman" w:eastAsia="Times New Roman"/>
-                <w:sz w:val="20"/>
-              </w:rPr>
               <w:t>requirements.md; requirements-trace.json; security-baseline.md; interview.md</w:t>
             </w:r>
           </w:p>
@@ -3538,10 +3087,6 @@
               <w:jc w:val="left"/>
             </w:pPr>
             <w:r>
-              <w:rPr>
-                <w:rFonts w:ascii="Times New Roman" w:hAnsi="Times New Roman" w:eastAsia="Times New Roman"/>
-                <w:sz w:val="20"/>
-              </w:rPr>
               <w:t>Задачи и MR/PR</w:t>
             </w:r>
           </w:p>
@@ -3555,10 +3100,6 @@
               <w:spacing w:before="0" w:after="20" w:line="240" w:lineRule="auto"/>
             </w:pPr>
             <w:r>
-              <w:rPr>
-                <w:rFonts w:ascii="Times New Roman" w:hAnsi="Times New Roman" w:eastAsia="Times New Roman"/>
-                <w:sz w:val="20"/>
-              </w:rPr>
               <w:t>HIT-41–48; correction PR #29; no merge/Done</w:t>
             </w:r>
           </w:p>
@@ -3581,10 +3122,6 @@
               <w:jc w:val="left"/>
             </w:pPr>
             <w:r>
-              <w:rPr>
-                <w:rFonts w:ascii="Times New Roman" w:hAnsi="Times New Roman" w:eastAsia="Times New Roman"/>
-                <w:sz w:val="20"/>
-              </w:rPr>
               <w:t>Pipeline и применимые проверки</w:t>
             </w:r>
           </w:p>
@@ -3598,10 +3135,6 @@
               <w:spacing w:before="0" w:after="20" w:line="240" w:lineRule="auto"/>
             </w:pPr>
             <w:r>
-              <w:rPr>
-                <w:rFonts w:ascii="Times New Roman" w:hAnsi="Times New Roman" w:eastAsia="Times New Roman"/>
-                <w:sz w:val="20"/>
-              </w:rPr>
               <w:t>go test/vet/race, smoke and CI evidence linked in evidence/index.json</w:t>
             </w:r>
           </w:p>
@@ -3624,10 +3157,6 @@
               <w:jc w:val="left"/>
             </w:pPr>
             <w:r>
-              <w:rPr>
-                <w:rFonts w:ascii="Times New Roman" w:hAnsi="Times New Roman" w:eastAsia="Times New Roman"/>
-                <w:sz w:val="20"/>
-              </w:rPr>
               <w:t>Оппонирование</w:t>
             </w:r>
           </w:p>
@@ -3641,10 +3170,6 @@
               <w:spacing w:before="0" w:after="20" w:line="240" w:lineRule="auto"/>
             </w:pPr>
             <w:r>
-              <w:rPr>
-                <w:rFonts w:ascii="Times New Roman" w:hAnsi="Times New Roman" w:eastAsia="Times New Roman"/>
-                <w:sz w:val="20"/>
-              </w:rPr>
               <w:t>отдельная учебная процедура — real interview/opposition/clarity reviewer required</w:t>
             </w:r>
           </w:p>
@@ -3666,10 +3191,6 @@
               <w:jc w:val="left"/>
             </w:pPr>
             <w:r>
-              <w:rPr>
-                <w:rFonts w:ascii="Times New Roman" w:hAnsi="Times New Roman" w:eastAsia="Times New Roman"/>
-                <w:sz w:val="20"/>
-              </w:rPr>
               <w:t>Ограничения</w:t>
             </w:r>
           </w:p>
@@ -3683,10 +3204,6 @@
               <w:spacing w:before="0" w:after="20" w:line="240" w:lineRule="auto"/>
             </w:pPr>
             <w:r>
-              <w:rPr>
-                <w:rFonts w:ascii="Times New Roman" w:hAnsi="Times New Roman" w:eastAsia="Times New Roman"/>
-                <w:sz w:val="20"/>
-              </w:rPr>
               <w:t>Candidate/In Review; no acceptance or personal signature inferred</w:t>
             </w:r>
           </w:p>
@@ -3785,28 +3302,16 @@
     </w:p>
     <w:p>
       <w:r>
-        <w:rPr>
-          <w:rFonts w:ascii="Times New Roman" w:hAnsi="Times New Roman"/>
-          <w:sz w:val="20"/>
-        </w:rPr>
         <w:t>Рисунок 1. Шаг 1: откройте https://hitpipe.atlassian.net/browse/HIT-47. Шаг 2: снимите верхнюю часть страницы с названием задачи и статусом. Шаг 3: в новой вкладке откройте https://github.com/hitpipe/hitpipe/pull/29 и снимите заголовок PR и его статус. Шаг 4: объедините два фрагмента рядом в одном рисунке. Сохраните как 0302-pz01-fig01.png. Подпись: «Требование, задача и запрос на слияние».</w:t>
       </w:r>
     </w:p>
     <w:p>
       <w:r>
-        <w:rPr>
-          <w:rFonts w:ascii="Times New Roman" w:hAnsi="Times New Roman"/>
-          <w:sz w:val="20"/>
-        </w:rPr>
-        <w:t>Рисунок 2. Шаг 1: откройте PowerShell. Шаг 2: выполните cd 'ПОЛНЫЙ_ПУТЬ_К_КЛОНУ\hitpipe\services\delivery'. Шаг 3: выполните go test ./... . Шаг 4: затем выполните go vet ./... . Шаг 5: снимите команды и строки успешного завершения. Сохраните как 0302-pz01-fig02.png. Подпись: «Автоматические проверки изменения требований».</w:t>
-      </w:r>
-    </w:p>
-    <w:p>
-      <w:r>
-        <w:rPr>
-          <w:rFonts w:ascii="Times New Roman" w:hAnsi="Times New Roman"/>
-          <w:sz w:val="20"/>
-        </w:rPr>
+        <w:t>Рисунок 2. Шаг 1: откройте PowerShell. Шаг 2: выполните Set-Location C:\projects\hitpipe\services\delivery. Шаг 3: выполните go test ./... . Шаг 4: выполните go vet ./... . Шаг 5: убедитесь, что команды завершились без ошибок и имеют exit code 0. Снимите обе команды и итоговый вывод. Сохраните как 0302-pz01-fig02.png. Подпись: «Автоматические проверки изменения требований».</w:t>
+      </w:r>
+    </w:p>
+    <w:p>
+      <w:r>
         <w:t>Рисунок 3. Шаг 1: откройте https://github.com/hitpipe/hitpipe/pull/29/files. Шаг 2: найдите обсуждение, связанное с требованиями или проверкой. Шаг 3: снимите название изменённого файла и принятое решение. Не включайте имена пользователей и личную переписку. Сохраните как 0302-pz01-fig03.png. Подпись: «Оппонирование другого проекта и принятое решение».</w:t>
       </w:r>
     </w:p>

--- a/docs/labs/pr12/ds/reports/0302-pz01-ds.docx
+++ b/docs/labs/pr12/ds/reports/0302-pz01-ds.docx
@@ -1635,12 +1635,6 @@
             <w:shd w:val="clear" w:color="auto" w:fill="F2F2F2"/>
           </w:tcPr>
           <w:p>
-            <w:pPr>
-              <w:pStyle w:val="ae"/>
-              <w:keepNext/>
-              <w:spacing w:before="0" w:after="20" w:line="240" w:lineRule="auto"/>
-              <w:jc w:val="left"/>
-            </w:pPr>
             <w:r>
               <w:t>ID</w:t>
             </w:r>
@@ -1652,12 +1646,6 @@
             <w:shd w:val="clear" w:color="auto" w:fill="F2F2F2"/>
           </w:tcPr>
           <w:p>
-            <w:pPr>
-              <w:pStyle w:val="ae"/>
-              <w:keepNext/>
-              <w:spacing w:before="0" w:after="20" w:line="240" w:lineRule="auto"/>
-              <w:jc w:val="left"/>
-            </w:pPr>
             <w:r>
               <w:t>Требование</w:t>
             </w:r>
@@ -1669,12 +1657,6 @@
             <w:shd w:val="clear" w:color="auto" w:fill="F2F2F2"/>
           </w:tcPr>
           <w:p>
-            <w:pPr>
-              <w:pStyle w:val="ae"/>
-              <w:keepNext/>
-              <w:spacing w:before="0" w:after="20" w:line="240" w:lineRule="auto"/>
-              <w:jc w:val="left"/>
-            </w:pPr>
             <w:r>
               <w:t>Основание</w:t>
             </w:r>
@@ -1686,14 +1668,8 @@
             <w:shd w:val="clear" w:color="auto" w:fill="F2F2F2"/>
           </w:tcPr>
           <w:p>
-            <w:pPr>
-              <w:pStyle w:val="ae"/>
-              <w:keepNext/>
-              <w:spacing w:before="0" w:after="20" w:line="240" w:lineRule="auto"/>
-              <w:jc w:val="left"/>
-            </w:pPr>
-            <w:r>
-              <w:t>MVP / резерв</w:t>
+            <w:r>
+              <w:t>MVP</w:t>
             </w:r>
           </w:p>
         </w:tc>
@@ -1703,14 +1679,8 @@
             <w:shd w:val="clear" w:color="auto" w:fill="F2F2F2"/>
           </w:tcPr>
           <w:p>
-            <w:pPr>
-              <w:pStyle w:val="ae"/>
-              <w:keepNext/>
-              <w:spacing w:before="0" w:after="20" w:line="240" w:lineRule="auto"/>
-              <w:jc w:val="left"/>
-            </w:pPr>
-            <w:r>
-              <w:t>Критерий и способ проверки</w:t>
+            <w:r>
+              <w:t>Проверка</w:t>
             </w:r>
           </w:p>
         </w:tc>
@@ -1720,14 +1690,8 @@
             <w:shd w:val="clear" w:color="auto" w:fill="F2F2F2"/>
           </w:tcPr>
           <w:p>
-            <w:pPr>
-              <w:pStyle w:val="ae"/>
-              <w:keepNext/>
-              <w:spacing w:before="0" w:after="20" w:line="240" w:lineRule="auto"/>
-              <w:jc w:val="left"/>
-            </w:pPr>
-            <w:r>
-              <w:t>Статус реализации</w:t>
+            <w:r>
+              <w:t>Статус</w:t>
             </w:r>
           </w:p>
         </w:tc>
@@ -1742,9 +1706,6 @@
             <w:tcW w:w="1086" w:type="dxa"/>
           </w:tcPr>
           <w:p>
-            <w:pPr>
-              <w:spacing w:before="0" w:after="20" w:line="240" w:lineRule="auto"/>
-            </w:pPr>
             <w:r>
               <w:t>FR-1</w:t>
             </w:r>
@@ -1755,11 +1716,8 @@
             <w:tcW w:w="1670" w:type="dxa"/>
           </w:tcPr>
           <w:p>
-            <w:pPr>
-              <w:spacing w:before="0" w:after="20" w:line="240" w:lineRule="auto"/>
-            </w:pPr>
-            <w:r>
-              <w:t>Compare workspace/list/title/assignee/handoff/context</w:t>
+            <w:r>
+              <w:t>Workspace/list/title/assignee/handoff/context</w:t>
             </w:r>
           </w:p>
         </w:tc>
@@ -1768,11 +1726,8 @@
             <w:tcW w:w="1670" w:type="dxa"/>
           </w:tcPr>
           <w:p>
-            <w:pPr>
-              <w:spacing w:before="0" w:after="20" w:line="240" w:lineRule="auto"/>
-            </w:pPr>
-            <w:r>
-              <w:t>requirements.md FR-1; formal projection</w:t>
+            <w:r>
+              <w:t>requirements FR-1</w:t>
             </w:r>
           </w:p>
         </w:tc>
@@ -1781,11 +1736,8 @@
             <w:tcW w:w="1086" w:type="dxa"/>
           </w:tcPr>
           <w:p>
-            <w:pPr>
-              <w:spacing w:before="0" w:after="20" w:line="240" w:lineRule="auto"/>
-            </w:pPr>
-            <w:r>
-              <w:t>MVP</w:t>
+            <w:r>
+              <w:t>Да</w:t>
             </w:r>
           </w:p>
         </w:tc>
@@ -1794,11 +1746,8 @@
             <w:tcW w:w="2172" w:type="dxa"/>
           </w:tcPr>
           <w:p>
-            <w:pPr>
-              <w:spacing w:before="0" w:after="20" w:line="240" w:lineRule="auto"/>
-            </w:pPr>
-            <w:r>
-              <w:t>go test ./...; typed outcome; PASS on source head</w:t>
+            <w:r>
+              <w:t>go test; PASS</w:t>
             </w:r>
           </w:p>
         </w:tc>
@@ -1807,11 +1756,8 @@
             <w:tcW w:w="1670" w:type="dxa"/>
           </w:tcPr>
           <w:p>
-            <w:pPr>
-              <w:spacing w:before="0" w:after="20" w:line="240" w:lineRule="auto"/>
-            </w:pPr>
-            <w:r>
-              <w:t>implemented</w:t>
+            <w:r>
+              <w:t>Готово</w:t>
             </w:r>
           </w:p>
         </w:tc>
@@ -1826,9 +1772,6 @@
             <w:tcW w:w="1086" w:type="dxa"/>
           </w:tcPr>
           <w:p>
-            <w:pPr>
-              <w:spacing w:before="0" w:after="20" w:line="240" w:lineRule="auto"/>
-            </w:pPr>
             <w:r>
               <w:t>FR-2</w:t>
             </w:r>
@@ -1839,11 +1782,8 @@
             <w:tcW w:w="1670" w:type="dxa"/>
           </w:tcPr>
           <w:p>
-            <w:pPr>
-              <w:spacing w:before="0" w:after="20" w:line="240" w:lineRule="auto"/>
-            </w:pPr>
-            <w:r>
-              <w:t>One canonical lowercase-UUID handoff with Service/Order/Context and matching markers</w:t>
+            <w:r>
+              <w:t>Один канонический handoff и маркеры</w:t>
             </w:r>
           </w:p>
         </w:tc>
@@ -1852,11 +1792,8 @@
             <w:tcW w:w="1670" w:type="dxa"/>
           </w:tcPr>
           <w:p>
-            <w:pPr>
-              <w:spacing w:before="0" w:after="20" w:line="240" w:lineRule="auto"/>
-            </w:pPr>
-            <w:r>
-              <w:t>requirements.md FR-2; BP004/T013</w:t>
+            <w:r>
+              <w:t>requirements FR-2</w:t>
             </w:r>
           </w:p>
         </w:tc>
@@ -1865,11 +1802,8 @@
             <w:tcW w:w="1086" w:type="dxa"/>
           </w:tcPr>
           <w:p>
-            <w:pPr>
-              <w:spacing w:before="0" w:after="20" w:line="240" w:lineRule="auto"/>
-            </w:pPr>
-            <w:r>
-              <w:t>MVP</w:t>
+            <w:r>
+              <w:t>Да</w:t>
             </w:r>
           </w:p>
         </w:tc>
@@ -1878,11 +1812,8 @@
             <w:tcW w:w="2172" w:type="dxa"/>
           </w:tcPr>
           <w:p>
-            <w:pPr>
-              <w:spacing w:before="0" w:after="20" w:line="240" w:lineRule="auto"/>
-            </w:pPr>
-            <w:r>
-              <w:t>readback regression suite; PASS</w:t>
+            <w:r>
+              <w:t>regression suite; PASS</w:t>
             </w:r>
           </w:p>
         </w:tc>
@@ -1891,11 +1822,8 @@
             <w:tcW w:w="1670" w:type="dxa"/>
           </w:tcPr>
           <w:p>
-            <w:pPr>
-              <w:spacing w:before="0" w:after="20" w:line="240" w:lineRule="auto"/>
-            </w:pPr>
-            <w:r>
-              <w:t>implemented</w:t>
+            <w:r>
+              <w:t>Готово</w:t>
             </w:r>
           </w:p>
         </w:tc>
@@ -1910,9 +1838,6 @@
             <w:tcW w:w="1086" w:type="dxa"/>
           </w:tcPr>
           <w:p>
-            <w:pPr>
-              <w:spacing w:before="0" w:after="20" w:line="240" w:lineRule="auto"/>
-            </w:pPr>
             <w:r>
               <w:t>NFR-2</w:t>
             </w:r>
@@ -1923,11 +1848,8 @@
             <w:tcW w:w="1670" w:type="dxa"/>
           </w:tcPr>
           <w:p>
-            <w:pPr>
-              <w:spacing w:before="0" w:after="20" w:line="240" w:lineRule="auto"/>
-            </w:pPr>
-            <w:r>
-              <w:t>JCS escaped configured projection ≤32KiB; rendered block ≤36KiB</w:t>
+            <w:r>
+              <w:t>Лимиты JCS и rendered block</w:t>
             </w:r>
           </w:p>
         </w:tc>
@@ -1936,11 +1858,8 @@
             <w:tcW w:w="1670" w:type="dxa"/>
           </w:tcPr>
           <w:p>
-            <w:pPr>
-              <w:spacing w:before="0" w:after="20" w:line="240" w:lineRule="auto"/>
-            </w:pPr>
-            <w:r>
-              <w:t>requirements.md NFR-2</w:t>
+            <w:r>
+              <w:t>requirements NFR-2</w:t>
             </w:r>
           </w:p>
         </w:tc>
@@ -1949,11 +1868,8 @@
             <w:tcW w:w="1086" w:type="dxa"/>
           </w:tcPr>
           <w:p>
-            <w:pPr>
-              <w:spacing w:before="0" w:after="20" w:line="240" w:lineRule="auto"/>
-            </w:pPr>
-            <w:r>
-              <w:t>MVP</w:t>
+            <w:r>
+              <w:t>Да</w:t>
             </w:r>
           </w:p>
         </w:tc>
@@ -1962,11 +1878,8 @@
             <w:tcW w:w="2172" w:type="dxa"/>
           </w:tcPr>
           <w:p>
-            <w:pPr>
-              <w:spacing w:before="0" w:after="20" w:line="240" w:lineRule="auto"/>
-            </w:pPr>
-            <w:r>
-              <w:t>quote-heavy boundary test; PASS</w:t>
+            <w:r>
+              <w:t>boundary test; PASS</w:t>
             </w:r>
           </w:p>
         </w:tc>
@@ -1975,11 +1888,8 @@
             <w:tcW w:w="1670" w:type="dxa"/>
           </w:tcPr>
           <w:p>
-            <w:pPr>
-              <w:spacing w:before="0" w:after="20" w:line="240" w:lineRule="auto"/>
-            </w:pPr>
-            <w:r>
-              <w:t>implemented</w:t>
+            <w:r>
+              <w:t>Готово</w:t>
             </w:r>
           </w:p>
         </w:tc>

--- a/docs/labs/pr12/ds/reports/0302-pz01-ds.docx
+++ b/docs/labs/pr12/ds/reports/0302-pz01-ds.docx
@@ -68,12 +68,13 @@
               <w:left w:val="nil"/>
               <w:right w:val="nil"/>
             </w:tcBorders>
-            <w:vAlign w:val="bottom"/>
+            <w:vAlign w:val="center"/>
           </w:tcPr>
           <w:p>
             <w:pPr>
               <w:pStyle w:val="-1"/>
-              <w:spacing w:before="0" w:after="20" w:line="240" w:lineRule="auto"/>
+              <w:spacing w:before="0" w:after="0" w:line="240" w:lineRule="auto"/>
+              <w:jc w:val="center"/>
             </w:pPr>
           </w:p>
         </w:tc>
@@ -86,7 +87,7 @@
               <w:bottom w:val="nil"/>
               <w:right w:val="nil"/>
             </w:tcBorders>
-            <w:vAlign w:val="bottom"/>
+            <w:vAlign w:val="center"/>
           </w:tcPr>
           <w:p>
             <w:pPr>
@@ -94,7 +95,7 @@
               <w:autoSpaceDE w:val="0"/>
               <w:autoSpaceDN w:val="0"/>
               <w:adjustRightInd w:val="0"/>
-              <w:spacing w:before="0" w:after="20" w:line="240" w:lineRule="auto"/>
+              <w:spacing w:before="0" w:after="0" w:line="240" w:lineRule="auto"/>
               <w:ind w:firstLine="0"/>
               <w:jc w:val="center"/>
             </w:pPr>
@@ -108,12 +109,13 @@
               <w:left w:val="nil"/>
               <w:right w:val="nil"/>
             </w:tcBorders>
-            <w:vAlign w:val="bottom"/>
+            <w:vAlign w:val="center"/>
           </w:tcPr>
           <w:p>
             <w:pPr>
               <w:pStyle w:val="-1"/>
-              <w:spacing w:before="0" w:after="20" w:line="240" w:lineRule="auto"/>
+              <w:spacing w:before="0" w:after="0" w:line="240" w:lineRule="auto"/>
+              <w:jc w:val="center"/>
             </w:pPr>
           </w:p>
         </w:tc>
@@ -126,7 +128,7 @@
               <w:bottom w:val="nil"/>
               <w:right w:val="nil"/>
             </w:tcBorders>
-            <w:vAlign w:val="bottom"/>
+            <w:vAlign w:val="center"/>
           </w:tcPr>
           <w:p>
             <w:pPr>
@@ -134,7 +136,7 @@
               <w:autoSpaceDE w:val="0"/>
               <w:autoSpaceDN w:val="0"/>
               <w:adjustRightInd w:val="0"/>
-              <w:spacing w:before="0" w:after="20" w:line="240" w:lineRule="auto"/>
+              <w:spacing w:before="0" w:after="0" w:line="240" w:lineRule="auto"/>
               <w:ind w:firstLine="0"/>
               <w:jc w:val="center"/>
             </w:pPr>
@@ -148,12 +150,13 @@
               <w:left w:val="nil"/>
               <w:right w:val="nil"/>
             </w:tcBorders>
-            <w:vAlign w:val="bottom"/>
+            <w:vAlign w:val="center"/>
           </w:tcPr>
           <w:p>
             <w:pPr>
               <w:pStyle w:val="-1"/>
-              <w:spacing w:before="0" w:after="20" w:line="240" w:lineRule="auto"/>
+              <w:spacing w:before="0" w:after="0" w:line="240" w:lineRule="auto"/>
+              <w:jc w:val="center"/>
             </w:pPr>
           </w:p>
         </w:tc>
@@ -183,13 +186,19 @@
           <w:p>
             <w:pPr>
               <w:pStyle w:val="-1"/>
-              <w:spacing w:before="0" w:after="20" w:line="240" w:lineRule="auto"/>
+              <w:spacing w:before="0" w:after="0" w:line="240" w:lineRule="auto"/>
+              <w:jc w:val="left"/>
               <w:rPr>
                 <w:sz w:val="18"/>
                 <w:szCs w:val="18"/>
               </w:rPr>
             </w:pPr>
             <w:r>
+              <w:rPr>
+                <w:rFonts w:ascii="Times New Roman" w:hAnsi="Times New Roman"/>
+                <w:b w:val="0"/>
+                <w:sz w:val="22"/>
+              </w:rPr>
               <w:t>должность, уч. степень, звание</w:t>
             </w:r>
           </w:p>
@@ -208,7 +217,8 @@
           <w:p>
             <w:pPr>
               <w:pStyle w:val="-1"/>
-              <w:spacing w:before="0" w:after="20" w:line="240" w:lineRule="auto"/>
+              <w:spacing w:before="0" w:after="0" w:line="240" w:lineRule="auto"/>
+              <w:jc w:val="left"/>
               <w:rPr>
                 <w:sz w:val="18"/>
                 <w:szCs w:val="18"/>
@@ -230,13 +240,19 @@
           <w:p>
             <w:pPr>
               <w:pStyle w:val="-1"/>
-              <w:spacing w:before="0" w:after="20" w:line="240" w:lineRule="auto"/>
+              <w:spacing w:before="0" w:after="0" w:line="240" w:lineRule="auto"/>
+              <w:jc w:val="left"/>
               <w:rPr>
                 <w:sz w:val="18"/>
                 <w:szCs w:val="18"/>
               </w:rPr>
             </w:pPr>
             <w:r>
+              <w:rPr>
+                <w:rFonts w:ascii="Times New Roman" w:hAnsi="Times New Roman"/>
+                <w:b w:val="0"/>
+                <w:sz w:val="22"/>
+              </w:rPr>
               <w:t>подпись, дата</w:t>
             </w:r>
           </w:p>
@@ -255,7 +271,8 @@
           <w:p>
             <w:pPr>
               <w:pStyle w:val="-1"/>
-              <w:spacing w:before="0" w:after="20" w:line="240" w:lineRule="auto"/>
+              <w:spacing w:before="0" w:after="0" w:line="240" w:lineRule="auto"/>
+              <w:jc w:val="left"/>
               <w:rPr>
                 <w:sz w:val="18"/>
                 <w:szCs w:val="18"/>
@@ -277,13 +294,19 @@
           <w:p>
             <w:pPr>
               <w:pStyle w:val="-1"/>
-              <w:spacing w:before="0" w:after="20" w:line="240" w:lineRule="auto"/>
+              <w:spacing w:before="0" w:after="0" w:line="240" w:lineRule="auto"/>
+              <w:jc w:val="left"/>
               <w:rPr>
                 <w:sz w:val="18"/>
                 <w:szCs w:val="18"/>
               </w:rPr>
             </w:pPr>
             <w:r>
+              <w:rPr>
+                <w:rFonts w:ascii="Times New Roman" w:hAnsi="Times New Roman"/>
+                <w:b w:val="0"/>
+                <w:sz w:val="22"/>
+              </w:rPr>
               <w:t>инициалы, фамилия</w:t>
             </w:r>
           </w:p>
@@ -328,9 +351,15 @@
           <w:p>
             <w:pPr>
               <w:pStyle w:val="-7"/>
-              <w:spacing w:before="0" w:after="20" w:line="240" w:lineRule="auto"/>
-            </w:pPr>
-            <w:r>
+              <w:spacing w:before="0" w:after="0" w:line="240" w:lineRule="auto"/>
+              <w:jc w:val="center"/>
+            </w:pPr>
+            <w:r>
+              <w:rPr>
+                <w:rFonts w:ascii="Times New Roman" w:hAnsi="Times New Roman"/>
+                <w:b/>
+                <w:sz w:val="22"/>
+              </w:rPr>
               <w:t>Формирование требований и регламента инженерного процесса проекта</w:t>
             </w:r>
           </w:p>
@@ -346,13 +375,20 @@
               <w:bottom w:val="nil"/>
               <w:right w:val="nil"/>
             </w:tcBorders>
+            <w:vAlign w:val="center"/>
           </w:tcPr>
           <w:p>
             <w:pPr>
               <w:pStyle w:val="-8"/>
-              <w:spacing w:before="0" w:after="20" w:line="240" w:lineRule="auto"/>
-            </w:pPr>
-            <w:r>
+              <w:spacing w:before="0" w:after="0" w:line="240" w:lineRule="auto"/>
+              <w:jc w:val="left"/>
+            </w:pPr>
+            <w:r>
+              <w:rPr>
+                <w:rFonts w:ascii="Times New Roman" w:hAnsi="Times New Roman"/>
+                <w:b w:val="0"/>
+                <w:sz w:val="22"/>
+              </w:rPr>
               <w:t>по МДК.03.02 «Обеспечение качества функционирования компьютерных систем»</w:t>
             </w:r>
           </w:p>
@@ -485,14 +521,19 @@
           <w:p>
             <w:pPr>
               <w:pStyle w:val="-1"/>
-              <w:spacing w:before="0" w:after="20" w:line="240" w:lineRule="auto"/>
-              <w:jc w:val="left"/>
+              <w:spacing w:before="0" w:after="0" w:line="240" w:lineRule="auto"/>
+              <w:jc w:val="center"/>
               <w:rPr>
                 <w:rFonts w:eastAsia="Times New Roman"/>
                 <w:lang w:eastAsia="ru-RU"/>
               </w:rPr>
             </w:pPr>
             <w:r>
+              <w:rPr>
+                <w:rFonts w:ascii="Times New Roman" w:hAnsi="Times New Roman"/>
+                <w:b/>
+                <w:sz w:val="22"/>
+              </w:rPr>
               <w:t xml:space="preserve">Студент гр. № </w:t>
             </w:r>
           </w:p>
@@ -514,7 +555,8 @@
           <w:p>
             <w:pPr>
               <w:pStyle w:val="-1"/>
-              <w:spacing w:before="0" w:after="20" w:line="240" w:lineRule="auto"/>
+              <w:spacing w:before="0" w:after="0" w:line="240" w:lineRule="auto"/>
+              <w:jc w:val="center"/>
               <w:rPr>
                 <w:rFonts w:ascii="Times New Roman" w:eastAsia="Times New Roman" w:hAnsi="Times New Roman" w:cs="Times New Roman"/>
                 <w:lang w:eastAsia="ru-RU"/>
@@ -543,7 +585,7 @@
               <w:autoSpaceDE w:val="0"/>
               <w:autoSpaceDN w:val="0"/>
               <w:adjustRightInd w:val="0"/>
-              <w:spacing w:line="240" w:lineRule="auto" w:before="0" w:after="20"/>
+              <w:spacing w:line="240" w:lineRule="auto" w:before="0" w:after="0"/>
               <w:ind w:firstLine="0"/>
               <w:jc w:val="center"/>
               <w:rPr>
@@ -570,7 +612,8 @@
           <w:p>
             <w:pPr>
               <w:pStyle w:val="-1"/>
-              <w:spacing w:before="0" w:after="20" w:line="240" w:lineRule="auto"/>
+              <w:spacing w:before="0" w:after="0" w:line="240" w:lineRule="auto"/>
+              <w:jc w:val="center"/>
               <w:rPr>
                 <w:rFonts w:ascii="Times New Roman" w:eastAsia="Times New Roman" w:hAnsi="Times New Roman" w:cs="Times New Roman"/>
                 <w:szCs w:val="24"/>
@@ -600,7 +643,7 @@
               <w:autoSpaceDE w:val="0"/>
               <w:autoSpaceDN w:val="0"/>
               <w:adjustRightInd w:val="0"/>
-              <w:spacing w:line="240" w:lineRule="auto" w:before="0" w:after="20"/>
+              <w:spacing w:line="240" w:lineRule="auto" w:before="0" w:after="0"/>
               <w:ind w:firstLine="0"/>
               <w:jc w:val="center"/>
               <w:rPr>
@@ -627,7 +670,8 @@
           <w:p>
             <w:pPr>
               <w:pStyle w:val="-1"/>
-              <w:spacing w:before="0" w:after="20" w:line="240" w:lineRule="auto"/>
+              <w:spacing w:before="0" w:after="0" w:line="240" w:lineRule="auto"/>
+              <w:jc w:val="center"/>
               <w:rPr>
                 <w:rFonts w:eastAsia="Times New Roman"/>
                 <w:lang w:eastAsia="ru-RU"/>
@@ -665,7 +709,8 @@
           <w:p>
             <w:pPr>
               <w:pStyle w:val="-1"/>
-              <w:spacing w:before="0" w:after="20" w:line="240" w:lineRule="auto"/>
+              <w:spacing w:before="0" w:after="0" w:line="240" w:lineRule="auto"/>
+              <w:jc w:val="left"/>
               <w:rPr>
                 <w:sz w:val="18"/>
                 <w:szCs w:val="18"/>
@@ -691,7 +736,8 @@
           <w:p>
             <w:pPr>
               <w:pStyle w:val="-1"/>
-              <w:spacing w:before="0" w:after="20" w:line="240" w:lineRule="auto"/>
+              <w:spacing w:before="0" w:after="0" w:line="240" w:lineRule="auto"/>
+              <w:jc w:val="left"/>
               <w:rPr>
                 <w:sz w:val="18"/>
                 <w:szCs w:val="18"/>
@@ -717,7 +763,8 @@
           <w:p>
             <w:pPr>
               <w:pStyle w:val="-1"/>
-              <w:spacing w:before="0" w:after="20" w:line="240" w:lineRule="auto"/>
+              <w:spacing w:before="0" w:after="0" w:line="240" w:lineRule="auto"/>
+              <w:jc w:val="left"/>
               <w:rPr>
                 <w:sz w:val="18"/>
                 <w:szCs w:val="18"/>
@@ -743,13 +790,19 @@
           <w:p>
             <w:pPr>
               <w:pStyle w:val="-1"/>
-              <w:spacing w:before="0" w:after="20" w:line="240" w:lineRule="auto"/>
+              <w:spacing w:before="0" w:after="0" w:line="240" w:lineRule="auto"/>
+              <w:jc w:val="left"/>
               <w:rPr>
                 <w:sz w:val="18"/>
                 <w:szCs w:val="18"/>
               </w:rPr>
             </w:pPr>
             <w:r>
+              <w:rPr>
+                <w:rFonts w:ascii="Times New Roman" w:hAnsi="Times New Roman"/>
+                <w:b w:val="0"/>
+                <w:sz w:val="22"/>
+              </w:rPr>
               <w:t>подпись, дата</w:t>
             </w:r>
           </w:p>
@@ -772,7 +825,8 @@
           <w:p>
             <w:pPr>
               <w:pStyle w:val="-1"/>
-              <w:spacing w:before="0" w:after="20" w:line="240" w:lineRule="auto"/>
+              <w:spacing w:before="0" w:after="0" w:line="240" w:lineRule="auto"/>
+              <w:jc w:val="left"/>
               <w:rPr>
                 <w:sz w:val="18"/>
                 <w:szCs w:val="18"/>
@@ -798,13 +852,19 @@
           <w:p>
             <w:pPr>
               <w:pStyle w:val="-1"/>
-              <w:spacing w:before="0" w:after="20" w:line="240" w:lineRule="auto"/>
+              <w:spacing w:before="0" w:after="0" w:line="240" w:lineRule="auto"/>
+              <w:jc w:val="left"/>
               <w:rPr>
                 <w:sz w:val="18"/>
                 <w:szCs w:val="18"/>
               </w:rPr>
             </w:pPr>
             <w:r>
+              <w:rPr>
+                <w:rFonts w:ascii="Times New Roman" w:hAnsi="Times New Roman"/>
+                <w:b w:val="0"/>
+                <w:sz w:val="22"/>
+              </w:rPr>
               <w:t>инициалы, фамилия</w:t>
             </w:r>
           </w:p>
@@ -1068,15 +1128,21 @@
           <w:tcPr>
             <w:tcW w:w="4677" w:type="dxa"/>
             <w:shd w:val="clear" w:color="auto" w:fill="F2F2F2"/>
+            <w:vAlign w:val="center"/>
           </w:tcPr>
           <w:p>
             <w:pPr>
               <w:pStyle w:val="ae"/>
               <w:keepNext/>
-              <w:spacing w:before="0" w:after="20" w:line="240" w:lineRule="auto"/>
-              <w:jc w:val="left"/>
-            </w:pPr>
-            <w:r>
+              <w:spacing w:before="0" w:after="0" w:line="240" w:lineRule="auto"/>
+              <w:jc w:val="center"/>
+            </w:pPr>
+            <w:r>
+              <w:rPr>
+                <w:rFonts w:ascii="Times New Roman" w:hAnsi="Times New Roman"/>
+                <w:b/>
+                <w:sz w:val="22"/>
+              </w:rPr>
               <w:t>Поле</w:t>
             </w:r>
           </w:p>
@@ -1085,15 +1151,21 @@
           <w:tcPr>
             <w:tcW w:w="4677" w:type="dxa"/>
             <w:shd w:val="clear" w:color="auto" w:fill="F2F2F2"/>
+            <w:vAlign w:val="center"/>
           </w:tcPr>
           <w:p>
             <w:pPr>
               <w:pStyle w:val="ae"/>
               <w:keepNext/>
-              <w:spacing w:before="0" w:after="20" w:line="240" w:lineRule="auto"/>
-              <w:jc w:val="left"/>
-            </w:pPr>
-            <w:r>
+              <w:spacing w:before="0" w:after="0" w:line="240" w:lineRule="auto"/>
+              <w:jc w:val="center"/>
+            </w:pPr>
+            <w:r>
+              <w:rPr>
+                <w:rFonts w:ascii="Times New Roman" w:hAnsi="Times New Roman"/>
+                <w:b/>
+                <w:sz w:val="22"/>
+              </w:rPr>
               <w:t>Значение</w:t>
             </w:r>
           </w:p>
@@ -1107,15 +1179,21 @@
         <w:tc>
           <w:tcPr>
             <w:tcW w:w="4677" w:type="dxa"/>
+            <w:vAlign w:val="center"/>
           </w:tcPr>
           <w:p>
             <w:pPr>
               <w:pStyle w:val="ae"/>
               <w:keepNext/>
-              <w:spacing w:before="0" w:after="20" w:line="240" w:lineRule="auto"/>
+              <w:spacing w:before="0" w:after="0" w:line="240" w:lineRule="auto"/>
               <w:jc w:val="left"/>
             </w:pPr>
             <w:r>
+              <w:rPr>
+                <w:rFonts w:ascii="Times New Roman" w:hAnsi="Times New Roman"/>
+                <w:b w:val="0"/>
+                <w:sz w:val="22"/>
+              </w:rPr>
               <w:t>ФИО, группа</w:t>
             </w:r>
           </w:p>
@@ -1123,12 +1201,19 @@
         <w:tc>
           <w:tcPr>
             <w:tcW w:w="4677" w:type="dxa"/>
-          </w:tcPr>
-          <w:p>
-            <w:pPr>
-              <w:spacing w:before="0" w:after="20" w:line="240" w:lineRule="auto"/>
-            </w:pPr>
-            <w:r>
+            <w:vAlign w:val="center"/>
+          </w:tcPr>
+          <w:p>
+            <w:pPr>
+              <w:spacing w:before="0" w:after="0" w:line="240" w:lineRule="auto"/>
+              <w:jc w:val="left"/>
+            </w:pPr>
+            <w:r>
+              <w:rPr>
+                <w:rFonts w:ascii="Times New Roman" w:hAnsi="Times New Roman"/>
+                <w:b w:val="0"/>
+                <w:sz w:val="22"/>
+              </w:rPr>
               <w:t>Дмитрий Стацюк, группа не указана</w:t>
             </w:r>
           </w:p>
@@ -1142,15 +1227,21 @@
         <w:tc>
           <w:tcPr>
             <w:tcW w:w="4677" w:type="dxa"/>
+            <w:vAlign w:val="center"/>
           </w:tcPr>
           <w:p>
             <w:pPr>
               <w:pStyle w:val="ae"/>
               <w:keepNext/>
-              <w:spacing w:before="0" w:after="20" w:line="240" w:lineRule="auto"/>
+              <w:spacing w:before="0" w:after="0" w:line="240" w:lineRule="auto"/>
               <w:jc w:val="left"/>
             </w:pPr>
             <w:r>
+              <w:rPr>
+                <w:rFonts w:ascii="Times New Roman" w:hAnsi="Times New Roman"/>
+                <w:b w:val="0"/>
+                <w:sz w:val="22"/>
+              </w:rPr>
               <w:t>Проект и команда</w:t>
             </w:r>
           </w:p>
@@ -1158,12 +1249,19 @@
         <w:tc>
           <w:tcPr>
             <w:tcW w:w="4677" w:type="dxa"/>
-          </w:tcPr>
-          <w:p>
-            <w:pPr>
-              <w:spacing w:before="0" w:after="20" w:line="240" w:lineRule="auto"/>
-            </w:pPr>
-            <w:r>
+            <w:vAlign w:val="center"/>
+          </w:tcPr>
+          <w:p>
+            <w:pPr>
+              <w:spacing w:before="0" w:after="0" w:line="240" w:lineRule="auto"/>
+              <w:jc w:val="left"/>
+            </w:pPr>
+            <w:r>
+              <w:rPr>
+                <w:rFonts w:ascii="Times New Roman" w:hAnsi="Times New Roman"/>
+                <w:b w:val="0"/>
+                <w:sz w:val="22"/>
+              </w:rPr>
               <w:t>HitPipe; Delivery - Destination Integrations</w:t>
             </w:r>
           </w:p>
@@ -1177,15 +1275,21 @@
         <w:tc>
           <w:tcPr>
             <w:tcW w:w="4677" w:type="dxa"/>
+            <w:vAlign w:val="center"/>
           </w:tcPr>
           <w:p>
             <w:pPr>
               <w:pStyle w:val="ae"/>
               <w:keepNext/>
-              <w:spacing w:before="0" w:after="20" w:line="240" w:lineRule="auto"/>
+              <w:spacing w:before="0" w:after="0" w:line="240" w:lineRule="auto"/>
               <w:jc w:val="left"/>
             </w:pPr>
             <w:r>
+              <w:rPr>
+                <w:rFonts w:ascii="Times New Roman" w:hAnsi="Times New Roman"/>
+                <w:b w:val="0"/>
+                <w:sz w:val="22"/>
+              </w:rPr>
               <w:t>Индивидуальный участок</w:t>
             </w:r>
           </w:p>
@@ -1193,12 +1297,19 @@
         <w:tc>
           <w:tcPr>
             <w:tcW w:w="4677" w:type="dxa"/>
-          </w:tcPr>
-          <w:p>
-            <w:pPr>
-              <w:spacing w:before="0" w:after="20" w:line="240" w:lineRule="auto"/>
-            </w:pPr>
-            <w:r>
+            <w:vAlign w:val="center"/>
+          </w:tcPr>
+          <w:p>
+            <w:pPr>
+              <w:spacing w:before="0" w:after="0" w:line="240" w:lineRule="auto"/>
+              <w:jc w:val="left"/>
+            </w:pPr>
+            <w:r>
+              <w:rPr>
+                <w:rFonts w:ascii="Times New Roman" w:hAnsi="Times New Roman"/>
+                <w:b w:val="0"/>
+                <w:sz w:val="22"/>
+              </w:rPr>
               <w:t>TargetReadback / services/delivery</w:t>
             </w:r>
           </w:p>
@@ -1212,15 +1323,21 @@
         <w:tc>
           <w:tcPr>
             <w:tcW w:w="4677" w:type="dxa"/>
+            <w:vAlign w:val="center"/>
           </w:tcPr>
           <w:p>
             <w:pPr>
               <w:pStyle w:val="ae"/>
               <w:keepNext/>
-              <w:spacing w:before="0" w:after="20" w:line="240" w:lineRule="auto"/>
+              <w:spacing w:before="0" w:after="0" w:line="240" w:lineRule="auto"/>
               <w:jc w:val="left"/>
             </w:pPr>
             <w:r>
+              <w:rPr>
+                <w:rFonts w:ascii="Times New Roman" w:hAnsi="Times New Roman"/>
+                <w:b w:val="0"/>
+                <w:sz w:val="22"/>
+              </w:rPr>
               <w:t>Репозиторий</w:t>
             </w:r>
           </w:p>
@@ -1228,12 +1345,19 @@
         <w:tc>
           <w:tcPr>
             <w:tcW w:w="4677" w:type="dxa"/>
-          </w:tcPr>
-          <w:p>
-            <w:pPr>
-              <w:spacing w:before="0" w:after="20" w:line="240" w:lineRule="auto"/>
-            </w:pPr>
-            <w:r>
+            <w:vAlign w:val="center"/>
+          </w:tcPr>
+          <w:p>
+            <w:pPr>
+              <w:spacing w:before="0" w:after="0" w:line="240" w:lineRule="auto"/>
+              <w:jc w:val="left"/>
+            </w:pPr>
+            <w:r>
+              <w:rPr>
+                <w:rFonts w:ascii="Times New Roman" w:hAnsi="Times New Roman"/>
+                <w:b w:val="0"/>
+                <w:sz w:val="22"/>
+              </w:rPr>
               <w:t>https://github.com/hitpipe/hitpipe</w:t>
             </w:r>
           </w:p>
@@ -1247,14 +1371,20 @@
         <w:tc>
           <w:tcPr>
             <w:tcW w:w="4677" w:type="dxa"/>
+            <w:vAlign w:val="center"/>
           </w:tcPr>
           <w:p>
             <w:pPr>
               <w:pStyle w:val="ae"/>
-              <w:spacing w:before="0" w:after="20" w:line="240" w:lineRule="auto"/>
+              <w:spacing w:before="0" w:after="0" w:line="240" w:lineRule="auto"/>
               <w:jc w:val="left"/>
             </w:pPr>
             <w:r>
+              <w:rPr>
+                <w:rFonts w:ascii="Times New Roman" w:hAnsi="Times New Roman"/>
+                <w:b w:val="0"/>
+                <w:sz w:val="22"/>
+              </w:rPr>
               <w:t>Тег сдачи</w:t>
             </w:r>
           </w:p>
@@ -1262,12 +1392,19 @@
         <w:tc>
           <w:tcPr>
             <w:tcW w:w="4677" w:type="dxa"/>
-          </w:tcPr>
-          <w:p>
-            <w:pPr>
-              <w:spacing w:before="0" w:after="20" w:line="240" w:lineRule="auto"/>
-            </w:pPr>
-            <w:r>
+            <w:vAlign w:val="center"/>
+          </w:tcPr>
+          <w:p>
+            <w:pPr>
+              <w:spacing w:before="0" w:after="0" w:line="240" w:lineRule="auto"/>
+              <w:jc w:val="left"/>
+            </w:pPr>
+            <w:r>
+              <w:rPr>
+                <w:rFonts w:ascii="Times New Roman" w:hAnsi="Times New Roman"/>
+                <w:b w:val="0"/>
+                <w:sz w:val="22"/>
+              </w:rPr>
               <w:t>не создан — human/Lead gate</w:t>
             </w:r>
           </w:p>
@@ -1277,12 +1414,19 @@
         <w:tc>
           <w:tcPr>
             <w:tcW w:type="dxa" w:w="4677"/>
-          </w:tcPr>
-          <w:p>
-            <w:pPr>
-              <w:spacing w:before="0" w:after="20" w:line="240" w:lineRule="auto"/>
-            </w:pPr>
-            <w:r>
+            <w:vAlign w:val="center"/>
+          </w:tcPr>
+          <w:p>
+            <w:pPr>
+              <w:spacing w:before="0" w:after="0" w:line="240" w:lineRule="auto"/>
+              <w:jc w:val="left"/>
+            </w:pPr>
+            <w:r>
+              <w:rPr>
+                <w:rFonts w:ascii="Times New Roman" w:hAnsi="Times New Roman"/>
+                <w:b w:val="0"/>
+                <w:sz w:val="22"/>
+              </w:rPr>
               <w:t>Вариант выполнения</w:t>
             </w:r>
           </w:p>
@@ -1290,12 +1434,19 @@
         <w:tc>
           <w:tcPr>
             <w:tcW w:type="dxa" w:w="4677"/>
-          </w:tcPr>
-          <w:p>
-            <w:pPr>
-              <w:spacing w:before="0" w:after="20" w:line="240" w:lineRule="auto"/>
-            </w:pPr>
-            <w:r>
+            <w:vAlign w:val="center"/>
+          </w:tcPr>
+          <w:p>
+            <w:pPr>
+              <w:spacing w:before="0" w:after="0" w:line="240" w:lineRule="auto"/>
+              <w:jc w:val="left"/>
+            </w:pPr>
+            <w:r>
+              <w:rPr>
+                <w:rFonts w:ascii="Times New Roman" w:hAnsi="Times New Roman"/>
+                <w:b w:val="0"/>
+                <w:sz w:val="22"/>
+              </w:rPr>
               <w:t>bafc97a0eb5cc2b2aba68c04a74b179b61432d82; correction PR #29</w:t>
             </w:r>
           </w:p>
@@ -1305,12 +1456,19 @@
         <w:tc>
           <w:tcPr>
             <w:tcW w:type="dxa" w:w="4677"/>
-          </w:tcPr>
-          <w:p>
-            <w:pPr>
-              <w:spacing w:before="0" w:after="20" w:line="240" w:lineRule="auto"/>
-            </w:pPr>
-            <w:r>
+            <w:vAlign w:val="center"/>
+          </w:tcPr>
+          <w:p>
+            <w:pPr>
+              <w:spacing w:before="0" w:after="0" w:line="240" w:lineRule="auto"/>
+              <w:jc w:val="left"/>
+            </w:pPr>
+            <w:r>
+              <w:rPr>
+                <w:rFonts w:ascii="Times New Roman" w:hAnsi="Times New Roman"/>
+                <w:b w:val="0"/>
+                <w:sz w:val="22"/>
+              </w:rPr>
               <w:t>Версия и commit</w:t>
             </w:r>
           </w:p>
@@ -1318,12 +1476,19 @@
         <w:tc>
           <w:tcPr>
             <w:tcW w:type="dxa" w:w="4677"/>
-          </w:tcPr>
-          <w:p>
-            <w:pPr>
-              <w:spacing w:before="0" w:after="20" w:line="240" w:lineRule="auto"/>
-            </w:pPr>
-            <w:r>
+            <w:vAlign w:val="center"/>
+          </w:tcPr>
+          <w:p>
+            <w:pPr>
+              <w:spacing w:before="0" w:after="0" w:line="240" w:lineRule="auto"/>
+              <w:jc w:val="left"/>
+            </w:pPr>
+            <w:r>
+              <w:rPr>
+                <w:rFonts w:ascii="Times New Roman" w:hAnsi="Times New Roman"/>
+                <w:b w:val="0"/>
+                <w:sz w:val="22"/>
+              </w:rPr>
               <w:t>Human/Lead-controlled capture → bafc97a0eb5cc2b2aba68c04a74b179b61432d82</w:t>
             </w:r>
           </w:p>
@@ -1333,12 +1498,19 @@
         <w:tc>
           <w:tcPr>
             <w:tcW w:type="dxa" w:w="4677"/>
-          </w:tcPr>
-          <w:p>
-            <w:pPr>
-              <w:spacing w:before="0" w:after="20" w:line="240" w:lineRule="auto"/>
-            </w:pPr>
-            <w:r>
+            <w:vAlign w:val="center"/>
+          </w:tcPr>
+          <w:p>
+            <w:pPr>
+              <w:spacing w:before="0" w:after="0" w:line="240" w:lineRule="auto"/>
+              <w:jc w:val="left"/>
+            </w:pPr>
+            <w:r>
+              <w:rPr>
+                <w:rFonts w:ascii="Times New Roman" w:hAnsi="Times New Roman"/>
+                <w:b w:val="0"/>
+                <w:sz w:val="22"/>
+              </w:rPr>
               <w:t>Источник формы</w:t>
             </w:r>
           </w:p>
@@ -1346,12 +1518,19 @@
         <w:tc>
           <w:tcPr>
             <w:tcW w:type="dxa" w:w="4677"/>
-          </w:tcPr>
-          <w:p>
-            <w:pPr>
-              <w:spacing w:before="0" w:after="20" w:line="240" w:lineRule="auto"/>
-            </w:pPr>
-            <w:r>
+            <w:vAlign w:val="center"/>
+          </w:tcPr>
+          <w:p>
+            <w:pPr>
+              <w:spacing w:before="0" w:after="0" w:line="240" w:lineRule="auto"/>
+              <w:jc w:val="left"/>
+            </w:pPr>
+            <w:r>
+              <w:rPr>
+                <w:rFonts w:ascii="Times New Roman" w:hAnsi="Times New Roman"/>
+                <w:b w:val="0"/>
+                <w:sz w:val="22"/>
+              </w:rPr>
               <w:t>Исходный преподавательский шаблон МДК03.02 ПР1; минимальные дополнения под актуальную методичку</w:t>
             </w:r>
           </w:p>
@@ -1464,15 +1643,21 @@
           <w:tcPr>
             <w:tcW w:w="2598" w:type="dxa"/>
             <w:shd w:val="clear" w:color="auto" w:fill="F2F2F2"/>
+            <w:vAlign w:val="center"/>
           </w:tcPr>
           <w:p>
             <w:pPr>
               <w:pStyle w:val="ae"/>
               <w:keepNext/>
-              <w:spacing w:before="0" w:after="20" w:line="240" w:lineRule="auto"/>
-              <w:jc w:val="left"/>
-            </w:pPr>
-            <w:r>
+              <w:spacing w:before="0" w:after="0" w:line="240" w:lineRule="auto"/>
+              <w:jc w:val="center"/>
+            </w:pPr>
+            <w:r>
+              <w:rPr>
+                <w:rFonts w:ascii="Times New Roman" w:hAnsi="Times New Roman"/>
+                <w:b/>
+                <w:sz w:val="22"/>
+              </w:rPr>
               <w:t>Вопрос обследования</w:t>
             </w:r>
           </w:p>
@@ -1481,15 +1666,21 @@
           <w:tcPr>
             <w:tcW w:w="3378" w:type="dxa"/>
             <w:shd w:val="clear" w:color="auto" w:fill="F2F2F2"/>
+            <w:vAlign w:val="center"/>
           </w:tcPr>
           <w:p>
             <w:pPr>
               <w:pStyle w:val="ae"/>
               <w:keepNext/>
-              <w:spacing w:before="0" w:after="20" w:line="240" w:lineRule="auto"/>
-              <w:jc w:val="left"/>
-            </w:pPr>
-            <w:r>
+              <w:spacing w:before="0" w:after="0" w:line="240" w:lineRule="auto"/>
+              <w:jc w:val="center"/>
+            </w:pPr>
+            <w:r>
+              <w:rPr>
+                <w:rFonts w:ascii="Times New Roman" w:hAnsi="Times New Roman"/>
+                <w:b/>
+                <w:sz w:val="22"/>
+              </w:rPr>
               <w:t>Полученный ответ и источник</w:t>
             </w:r>
           </w:p>
@@ -1498,15 +1689,21 @@
           <w:tcPr>
             <w:tcW w:w="3378" w:type="dxa"/>
             <w:shd w:val="clear" w:color="auto" w:fill="F2F2F2"/>
+            <w:vAlign w:val="center"/>
           </w:tcPr>
           <w:p>
             <w:pPr>
               <w:pStyle w:val="ae"/>
               <w:keepNext/>
-              <w:spacing w:before="0" w:after="20" w:line="240" w:lineRule="auto"/>
-              <w:jc w:val="left"/>
-            </w:pPr>
-            <w:r>
+              <w:spacing w:before="0" w:after="0" w:line="240" w:lineRule="auto"/>
+              <w:jc w:val="center"/>
+            </w:pPr>
+            <w:r>
+              <w:rPr>
+                <w:rFonts w:ascii="Times New Roman" w:hAnsi="Times New Roman"/>
+                <w:b/>
+                <w:sz w:val="22"/>
+              </w:rPr>
               <w:t>Решение / открытый вопрос</w:t>
             </w:r>
           </w:p>
@@ -1520,12 +1717,19 @@
         <w:tc>
           <w:tcPr>
             <w:tcW w:w="2598" w:type="dxa"/>
-          </w:tcPr>
-          <w:p>
-            <w:pPr>
-              <w:spacing w:before="0" w:after="20" w:line="240" w:lineRule="auto"/>
-            </w:pPr>
-            <w:r>
+            <w:vAlign w:val="center"/>
+          </w:tcPr>
+          <w:p>
+            <w:pPr>
+              <w:spacing w:before="0" w:after="0" w:line="240" w:lineRule="auto"/>
+              <w:jc w:val="left"/>
+            </w:pPr>
+            <w:r>
+              <w:rPr>
+                <w:rFonts w:ascii="Times New Roman" w:hAnsi="Times New Roman"/>
+                <w:b w:val="0"/>
+                <w:sz w:val="22"/>
+              </w:rPr>
               <w:t>Desk-research questions</w:t>
             </w:r>
           </w:p>
@@ -1533,12 +1737,19 @@
         <w:tc>
           <w:tcPr>
             <w:tcW w:w="3378" w:type="dxa"/>
-          </w:tcPr>
-          <w:p>
-            <w:pPr>
-              <w:spacing w:before="0" w:after="20" w:line="240" w:lineRule="auto"/>
-            </w:pPr>
-            <w:r>
+            <w:vAlign w:val="center"/>
+          </w:tcPr>
+          <w:p>
+            <w:pPr>
+              <w:spacing w:before="0" w:after="0" w:line="240" w:lineRule="auto"/>
+              <w:jc w:val="left"/>
+            </w:pPr>
+            <w:r>
+              <w:rPr>
+                <w:rFonts w:ascii="Times New Roman" w:hAnsi="Times New Roman"/>
+                <w:b w:val="0"/>
+                <w:sz w:val="22"/>
+              </w:rPr>
               <w:t>Source: locked HP-VER-001/formal DeliveryIntent, ObservedTaskAttributes, TaskObservation; no live interview</w:t>
             </w:r>
           </w:p>
@@ -1546,12 +1757,19 @@
         <w:tc>
           <w:tcPr>
             <w:tcW w:w="3378" w:type="dxa"/>
-          </w:tcPr>
-          <w:p>
-            <w:pPr>
-              <w:spacing w:before="0" w:after="20" w:line="240" w:lineRule="auto"/>
-            </w:pPr>
-            <w:r>
+            <w:vAlign w:val="center"/>
+          </w:tcPr>
+          <w:p>
+            <w:pPr>
+              <w:spacing w:before="0" w:after="0" w:line="240" w:lineRule="auto"/>
+              <w:jc w:val="left"/>
+            </w:pPr>
+            <w:r>
+              <w:rPr>
+                <w:rFonts w:ascii="Times New Roman" w:hAnsi="Times New Roman"/>
+                <w:b w:val="0"/>
+                <w:sz w:val="22"/>
+              </w:rPr>
               <w:t>Open human action: conduct real interview and attach date/participants/answers; do not treat desk research as interview</w:t>
             </w:r>
           </w:p>
@@ -1633,9 +1851,19 @@
           <w:tcPr>
             <w:tcW w:w="1086" w:type="dxa"/>
             <w:shd w:val="clear" w:color="auto" w:fill="F2F2F2"/>
-          </w:tcPr>
-          <w:p>
-            <w:r>
+            <w:vAlign w:val="center"/>
+          </w:tcPr>
+          <w:p>
+            <w:pPr>
+              <w:spacing w:before="0" w:after="0" w:line="240" w:lineRule="auto"/>
+              <w:jc w:val="center"/>
+            </w:pPr>
+            <w:r>
+              <w:rPr>
+                <w:rFonts w:ascii="Times New Roman" w:hAnsi="Times New Roman"/>
+                <w:b/>
+                <w:sz w:val="22"/>
+              </w:rPr>
               <w:t>ID</w:t>
             </w:r>
           </w:p>
@@ -1644,9 +1872,19 @@
           <w:tcPr>
             <w:tcW w:w="1670" w:type="dxa"/>
             <w:shd w:val="clear" w:color="auto" w:fill="F2F2F2"/>
-          </w:tcPr>
-          <w:p>
-            <w:r>
+            <w:vAlign w:val="center"/>
+          </w:tcPr>
+          <w:p>
+            <w:pPr>
+              <w:spacing w:before="0" w:after="0" w:line="240" w:lineRule="auto"/>
+              <w:jc w:val="center"/>
+            </w:pPr>
+            <w:r>
+              <w:rPr>
+                <w:rFonts w:ascii="Times New Roman" w:hAnsi="Times New Roman"/>
+                <w:b/>
+                <w:sz w:val="22"/>
+              </w:rPr>
               <w:t>Требование</w:t>
             </w:r>
           </w:p>
@@ -1655,9 +1893,19 @@
           <w:tcPr>
             <w:tcW w:w="1670" w:type="dxa"/>
             <w:shd w:val="clear" w:color="auto" w:fill="F2F2F2"/>
-          </w:tcPr>
-          <w:p>
-            <w:r>
+            <w:vAlign w:val="center"/>
+          </w:tcPr>
+          <w:p>
+            <w:pPr>
+              <w:spacing w:before="0" w:after="0" w:line="240" w:lineRule="auto"/>
+              <w:jc w:val="center"/>
+            </w:pPr>
+            <w:r>
+              <w:rPr>
+                <w:rFonts w:ascii="Times New Roman" w:hAnsi="Times New Roman"/>
+                <w:b/>
+                <w:sz w:val="22"/>
+              </w:rPr>
               <w:t>Основание</w:t>
             </w:r>
           </w:p>
@@ -1666,9 +1914,19 @@
           <w:tcPr>
             <w:tcW w:w="1086" w:type="dxa"/>
             <w:shd w:val="clear" w:color="auto" w:fill="F2F2F2"/>
-          </w:tcPr>
-          <w:p>
-            <w:r>
+            <w:vAlign w:val="center"/>
+          </w:tcPr>
+          <w:p>
+            <w:pPr>
+              <w:spacing w:before="0" w:after="0" w:line="240" w:lineRule="auto"/>
+              <w:jc w:val="center"/>
+            </w:pPr>
+            <w:r>
+              <w:rPr>
+                <w:rFonts w:ascii="Times New Roman" w:hAnsi="Times New Roman"/>
+                <w:b/>
+                <w:sz w:val="22"/>
+              </w:rPr>
               <w:t>MVP</w:t>
             </w:r>
           </w:p>
@@ -1677,9 +1935,19 @@
           <w:tcPr>
             <w:tcW w:w="2172" w:type="dxa"/>
             <w:shd w:val="clear" w:color="auto" w:fill="F2F2F2"/>
-          </w:tcPr>
-          <w:p>
-            <w:r>
+            <w:vAlign w:val="center"/>
+          </w:tcPr>
+          <w:p>
+            <w:pPr>
+              <w:spacing w:before="0" w:after="0" w:line="240" w:lineRule="auto"/>
+              <w:jc w:val="center"/>
+            </w:pPr>
+            <w:r>
+              <w:rPr>
+                <w:rFonts w:ascii="Times New Roman" w:hAnsi="Times New Roman"/>
+                <w:b/>
+                <w:sz w:val="22"/>
+              </w:rPr>
               <w:t>Проверка</w:t>
             </w:r>
           </w:p>
@@ -1688,9 +1956,19 @@
           <w:tcPr>
             <w:tcW w:w="1670" w:type="dxa"/>
             <w:shd w:val="clear" w:color="auto" w:fill="F2F2F2"/>
-          </w:tcPr>
-          <w:p>
-            <w:r>
+            <w:vAlign w:val="center"/>
+          </w:tcPr>
+          <w:p>
+            <w:pPr>
+              <w:spacing w:before="0" w:after="0" w:line="240" w:lineRule="auto"/>
+              <w:jc w:val="center"/>
+            </w:pPr>
+            <w:r>
+              <w:rPr>
+                <w:rFonts w:ascii="Times New Roman" w:hAnsi="Times New Roman"/>
+                <w:b/>
+                <w:sz w:val="22"/>
+              </w:rPr>
               <w:t>Статус</w:t>
             </w:r>
           </w:p>
@@ -1704,9 +1982,19 @@
         <w:tc>
           <w:tcPr>
             <w:tcW w:w="1086" w:type="dxa"/>
-          </w:tcPr>
-          <w:p>
-            <w:r>
+            <w:vAlign w:val="center"/>
+          </w:tcPr>
+          <w:p>
+            <w:pPr>
+              <w:spacing w:before="0" w:after="0" w:line="240" w:lineRule="auto"/>
+              <w:jc w:val="left"/>
+            </w:pPr>
+            <w:r>
+              <w:rPr>
+                <w:rFonts w:ascii="Times New Roman" w:hAnsi="Times New Roman"/>
+                <w:b w:val="0"/>
+                <w:sz w:val="22"/>
+              </w:rPr>
               <w:t>FR-1</w:t>
             </w:r>
           </w:p>
@@ -1714,9 +2002,19 @@
         <w:tc>
           <w:tcPr>
             <w:tcW w:w="1670" w:type="dxa"/>
-          </w:tcPr>
-          <w:p>
-            <w:r>
+            <w:vAlign w:val="center"/>
+          </w:tcPr>
+          <w:p>
+            <w:pPr>
+              <w:spacing w:before="0" w:after="0" w:line="240" w:lineRule="auto"/>
+              <w:jc w:val="left"/>
+            </w:pPr>
+            <w:r>
+              <w:rPr>
+                <w:rFonts w:ascii="Times New Roman" w:hAnsi="Times New Roman"/>
+                <w:b w:val="0"/>
+                <w:sz w:val="22"/>
+              </w:rPr>
               <w:t>Workspace/list/title/assignee/handoff/context</w:t>
             </w:r>
           </w:p>
@@ -1724,9 +2022,19 @@
         <w:tc>
           <w:tcPr>
             <w:tcW w:w="1670" w:type="dxa"/>
-          </w:tcPr>
-          <w:p>
-            <w:r>
+            <w:vAlign w:val="center"/>
+          </w:tcPr>
+          <w:p>
+            <w:pPr>
+              <w:spacing w:before="0" w:after="0" w:line="240" w:lineRule="auto"/>
+              <w:jc w:val="left"/>
+            </w:pPr>
+            <w:r>
+              <w:rPr>
+                <w:rFonts w:ascii="Times New Roman" w:hAnsi="Times New Roman"/>
+                <w:b w:val="0"/>
+                <w:sz w:val="22"/>
+              </w:rPr>
               <w:t>requirements FR-1</w:t>
             </w:r>
           </w:p>
@@ -1734,9 +2042,19 @@
         <w:tc>
           <w:tcPr>
             <w:tcW w:w="1086" w:type="dxa"/>
-          </w:tcPr>
-          <w:p>
-            <w:r>
+            <w:vAlign w:val="center"/>
+          </w:tcPr>
+          <w:p>
+            <w:pPr>
+              <w:spacing w:before="0" w:after="0" w:line="240" w:lineRule="auto"/>
+              <w:jc w:val="left"/>
+            </w:pPr>
+            <w:r>
+              <w:rPr>
+                <w:rFonts w:ascii="Times New Roman" w:hAnsi="Times New Roman"/>
+                <w:b w:val="0"/>
+                <w:sz w:val="22"/>
+              </w:rPr>
               <w:t>Да</w:t>
             </w:r>
           </w:p>
@@ -1744,9 +2062,19 @@
         <w:tc>
           <w:tcPr>
             <w:tcW w:w="2172" w:type="dxa"/>
-          </w:tcPr>
-          <w:p>
-            <w:r>
+            <w:vAlign w:val="center"/>
+          </w:tcPr>
+          <w:p>
+            <w:pPr>
+              <w:spacing w:before="0" w:after="0" w:line="240" w:lineRule="auto"/>
+              <w:jc w:val="left"/>
+            </w:pPr>
+            <w:r>
+              <w:rPr>
+                <w:rFonts w:ascii="Times New Roman" w:hAnsi="Times New Roman"/>
+                <w:b w:val="0"/>
+                <w:sz w:val="22"/>
+              </w:rPr>
               <w:t>go test; PASS</w:t>
             </w:r>
           </w:p>
@@ -1754,9 +2082,19 @@
         <w:tc>
           <w:tcPr>
             <w:tcW w:w="1670" w:type="dxa"/>
-          </w:tcPr>
-          <w:p>
-            <w:r>
+            <w:vAlign w:val="center"/>
+          </w:tcPr>
+          <w:p>
+            <w:pPr>
+              <w:spacing w:before="0" w:after="0" w:line="240" w:lineRule="auto"/>
+              <w:jc w:val="left"/>
+            </w:pPr>
+            <w:r>
+              <w:rPr>
+                <w:rFonts w:ascii="Times New Roman" w:hAnsi="Times New Roman"/>
+                <w:b w:val="0"/>
+                <w:sz w:val="22"/>
+              </w:rPr>
               <w:t>Готово</w:t>
             </w:r>
           </w:p>
@@ -1770,9 +2108,19 @@
         <w:tc>
           <w:tcPr>
             <w:tcW w:w="1086" w:type="dxa"/>
-          </w:tcPr>
-          <w:p>
-            <w:r>
+            <w:vAlign w:val="center"/>
+          </w:tcPr>
+          <w:p>
+            <w:pPr>
+              <w:spacing w:before="0" w:after="0" w:line="240" w:lineRule="auto"/>
+              <w:jc w:val="left"/>
+            </w:pPr>
+            <w:r>
+              <w:rPr>
+                <w:rFonts w:ascii="Times New Roman" w:hAnsi="Times New Roman"/>
+                <w:b w:val="0"/>
+                <w:sz w:val="22"/>
+              </w:rPr>
               <w:t>FR-2</w:t>
             </w:r>
           </w:p>
@@ -1780,9 +2128,19 @@
         <w:tc>
           <w:tcPr>
             <w:tcW w:w="1670" w:type="dxa"/>
-          </w:tcPr>
-          <w:p>
-            <w:r>
+            <w:vAlign w:val="center"/>
+          </w:tcPr>
+          <w:p>
+            <w:pPr>
+              <w:spacing w:before="0" w:after="0" w:line="240" w:lineRule="auto"/>
+              <w:jc w:val="left"/>
+            </w:pPr>
+            <w:r>
+              <w:rPr>
+                <w:rFonts w:ascii="Times New Roman" w:hAnsi="Times New Roman"/>
+                <w:b w:val="0"/>
+                <w:sz w:val="22"/>
+              </w:rPr>
               <w:t>Один канонический handoff и маркеры</w:t>
             </w:r>
           </w:p>
@@ -1790,9 +2148,19 @@
         <w:tc>
           <w:tcPr>
             <w:tcW w:w="1670" w:type="dxa"/>
-          </w:tcPr>
-          <w:p>
-            <w:r>
+            <w:vAlign w:val="center"/>
+          </w:tcPr>
+          <w:p>
+            <w:pPr>
+              <w:spacing w:before="0" w:after="0" w:line="240" w:lineRule="auto"/>
+              <w:jc w:val="left"/>
+            </w:pPr>
+            <w:r>
+              <w:rPr>
+                <w:rFonts w:ascii="Times New Roman" w:hAnsi="Times New Roman"/>
+                <w:b w:val="0"/>
+                <w:sz w:val="22"/>
+              </w:rPr>
               <w:t>requirements FR-2</w:t>
             </w:r>
           </w:p>
@@ -1800,9 +2168,19 @@
         <w:tc>
           <w:tcPr>
             <w:tcW w:w="1086" w:type="dxa"/>
-          </w:tcPr>
-          <w:p>
-            <w:r>
+            <w:vAlign w:val="center"/>
+          </w:tcPr>
+          <w:p>
+            <w:pPr>
+              <w:spacing w:before="0" w:after="0" w:line="240" w:lineRule="auto"/>
+              <w:jc w:val="left"/>
+            </w:pPr>
+            <w:r>
+              <w:rPr>
+                <w:rFonts w:ascii="Times New Roman" w:hAnsi="Times New Roman"/>
+                <w:b w:val="0"/>
+                <w:sz w:val="22"/>
+              </w:rPr>
               <w:t>Да</w:t>
             </w:r>
           </w:p>
@@ -1810,9 +2188,19 @@
         <w:tc>
           <w:tcPr>
             <w:tcW w:w="2172" w:type="dxa"/>
-          </w:tcPr>
-          <w:p>
-            <w:r>
+            <w:vAlign w:val="center"/>
+          </w:tcPr>
+          <w:p>
+            <w:pPr>
+              <w:spacing w:before="0" w:after="0" w:line="240" w:lineRule="auto"/>
+              <w:jc w:val="left"/>
+            </w:pPr>
+            <w:r>
+              <w:rPr>
+                <w:rFonts w:ascii="Times New Roman" w:hAnsi="Times New Roman"/>
+                <w:b w:val="0"/>
+                <w:sz w:val="22"/>
+              </w:rPr>
               <w:t>regression suite; PASS</w:t>
             </w:r>
           </w:p>
@@ -1820,9 +2208,19 @@
         <w:tc>
           <w:tcPr>
             <w:tcW w:w="1670" w:type="dxa"/>
-          </w:tcPr>
-          <w:p>
-            <w:r>
+            <w:vAlign w:val="center"/>
+          </w:tcPr>
+          <w:p>
+            <w:pPr>
+              <w:spacing w:before="0" w:after="0" w:line="240" w:lineRule="auto"/>
+              <w:jc w:val="left"/>
+            </w:pPr>
+            <w:r>
+              <w:rPr>
+                <w:rFonts w:ascii="Times New Roman" w:hAnsi="Times New Roman"/>
+                <w:b w:val="0"/>
+                <w:sz w:val="22"/>
+              </w:rPr>
               <w:t>Готово</w:t>
             </w:r>
           </w:p>
@@ -1836,9 +2234,19 @@
         <w:tc>
           <w:tcPr>
             <w:tcW w:w="1086" w:type="dxa"/>
-          </w:tcPr>
-          <w:p>
-            <w:r>
+            <w:vAlign w:val="center"/>
+          </w:tcPr>
+          <w:p>
+            <w:pPr>
+              <w:spacing w:before="0" w:after="0" w:line="240" w:lineRule="auto"/>
+              <w:jc w:val="left"/>
+            </w:pPr>
+            <w:r>
+              <w:rPr>
+                <w:rFonts w:ascii="Times New Roman" w:hAnsi="Times New Roman"/>
+                <w:b w:val="0"/>
+                <w:sz w:val="22"/>
+              </w:rPr>
               <w:t>NFR-2</w:t>
             </w:r>
           </w:p>
@@ -1846,9 +2254,19 @@
         <w:tc>
           <w:tcPr>
             <w:tcW w:w="1670" w:type="dxa"/>
-          </w:tcPr>
-          <w:p>
-            <w:r>
+            <w:vAlign w:val="center"/>
+          </w:tcPr>
+          <w:p>
+            <w:pPr>
+              <w:spacing w:before="0" w:after="0" w:line="240" w:lineRule="auto"/>
+              <w:jc w:val="left"/>
+            </w:pPr>
+            <w:r>
+              <w:rPr>
+                <w:rFonts w:ascii="Times New Roman" w:hAnsi="Times New Roman"/>
+                <w:b w:val="0"/>
+                <w:sz w:val="22"/>
+              </w:rPr>
               <w:t>Лимиты JCS и rendered block</w:t>
             </w:r>
           </w:p>
@@ -1856,9 +2274,19 @@
         <w:tc>
           <w:tcPr>
             <w:tcW w:w="1670" w:type="dxa"/>
-          </w:tcPr>
-          <w:p>
-            <w:r>
+            <w:vAlign w:val="center"/>
+          </w:tcPr>
+          <w:p>
+            <w:pPr>
+              <w:spacing w:before="0" w:after="0" w:line="240" w:lineRule="auto"/>
+              <w:jc w:val="left"/>
+            </w:pPr>
+            <w:r>
+              <w:rPr>
+                <w:rFonts w:ascii="Times New Roman" w:hAnsi="Times New Roman"/>
+                <w:b w:val="0"/>
+                <w:sz w:val="22"/>
+              </w:rPr>
               <w:t>requirements NFR-2</w:t>
             </w:r>
           </w:p>
@@ -1866,9 +2294,19 @@
         <w:tc>
           <w:tcPr>
             <w:tcW w:w="1086" w:type="dxa"/>
-          </w:tcPr>
-          <w:p>
-            <w:r>
+            <w:vAlign w:val="center"/>
+          </w:tcPr>
+          <w:p>
+            <w:pPr>
+              <w:spacing w:before="0" w:after="0" w:line="240" w:lineRule="auto"/>
+              <w:jc w:val="left"/>
+            </w:pPr>
+            <w:r>
+              <w:rPr>
+                <w:rFonts w:ascii="Times New Roman" w:hAnsi="Times New Roman"/>
+                <w:b w:val="0"/>
+                <w:sz w:val="22"/>
+              </w:rPr>
               <w:t>Да</w:t>
             </w:r>
           </w:p>
@@ -1876,9 +2314,19 @@
         <w:tc>
           <w:tcPr>
             <w:tcW w:w="2172" w:type="dxa"/>
-          </w:tcPr>
-          <w:p>
-            <w:r>
+            <w:vAlign w:val="center"/>
+          </w:tcPr>
+          <w:p>
+            <w:pPr>
+              <w:spacing w:before="0" w:after="0" w:line="240" w:lineRule="auto"/>
+              <w:jc w:val="left"/>
+            </w:pPr>
+            <w:r>
+              <w:rPr>
+                <w:rFonts w:ascii="Times New Roman" w:hAnsi="Times New Roman"/>
+                <w:b w:val="0"/>
+                <w:sz w:val="22"/>
+              </w:rPr>
               <w:t>boundary test; PASS</w:t>
             </w:r>
           </w:p>
@@ -1886,9 +2334,19 @@
         <w:tc>
           <w:tcPr>
             <w:tcW w:w="1670" w:type="dxa"/>
-          </w:tcPr>
-          <w:p>
-            <w:r>
+            <w:vAlign w:val="center"/>
+          </w:tcPr>
+          <w:p>
+            <w:pPr>
+              <w:spacing w:before="0" w:after="0" w:line="240" w:lineRule="auto"/>
+              <w:jc w:val="left"/>
+            </w:pPr>
+            <w:r>
+              <w:rPr>
+                <w:rFonts w:ascii="Times New Roman" w:hAnsi="Times New Roman"/>
+                <w:b w:val="0"/>
+                <w:sz w:val="22"/>
+              </w:rPr>
               <w:t>Готово</w:t>
             </w:r>
           </w:p>
@@ -2016,15 +2474,21 @@
           <w:tcPr>
             <w:tcW w:w="3378" w:type="dxa"/>
             <w:shd w:val="clear" w:color="auto" w:fill="F2F2F2"/>
+            <w:vAlign w:val="center"/>
           </w:tcPr>
           <w:p>
             <w:pPr>
               <w:pStyle w:val="ae"/>
               <w:keepNext/>
-              <w:spacing w:before="0" w:after="20" w:line="240" w:lineRule="auto"/>
-              <w:jc w:val="left"/>
-            </w:pPr>
-            <w:r>
+              <w:spacing w:before="0" w:after="0" w:line="240" w:lineRule="auto"/>
+              <w:jc w:val="center"/>
+            </w:pPr>
+            <w:r>
+              <w:rPr>
+                <w:rFonts w:ascii="Times New Roman" w:hAnsi="Times New Roman"/>
+                <w:b/>
+                <w:sz w:val="22"/>
+              </w:rPr>
               <w:t>Замечание и объект рассмотрения</w:t>
             </w:r>
           </w:p>
@@ -2033,15 +2497,21 @@
           <w:tcPr>
             <w:tcW w:w="2598" w:type="dxa"/>
             <w:shd w:val="clear" w:color="auto" w:fill="F2F2F2"/>
+            <w:vAlign w:val="center"/>
           </w:tcPr>
           <w:p>
             <w:pPr>
               <w:pStyle w:val="ae"/>
               <w:keepNext/>
-              <w:spacing w:before="0" w:after="20" w:line="240" w:lineRule="auto"/>
-              <w:jc w:val="left"/>
-            </w:pPr>
-            <w:r>
+              <w:spacing w:before="0" w:after="0" w:line="240" w:lineRule="auto"/>
+              <w:jc w:val="center"/>
+            </w:pPr>
+            <w:r>
+              <w:rPr>
+                <w:rFonts w:ascii="Times New Roman" w:hAnsi="Times New Roman"/>
+                <w:b/>
+                <w:sz w:val="22"/>
+              </w:rPr>
               <w:t>Решение и обоснование</w:t>
             </w:r>
           </w:p>
@@ -2050,15 +2520,21 @@
           <w:tcPr>
             <w:tcW w:w="3378" w:type="dxa"/>
             <w:shd w:val="clear" w:color="auto" w:fill="F2F2F2"/>
+            <w:vAlign w:val="center"/>
           </w:tcPr>
           <w:p>
             <w:pPr>
               <w:pStyle w:val="ae"/>
               <w:keepNext/>
-              <w:spacing w:before="0" w:after="20" w:line="240" w:lineRule="auto"/>
-              <w:jc w:val="left"/>
-            </w:pPr>
-            <w:r>
+              <w:spacing w:before="0" w:after="0" w:line="240" w:lineRule="auto"/>
+              <w:jc w:val="center"/>
+            </w:pPr>
+            <w:r>
+              <w:rPr>
+                <w:rFonts w:ascii="Times New Roman" w:hAnsi="Times New Roman"/>
+                <w:b/>
+                <w:sz w:val="22"/>
+              </w:rPr>
               <w:t>Изменение и подтверждение</w:t>
             </w:r>
           </w:p>
@@ -2072,12 +2548,19 @@
         <w:tc>
           <w:tcPr>
             <w:tcW w:w="3378" w:type="dxa"/>
-          </w:tcPr>
-          <w:p>
-            <w:pPr>
-              <w:spacing w:before="0" w:after="20" w:line="240" w:lineRule="auto"/>
-            </w:pPr>
-            <w:r>
+            <w:vAlign w:val="center"/>
+          </w:tcPr>
+          <w:p>
+            <w:pPr>
+              <w:spacing w:before="0" w:after="0" w:line="240" w:lineRule="auto"/>
+              <w:jc w:val="left"/>
+            </w:pPr>
+            <w:r>
+              <w:rPr>
+                <w:rFonts w:ascii="Times New Roman" w:hAnsi="Times New Roman"/>
+                <w:b w:val="0"/>
+                <w:sz w:val="22"/>
+              </w:rPr>
               <w:t>DS-REV-003 JSON boundary</w:t>
             </w:r>
           </w:p>
@@ -2085,12 +2568,19 @@
         <w:tc>
           <w:tcPr>
             <w:tcW w:w="2598" w:type="dxa"/>
-          </w:tcPr>
-          <w:p>
-            <w:pPr>
-              <w:spacing w:before="0" w:after="20" w:line="240" w:lineRule="auto"/>
-            </w:pPr>
-            <w:r>
+            <w:vAlign w:val="center"/>
+          </w:tcPr>
+          <w:p>
+            <w:pPr>
+              <w:spacing w:before="0" w:after="0" w:line="240" w:lineRule="auto"/>
+              <w:jc w:val="left"/>
+            </w:pPr>
+            <w:r>
+              <w:rPr>
+                <w:rFonts w:ascii="Times New Roman" w:hAnsi="Times New Roman"/>
+                <w:b w:val="0"/>
+                <w:sz w:val="22"/>
+              </w:rPr>
               <w:t>Strict lexical structure, duplicate/exact keys, EOF and surrogate pairing</w:t>
             </w:r>
           </w:p>
@@ -2098,12 +2588,19 @@
         <w:tc>
           <w:tcPr>
             <w:tcW w:w="3378" w:type="dxa"/>
-          </w:tcPr>
-          <w:p>
-            <w:pPr>
-              <w:spacing w:before="0" w:after="20" w:line="240" w:lineRule="auto"/>
-            </w:pPr>
-            <w:r>
+            <w:vAlign w:val="center"/>
+          </w:tcPr>
+          <w:p>
+            <w:pPr>
+              <w:spacing w:before="0" w:after="0" w:line="240" w:lineRule="auto"/>
+              <w:jc w:val="left"/>
+            </w:pPr>
+            <w:r>
+              <w:rPr>
+                <w:rFonts w:ascii="Times New Roman" w:hAnsi="Times New Roman"/>
+                <w:b w:val="0"/>
+                <w:sz w:val="22"/>
+              </w:rPr>
               <w:t>fixtures.go + review_regressions_test.go + go test log</w:t>
             </w:r>
           </w:p>
@@ -2117,12 +2614,19 @@
         <w:tc>
           <w:tcPr>
             <w:tcW w:w="3378" w:type="dxa"/>
-          </w:tcPr>
-          <w:p>
-            <w:pPr>
-              <w:spacing w:before="0" w:after="20" w:line="240" w:lineRule="auto"/>
-            </w:pPr>
-            <w:r>
+            <w:vAlign w:val="center"/>
+          </w:tcPr>
+          <w:p>
+            <w:pPr>
+              <w:spacing w:before="0" w:after="0" w:line="240" w:lineRule="auto"/>
+              <w:jc w:val="left"/>
+            </w:pPr>
+            <w:r>
+              <w:rPr>
+                <w:rFonts w:ascii="Times New Roman" w:hAnsi="Times New Roman"/>
+                <w:b w:val="0"/>
+                <w:sz w:val="22"/>
+              </w:rPr>
               <w:t>DS-REV-001/004 handoff/control/budget</w:t>
             </w:r>
           </w:p>
@@ -2130,12 +2634,19 @@
         <w:tc>
           <w:tcPr>
             <w:tcW w:w="2598" w:type="dxa"/>
-          </w:tcPr>
-          <w:p>
-            <w:pPr>
-              <w:spacing w:before="0" w:after="20" w:line="240" w:lineRule="auto"/>
-            </w:pPr>
-            <w:r>
+            <w:vAlign w:val="center"/>
+          </w:tcPr>
+          <w:p>
+            <w:pPr>
+              <w:spacing w:before="0" w:after="0" w:line="240" w:lineRule="auto"/>
+              <w:jc w:val="left"/>
+            </w:pPr>
+            <w:r>
+              <w:rPr>
+                <w:rFonts w:ascii="Times New Roman" w:hAnsi="Times New Roman"/>
+                <w:b w:val="0"/>
+                <w:sz w:val="22"/>
+              </w:rPr>
               <w:t>Canonical T013 labels, UUID, markers, controls and escaped-byte budgets</w:t>
             </w:r>
           </w:p>
@@ -2143,12 +2654,19 @@
         <w:tc>
           <w:tcPr>
             <w:tcW w:w="3378" w:type="dxa"/>
-          </w:tcPr>
-          <w:p>
-            <w:pPr>
-              <w:spacing w:before="0" w:after="20" w:line="240" w:lineRule="auto"/>
-            </w:pPr>
-            <w:r>
+            <w:vAlign w:val="center"/>
+          </w:tcPr>
+          <w:p>
+            <w:pPr>
+              <w:spacing w:before="0" w:after="0" w:line="240" w:lineRule="auto"/>
+              <w:jc w:val="left"/>
+            </w:pPr>
+            <w:r>
+              <w:rPr>
+                <w:rFonts w:ascii="Times New Roman" w:hAnsi="Times New Roman"/>
+                <w:b w:val="0"/>
+                <w:sz w:val="22"/>
+              </w:rPr>
               <w:t>readback.go + tests + requirements.md</w:t>
             </w:r>
           </w:p>
@@ -2300,15 +2818,21 @@
           <w:tcPr>
             <w:tcW w:w="1765" w:type="dxa"/>
             <w:shd w:val="clear" w:color="auto" w:fill="F2F2F2"/>
+            <w:vAlign w:val="center"/>
           </w:tcPr>
           <w:p>
             <w:pPr>
               <w:pStyle w:val="ae"/>
               <w:keepNext/>
-              <w:spacing w:before="0" w:after="20" w:line="240" w:lineRule="auto"/>
-              <w:jc w:val="left"/>
-            </w:pPr>
-            <w:r>
+              <w:spacing w:before="0" w:after="0" w:line="240" w:lineRule="auto"/>
+              <w:jc w:val="center"/>
+            </w:pPr>
+            <w:r>
+              <w:rPr>
+                <w:rFonts w:ascii="Times New Roman" w:hAnsi="Times New Roman"/>
+                <w:b/>
+                <w:sz w:val="22"/>
+              </w:rPr>
               <w:t>Предмет проверки</w:t>
             </w:r>
           </w:p>
@@ -2317,15 +2841,21 @@
           <w:tcPr>
             <w:tcW w:w="1765" w:type="dxa"/>
             <w:shd w:val="clear" w:color="auto" w:fill="F2F2F2"/>
+            <w:vAlign w:val="center"/>
           </w:tcPr>
           <w:p>
             <w:pPr>
               <w:pStyle w:val="ae"/>
               <w:keepNext/>
-              <w:spacing w:before="0" w:after="20" w:line="240" w:lineRule="auto"/>
-              <w:jc w:val="left"/>
-            </w:pPr>
-            <w:r>
+              <w:spacing w:before="0" w:after="0" w:line="240" w:lineRule="auto"/>
+              <w:jc w:val="center"/>
+            </w:pPr>
+            <w:r>
+              <w:rPr>
+                <w:rFonts w:ascii="Times New Roman" w:hAnsi="Times New Roman"/>
+                <w:b/>
+                <w:sz w:val="22"/>
+              </w:rPr>
               <w:t>Способ и условия</w:t>
             </w:r>
           </w:p>
@@ -2334,15 +2864,21 @@
           <w:tcPr>
             <w:tcW w:w="1765" w:type="dxa"/>
             <w:shd w:val="clear" w:color="auto" w:fill="F2F2F2"/>
+            <w:vAlign w:val="center"/>
           </w:tcPr>
           <w:p>
             <w:pPr>
               <w:pStyle w:val="ae"/>
               <w:keepNext/>
-              <w:spacing w:before="0" w:after="20" w:line="240" w:lineRule="auto"/>
-              <w:jc w:val="left"/>
-            </w:pPr>
-            <w:r>
+              <w:spacing w:before="0" w:after="0" w:line="240" w:lineRule="auto"/>
+              <w:jc w:val="center"/>
+            </w:pPr>
+            <w:r>
+              <w:rPr>
+                <w:rFonts w:ascii="Times New Roman" w:hAnsi="Times New Roman"/>
+                <w:b/>
+                <w:sz w:val="22"/>
+              </w:rPr>
               <w:t>Фактический результат</w:t>
             </w:r>
           </w:p>
@@ -2351,15 +2887,21 @@
           <w:tcPr>
             <w:tcW w:w="2294" w:type="dxa"/>
             <w:shd w:val="clear" w:color="auto" w:fill="F2F2F2"/>
+            <w:vAlign w:val="center"/>
           </w:tcPr>
           <w:p>
             <w:pPr>
               <w:pStyle w:val="ae"/>
               <w:keepNext/>
-              <w:spacing w:before="0" w:after="20" w:line="240" w:lineRule="auto"/>
-              <w:jc w:val="left"/>
-            </w:pPr>
-            <w:r>
+              <w:spacing w:before="0" w:after="0" w:line="240" w:lineRule="auto"/>
+              <w:jc w:val="center"/>
+            </w:pPr>
+            <w:r>
+              <w:rPr>
+                <w:rFonts w:ascii="Times New Roman" w:hAnsi="Times New Roman"/>
+                <w:b/>
+                <w:sz w:val="22"/>
+              </w:rPr>
               <w:t>Версия и доказательство</w:t>
             </w:r>
           </w:p>
@@ -2368,15 +2910,21 @@
           <w:tcPr>
             <w:tcW w:w="1765" w:type="dxa"/>
             <w:shd w:val="clear" w:color="auto" w:fill="F2F2F2"/>
+            <w:vAlign w:val="center"/>
           </w:tcPr>
           <w:p>
             <w:pPr>
               <w:pStyle w:val="ae"/>
               <w:keepNext/>
-              <w:spacing w:before="0" w:after="20" w:line="240" w:lineRule="auto"/>
-              <w:jc w:val="left"/>
-            </w:pPr>
-            <w:r>
+              <w:spacing w:before="0" w:after="0" w:line="240" w:lineRule="auto"/>
+              <w:jc w:val="center"/>
+            </w:pPr>
+            <w:r>
+              <w:rPr>
+                <w:rFonts w:ascii="Times New Roman" w:hAnsi="Times New Roman"/>
+                <w:b/>
+                <w:sz w:val="22"/>
+              </w:rPr>
               <w:t>Ограничения</w:t>
             </w:r>
           </w:p>
@@ -2390,12 +2938,19 @@
         <w:tc>
           <w:tcPr>
             <w:tcW w:w="1765" w:type="dxa"/>
-          </w:tcPr>
-          <w:p>
-            <w:pPr>
-              <w:spacing w:before="0" w:after="20" w:line="240" w:lineRule="auto"/>
-            </w:pPr>
-            <w:r>
+            <w:vAlign w:val="center"/>
+          </w:tcPr>
+          <w:p>
+            <w:pPr>
+              <w:spacing w:before="0" w:after="0" w:line="240" w:lineRule="auto"/>
+              <w:jc w:val="left"/>
+            </w:pPr>
+            <w:r>
+              <w:rPr>
+                <w:rFonts w:ascii="Times New Roman" w:hAnsi="Times New Roman"/>
+                <w:b w:val="0"/>
+                <w:sz w:val="22"/>
+              </w:rPr>
               <w:t>Security and provenance</w:t>
             </w:r>
           </w:p>
@@ -2403,12 +2958,19 @@
         <w:tc>
           <w:tcPr>
             <w:tcW w:w="1765" w:type="dxa"/>
-          </w:tcPr>
-          <w:p>
-            <w:pPr>
-              <w:spacing w:before="0" w:after="20" w:line="240" w:lineRule="auto"/>
-            </w:pPr>
-            <w:r>
+            <w:vAlign w:val="center"/>
+          </w:tcPr>
+          <w:p>
+            <w:pPr>
+              <w:spacing w:before="0" w:after="0" w:line="240" w:lineRule="auto"/>
+              <w:jc w:val="left"/>
+            </w:pPr>
+            <w:r>
+              <w:rPr>
+                <w:rFonts w:ascii="Times New Roman" w:hAnsi="Times New Roman"/>
+                <w:b w:val="0"/>
+                <w:sz w:val="22"/>
+              </w:rPr>
               <w:t>Strict JSON/handoff and target/provenance guards; no provider access or secrets</w:t>
             </w:r>
           </w:p>
@@ -2416,12 +2978,19 @@
         <w:tc>
           <w:tcPr>
             <w:tcW w:w="1765" w:type="dxa"/>
-          </w:tcPr>
-          <w:p>
-            <w:pPr>
-              <w:spacing w:before="0" w:after="20" w:line="240" w:lineRule="auto"/>
-            </w:pPr>
-            <w:r>
+            <w:vAlign w:val="center"/>
+          </w:tcPr>
+          <w:p>
+            <w:pPr>
+              <w:spacing w:before="0" w:after="0" w:line="240" w:lineRule="auto"/>
+              <w:jc w:val="left"/>
+            </w:pPr>
+            <w:r>
+              <w:rPr>
+                <w:rFonts w:ascii="Times New Roman" w:hAnsi="Times New Roman"/>
+                <w:b w:val="0"/>
+                <w:sz w:val="22"/>
+              </w:rPr>
               <w:t>PASS local tests/vet/race; hidden/live authority not claimed; security-baseline.md</w:t>
             </w:r>
           </w:p>
@@ -2429,12 +2998,19 @@
         <w:tc>
           <w:tcPr>
             <w:tcW w:w="2294" w:type="dxa"/>
-          </w:tcPr>
-          <w:p>
-            <w:pPr>
-              <w:spacing w:before="0" w:after="20" w:line="240" w:lineRule="auto"/>
-            </w:pPr>
-            <w:r>
+            <w:vAlign w:val="center"/>
+          </w:tcPr>
+          <w:p>
+            <w:pPr>
+              <w:spacing w:before="0" w:after="0" w:line="240" w:lineRule="auto"/>
+              <w:jc w:val="left"/>
+            </w:pPr>
+            <w:r>
+              <w:rPr>
+                <w:rFonts w:ascii="Times New Roman" w:hAnsi="Times New Roman"/>
+                <w:b w:val="0"/>
+                <w:sz w:val="22"/>
+              </w:rPr>
               <w:t>bafc97a0eb5cc2b2aba68c04a74b179b61432d82</w:t>
             </w:r>
           </w:p>
@@ -2442,12 +3018,19 @@
         <w:tc>
           <w:tcPr>
             <w:tcW w:w="1765" w:type="dxa"/>
-          </w:tcPr>
-          <w:p>
-            <w:pPr>
-              <w:spacing w:before="0" w:after="20" w:line="240" w:lineRule="auto"/>
-            </w:pPr>
-            <w:r>
+            <w:vAlign w:val="center"/>
+          </w:tcPr>
+          <w:p>
+            <w:pPr>
+              <w:spacing w:before="0" w:after="0" w:line="240" w:lineRule="auto"/>
+              <w:jc w:val="left"/>
+            </w:pPr>
+            <w:r>
+              <w:rPr>
+                <w:rFonts w:ascii="Times New Roman" w:hAnsi="Times New Roman"/>
+                <w:b w:val="0"/>
+                <w:sz w:val="22"/>
+              </w:rPr>
               <w:t>Candidate offline slice; no live provider or acceptance claim</w:t>
             </w:r>
           </w:p>
@@ -2494,12 +3077,19 @@
         <w:tc>
           <w:tcPr>
             <w:tcW w:type="dxa" w:w="1871"/>
-          </w:tcPr>
-          <w:p>
-            <w:pPr>
-              <w:spacing w:before="0" w:after="20" w:line="240" w:lineRule="auto"/>
-            </w:pPr>
-            <w:r>
+            <w:vAlign w:val="center"/>
+          </w:tcPr>
+          <w:p>
+            <w:pPr>
+              <w:spacing w:before="0" w:after="0" w:line="240" w:lineRule="auto"/>
+              <w:jc w:val="center"/>
+            </w:pPr>
+            <w:r>
+              <w:rPr>
+                <w:rFonts w:ascii="Times New Roman" w:hAnsi="Times New Roman"/>
+                <w:b/>
+                <w:sz w:val="22"/>
+              </w:rPr>
               <w:t>Требование и ситуация</w:t>
             </w:r>
           </w:p>
@@ -2507,12 +3097,19 @@
         <w:tc>
           <w:tcPr>
             <w:tcW w:type="dxa" w:w="1871"/>
-          </w:tcPr>
-          <w:p>
-            <w:pPr>
-              <w:spacing w:before="0" w:after="20" w:line="240" w:lineRule="auto"/>
-            </w:pPr>
-            <w:r>
+            <w:vAlign w:val="center"/>
+          </w:tcPr>
+          <w:p>
+            <w:pPr>
+              <w:spacing w:before="0" w:after="0" w:line="240" w:lineRule="auto"/>
+              <w:jc w:val="center"/>
+            </w:pPr>
+            <w:r>
+              <w:rPr>
+                <w:rFonts w:ascii="Times New Roman" w:hAnsi="Times New Roman"/>
+                <w:b/>
+                <w:sz w:val="22"/>
+              </w:rPr>
               <w:t>Ожидаемый по тексту исход</w:t>
             </w:r>
           </w:p>
@@ -2520,12 +3117,19 @@
         <w:tc>
           <w:tcPr>
             <w:tcW w:type="dxa" w:w="1871"/>
-          </w:tcPr>
-          <w:p>
-            <w:pPr>
-              <w:spacing w:before="0" w:after="20" w:line="240" w:lineRule="auto"/>
-            </w:pPr>
-            <w:r>
+            <w:vAlign w:val="center"/>
+          </w:tcPr>
+          <w:p>
+            <w:pPr>
+              <w:spacing w:before="0" w:after="0" w:line="240" w:lineRule="auto"/>
+              <w:jc w:val="center"/>
+            </w:pPr>
+            <w:r>
+              <w:rPr>
+                <w:rFonts w:ascii="Times New Roman" w:hAnsi="Times New Roman"/>
+                <w:b/>
+                <w:sz w:val="22"/>
+              </w:rPr>
               <w:t>Фактический ответ другого студента</w:t>
             </w:r>
           </w:p>
@@ -2533,12 +3137,19 @@
         <w:tc>
           <w:tcPr>
             <w:tcW w:type="dxa" w:w="1871"/>
-          </w:tcPr>
-          <w:p>
-            <w:pPr>
-              <w:spacing w:before="0" w:after="20" w:line="240" w:lineRule="auto"/>
-            </w:pPr>
-            <w:r>
+            <w:vAlign w:val="center"/>
+          </w:tcPr>
+          <w:p>
+            <w:pPr>
+              <w:spacing w:before="0" w:after="0" w:line="240" w:lineRule="auto"/>
+              <w:jc w:val="center"/>
+            </w:pPr>
+            <w:r>
+              <w:rPr>
+                <w:rFonts w:ascii="Times New Roman" w:hAnsi="Times New Roman"/>
+                <w:b/>
+                <w:sz w:val="22"/>
+              </w:rPr>
               <w:t>Проверяющий, дата, версия</w:t>
             </w:r>
           </w:p>
@@ -2546,12 +3157,19 @@
         <w:tc>
           <w:tcPr>
             <w:tcW w:type="dxa" w:w="1871"/>
-          </w:tcPr>
-          <w:p>
-            <w:pPr>
-              <w:spacing w:before="0" w:after="20" w:line="240" w:lineRule="auto"/>
-            </w:pPr>
-            <w:r>
+            <w:vAlign w:val="center"/>
+          </w:tcPr>
+          <w:p>
+            <w:pPr>
+              <w:spacing w:before="0" w:after="0" w:line="240" w:lineRule="auto"/>
+              <w:jc w:val="center"/>
+            </w:pPr>
+            <w:r>
+              <w:rPr>
+                <w:rFonts w:ascii="Times New Roman" w:hAnsi="Times New Roman"/>
+                <w:b/>
+                <w:sz w:val="22"/>
+              </w:rPr>
               <w:t>Расхождение и исправление</w:t>
             </w:r>
           </w:p>
@@ -2561,12 +3179,19 @@
         <w:tc>
           <w:tcPr>
             <w:tcW w:type="dxa" w:w="1871"/>
-          </w:tcPr>
-          <w:p>
-            <w:pPr>
-              <w:spacing w:before="0" w:after="20" w:line="240" w:lineRule="auto"/>
-            </w:pPr>
-            <w:r>
+            <w:vAlign w:val="center"/>
+          </w:tcPr>
+          <w:p>
+            <w:pPr>
+              <w:spacing w:before="0" w:after="0" w:line="240" w:lineRule="auto"/>
+              <w:jc w:val="left"/>
+            </w:pPr>
+            <w:r>
+              <w:rPr>
+                <w:rFonts w:ascii="Times New Roman" w:hAnsi="Times New Roman"/>
+                <w:b w:val="0"/>
+                <w:sz w:val="22"/>
+              </w:rPr>
               <w:t>HIT-42 TargetReadback refinement</w:t>
             </w:r>
           </w:p>
@@ -2574,12 +3199,19 @@
         <w:tc>
           <w:tcPr>
             <w:tcW w:type="dxa" w:w="1871"/>
-          </w:tcPr>
-          <w:p>
-            <w:pPr>
-              <w:spacing w:before="0" w:after="20" w:line="240" w:lineRule="auto"/>
-            </w:pPr>
-            <w:r>
+            <w:vAlign w:val="center"/>
+          </w:tcPr>
+          <w:p>
+            <w:pPr>
+              <w:spacing w:before="0" w:after="0" w:line="240" w:lineRule="auto"/>
+              <w:jc w:val="left"/>
+            </w:pPr>
+            <w:r>
+              <w:rPr>
+                <w:rFonts w:ascii="Times New Roman" w:hAnsi="Times New Roman"/>
+                <w:b w:val="0"/>
+                <w:sz w:val="22"/>
+              </w:rPr>
               <w:t>typed outcome and explicit reason; no ResultVerified on unknown/incomplete/mismatch</w:t>
             </w:r>
           </w:p>
@@ -2587,12 +3219,19 @@
         <w:tc>
           <w:tcPr>
             <w:tcW w:type="dxa" w:w="1871"/>
-          </w:tcPr>
-          <w:p>
-            <w:pPr>
-              <w:spacing w:before="0" w:after="20" w:line="240" w:lineRule="auto"/>
-            </w:pPr>
-            <w:r>
+            <w:vAlign w:val="center"/>
+          </w:tcPr>
+          <w:p>
+            <w:pPr>
+              <w:spacing w:before="0" w:after="0" w:line="240" w:lineRule="auto"/>
+              <w:jc w:val="left"/>
+            </w:pPr>
+            <w:r>
+              <w:rPr>
+                <w:rFonts w:ascii="Times New Roman" w:hAnsi="Times New Roman"/>
+                <w:b w:val="0"/>
+                <w:sz w:val="22"/>
+              </w:rPr>
               <w:t>Результат фиксируется в журнале проверки.</w:t>
             </w:r>
           </w:p>
@@ -2600,12 +3239,19 @@
         <w:tc>
           <w:tcPr>
             <w:tcW w:type="dxa" w:w="1871"/>
-          </w:tcPr>
-          <w:p>
-            <w:pPr>
-              <w:spacing w:before="0" w:after="20" w:line="240" w:lineRule="auto"/>
-            </w:pPr>
-            <w:r>
+            <w:vAlign w:val="center"/>
+          </w:tcPr>
+          <w:p>
+            <w:pPr>
+              <w:spacing w:before="0" w:after="0" w:line="240" w:lineRule="auto"/>
+              <w:jc w:val="left"/>
+            </w:pPr>
+            <w:r>
+              <w:rPr>
+                <w:rFonts w:ascii="Times New Roman" w:hAnsi="Times New Roman"/>
+                <w:b w:val="0"/>
+                <w:sz w:val="22"/>
+              </w:rPr>
               <w:t>Дмитрий Стацюк; 2026-10-19; bafc97a0eb5cc2b2aba68c04a74b179b61432d82</w:t>
             </w:r>
           </w:p>
@@ -2613,12 +3259,19 @@
         <w:tc>
           <w:tcPr>
             <w:tcW w:type="dxa" w:w="1871"/>
-          </w:tcPr>
-          <w:p>
-            <w:pPr>
-              <w:spacing w:before="0" w:after="20" w:line="240" w:lineRule="auto"/>
-            </w:pPr>
-            <w:r>
+            <w:vAlign w:val="center"/>
+          </w:tcPr>
+          <w:p>
+            <w:pPr>
+              <w:spacing w:before="0" w:after="0" w:line="240" w:lineRule="auto"/>
+              <w:jc w:val="left"/>
+            </w:pPr>
+            <w:r>
+              <w:rPr>
+                <w:rFonts w:ascii="Times New Roman" w:hAnsi="Times New Roman"/>
+                <w:b w:val="0"/>
+                <w:sz w:val="22"/>
+              </w:rPr>
               <w:t>Use exact comparison with typed mismatch/incomplete/unknown outcomes</w:t>
             </w:r>
           </w:p>
@@ -2692,15 +3345,21 @@
           <w:tcPr>
             <w:tcW w:w="3685" w:type="dxa"/>
             <w:shd w:val="clear" w:color="auto" w:fill="F2F2F2"/>
+            <w:vAlign w:val="center"/>
           </w:tcPr>
           <w:p>
             <w:pPr>
               <w:pStyle w:val="ae"/>
               <w:keepNext/>
-              <w:spacing w:before="0" w:after="20" w:line="240" w:lineRule="auto"/>
-              <w:jc w:val="left"/>
-            </w:pPr>
-            <w:r>
+              <w:spacing w:before="0" w:after="0" w:line="240" w:lineRule="auto"/>
+              <w:jc w:val="center"/>
+            </w:pPr>
+            <w:r>
+              <w:rPr>
+                <w:rFonts w:ascii="Times New Roman" w:hAnsi="Times New Roman"/>
+                <w:b/>
+                <w:sz w:val="22"/>
+              </w:rPr>
               <w:t>Индивидуальный результат</w:t>
             </w:r>
           </w:p>
@@ -2709,15 +3368,21 @@
           <w:tcPr>
             <w:tcW w:w="2835" w:type="dxa"/>
             <w:shd w:val="clear" w:color="auto" w:fill="F2F2F2"/>
+            <w:vAlign w:val="center"/>
           </w:tcPr>
           <w:p>
             <w:pPr>
               <w:pStyle w:val="ae"/>
               <w:keepNext/>
-              <w:spacing w:before="0" w:after="20" w:line="240" w:lineRule="auto"/>
-              <w:jc w:val="left"/>
-            </w:pPr>
-            <w:r>
+              <w:spacing w:before="0" w:after="0" w:line="240" w:lineRule="auto"/>
+              <w:jc w:val="center"/>
+            </w:pPr>
+            <w:r>
+              <w:rPr>
+                <w:rFonts w:ascii="Times New Roman" w:hAnsi="Times New Roman"/>
+                <w:b/>
+                <w:sz w:val="22"/>
+              </w:rPr>
               <w:t>Выполненные действия</w:t>
             </w:r>
           </w:p>
@@ -2726,15 +3391,21 @@
           <w:tcPr>
             <w:tcW w:w="2835" w:type="dxa"/>
             <w:shd w:val="clear" w:color="auto" w:fill="F2F2F2"/>
+            <w:vAlign w:val="center"/>
           </w:tcPr>
           <w:p>
             <w:pPr>
               <w:pStyle w:val="ae"/>
               <w:keepNext/>
-              <w:spacing w:before="0" w:after="20" w:line="240" w:lineRule="auto"/>
-              <w:jc w:val="left"/>
-            </w:pPr>
-            <w:r>
+              <w:spacing w:before="0" w:after="0" w:line="240" w:lineRule="auto"/>
+              <w:jc w:val="center"/>
+            </w:pPr>
+            <w:r>
+              <w:rPr>
+                <w:rFonts w:ascii="Times New Roman" w:hAnsi="Times New Roman"/>
+                <w:b/>
+                <w:sz w:val="22"/>
+              </w:rPr>
               <w:t>Подтверждение</w:t>
             </w:r>
           </w:p>
@@ -2748,12 +3419,19 @@
         <w:tc>
           <w:tcPr>
             <w:tcW w:w="3685" w:type="dxa"/>
-          </w:tcPr>
-          <w:p>
-            <w:pPr>
-              <w:spacing w:before="0" w:after="20" w:line="240" w:lineRule="auto"/>
-            </w:pPr>
-            <w:r>
+            <w:vAlign w:val="center"/>
+          </w:tcPr>
+          <w:p>
+            <w:pPr>
+              <w:spacing w:before="0" w:after="0" w:line="240" w:lineRule="auto"/>
+              <w:jc w:val="left"/>
+            </w:pPr>
+            <w:r>
+              <w:rPr>
+                <w:rFonts w:ascii="Times New Roman" w:hAnsi="Times New Roman"/>
+                <w:b w:val="0"/>
+                <w:sz w:val="22"/>
+              </w:rPr>
               <w:t>Technical result</w:t>
             </w:r>
           </w:p>
@@ -2761,12 +3439,19 @@
         <w:tc>
           <w:tcPr>
             <w:tcW w:w="2835" w:type="dxa"/>
-          </w:tcPr>
-          <w:p>
-            <w:pPr>
-              <w:spacing w:before="0" w:after="20" w:line="240" w:lineRule="auto"/>
-            </w:pPr>
-            <w:r>
+            <w:vAlign w:val="center"/>
+          </w:tcPr>
+          <w:p>
+            <w:pPr>
+              <w:spacing w:before="0" w:after="0" w:line="240" w:lineRule="auto"/>
+              <w:jc w:val="left"/>
+            </w:pPr>
+            <w:r>
+              <w:rPr>
+                <w:rFonts w:ascii="Times New Roman" w:hAnsi="Times New Roman"/>
+                <w:b w:val="0"/>
+                <w:sz w:val="22"/>
+              </w:rPr>
               <w:t>R1 desk research and questions separated; FR/NFR/AC traced; human interview and opposition remain отдельная учебная процедура</w:t>
             </w:r>
           </w:p>
@@ -2774,12 +3459,19 @@
         <w:tc>
           <w:tcPr>
             <w:tcW w:w="2835" w:type="dxa"/>
-          </w:tcPr>
-          <w:p>
-            <w:pPr>
-              <w:spacing w:before="0" w:after="20" w:line="240" w:lineRule="auto"/>
-            </w:pPr>
-            <w:r>
+            <w:vAlign w:val="center"/>
+          </w:tcPr>
+          <w:p>
+            <w:pPr>
+              <w:spacing w:before="0" w:after="0" w:line="240" w:lineRule="auto"/>
+              <w:jc w:val="left"/>
+            </w:pPr>
+            <w:r>
+              <w:rPr>
+                <w:rFonts w:ascii="Times New Roman" w:hAnsi="Times New Roman"/>
+                <w:b w:val="0"/>
+                <w:sz w:val="22"/>
+              </w:rPr>
               <w:t>requirements.md, requirements-trace.json, security-baseline.md, PR29</w:t>
             </w:r>
           </w:p>
@@ -2844,15 +3536,21 @@
           <w:tcPr>
             <w:tcW w:w="4677" w:type="dxa"/>
             <w:shd w:val="clear" w:color="auto" w:fill="F2F2F2"/>
+            <w:vAlign w:val="center"/>
           </w:tcPr>
           <w:p>
             <w:pPr>
               <w:pStyle w:val="ae"/>
               <w:keepNext/>
-              <w:spacing w:before="0" w:after="20" w:line="240" w:lineRule="auto"/>
-              <w:jc w:val="left"/>
-            </w:pPr>
-            <w:r>
+              <w:spacing w:before="0" w:after="0" w:line="240" w:lineRule="auto"/>
+              <w:jc w:val="center"/>
+            </w:pPr>
+            <w:r>
+              <w:rPr>
+                <w:rFonts w:ascii="Times New Roman" w:hAnsi="Times New Roman"/>
+                <w:b/>
+                <w:sz w:val="22"/>
+              </w:rPr>
               <w:t>Поле</w:t>
             </w:r>
           </w:p>
@@ -2861,15 +3559,21 @@
           <w:tcPr>
             <w:tcW w:w="4677" w:type="dxa"/>
             <w:shd w:val="clear" w:color="auto" w:fill="F2F2F2"/>
+            <w:vAlign w:val="center"/>
           </w:tcPr>
           <w:p>
             <w:pPr>
               <w:pStyle w:val="ae"/>
               <w:keepNext/>
-              <w:spacing w:before="0" w:after="20" w:line="240" w:lineRule="auto"/>
-              <w:jc w:val="left"/>
-            </w:pPr>
-            <w:r>
+              <w:spacing w:before="0" w:after="0" w:line="240" w:lineRule="auto"/>
+              <w:jc w:val="center"/>
+            </w:pPr>
+            <w:r>
+              <w:rPr>
+                <w:rFonts w:ascii="Times New Roman" w:hAnsi="Times New Roman"/>
+                <w:b/>
+                <w:sz w:val="22"/>
+              </w:rPr>
               <w:t>Значение</w:t>
             </w:r>
           </w:p>
@@ -2883,15 +3587,21 @@
         <w:tc>
           <w:tcPr>
             <w:tcW w:w="4677" w:type="dxa"/>
+            <w:vAlign w:val="center"/>
           </w:tcPr>
           <w:p>
             <w:pPr>
               <w:pStyle w:val="ae"/>
               <w:keepNext/>
-              <w:spacing w:before="0" w:after="20" w:line="240" w:lineRule="auto"/>
+              <w:spacing w:before="0" w:after="0" w:line="240" w:lineRule="auto"/>
               <w:jc w:val="left"/>
             </w:pPr>
             <w:r>
+              <w:rPr>
+                <w:rFonts w:ascii="Times New Roman" w:hAnsi="Times New Roman"/>
+                <w:b w:val="0"/>
+                <w:sz w:val="22"/>
+              </w:rPr>
               <w:t>Работа и автор</w:t>
             </w:r>
           </w:p>
@@ -2899,12 +3609,19 @@
         <w:tc>
           <w:tcPr>
             <w:tcW w:w="4677" w:type="dxa"/>
-          </w:tcPr>
-          <w:p>
-            <w:pPr>
-              <w:spacing w:before="0" w:after="20" w:line="240" w:lineRule="auto"/>
-            </w:pPr>
-            <w:r>
+            <w:vAlign w:val="center"/>
+          </w:tcPr>
+          <w:p>
+            <w:pPr>
+              <w:spacing w:before="0" w:after="0" w:line="240" w:lineRule="auto"/>
+              <w:jc w:val="left"/>
+            </w:pPr>
+            <w:r>
+              <w:rPr>
+                <w:rFonts w:ascii="Times New Roman" w:hAnsi="Times New Roman"/>
+                <w:b w:val="0"/>
+                <w:sz w:val="22"/>
+              </w:rPr>
               <w:t>МДК.03.02, ПЗ №1, Дмитрий Стацюк</w:t>
             </w:r>
           </w:p>
@@ -2918,15 +3635,21 @@
         <w:tc>
           <w:tcPr>
             <w:tcW w:w="4677" w:type="dxa"/>
+            <w:vAlign w:val="center"/>
           </w:tcPr>
           <w:p>
             <w:pPr>
               <w:pStyle w:val="ae"/>
               <w:keepNext/>
-              <w:spacing w:before="0" w:after="20" w:line="240" w:lineRule="auto"/>
+              <w:spacing w:before="0" w:after="0" w:line="240" w:lineRule="auto"/>
               <w:jc w:val="left"/>
             </w:pPr>
             <w:r>
+              <w:rPr>
+                <w:rFonts w:ascii="Times New Roman" w:hAnsi="Times New Roman"/>
+                <w:b w:val="0"/>
+                <w:sz w:val="22"/>
+              </w:rPr>
               <w:t>Tag → commit</w:t>
             </w:r>
           </w:p>
@@ -2934,12 +3657,19 @@
         <w:tc>
           <w:tcPr>
             <w:tcW w:w="4677" w:type="dxa"/>
-          </w:tcPr>
-          <w:p>
-            <w:pPr>
-              <w:spacing w:before="0" w:after="20" w:line="240" w:lineRule="auto"/>
-            </w:pPr>
-            <w:r>
+            <w:vAlign w:val="center"/>
+          </w:tcPr>
+          <w:p>
+            <w:pPr>
+              <w:spacing w:before="0" w:after="0" w:line="240" w:lineRule="auto"/>
+              <w:jc w:val="left"/>
+            </w:pPr>
+            <w:r>
+              <w:rPr>
+                <w:rFonts w:ascii="Times New Roman" w:hAnsi="Times New Roman"/>
+                <w:b w:val="0"/>
+                <w:sz w:val="22"/>
+              </w:rPr>
               <w:t>не создан — human/Lead gate; source bafc97a0eb5cc2b2aba68c04a74b179b61432d82</w:t>
             </w:r>
           </w:p>
@@ -2953,15 +3683,21 @@
         <w:tc>
           <w:tcPr>
             <w:tcW w:w="4677" w:type="dxa"/>
+            <w:vAlign w:val="center"/>
           </w:tcPr>
           <w:p>
             <w:pPr>
               <w:pStyle w:val="ae"/>
               <w:keepNext/>
-              <w:spacing w:before="0" w:after="20" w:line="240" w:lineRule="auto"/>
+              <w:spacing w:before="0" w:after="0" w:line="240" w:lineRule="auto"/>
               <w:jc w:val="left"/>
             </w:pPr>
             <w:r>
+              <w:rPr>
+                <w:rFonts w:ascii="Times New Roman" w:hAnsi="Times New Roman"/>
+                <w:b w:val="0"/>
+                <w:sz w:val="22"/>
+              </w:rPr>
               <w:t>Материалы</w:t>
             </w:r>
           </w:p>
@@ -2969,12 +3705,19 @@
         <w:tc>
           <w:tcPr>
             <w:tcW w:w="4677" w:type="dxa"/>
-          </w:tcPr>
-          <w:p>
-            <w:pPr>
-              <w:spacing w:before="0" w:after="20" w:line="240" w:lineRule="auto"/>
-            </w:pPr>
-            <w:r>
+            <w:vAlign w:val="center"/>
+          </w:tcPr>
+          <w:p>
+            <w:pPr>
+              <w:spacing w:before="0" w:after="0" w:line="240" w:lineRule="auto"/>
+              <w:jc w:val="left"/>
+            </w:pPr>
+            <w:r>
+              <w:rPr>
+                <w:rFonts w:ascii="Times New Roman" w:hAnsi="Times New Roman"/>
+                <w:b w:val="0"/>
+                <w:sz w:val="22"/>
+              </w:rPr>
               <w:t>requirements.md; requirements-trace.json; security-baseline.md; interview.md</w:t>
             </w:r>
           </w:p>
@@ -2988,15 +3731,21 @@
         <w:tc>
           <w:tcPr>
             <w:tcW w:w="4677" w:type="dxa"/>
+            <w:vAlign w:val="center"/>
           </w:tcPr>
           <w:p>
             <w:pPr>
               <w:pStyle w:val="ae"/>
               <w:keepNext/>
-              <w:spacing w:before="0" w:after="20" w:line="240" w:lineRule="auto"/>
+              <w:spacing w:before="0" w:after="0" w:line="240" w:lineRule="auto"/>
               <w:jc w:val="left"/>
             </w:pPr>
             <w:r>
+              <w:rPr>
+                <w:rFonts w:ascii="Times New Roman" w:hAnsi="Times New Roman"/>
+                <w:b w:val="0"/>
+                <w:sz w:val="22"/>
+              </w:rPr>
               <w:t>Задачи и MR/PR</w:t>
             </w:r>
           </w:p>
@@ -3004,12 +3753,19 @@
         <w:tc>
           <w:tcPr>
             <w:tcW w:w="4677" w:type="dxa"/>
-          </w:tcPr>
-          <w:p>
-            <w:pPr>
-              <w:spacing w:before="0" w:after="20" w:line="240" w:lineRule="auto"/>
-            </w:pPr>
-            <w:r>
+            <w:vAlign w:val="center"/>
+          </w:tcPr>
+          <w:p>
+            <w:pPr>
+              <w:spacing w:before="0" w:after="0" w:line="240" w:lineRule="auto"/>
+              <w:jc w:val="left"/>
+            </w:pPr>
+            <w:r>
+              <w:rPr>
+                <w:rFonts w:ascii="Times New Roman" w:hAnsi="Times New Roman"/>
+                <w:b w:val="0"/>
+                <w:sz w:val="22"/>
+              </w:rPr>
               <w:t>HIT-41–48; correction PR #29; no merge/Done</w:t>
             </w:r>
           </w:p>
@@ -3023,15 +3779,21 @@
         <w:tc>
           <w:tcPr>
             <w:tcW w:w="4677" w:type="dxa"/>
+            <w:vAlign w:val="center"/>
           </w:tcPr>
           <w:p>
             <w:pPr>
               <w:pStyle w:val="ae"/>
               <w:keepNext/>
-              <w:spacing w:before="0" w:after="20" w:line="240" w:lineRule="auto"/>
+              <w:spacing w:before="0" w:after="0" w:line="240" w:lineRule="auto"/>
               <w:jc w:val="left"/>
             </w:pPr>
             <w:r>
+              <w:rPr>
+                <w:rFonts w:ascii="Times New Roman" w:hAnsi="Times New Roman"/>
+                <w:b w:val="0"/>
+                <w:sz w:val="22"/>
+              </w:rPr>
               <w:t>Pipeline и применимые проверки</w:t>
             </w:r>
           </w:p>
@@ -3039,12 +3801,19 @@
         <w:tc>
           <w:tcPr>
             <w:tcW w:w="4677" w:type="dxa"/>
-          </w:tcPr>
-          <w:p>
-            <w:pPr>
-              <w:spacing w:before="0" w:after="20" w:line="240" w:lineRule="auto"/>
-            </w:pPr>
-            <w:r>
+            <w:vAlign w:val="center"/>
+          </w:tcPr>
+          <w:p>
+            <w:pPr>
+              <w:spacing w:before="0" w:after="0" w:line="240" w:lineRule="auto"/>
+              <w:jc w:val="left"/>
+            </w:pPr>
+            <w:r>
+              <w:rPr>
+                <w:rFonts w:ascii="Times New Roman" w:hAnsi="Times New Roman"/>
+                <w:b w:val="0"/>
+                <w:sz w:val="22"/>
+              </w:rPr>
               <w:t>go test/vet/race, smoke and CI evidence linked in evidence/index.json</w:t>
             </w:r>
           </w:p>
@@ -3058,15 +3827,21 @@
         <w:tc>
           <w:tcPr>
             <w:tcW w:w="4677" w:type="dxa"/>
+            <w:vAlign w:val="center"/>
           </w:tcPr>
           <w:p>
             <w:pPr>
               <w:pStyle w:val="ae"/>
               <w:keepNext/>
-              <w:spacing w:before="0" w:after="20" w:line="240" w:lineRule="auto"/>
+              <w:spacing w:before="0" w:after="0" w:line="240" w:lineRule="auto"/>
               <w:jc w:val="left"/>
             </w:pPr>
             <w:r>
+              <w:rPr>
+                <w:rFonts w:ascii="Times New Roman" w:hAnsi="Times New Roman"/>
+                <w:b w:val="0"/>
+                <w:sz w:val="22"/>
+              </w:rPr>
               <w:t>Оппонирование</w:t>
             </w:r>
           </w:p>
@@ -3074,12 +3849,19 @@
         <w:tc>
           <w:tcPr>
             <w:tcW w:w="4677" w:type="dxa"/>
-          </w:tcPr>
-          <w:p>
-            <w:pPr>
-              <w:spacing w:before="0" w:after="20" w:line="240" w:lineRule="auto"/>
-            </w:pPr>
-            <w:r>
+            <w:vAlign w:val="center"/>
+          </w:tcPr>
+          <w:p>
+            <w:pPr>
+              <w:spacing w:before="0" w:after="0" w:line="240" w:lineRule="auto"/>
+              <w:jc w:val="left"/>
+            </w:pPr>
+            <w:r>
+              <w:rPr>
+                <w:rFonts w:ascii="Times New Roman" w:hAnsi="Times New Roman"/>
+                <w:b w:val="0"/>
+                <w:sz w:val="22"/>
+              </w:rPr>
               <w:t>отдельная учебная процедура — real interview/opposition/clarity reviewer required</w:t>
             </w:r>
           </w:p>
@@ -3093,14 +3875,20 @@
         <w:tc>
           <w:tcPr>
             <w:tcW w:w="4677" w:type="dxa"/>
+            <w:vAlign w:val="center"/>
           </w:tcPr>
           <w:p>
             <w:pPr>
               <w:pStyle w:val="ae"/>
-              <w:spacing w:before="0" w:after="20" w:line="240" w:lineRule="auto"/>
+              <w:spacing w:before="0" w:after="0" w:line="240" w:lineRule="auto"/>
               <w:jc w:val="left"/>
             </w:pPr>
             <w:r>
+              <w:rPr>
+                <w:rFonts w:ascii="Times New Roman" w:hAnsi="Times New Roman"/>
+                <w:b w:val="0"/>
+                <w:sz w:val="22"/>
+              </w:rPr>
               <w:t>Ограничения</w:t>
             </w:r>
           </w:p>
@@ -3108,12 +3896,19 @@
         <w:tc>
           <w:tcPr>
             <w:tcW w:w="4677" w:type="dxa"/>
-          </w:tcPr>
-          <w:p>
-            <w:pPr>
-              <w:spacing w:before="0" w:after="20" w:line="240" w:lineRule="auto"/>
-            </w:pPr>
-            <w:r>
+            <w:vAlign w:val="center"/>
+          </w:tcPr>
+          <w:p>
+            <w:pPr>
+              <w:spacing w:before="0" w:after="0" w:line="240" w:lineRule="auto"/>
+              <w:jc w:val="left"/>
+            </w:pPr>
+            <w:r>
+              <w:rPr>
+                <w:rFonts w:ascii="Times New Roman" w:hAnsi="Times New Roman"/>
+                <w:b w:val="0"/>
+                <w:sz w:val="22"/>
+              </w:rPr>
               <w:t>Candidate/In Review; no acceptance or personal signature inferred</w:t>
             </w:r>
           </w:p>

--- a/docs/labs/pr12/ds/reports/0302-pz01-ds.docx
+++ b/docs/labs/pr12/ds/reports/0302-pz01-ds.docx
@@ -4017,7 +4017,7 @@
     </w:p>
     <w:p>
       <w:r>
-        <w:t>Рисунок 3. Шаг 1: откройте https://github.com/hitpipe/hitpipe/pull/29/files. Шаг 2: найдите обсуждение, связанное с требованиями или проверкой. Шаг 3: снимите название изменённого файла и принятое решение. Не включайте имена пользователей и личную переписку. Сохраните как 0302-pz01-fig03.png. Подпись: «Оппонирование другого проекта и принятое решение».</w:t>
+        <w:t>Рисунок 3. Пошагово: 1) откройте вкладку Files changed по ссылке https://github.com/hitpipe/hitpipe/pull/29/files. 2) В списке файлов выберите services/delivery/internal/domain/readback/fixtures.go. 3) Перейдите к комментарию ревью по якорю https://github.com/hitpipe/hitpipe/pull/29#discussion_r4315518979; в нём видны метка DS-REV-003, проблема с duplicate/escaped keys и требование проверить exact keys и обязательный EOF. 4) Для принятого решения откройте сводку ревью https://github.com/hitpipe/hitpipe/pull/29#pullrequestreview-5573707339 и оставьте в кадре текст решения CHANGES REQUESTED. 5) Кадрируйте снимок так, чтобы были видны путь файла, метка замечания, краткое содержание проблемы и статус решения, но не были видны имя и аватар пользователя, адрес электронной почты и личная переписка. Не включайте список всех файлов и лишние комментарии. Если всё не помещается, сделайте два последовательных снимка: 0302-pz01-fig03-1.png — файл и замечание; 0302-pz01-fig03-2.png — статус CHANGES REQUESTED. Подпись: «Оппонирование другого проекта и принятое решение».</w:t>
       </w:r>
     </w:p>
     <w:sectPr>

--- a/docs/labs/pr12/ds/reports/0302-pz01-ds.docx
+++ b/docs/labs/pr12/ds/reports/0302-pz01-ds.docx
@@ -1073,12 +1073,12 @@
     </w:p>
     <w:p>
       <w:r>
-        <w:t xml:space="preserve">Цель работы: </w:t>
-      </w:r>
-    </w:p>
-    <w:p>
-      <w:r>
-        <w:t xml:space="preserve">Задача на рассматриваемом участке проекта: </w:t>
+        <w:t>Цель работы: проверить соответствие реализации модуля TargetReadback требованиям, тестам и ограничениям проекта.</w:t>
+      </w:r>
+    </w:p>
+    <w:p>
+      <w:r>
+        <w:t>Задача на рассматриваемом участке проекта: сопоставить требования, изменения в PR и результаты автоматических проверок.</w:t>
       </w:r>
     </w:p>
     <w:p>
@@ -1553,12 +1553,12 @@
     </w:p>
     <w:p>
       <w:r>
-        <w:t>Пользователь и полезный сценарий: .</w:t>
-      </w:r>
-    </w:p>
-    <w:p>
-      <w:r>
-        <w:t>Постановка задачи: .</w:t>
+        <w:t>Пользователь и полезный сценарий: разработчик или проверяющий получает подтверждённое состояние задачи без ложного match; сценарий — безопасная offline-проверка сохранённого наблюдения.</w:t>
+      </w:r>
+    </w:p>
+    <w:p>
+      <w:r>
+        <w:t>Постановка задачи: реализовать сравнение ожидаемых и фактически сохранённых атрибутов с результатами match, mismatch, incomplete и unknown.</w:t>
       </w:r>
     </w:p>
     <w:tbl>
@@ -1784,17 +1784,17 @@
     </w:p>
     <w:p>
       <w:r>
-        <w:t>Подтверждённые условия: . Предположения: . Открытые вопросы, ответственные: .</w:t>
-      </w:r>
-    </w:p>
-    <w:p>
-      <w:r>
-        <w:t>Связь с MVP: .</w:t>
-      </w:r>
-    </w:p>
-    <w:p>
-      <w:r>
-        <w:t>Общие материалы: .</w:t>
+        <w:t>Подтверждённые условия: требования FR-1–FR-4, NFR-2 и контракт T/013. Предположения: проверяется offline-срез с сохранёнными данными. Открытые вопросы, ответственные: live-права провайдера и человеческая приёмка остаются за рамками этой работы.</w:t>
+      </w:r>
+    </w:p>
+    <w:p>
+      <w:r>
+        <w:t>Связь с MVP: модуль даёт безопасный результат проверки задачи и не подтверждает действие только по отсутствию данных.</w:t>
+      </w:r>
+    </w:p>
+    <w:p>
+      <w:r>
+        <w:t>Общие материалы: requirements.md, security-baseline.md, module-contract.md, module-map.md, PR #29 и журналы evidence.</w:t>
       </w:r>
     </w:p>
     <w:p>
@@ -2361,7 +2361,7 @@
     </w:p>
     <w:p>
       <w:r>
-        <w:t>Исходные данные и подготовка состояния: .</w:t>
+        <w:t>Исходные данные и подготовка состояния: сохранённые JSON-наблюдения, fixtures и тестовые адаптеры; перед проверкой выполняются go test, go vet и smoke.</w:t>
       </w:r>
     </w:p>
     <w:p>
@@ -2379,17 +2379,17 @@
     </w:p>
     <w:p>
       <w:r>
-        <w:t>Причина и задача: . Ссылка на изменение: .</w:t>
-      </w:r>
-    </w:p>
-    <w:p>
-      <w:r>
-        <w:t>Применение DoD: .</w:t>
-      </w:r>
-    </w:p>
-    <w:p>
-      <w:r>
-        <w:t>Значимость и review: .</w:t>
+        <w:t>Причина и задача: устранить ложные подтверждения и проверить границы контракта. Ссылка на изменение: https://github.com/hitpipe/hitpipe/pull/29.</w:t>
+      </w:r>
+    </w:p>
+    <w:p>
+      <w:r>
+        <w:t>Применение DoD: требования сопоставлены с тестами, мутации обнаружены, исходный код восстановлен, журналы и ограничения сохранены.</w:t>
+      </w:r>
+    </w:p>
+    <w:p>
+      <w:r>
+        <w:t>Значимость и review: результаты предназначены для повторной проверки; PR #29 остаётся открытым, merge и approve не выполнялись.</w:t>
       </w:r>
     </w:p>
     <w:p>
@@ -2412,7 +2412,7 @@
     </w:p>
     <w:p>
       <w:r>
-        <w:t>Порядок заполнения граф:</w:t>
+        <w:t>Порядок заполнения граф: сначала фиксируются требование и риск, затем ожидаемый результат, команда проверки, фактический результат и ссылка на журнал.</w:t>
       </w:r>
     </w:p>
     <w:p>
@@ -3294,7 +3294,7 @@
     </w:p>
     <w:p>
       <w:r>
-        <w:t>Будущие проверки: .</w:t>
+        <w:t>Будущие проверки: live-права провайдера, интеграционный сценарий и человеческая приёмка после доступности соответствующего окружения.</w:t>
       </w:r>
     </w:p>
     <w:p>
@@ -3486,7 +3486,7 @@
     </w:p>
     <w:p>
       <w:r>
-        <w:t>Общие материалы и результаты других участников: .</w:t>
+        <w:t>Общие материалы и результаты других участников: требования проекта, PR #29, CI-запуски и независимое воспроизведение части другого студента приведены по прямым ссылкам в отчёте.</w:t>
       </w:r>
     </w:p>
     <w:p>
@@ -3499,7 +3499,7 @@
     </w:p>
     <w:p>
       <w:r>
-        <w:t>Вывод: .</w:t>
+        <w:t>Вывод: требования и риски сопоставлены с реализацией и тестами; offline-проверки выполнены, ограничения явно зафиксированы.</w:t>
       </w:r>
     </w:p>
     <w:p>

--- a/docs/labs/pr12/ds/reports/0302-pz01-ds.docx
+++ b/docs/labs/pr12/ds/reports/0302-pz01-ds.docx
@@ -2729,6 +2729,346 @@
       </w:pPr>
       <w:r>
         <w:t>Рисунок 2 — Автоматические проверки изменения требований</w:t>
+      </w:r>
+    </w:p>
+    <w:p>
+      <w:pPr>
+        <w:pStyle w:val="2"/>
+      </w:pPr>
+      <w:r>
+        <w:t>3.1 Подробное ревью работы Никиты Будыкина</w:t>
+      </w:r>
+    </w:p>
+    <w:p>
+      <w:r>
+        <w:t>В рамках оппонирования рассмотрена работа Никиты Будыкина по модулю Intake / StripeSignature: задачи HIT-49–HIT-56, кодовые PR №31–33 и пакет отчётов PR №34. Проверка выполнена по опубликованным изменениям и повторному ревью PR №36. Ревью не является личной аттестацией студента и не заменяет преподавательскую приёмку.</w:t>
+      </w:r>
+    </w:p>
+    <w:p>
+      <w:r>
+        <w:t>Сильные стороны работы. В кодовой части реализована проверка подписи Stripe по исходным байтам тела запроса, предусмотрены безопасные результаты отказа, тестовые fixtures и сменные зависимости для секрета и часов. В зафиксированных запусках прошли именованные тесты, go vet, race-проверка, dev/release smoke и четыре независимых HMAC-вектора. Также были проверены границы свежести 299/300/301 секунд и сценарии повреждённого тела. Эти результаты подтверждают техническую основу модуля, но не доказывают наличие live Stripe-доставки, durable receipt, 2xx-приёма или формальной приёмки проекта.</w:t>
+      </w:r>
+    </w:p>
+    <w:p>
+      <w:r>
+        <w:t>Найденные замечания. Повторное ревью PR №36 сохранило статус CHANGES_REQUIRED. Ниже приведены только конкретные замечания, имеющие привязку к файлу, проверке или статусу артефакта.</w:t>
+      </w:r>
+    </w:p>
+    <w:tbl>
+      <w:tblPr>
+        <w:tblStyle w:val="af4"/>
+        <w:tblW w:type="auto" w:w="0"/>
+        <w:tblLook w:firstColumn="1" w:firstRow="1" w:lastColumn="0" w:lastRow="0" w:noHBand="0" w:noVBand="1" w:val="04A0"/>
+      </w:tblPr>
+      <w:tblGrid>
+        <w:gridCol w:w="2339"/>
+        <w:gridCol w:w="2339"/>
+        <w:gridCol w:w="2339"/>
+        <w:gridCol w:w="2339"/>
+      </w:tblGrid>
+      <w:tr>
+        <w:tc>
+          <w:tcPr>
+            <w:tcW w:type="dxa" w:w="2339"/>
+          </w:tcPr>
+          <w:p>
+            <w:r>
+              <w:t>№</w:t>
+            </w:r>
+          </w:p>
+        </w:tc>
+        <w:tc>
+          <w:tcPr>
+            <w:tcW w:type="dxa" w:w="2339"/>
+          </w:tcPr>
+          <w:p>
+            <w:r>
+              <w:t>Что проверено</w:t>
+            </w:r>
+          </w:p>
+        </w:tc>
+        <w:tc>
+          <w:tcPr>
+            <w:tcW w:type="dxa" w:w="2339"/>
+          </w:tcPr>
+          <w:p>
+            <w:r>
+              <w:t>Результат ревью</w:t>
+            </w:r>
+          </w:p>
+        </w:tc>
+        <w:tc>
+          <w:tcPr>
+            <w:tcW w:type="dxa" w:w="2339"/>
+          </w:tcPr>
+          <w:p>
+            <w:r>
+              <w:t>Что требуется сделать</w:t>
+            </w:r>
+          </w:p>
+        </w:tc>
+      </w:tr>
+      <w:tr>
+        <w:tc>
+          <w:tcPr>
+            <w:tcW w:type="dxa" w:w="2339"/>
+          </w:tcPr>
+          <w:p>
+            <w:r>
+              <w:t>1</w:t>
+            </w:r>
+          </w:p>
+        </w:tc>
+        <w:tc>
+          <w:tcPr>
+            <w:tcW w:type="dxa" w:w="2339"/>
+          </w:tcPr>
+          <w:p>
+            <w:r>
+              <w:t>Отчёты 0104-ПР1</w:t>
+            </w:r>
+          </w:p>
+        </w:tc>
+        <w:tc>
+          <w:tcPr>
+            <w:tcW w:type="dxa" w:w="2339"/>
+          </w:tcPr>
+          <w:p>
+            <w:r>
+              <w:t>В таблице dev/release оставлены общие значения NOT RUN/PASS вместо конкретных команд, путей, SHA и фактических итогов.</w:t>
+            </w:r>
+          </w:p>
+        </w:tc>
+        <w:tc>
+          <w:tcPr>
+            <w:tcW w:type="dxa" w:w="2339"/>
+          </w:tcPr>
+          <w:p>
+            <w:r>
+              <w:t>Заполнить каждую строку реальными результатами и отделить выполненное от планируемого.</w:t>
+            </w:r>
+          </w:p>
+        </w:tc>
+      </w:tr>
+      <w:tr>
+        <w:tc>
+          <w:tcPr>
+            <w:tcW w:type="dxa" w:w="2339"/>
+          </w:tcPr>
+          <w:p>
+            <w:r>
+              <w:t>2</w:t>
+            </w:r>
+          </w:p>
+        </w:tc>
+        <w:tc>
+          <w:tcPr>
+            <w:tcW w:type="dxa" w:w="2339"/>
+          </w:tcPr>
+          <w:p>
+            <w:r>
+              <w:t>Отчёт 0302-ПР1</w:t>
+            </w:r>
+          </w:p>
+        </w:tc>
+        <w:tc>
+          <w:tcPr>
+            <w:tcW w:type="dxa" w:w="2339"/>
+          </w:tcPr>
+          <w:p>
+            <w:r>
+              <w:t>Строка технических результатов осталась пустой; читателю не видно, какие проверки реально выполнены.</w:t>
+            </w:r>
+          </w:p>
+        </w:tc>
+        <w:tc>
+          <w:tcPr>
+            <w:tcW w:type="dxa" w:w="2339"/>
+          </w:tcPr>
+          <w:p>
+            <w:r>
+              <w:t>Добавить команды, exit code, журналы и ограничения для каждой проверки.</w:t>
+            </w:r>
+          </w:p>
+        </w:tc>
+      </w:tr>
+      <w:tr>
+        <w:tc>
+          <w:tcPr>
+            <w:tcW w:type="dxa" w:w="2339"/>
+          </w:tcPr>
+          <w:p>
+            <w:r>
+              <w:t>3</w:t>
+            </w:r>
+          </w:p>
+        </w:tc>
+        <w:tc>
+          <w:tcPr>
+            <w:tcW w:type="dxa" w:w="2339"/>
+          </w:tcPr>
+          <w:p>
+            <w:r>
+              <w:t>Трассировка требований</w:t>
+            </w:r>
+          </w:p>
+        </w:tc>
+        <w:tc>
+          <w:tcPr>
+            <w:tcW w:type="dxa" w:w="2339"/>
+          </w:tcPr>
+          <w:p>
+            <w:r>
+              <w:t>В DOCX сохранились ссылки FR-SIG-03/NFR-SIG-01 на BP007/T010, хотя исправленный JSON уже указывает безопасные ошибки и privacy-ограничения по другим пунктам.</w:t>
+            </w:r>
+          </w:p>
+        </w:tc>
+        <w:tc>
+          <w:tcPr>
+            <w:tcW w:type="dxa" w:w="2339"/>
+          </w:tcPr>
+          <w:p>
+            <w:r>
+              <w:t>Синхронизировать DOCX, JSON-трассировку и таблицы требований; не оставлять противоречащие ссылки.</w:t>
+            </w:r>
+          </w:p>
+        </w:tc>
+      </w:tr>
+      <w:tr>
+        <w:tc>
+          <w:tcPr>
+            <w:tcW w:type="dxa" w:w="2339"/>
+          </w:tcPr>
+          <w:p>
+            <w:r>
+              <w:t>4</w:t>
+            </w:r>
+          </w:p>
+        </w:tc>
+        <w:tc>
+          <w:tcPr>
+            <w:tcW w:type="dxa" w:w="2339"/>
+          </w:tcPr>
+          <w:p>
+            <w:r>
+              <w:t>Статус человеческих ворот</w:t>
+            </w:r>
+          </w:p>
+        </w:tc>
+        <w:tc>
+          <w:tcPr>
+            <w:tcW w:type="dxa" w:w="2339"/>
+          </w:tcPr>
+          <w:p>
+            <w:r>
+              <w:t>В 0302-ПР1 часть проверки обозначена как human-gated, хотя для неё зафиксирован gate=none; это меняет смысл результата.</w:t>
+            </w:r>
+          </w:p>
+        </w:tc>
+        <w:tc>
+          <w:tcPr>
+            <w:tcW w:type="dxa" w:w="2339"/>
+          </w:tcPr>
+          <w:p>
+            <w:r>
+              <w:t>Исправить статус на фактический и отдельно указать только реально ожидаемые действия человека.</w:t>
+            </w:r>
+          </w:p>
+        </w:tc>
+      </w:tr>
+      <w:tr>
+        <w:tc>
+          <w:tcPr>
+            <w:tcW w:type="dxa" w:w="2339"/>
+          </w:tcPr>
+          <w:p>
+            <w:r>
+              <w:t>5</w:t>
+            </w:r>
+          </w:p>
+        </w:tc>
+        <w:tc>
+          <w:tcPr>
+            <w:tcW w:type="dxa" w:w="2339"/>
+          </w:tcPr>
+          <w:p>
+            <w:r>
+              <w:t>Инструкции скриншотов</w:t>
+            </w:r>
+          </w:p>
+        </w:tc>
+        <w:tc>
+          <w:tcPr>
+            <w:tcW w:type="dxa" w:w="2339"/>
+          </w:tcPr>
+          <w:p>
+            <w:r>
+              <w:t>В инструкции 0104-ПР1-05 команда содержала текстовое пояснение внутри argv, из-за чего воспроизведение давало синтаксическую ошибку; cwd и пути к binary/fixture также были неточными.</w:t>
+            </w:r>
+          </w:p>
+        </w:tc>
+        <w:tc>
+          <w:tcPr>
+            <w:tcW w:type="dxa" w:w="2339"/>
+          </w:tcPr>
+          <w:p>
+            <w:r>
+              <w:t>Оставить в команде только исполняемые аргументы, явно указать настоящий cwd и доступные полные SHA.</w:t>
+            </w:r>
+          </w:p>
+        </w:tc>
+      </w:tr>
+      <w:tr>
+        <w:tc>
+          <w:tcPr>
+            <w:tcW w:type="dxa" w:w="2339"/>
+          </w:tcPr>
+          <w:p>
+            <w:r>
+              <w:t>6</w:t>
+            </w:r>
+          </w:p>
+        </w:tc>
+        <w:tc>
+          <w:tcPr>
+            <w:tcW w:type="dxa" w:w="2339"/>
+          </w:tcPr>
+          <w:p>
+            <w:r>
+              <w:t>Трассировка задач и mutation evidence</w:t>
+            </w:r>
+          </w:p>
+        </w:tc>
+        <w:tc>
+          <w:tcPr>
+            <w:tcW w:type="dxa" w:w="2339"/>
+          </w:tcPr>
+          <w:p>
+            <w:r>
+              <w:t>Не хватало прямых mappings для HIT-49/HIT-50/HIT-54/HIT-55; mutation evidence требовало обновления под текущий исходный код.</w:t>
+            </w:r>
+          </w:p>
+        </w:tc>
+        <w:tc>
+          <w:tcPr>
+            <w:tcW w:type="dxa" w:w="2339"/>
+          </w:tcPr>
+          <w:p>
+            <w:r>
+              <w:t>Добавить task→branch→PR→commit→test→evidence и повторить мутации на том же source SHA.</w:t>
+            </w:r>
+          </w:p>
+        </w:tc>
+      </w:tr>
+    </w:tbl>
+    <w:p>
+      <w:r>
+        <w:t>Решение по результатам ревью. Работа содержит существенную техническую основу и воспроизводимые положительные проверки, однако пакет нельзя считать готовым к приёмке из-за несогласованности отчётов, неполных технических таблиц, ошибочных команд воспроизведения и неполной трассировки. Итоговый статус — CHANGES_REQUIRED. Для повторного рассмотрения нужны исправленные DOCX/JSON, актуальный журнал мутаций, доступные SHA и повторная проверка всех затронутых инструкций.</w:t>
+      </w:r>
+    </w:p>
+    <w:p>
+      <w:r>
+        <w:t>Источники ревью: PR №31 — https://github.com/hitpipe/hitpipe/pull/31; PR №32 — https://github.com/hitpipe/hitpipe/pull/32; PR №33 — https://github.com/hitpipe/hitpipe/pull/33; пакет отчётов PR №34 — https://github.com/hitpipe/hitpipe/pull/34; повторное ревью PR №36 — https://github.com/hitpipe/hitpipe/pull/36.</w:t>
       </w:r>
     </w:p>
     <w:p>

--- a/docs/labs/pr12/ds/reports/0302-pz01-ds.docx
+++ b/docs/labs/pr12/ds/reports/0302-pz01-ds.docx
@@ -3069,6 +3069,841 @@
     <w:p>
       <w:r>
         <w:t>Источники ревью: PR №31 — https://github.com/hitpipe/hitpipe/pull/31; PR №32 — https://github.com/hitpipe/hitpipe/pull/32; PR №33 — https://github.com/hitpipe/hitpipe/pull/33; пакет отчётов PR №34 — https://github.com/hitpipe/hitpipe/pull/34; повторное ревью PR №36 — https://github.com/hitpipe/hitpipe/pull/36.</w:t>
+      </w:r>
+    </w:p>
+    <w:p>
+      <w:pPr>
+        <w:pStyle w:val="2"/>
+      </w:pPr>
+      <w:r>
+        <w:t>3.2 Оценка технического вклада Никиты Будыкина</w:t>
+      </w:r>
+    </w:p>
+    <w:p>
+      <w:r>
+        <w:t>Проверены доступные авторские PR Никиты в репозитории hitpipe/hitpipe: №31 (HIT-51, StripeSignature), №32 (HIT-52, AuthenticateWebhook), №33 (HIT-53, timestamp verification и mutation evidence), №37 (HIT-49, requirements baseline), №38 (HIT-50, requirement refinement), №39 (HIT-54, toolchain) и №40 (HIT-55, human-gate handoff). Оценка ниже относится к опубликованным артефактам, а не к устному рассказу или неподтверждённому участию.</w:t>
+      </w:r>
+    </w:p>
+    <w:tbl>
+      <w:tblPr>
+        <w:tblStyle w:val="af4"/>
+        <w:tblW w:type="auto" w:w="0"/>
+        <w:tblLook w:firstColumn="1" w:firstRow="1" w:lastColumn="0" w:lastRow="0" w:noHBand="0" w:noVBand="1" w:val="04A0"/>
+      </w:tblPr>
+      <w:tblGrid>
+        <w:gridCol w:w="2339"/>
+        <w:gridCol w:w="2339"/>
+        <w:gridCol w:w="2339"/>
+        <w:gridCol w:w="2339"/>
+      </w:tblGrid>
+      <w:tr>
+        <w:tc>
+          <w:tcPr>
+            <w:tcW w:type="dxa" w:w="2339"/>
+          </w:tcPr>
+          <w:p>
+            <w:r>
+              <w:t>Направление</w:t>
+            </w:r>
+          </w:p>
+        </w:tc>
+        <w:tc>
+          <w:tcPr>
+            <w:tcW w:type="dxa" w:w="2339"/>
+          </w:tcPr>
+          <w:p>
+            <w:r>
+              <w:t>Статус</w:t>
+            </w:r>
+          </w:p>
+        </w:tc>
+        <w:tc>
+          <w:tcPr>
+            <w:tcW w:type="dxa" w:w="2339"/>
+          </w:tcPr>
+          <w:p>
+            <w:r>
+              <w:t>Подтверждение</w:t>
+            </w:r>
+          </w:p>
+        </w:tc>
+        <w:tc>
+          <w:tcPr>
+            <w:tcW w:type="dxa" w:w="2339"/>
+          </w:tcPr>
+          <w:p>
+            <w:r>
+              <w:t>Вывод</w:t>
+            </w:r>
+          </w:p>
+        </w:tc>
+      </w:tr>
+      <w:tr>
+        <w:tc>
+          <w:tcPr>
+            <w:tcW w:type="dxa" w:w="2339"/>
+          </w:tcPr>
+          <w:p>
+            <w:r>
+              <w:t>Качество кода и тестов</w:t>
+            </w:r>
+          </w:p>
+        </w:tc>
+        <w:tc>
+          <w:tcPr>
+            <w:tcW w:type="dxa" w:w="2339"/>
+          </w:tcPr>
+          <w:p>
+            <w:r>
+              <w:t>Pass / Partial</w:t>
+            </w:r>
+          </w:p>
+        </w:tc>
+        <w:tc>
+          <w:tcPr>
+            <w:tcW w:type="dxa" w:w="2339"/>
+          </w:tcPr>
+          <w:p>
+            <w:r>
+              <w:t>PR31 содержит verifier и тесты; PR32 — consumer, порты, adapters и application tests; PR33 — boundary tests и mutation protocol.</w:t>
+            </w:r>
+          </w:p>
+        </w:tc>
+        <w:tc>
+          <w:tcPr>
+            <w:tcW w:type="dxa" w:w="2339"/>
+          </w:tcPr>
+          <w:p>
+            <w:r>
+              <w:t>Техническая основа воспроизводима. Полная приёмка ограничена статусом PR In Review и замечаниями к отчётам/evidence.</w:t>
+            </w:r>
+          </w:p>
+        </w:tc>
+      </w:tr>
+      <w:tr>
+        <w:tc>
+          <w:tcPr>
+            <w:tcW w:type="dxa" w:w="2339"/>
+          </w:tcPr>
+          <w:p>
+            <w:r>
+              <w:t>Архитектурные решения</w:t>
+            </w:r>
+          </w:p>
+        </w:tc>
+        <w:tc>
+          <w:tcPr>
+            <w:tcW w:type="dxa" w:w="2339"/>
+          </w:tcPr>
+          <w:p>
+            <w:r>
+              <w:t>Partial</w:t>
+            </w:r>
+          </w:p>
+        </w:tc>
+        <w:tc>
+          <w:tcPr>
+            <w:tcW w:type="dxa" w:w="2339"/>
+          </w:tcPr>
+          <w:p>
+            <w:r>
+              <w:t>В PR32 есть module-map.md, module-adr.md и complexity-profile.md для Intake.</w:t>
+            </w:r>
+          </w:p>
+        </w:tc>
+        <w:tc>
+          <w:tcPr>
+            <w:tcW w:type="dxa" w:w="2339"/>
+          </w:tcPr>
+          <w:p>
+            <w:r>
+              <w:t>Локальная граница модуля обоснована. Отдельного авторского сравнения NATS/Kafka с критериями и измерениями не найдено; канонический HP-ADR-002 рассматривает broker как не нужный для MVP без измеренного основания.</w:t>
+            </w:r>
+          </w:p>
+        </w:tc>
+      </w:tr>
+      <w:tr>
+        <w:tc>
+          <w:tcPr>
+            <w:tcW w:type="dxa" w:w="2339"/>
+          </w:tcPr>
+          <w:p>
+            <w:r>
+              <w:t>Технические эксперименты HIT-8</w:t>
+            </w:r>
+          </w:p>
+        </w:tc>
+        <w:tc>
+          <w:tcPr>
+            <w:tcW w:type="dxa" w:w="2339"/>
+          </w:tcPr>
+          <w:p>
+            <w:r>
+              <w:t>Fail / evidence not found</w:t>
+            </w:r>
+          </w:p>
+        </w:tc>
+        <w:tc>
+          <w:tcPr>
+            <w:tcW w:type="dxa" w:w="2339"/>
+          </w:tcPr>
+          <w:p>
+            <w:r>
+              <w:t>В проверенных PR и ветках Никиты нет отдельного артефакта HIT-8, PoC или отчёта эксперимента, который можно связать с его авторством.</w:t>
+            </w:r>
+          </w:p>
+        </w:tc>
+        <w:tc>
+          <w:tcPr>
+            <w:tcW w:type="dxa" w:w="2339"/>
+          </w:tcPr>
+          <w:p>
+            <w:r>
+              <w:t>Участие в HIT-8 нельзя засчитать без ссылки на конкретный PR, commit или отчёт.</w:t>
+            </w:r>
+          </w:p>
+        </w:tc>
+      </w:tr>
+      <w:tr>
+        <w:tc>
+          <w:tcPr>
+            <w:tcW w:type="dxa" w:w="2339"/>
+          </w:tcPr>
+          <w:p>
+            <w:r>
+              <w:t>Code review коллег</w:t>
+            </w:r>
+          </w:p>
+        </w:tc>
+        <w:tc>
+          <w:tcPr>
+            <w:tcW w:type="dxa" w:w="2339"/>
+          </w:tcPr>
+          <w:p>
+            <w:r>
+              <w:t>Not confirmed</w:t>
+            </w:r>
+          </w:p>
+        </w:tc>
+        <w:tc>
+          <w:tcPr>
+            <w:tcW w:type="dxa" w:w="2339"/>
+          </w:tcPr>
+          <w:p>
+            <w:r>
+              <w:t>В доступном наборе PR найдены авторские PR Никиты и ревью PR №36 о его пакете; подтверждённых review Никиты чужих PR не найдено.</w:t>
+            </w:r>
+          </w:p>
+        </w:tc>
+        <w:tc>
+          <w:tcPr>
+            <w:tcW w:type="dxa" w:w="2339"/>
+          </w:tcPr>
+          <w:p>
+            <w:r>
+              <w:t>Качество замечаний Никиты коллегам по доступным данным оценить нельзя.</w:t>
+            </w:r>
+          </w:p>
+        </w:tc>
+      </w:tr>
+      <w:tr>
+        <w:tc>
+          <w:tcPr>
+            <w:tcW w:type="dxa" w:w="2339"/>
+          </w:tcPr>
+          <w:p>
+            <w:r>
+              <w:t>Документирование</w:t>
+            </w:r>
+          </w:p>
+        </w:tc>
+        <w:tc>
+          <w:tcPr>
+            <w:tcW w:type="dxa" w:w="2339"/>
+          </w:tcPr>
+          <w:p>
+            <w:r>
+              <w:t>Pass / Partial</w:t>
+            </w:r>
+          </w:p>
+        </w:tc>
+        <w:tc>
+          <w:tcPr>
+            <w:tcW w:type="dxa" w:w="2339"/>
+          </w:tcPr>
+          <w:p>
+            <w:r>
+              <w:t>PR31–33 добавляют module-contract, README, test-design, coverage/risk/mutation документы; PR37–40 добавляют requirements, refinement, toolchain и human-gate документы.</w:t>
+            </w:r>
+          </w:p>
+        </w:tc>
+        <w:tc>
+          <w:tcPr>
+            <w:tcW w:type="dxa" w:w="2339"/>
+          </w:tcPr>
+          <w:p>
+            <w:r>
+              <w:t>Документационный объём значительный, но PR36 выявил несогласованности DOCX/JSON, пустые технические таблицы и неточные команды.</w:t>
+            </w:r>
+          </w:p>
+        </w:tc>
+      </w:tr>
+    </w:tbl>
+    <w:p>
+      <w:r>
+        <w:t>Итог блока 1: технический вклад подтверждён по модулю Intake и связанным проверкам, но общий зачёт — «на доработку». Для зачёта заявленного общего вклада нужны отдельные артефакты HIT-8, подтверждение архитектурного сравнения брокеров и реальные записи code review коллег.</w:t>
+      </w:r>
+    </w:p>
+    <w:p>
+      <w:pPr>
+        <w:pStyle w:val="2"/>
+      </w:pPr>
+      <w:r>
+        <w:t>3.3 Оценка влияния на каркас проекта</w:t>
+      </w:r>
+    </w:p>
+    <w:p>
+      <w:r>
+        <w:t>Проверка каркаса выполнена по изменённым файлам PR №31–33 и сопутствующим PR №37–40. Результат не расширяет область авторства Никиты за пределы фактически изменённых путей.</w:t>
+      </w:r>
+    </w:p>
+    <w:tbl>
+      <w:tblPr>
+        <w:tblStyle w:val="af4"/>
+        <w:tblW w:type="auto" w:w="0"/>
+        <w:tblLook w:firstColumn="1" w:firstRow="1" w:lastColumn="0" w:lastRow="0" w:noHBand="0" w:noVBand="1" w:val="04A0"/>
+      </w:tblPr>
+      <w:tblGrid>
+        <w:gridCol w:w="2339"/>
+        <w:gridCol w:w="2339"/>
+        <w:gridCol w:w="2339"/>
+        <w:gridCol w:w="2339"/>
+      </w:tblGrid>
+      <w:tr>
+        <w:tc>
+          <w:tcPr>
+            <w:tcW w:type="dxa" w:w="2339"/>
+          </w:tcPr>
+          <w:p>
+            <w:r>
+              <w:t>Область каркаса</w:t>
+            </w:r>
+          </w:p>
+        </w:tc>
+        <w:tc>
+          <w:tcPr>
+            <w:tcW w:type="dxa" w:w="2339"/>
+          </w:tcPr>
+          <w:p>
+            <w:r>
+              <w:t>Статус</w:t>
+            </w:r>
+          </w:p>
+        </w:tc>
+        <w:tc>
+          <w:tcPr>
+            <w:tcW w:type="dxa" w:w="2339"/>
+          </w:tcPr>
+          <w:p>
+            <w:r>
+              <w:t>Фактическое свидетельство</w:t>
+            </w:r>
+          </w:p>
+        </w:tc>
+        <w:tc>
+          <w:tcPr>
+            <w:tcW w:type="dxa" w:w="2339"/>
+          </w:tcPr>
+          <w:p>
+            <w:r>
+              <w:t>Ограничение оценки</w:t>
+            </w:r>
+          </w:p>
+        </w:tc>
+      </w:tr>
+      <w:tr>
+        <w:tc>
+          <w:tcPr>
+            <w:tcW w:type="dxa" w:w="2339"/>
+          </w:tcPr>
+          <w:p>
+            <w:r>
+              <w:t>Backend hitpipe</w:t>
+            </w:r>
+          </w:p>
+        </w:tc>
+        <w:tc>
+          <w:tcPr>
+            <w:tcW w:type="dxa" w:w="2339"/>
+          </w:tcPr>
+          <w:p>
+            <w:r>
+              <w:t>Pass / bounded</w:t>
+            </w:r>
+          </w:p>
+        </w:tc>
+        <w:tc>
+          <w:tcPr>
+            <w:tcW w:type="dxa" w:w="2339"/>
+          </w:tcPr>
+          <w:p>
+            <w:r>
+              <w:t>Добавлен services/intake: domain StripeSignature, application AuthenticateWebhook, file/in-memory adapters, fixtures и contract-check CLI.</w:t>
+            </w:r>
+          </w:p>
+        </w:tc>
+        <w:tc>
+          <w:tcPr>
+            <w:tcW w:type="dxa" w:w="2339"/>
+          </w:tcPr>
+          <w:p>
+            <w:r>
+              <w:t>Это отдельный Intake-контур; доказательств изменений в delivery/processing/iam или полном backend runtime нет.</w:t>
+            </w:r>
+          </w:p>
+        </w:tc>
+      </w:tr>
+      <w:tr>
+        <w:tc>
+          <w:tcPr>
+            <w:tcW w:type="dxa" w:w="2339"/>
+          </w:tcPr>
+          <w:p>
+            <w:r>
+              <w:t>Тестовый слой</w:t>
+            </w:r>
+          </w:p>
+        </w:tc>
+        <w:tc>
+          <w:tcPr>
+            <w:tcW w:type="dxa" w:w="2339"/>
+          </w:tcPr>
+          <w:p>
+            <w:r>
+              <w:t>Pass</w:t>
+            </w:r>
+          </w:p>
+        </w:tc>
+        <w:tc>
+          <w:tcPr>
+            <w:tcW w:type="dxa" w:w="2339"/>
+          </w:tcPr>
+          <w:p>
+            <w:r>
+              <w:t>verifier_test.go, authenticate_test.go, testdata, coverage-analysis и пять mutation patches/logs.</w:t>
+            </w:r>
+          </w:p>
+        </w:tc>
+        <w:tc>
+          <w:tcPr>
+            <w:tcW w:type="dxa" w:w="2339"/>
+          </w:tcPr>
+          <w:p>
+            <w:r>
+              <w:t>Тесты synthetic/offline; live provider, durable receipt и production admission не подтверждены.</w:t>
+            </w:r>
+          </w:p>
+        </w:tc>
+      </w:tr>
+      <w:tr>
+        <w:tc>
+          <w:tcPr>
+            <w:tcW w:type="dxa" w:w="2339"/>
+          </w:tcPr>
+          <w:p>
+            <w:r>
+              <w:t>CI</w:t>
+            </w:r>
+          </w:p>
+        </w:tc>
+        <w:tc>
+          <w:tcPr>
+            <w:tcW w:type="dxa" w:w="2339"/>
+          </w:tcPr>
+          <w:p>
+            <w:r>
+              <w:t>Partial</w:t>
+            </w:r>
+          </w:p>
+        </w:tc>
+        <w:tc>
+          <w:tcPr>
+            <w:tcW w:type="dxa" w:w="2339"/>
+          </w:tcPr>
+          <w:p>
+            <w:r>
+              <w:t>PR33 добавляет .github/workflows/pr12-nb.yml и CI sensitivity evidence.</w:t>
+            </w:r>
+          </w:p>
+        </w:tc>
+        <w:tc>
+          <w:tcPr>
+            <w:tcW w:type="dxa" w:w="2339"/>
+          </w:tcPr>
+          <w:p>
+            <w:r>
+              <w:t>Один workflow не доказывает общую зрелость CI/CD проекта и не заменяет merge/acceptance.</w:t>
+            </w:r>
+          </w:p>
+        </w:tc>
+      </w:tr>
+      <w:tr>
+        <w:tc>
+          <w:tcPr>
+            <w:tcW w:type="dxa" w:w="2339"/>
+          </w:tcPr>
+          <w:p>
+            <w:r>
+              <w:t>Docker, Compose, .air.toml</w:t>
+            </w:r>
+          </w:p>
+        </w:tc>
+        <w:tc>
+          <w:tcPr>
+            <w:tcW w:type="dxa" w:w="2339"/>
+          </w:tcPr>
+          <w:p>
+            <w:r>
+              <w:t>Not confirmed</w:t>
+            </w:r>
+          </w:p>
+        </w:tc>
+        <w:tc>
+          <w:tcPr>
+            <w:tcW w:type="dxa" w:w="2339"/>
+          </w:tcPr>
+          <w:p>
+            <w:r>
+              <w:t>В списках изменённых файлов PR31–40 такие артефакты Никиты не обнаружены.</w:t>
+            </w:r>
+          </w:p>
+        </w:tc>
+        <w:tc>
+          <w:tcPr>
+            <w:tcW w:type="dxa" w:w="2339"/>
+          </w:tcPr>
+          <w:p>
+            <w:r>
+              <w:t>Нельзя приписывать ему инфраструктурные изменения без конкретного файла и commit.</w:t>
+            </w:r>
+          </w:p>
+        </w:tc>
+      </w:tr>
+      <w:tr>
+        <w:tc>
+          <w:tcPr>
+            <w:tcW w:type="dxa" w:w="2339"/>
+          </w:tcPr>
+          <w:p>
+            <w:r>
+              <w:t>Миграции БД и seed-данные</w:t>
+            </w:r>
+          </w:p>
+        </w:tc>
+        <w:tc>
+          <w:tcPr>
+            <w:tcW w:type="dxa" w:w="2339"/>
+          </w:tcPr>
+          <w:p>
+            <w:r>
+              <w:t>Not confirmed</w:t>
+            </w:r>
+          </w:p>
+        </w:tc>
+        <w:tc>
+          <w:tcPr>
+            <w:tcW w:type="dxa" w:w="2339"/>
+          </w:tcPr>
+          <w:p>
+            <w:r>
+              <w:t>В изменённых файлах PR31–40 миграции и seed-артефакты не обнаружены.</w:t>
+            </w:r>
+          </w:p>
+        </w:tc>
+        <w:tc>
+          <w:tcPr>
+            <w:tcW w:type="dxa" w:w="2339"/>
+          </w:tcPr>
+          <w:p>
+            <w:r>
+              <w:t>Intake-пакет не включает durable database ownership или миграционный процесс.</w:t>
+            </w:r>
+          </w:p>
+        </w:tc>
+      </w:tr>
+      <w:tr>
+        <w:tc>
+          <w:tcPr>
+            <w:tcW w:type="dxa" w:w="2339"/>
+          </w:tcPr>
+          <w:p>
+            <w:r>
+              <w:t>Архитектурные артефакты</w:t>
+            </w:r>
+          </w:p>
+        </w:tc>
+        <w:tc>
+          <w:tcPr>
+            <w:tcW w:type="dxa" w:w="2339"/>
+          </w:tcPr>
+          <w:p>
+            <w:r>
+              <w:t>Pass / Partial</w:t>
+            </w:r>
+          </w:p>
+        </w:tc>
+        <w:tc>
+          <w:tcPr>
+            <w:tcW w:type="dxa" w:w="2339"/>
+          </w:tcPr>
+          <w:p>
+            <w:r>
+              <w:t>Есть module-contract, module-map, module-adr, complexity-profile, requirements и refinement documents.</w:t>
+            </w:r>
+          </w:p>
+        </w:tc>
+        <w:tc>
+          <w:tcPr>
+            <w:tcW w:type="dxa" w:w="2339"/>
+          </w:tcPr>
+          <w:p>
+            <w:r>
+              <w:t>Нет подтверждённых авторских диаграмм БД, OpenAPI-изменений или самостоятельного ADR по NATS/Kafka.</w:t>
+            </w:r>
+          </w:p>
+        </w:tc>
+      </w:tr>
+    </w:tbl>
+    <w:p>
+      <w:r>
+        <w:t>Итог блока 2: влияние на каркас положительное, но ограниченное Intake-модулем, его тестами и CI-маршрутом. Общая оценка — «требует доработки», если заявляется вклад в Docker, БД, брокеры или весь backend без дополнительных ссылок.</w:t>
+      </w:r>
+    </w:p>
+    <w:p>
+      <w:pPr>
+        <w:pStyle w:val="2"/>
+      </w:pPr>
+      <w:r>
+        <w:t>3.4 Внешнее оппонирование технического вклада</w:t>
+      </w:r>
+    </w:p>
+    <w:p>
+      <w:r>
+        <w:t>Ниже приведена симуляция вопросов внешнего эксперта. Это не проведённое интервью и не подтверждение личной защиты Никиты. Ответы основаны только на доступных PR и должны быть подтверждены автором на реальном human gate.</w:t>
+      </w:r>
+    </w:p>
+    <w:tbl>
+      <w:tblPr>
+        <w:tblStyle w:val="af4"/>
+        <w:tblW w:type="auto" w:w="0"/>
+        <w:tblLook w:firstColumn="1" w:firstRow="1" w:lastColumn="0" w:lastRow="0" w:noHBand="0" w:noVBand="1" w:val="04A0"/>
+      </w:tblPr>
+      <w:tblGrid>
+        <w:gridCol w:w="3118"/>
+        <w:gridCol w:w="3118"/>
+        <w:gridCol w:w="3118"/>
+      </w:tblGrid>
+      <w:tr>
+        <w:tc>
+          <w:tcPr>
+            <w:tcW w:type="dxa" w:w="3118"/>
+          </w:tcPr>
+          <w:p>
+            <w:r>
+              <w:t>Вопрос эксперта</w:t>
+            </w:r>
+          </w:p>
+        </w:tc>
+        <w:tc>
+          <w:tcPr>
+            <w:tcW w:type="dxa" w:w="3118"/>
+          </w:tcPr>
+          <w:p>
+            <w:r>
+              <w:t>Что уже видно по артефактам</w:t>
+            </w:r>
+          </w:p>
+        </w:tc>
+        <w:tc>
+          <w:tcPr>
+            <w:tcW w:type="dxa" w:w="3118"/>
+          </w:tcPr>
+          <w:p>
+            <w:r>
+              <w:t>Что Никита должен дополнительно показать</w:t>
+            </w:r>
+          </w:p>
+        </w:tc>
+      </w:tr>
+      <w:tr>
+        <w:tc>
+          <w:tcPr>
+            <w:tcW w:type="dxa" w:w="3118"/>
+          </w:tcPr>
+          <w:p>
+            <w:r>
+              <w:t>Какие конкретные эксперименты выполнены по HIT-8? Где отчёты и PoC?</w:t>
+            </w:r>
+          </w:p>
+        </w:tc>
+        <w:tc>
+          <w:tcPr>
+            <w:tcW w:type="dxa" w:w="3118"/>
+          </w:tcPr>
+          <w:p>
+            <w:r>
+              <w:t>В PR31–40 отдельный HIT-8-артефакт не найден.</w:t>
+            </w:r>
+          </w:p>
+        </w:tc>
+        <w:tc>
+          <w:tcPr>
+            <w:tcW w:type="dxa" w:w="3118"/>
+          </w:tcPr>
+          <w:p>
+            <w:r>
+              <w:t>Ссылку на exact task, branch, commit, журнал запуска и вывод о критериях эксперимента.</w:t>
+            </w:r>
+          </w:p>
+        </w:tc>
+      </w:tr>
+      <w:tr>
+        <w:tc>
+          <w:tcPr>
+            <w:tcW w:type="dxa" w:w="3118"/>
+          </w:tcPr>
+          <w:p>
+            <w:r>
+              <w:t>Почему выбраны NATS/Kafka? Каковы критерии сравнения? Где ADR?</w:t>
+            </w:r>
+          </w:p>
+        </w:tc>
+        <w:tc>
+          <w:tcPr>
+            <w:tcW w:type="dxa" w:w="3118"/>
+          </w:tcPr>
+          <w:p>
+            <w:r>
+              <w:t>В доступном пакете есть локальный ADR Intake; канонический HP-ADR-002 говорит, что broker не нужен MVP без измеренного основания.</w:t>
+            </w:r>
+          </w:p>
+        </w:tc>
+        <w:tc>
+          <w:tcPr>
+            <w:tcW w:type="dxa" w:w="3118"/>
+          </w:tcPr>
+          <w:p>
+            <w:r>
+              <w:t>Авторское сравнение вариантов, критерии fan-out/replay/latency/операционной стоимости и ссылку на собственный ADR либо явный отказ от решения.</w:t>
+            </w:r>
+          </w:p>
+        </w:tc>
+      </w:tr>
+      <w:tr>
+        <w:tc>
+          <w:tcPr>
+            <w:tcW w:type="dxa" w:w="3118"/>
+          </w:tcPr>
+          <w:p>
+            <w:r>
+              <w:t>Как тестируется асинхронная обработка webhook и повторная доставка?</w:t>
+            </w:r>
+          </w:p>
+        </w:tc>
+        <w:tc>
+          <w:tcPr>
+            <w:tcW w:type="dxa" w:w="3118"/>
+          </w:tcPr>
+          <w:p>
+            <w:r>
+              <w:t>Подтверждены raw-body HMAC, freshness, safe reject и mutation tests; live delivery/durable receipt не заявлены.</w:t>
+            </w:r>
+          </w:p>
+        </w:tc>
+        <w:tc>
+          <w:tcPr>
+            <w:tcW w:type="dxa" w:w="3118"/>
+          </w:tcPr>
+          <w:p>
+            <w:r>
+              <w:t>Сценарии очереди, повторов, crash до/после ACK, idempotency и доказательство durable boundary.</w:t>
+            </w:r>
+          </w:p>
+        </w:tc>
+      </w:tr>
+      <w:tr>
+        <w:tc>
+          <w:tcPr>
+            <w:tcW w:type="dxa" w:w="3118"/>
+          </w:tcPr>
+          <w:p>
+            <w:r>
+              <w:t>Есть ли бенчмарки производительности и как измеряется latency?</w:t>
+            </w:r>
+          </w:p>
+        </w:tc>
+        <w:tc>
+          <w:tcPr>
+            <w:tcW w:type="dxa" w:w="3118"/>
+          </w:tcPr>
+          <w:p>
+            <w:r>
+              <w:t>В evidence есть функциональные тесты и coverage; performance claim не подтверждён.</w:t>
+            </w:r>
+          </w:p>
+        </w:tc>
+        <w:tc>
+          <w:tcPr>
+            <w:tcW w:type="dxa" w:w="3118"/>
+          </w:tcPr>
+          <w:p>
+            <w:r>
+              <w:t>Команду, среду, dataset, число повторов, метрики и журнал benchmark либо честное ограничение «не измерялось».</w:t>
+            </w:r>
+          </w:p>
+        </w:tc>
+      </w:tr>
+      <w:tr>
+        <w:tc>
+          <w:tcPr>
+            <w:tcW w:type="dxa" w:w="3118"/>
+          </w:tcPr>
+          <w:p>
+            <w:r>
+              <w:t>Как организована миграция схемы БД и rollback?</w:t>
+            </w:r>
+          </w:p>
+        </w:tc>
+        <w:tc>
+          <w:tcPr>
+            <w:tcW w:type="dxa" w:w="3118"/>
+          </w:tcPr>
+          <w:p>
+            <w:r>
+              <w:t>В PR31–40 нет migration/seed-файлов Никиты; Intake-пакет не включает durable DB.</w:t>
+            </w:r>
+          </w:p>
+        </w:tc>
+        <w:tc>
+          <w:tcPr>
+            <w:tcW w:type="dxa" w:w="3118"/>
+          </w:tcPr>
+          <w:p>
+            <w:r>
+              <w:t>Показать владельца схемы, migration plan и rollback, либо явно исключить эту ответственность из вклада.</w:t>
+            </w:r>
+          </w:p>
+        </w:tc>
+      </w:tr>
+    </w:tbl>
+    <w:p>
+      <w:r>
+        <w:t>Подпись ревьюера: Дмитрий Стацюк, участник команды HitPipe. Дата: 19.10.2026. Формат: самостоятельное документальное ревью и симуляция внешних вопросов; реальное оппонирование/защита не заявлены.</w:t>
+      </w:r>
+    </w:p>
+    <w:p>
+      <w:r>
+        <w:t>Итоговое решение по полному ревью Никиты: на доработку. Подтверждён сильный локальный вклад в Intake/StripeSignature, тестирование, mutation evidence, документацию и CI-маршрут. Не подтверждены общий вклад в HIT-8, личные эксперименты NATS/Kafka, Docker/БД-инфраструктура и code review коллег. Статус не является оценкой преподавателя и не означает merge или formal acceptance.</w:t>
       </w:r>
     </w:p>
     <w:p>
